--- a/teaching_doc/案例报告.docx
+++ b/teaching_doc/案例报告.docx
@@ -1703,8 +1703,361 @@
           <w:b w:val="0"/>
           <w:sz w:val="24"/>
         </w:rPr>
-        <w:t>：[0.5,0.6) 桶 58.3%（446 条）、[0.6,0.7) 桶 50.9%（709 条）、[0.7,0.8) 桶 54.3%（746 条）、[0.8,0.9) 桶 54.1%（712 条）、[0.9,1.0) 桶 54.0%（4214 条，占 61%）。</w:t>
+        <w:t>：</w:t>
       </w:r>
+    </w:p>
+    <w:p>
+      <w:pPr>
+        <w:spacing w:before="120" w:after="60"/>
+      </w:pPr>
+      <w:r>
+        <w:rPr>
+          <w:rFonts w:ascii="Times New Roman" w:hAnsi="Times New Roman" w:eastAsia="黑体"/>
+          <w:b/>
+          <w:color w:val="1D4ED8"/>
+          <w:sz w:val="21"/>
+        </w:rPr>
+        <w:t>表 1　置信度校准分桶（全样本；其余 83 条信号置信度低于 0.5，不在分桶内）</w:t>
+      </w:r>
+    </w:p>
+    <w:tbl>
+      <w:tblPr>
+        <w:tblStyle w:val="TableGrid"/>
+        <w:tblW w:type="auto" w:w="0"/>
+        <w:jc w:val="center"/>
+        <w:tblLook w:firstColumn="1" w:firstRow="1" w:lastColumn="0" w:lastRow="0" w:noHBand="0" w:noVBand="1" w:val="04A0"/>
+      </w:tblPr>
+      <w:tblGrid>
+        <w:gridCol w:w="1662"/>
+        <w:gridCol w:w="1662"/>
+        <w:gridCol w:w="1662"/>
+        <w:gridCol w:w="1662"/>
+        <w:gridCol w:w="1662"/>
+        <w:gridCol w:w="1662"/>
+      </w:tblGrid>
+      <w:tr>
+        <w:tc>
+          <w:tcPr>
+            <w:tcW w:type="dxa" w:w="2041"/>
+            <w:shd w:val="clear" w:color="auto" w:fill="E2E8F0"/>
+          </w:tcPr>
+          <w:p>
+            <w:pPr>
+              <w:jc w:val="center"/>
+            </w:pPr>
+            <w:r/>
+            <w:r>
+              <w:rPr>
+                <w:rFonts w:ascii="Times New Roman" w:hAnsi="Times New Roman" w:eastAsia="黑体"/>
+                <w:b/>
+                <w:sz w:val="20"/>
+              </w:rPr>
+              <w:t>置信度桶</w:t>
+            </w:r>
+          </w:p>
+        </w:tc>
+        <w:tc>
+          <w:tcPr>
+            <w:tcW w:type="dxa" w:w="1361"/>
+            <w:shd w:val="clear" w:color="auto" w:fill="E2E8F0"/>
+          </w:tcPr>
+          <w:p>
+            <w:pPr>
+              <w:jc w:val="center"/>
+            </w:pPr>
+            <w:r/>
+            <w:r>
+              <w:rPr>
+                <w:rFonts w:ascii="Times New Roman" w:hAnsi="Times New Roman" w:eastAsia="黑体"/>
+                <w:b/>
+                <w:sz w:val="20"/>
+              </w:rPr>
+              <w:t>[0.5,0.6)</w:t>
+            </w:r>
+          </w:p>
+        </w:tc>
+        <w:tc>
+          <w:tcPr>
+            <w:tcW w:type="dxa" w:w="1361"/>
+            <w:shd w:val="clear" w:color="auto" w:fill="E2E8F0"/>
+          </w:tcPr>
+          <w:p>
+            <w:pPr>
+              <w:jc w:val="center"/>
+            </w:pPr>
+            <w:r/>
+            <w:r>
+              <w:rPr>
+                <w:rFonts w:ascii="Times New Roman" w:hAnsi="Times New Roman" w:eastAsia="黑体"/>
+                <w:b/>
+                <w:sz w:val="20"/>
+              </w:rPr>
+              <w:t>[0.6,0.7)</w:t>
+            </w:r>
+          </w:p>
+        </w:tc>
+        <w:tc>
+          <w:tcPr>
+            <w:tcW w:type="dxa" w:w="1361"/>
+            <w:shd w:val="clear" w:color="auto" w:fill="E2E8F0"/>
+          </w:tcPr>
+          <w:p>
+            <w:pPr>
+              <w:jc w:val="center"/>
+            </w:pPr>
+            <w:r/>
+            <w:r>
+              <w:rPr>
+                <w:rFonts w:ascii="Times New Roman" w:hAnsi="Times New Roman" w:eastAsia="黑体"/>
+                <w:b/>
+                <w:sz w:val="20"/>
+              </w:rPr>
+              <w:t>[0.7,0.8)</w:t>
+            </w:r>
+          </w:p>
+        </w:tc>
+        <w:tc>
+          <w:tcPr>
+            <w:tcW w:type="dxa" w:w="1361"/>
+            <w:shd w:val="clear" w:color="auto" w:fill="E2E8F0"/>
+          </w:tcPr>
+          <w:p>
+            <w:pPr>
+              <w:jc w:val="center"/>
+            </w:pPr>
+            <w:r/>
+            <w:r>
+              <w:rPr>
+                <w:rFonts w:ascii="Times New Roman" w:hAnsi="Times New Roman" w:eastAsia="黑体"/>
+                <w:b/>
+                <w:sz w:val="20"/>
+              </w:rPr>
+              <w:t>[0.8,0.9)</w:t>
+            </w:r>
+          </w:p>
+        </w:tc>
+        <w:tc>
+          <w:tcPr>
+            <w:tcW w:type="dxa" w:w="1701"/>
+            <w:shd w:val="clear" w:color="auto" w:fill="E2E8F0"/>
+          </w:tcPr>
+          <w:p>
+            <w:pPr>
+              <w:jc w:val="center"/>
+            </w:pPr>
+            <w:r/>
+            <w:r>
+              <w:rPr>
+                <w:rFonts w:ascii="Times New Roman" w:hAnsi="Times New Roman" w:eastAsia="黑体"/>
+                <w:b/>
+                <w:sz w:val="20"/>
+              </w:rPr>
+              <w:t>[0.9,1.0)</w:t>
+            </w:r>
+          </w:p>
+        </w:tc>
+      </w:tr>
+      <w:tr>
+        <w:tc>
+          <w:tcPr>
+            <w:tcW w:type="dxa" w:w="2041"/>
+          </w:tcPr>
+          <w:p>
+            <w:r/>
+            <w:r>
+              <w:rPr>
+                <w:rFonts w:ascii="Times New Roman" w:hAnsi="Times New Roman" w:eastAsia="宋体"/>
+                <w:b w:val="0"/>
+                <w:sz w:val="20"/>
+              </w:rPr>
+              <w:t>信号数</w:t>
+            </w:r>
+          </w:p>
+        </w:tc>
+        <w:tc>
+          <w:tcPr>
+            <w:tcW w:type="dxa" w:w="1361"/>
+          </w:tcPr>
+          <w:p>
+            <w:r/>
+            <w:r>
+              <w:rPr>
+                <w:rFonts w:ascii="Times New Roman" w:hAnsi="Times New Roman" w:eastAsia="宋体"/>
+                <w:b w:val="0"/>
+                <w:sz w:val="20"/>
+              </w:rPr>
+              <w:t>446</w:t>
+            </w:r>
+          </w:p>
+        </w:tc>
+        <w:tc>
+          <w:tcPr>
+            <w:tcW w:type="dxa" w:w="1361"/>
+          </w:tcPr>
+          <w:p>
+            <w:r/>
+            <w:r>
+              <w:rPr>
+                <w:rFonts w:ascii="Times New Roman" w:hAnsi="Times New Roman" w:eastAsia="宋体"/>
+                <w:b w:val="0"/>
+                <w:sz w:val="20"/>
+              </w:rPr>
+              <w:t>709</w:t>
+            </w:r>
+          </w:p>
+        </w:tc>
+        <w:tc>
+          <w:tcPr>
+            <w:tcW w:type="dxa" w:w="1361"/>
+          </w:tcPr>
+          <w:p>
+            <w:r/>
+            <w:r>
+              <w:rPr>
+                <w:rFonts w:ascii="Times New Roman" w:hAnsi="Times New Roman" w:eastAsia="宋体"/>
+                <w:b w:val="0"/>
+                <w:sz w:val="20"/>
+              </w:rPr>
+              <w:t>746</w:t>
+            </w:r>
+          </w:p>
+        </w:tc>
+        <w:tc>
+          <w:tcPr>
+            <w:tcW w:type="dxa" w:w="1361"/>
+          </w:tcPr>
+          <w:p>
+            <w:r/>
+            <w:r>
+              <w:rPr>
+                <w:rFonts w:ascii="Times New Roman" w:hAnsi="Times New Roman" w:eastAsia="宋体"/>
+                <w:b w:val="0"/>
+                <w:sz w:val="20"/>
+              </w:rPr>
+              <w:t>712</w:t>
+            </w:r>
+          </w:p>
+        </w:tc>
+        <w:tc>
+          <w:tcPr>
+            <w:tcW w:type="dxa" w:w="1701"/>
+          </w:tcPr>
+          <w:p>
+            <w:r/>
+            <w:r>
+              <w:rPr>
+                <w:rFonts w:ascii="Times New Roman" w:hAnsi="Times New Roman" w:eastAsia="宋体"/>
+                <w:b w:val="0"/>
+                <w:sz w:val="20"/>
+              </w:rPr>
+              <w:t>4214（占 61%）</w:t>
+            </w:r>
+          </w:p>
+        </w:tc>
+      </w:tr>
+      <w:tr>
+        <w:tc>
+          <w:tcPr>
+            <w:tcW w:type="dxa" w:w="2041"/>
+          </w:tcPr>
+          <w:p>
+            <w:r/>
+            <w:r>
+              <w:rPr>
+                <w:rFonts w:ascii="Times New Roman" w:hAnsi="Times New Roman" w:eastAsia="宋体"/>
+                <w:b w:val="0"/>
+                <w:sz w:val="20"/>
+              </w:rPr>
+              <w:t>真实方向命中率</w:t>
+            </w:r>
+          </w:p>
+        </w:tc>
+        <w:tc>
+          <w:tcPr>
+            <w:tcW w:type="dxa" w:w="1361"/>
+          </w:tcPr>
+          <w:p>
+            <w:r/>
+            <w:r>
+              <w:rPr>
+                <w:rFonts w:ascii="Times New Roman" w:hAnsi="Times New Roman" w:eastAsia="宋体"/>
+                <w:b w:val="0"/>
+                <w:sz w:val="20"/>
+              </w:rPr>
+              <w:t>58.3%</w:t>
+            </w:r>
+          </w:p>
+        </w:tc>
+        <w:tc>
+          <w:tcPr>
+            <w:tcW w:type="dxa" w:w="1361"/>
+          </w:tcPr>
+          <w:p>
+            <w:r/>
+            <w:r>
+              <w:rPr>
+                <w:rFonts w:ascii="Times New Roman" w:hAnsi="Times New Roman" w:eastAsia="宋体"/>
+                <w:b w:val="0"/>
+                <w:sz w:val="20"/>
+              </w:rPr>
+              <w:t>50.9%</w:t>
+            </w:r>
+          </w:p>
+        </w:tc>
+        <w:tc>
+          <w:tcPr>
+            <w:tcW w:type="dxa" w:w="1361"/>
+          </w:tcPr>
+          <w:p>
+            <w:r/>
+            <w:r>
+              <w:rPr>
+                <w:rFonts w:ascii="Times New Roman" w:hAnsi="Times New Roman" w:eastAsia="宋体"/>
+                <w:b w:val="0"/>
+                <w:sz w:val="20"/>
+              </w:rPr>
+              <w:t>54.3%</w:t>
+            </w:r>
+          </w:p>
+        </w:tc>
+        <w:tc>
+          <w:tcPr>
+            <w:tcW w:type="dxa" w:w="1361"/>
+          </w:tcPr>
+          <w:p>
+            <w:r/>
+            <w:r>
+              <w:rPr>
+                <w:rFonts w:ascii="Times New Roman" w:hAnsi="Times New Roman" w:eastAsia="宋体"/>
+                <w:b w:val="0"/>
+                <w:sz w:val="20"/>
+              </w:rPr>
+              <w:t>54.1%</w:t>
+            </w:r>
+          </w:p>
+        </w:tc>
+        <w:tc>
+          <w:tcPr>
+            <w:tcW w:type="dxa" w:w="1701"/>
+          </w:tcPr>
+          <w:p>
+            <w:r/>
+            <w:r>
+              <w:rPr>
+                <w:rFonts w:ascii="Times New Roman" w:hAnsi="Times New Roman" w:eastAsia="宋体"/>
+                <w:b w:val="0"/>
+                <w:sz w:val="20"/>
+              </w:rPr>
+              <w:t>54.0%</w:t>
+            </w:r>
+          </w:p>
+        </w:tc>
+      </w:tr>
+    </w:tbl>
+    <w:p>
+      <w:pPr>
+        <w:spacing w:after="40"/>
+      </w:pPr>
     </w:p>
     <w:p>
       <w:pPr>
@@ -2381,6 +2734,61 @@
     </w:p>
     <w:p>
       <w:pPr>
+        <w:spacing w:before="120" w:after="40"/>
+        <w:jc w:val="center"/>
+      </w:pPr>
+      <w:r>
+        <w:drawing>
+          <wp:inline xmlns:a="http://schemas.openxmlformats.org/drawingml/2006/main" xmlns:pic="http://schemas.openxmlformats.org/drawingml/2006/picture">
+            <wp:extent cx="5616000" cy="2918117"/>
+            <wp:docPr id="1" name="Picture 1"/>
+            <wp:cNvGraphicFramePr>
+              <a:graphicFrameLocks noChangeAspect="1"/>
+            </wp:cNvGraphicFramePr>
+            <a:graphic>
+              <a:graphicData uri="http://schemas.openxmlformats.org/drawingml/2006/picture">
+                <pic:pic>
+                  <pic:nvPicPr>
+                    <pic:cNvPr id="0" name="report_fig1_nav.png"/>
+                    <pic:cNvPicPr/>
+                  </pic:nvPicPr>
+                  <pic:blipFill>
+                    <a:blip r:embed="rId9"/>
+                    <a:stretch>
+                      <a:fillRect/>
+                    </a:stretch>
+                  </pic:blipFill>
+                  <pic:spPr>
+                    <a:xfrm>
+                      <a:off x="0" y="0"/>
+                      <a:ext cx="5616000" cy="2918117"/>
+                    </a:xfrm>
+                    <a:prstGeom prst="rect"/>
+                  </pic:spPr>
+                </pic:pic>
+              </a:graphicData>
+            </a:graphic>
+          </wp:inline>
+        </w:drawing>
+      </w:r>
+    </w:p>
+    <w:p>
+      <w:pPr>
+        <w:spacing w:after="160"/>
+        <w:jc w:val="center"/>
+      </w:pPr>
+      <w:r>
+        <w:rPr>
+          <w:rFonts w:ascii="Times New Roman" w:hAnsi="Times New Roman" w:eastAsia="黑体"/>
+          <w:b w:val="0"/>
+          <w:color w:val="475569"/>
+          <w:sz w:val="20"/>
+        </w:rPr>
+        <w:t>图 1　固定 AI 信号、不同仓位规则下的组合累计净值（虚线为样本外起点；数据截至 2025-10-28）</w:t>
+      </w:r>
+    </w:p>
+    <w:p>
+      <w:pPr>
         <w:spacing w:before="200" w:after="80"/>
       </w:pPr>
       <w:r>
@@ -2474,6 +2882,61 @@
           <w:sz w:val="25"/>
         </w:rPr>
         <w:t>牛市里嫌它贵、回撤来临时谢它还在的风险预算，是账户里真正的安全带——保费看得见的年份，恰是它最便宜的年份。</w:t>
+      </w:r>
+    </w:p>
+    <w:p>
+      <w:pPr>
+        <w:spacing w:before="120" w:after="40"/>
+        <w:jc w:val="center"/>
+      </w:pPr>
+      <w:r>
+        <w:drawing>
+          <wp:inline xmlns:a="http://schemas.openxmlformats.org/drawingml/2006/main" xmlns:pic="http://schemas.openxmlformats.org/drawingml/2006/picture">
+            <wp:extent cx="5616000" cy="2419200"/>
+            <wp:docPr id="2" name="Picture 2"/>
+            <wp:cNvGraphicFramePr>
+              <a:graphicFrameLocks noChangeAspect="1"/>
+            </wp:cNvGraphicFramePr>
+            <a:graphic>
+              <a:graphicData uri="http://schemas.openxmlformats.org/drawingml/2006/picture">
+                <pic:pic>
+                  <pic:nvPicPr>
+                    <pic:cNvPr id="0" name="report_fig2_dd.png"/>
+                    <pic:cNvPicPr/>
+                  </pic:nvPicPr>
+                  <pic:blipFill>
+                    <a:blip r:embed="rId10"/>
+                    <a:stretch>
+                      <a:fillRect/>
+                    </a:stretch>
+                  </pic:blipFill>
+                  <pic:spPr>
+                    <a:xfrm>
+                      <a:off x="0" y="0"/>
+                      <a:ext cx="5616000" cy="2419200"/>
+                    </a:xfrm>
+                    <a:prstGeom prst="rect"/>
+                  </pic:spPr>
+                </pic:pic>
+              </a:graphicData>
+            </a:graphic>
+          </wp:inline>
+        </w:drawing>
+      </w:r>
+    </w:p>
+    <w:p>
+      <w:pPr>
+        <w:spacing w:after="160"/>
+        <w:jc w:val="center"/>
+      </w:pPr>
+      <w:r>
+        <w:rPr>
+          <w:rFonts w:ascii="Times New Roman" w:hAnsi="Times New Roman" w:eastAsia="黑体"/>
+          <w:b w:val="0"/>
+          <w:color w:val="475569"/>
+          <w:sz w:val="20"/>
+        </w:rPr>
+        <w:t>图 2　三组组合回撤曲线与 -6% 风险预算干预线（数据截至 2025-10-28）</w:t>
       </w:r>
     </w:p>
     <w:p>
@@ -3011,6 +3474,61 @@
     </w:p>
     <w:p>
       <w:pPr>
+        <w:spacing w:before="120" w:after="40"/>
+        <w:jc w:val="center"/>
+      </w:pPr>
+      <w:r>
+        <w:drawing>
+          <wp:inline xmlns:a="http://schemas.openxmlformats.org/drawingml/2006/main" xmlns:pic="http://schemas.openxmlformats.org/drawingml/2006/picture">
+            <wp:extent cx="5616000" cy="2608914"/>
+            <wp:docPr id="3" name="Picture 3"/>
+            <wp:cNvGraphicFramePr>
+              <a:graphicFrameLocks noChangeAspect="1"/>
+            </wp:cNvGraphicFramePr>
+            <a:graphic>
+              <a:graphicData uri="http://schemas.openxmlformats.org/drawingml/2006/picture">
+                <pic:pic>
+                  <pic:nvPicPr>
+                    <pic:cNvPr id="0" name="report_fig3_sens.png"/>
+                    <pic:cNvPicPr/>
+                  </pic:nvPicPr>
+                  <pic:blipFill>
+                    <a:blip r:embed="rId11"/>
+                    <a:stretch>
+                      <a:fillRect/>
+                    </a:stretch>
+                  </pic:blipFill>
+                  <pic:spPr>
+                    <a:xfrm>
+                      <a:off x="0" y="0"/>
+                      <a:ext cx="5616000" cy="2608914"/>
+                    </a:xfrm>
+                    <a:prstGeom prst="rect"/>
+                  </pic:spPr>
+                </pic:pic>
+              </a:graphicData>
+            </a:graphic>
+          </wp:inline>
+        </w:drawing>
+      </w:r>
+    </w:p>
+    <w:p>
+      <w:pPr>
+        <w:spacing w:after="160"/>
+        <w:jc w:val="center"/>
+      </w:pPr>
+      <w:r>
+        <w:rPr>
+          <w:rFonts w:ascii="Times New Roman" w:hAnsi="Times New Roman" w:eastAsia="黑体"/>
+          <w:b w:val="0"/>
+          <w:color w:val="475569"/>
+          <w:sz w:val="20"/>
+        </w:rPr>
+        <w:t>图 3　仓位规模敏感性：凯利缩放系数 × 回撤干预（全样本，含反事实情形；数据截至 2025-10-28）</w:t>
+      </w:r>
+    </w:p>
+    <w:p>
+      <w:pPr>
         <w:spacing w:before="360" w:after="160"/>
         <w:pBdr>
           <w:bottom w:val="single" w:sz="12" w:space="2" w:color="0F172A"/>

--- a/teaching_doc/案例报告.docx
+++ b/teaching_doc/案例报告.docx
@@ -4,55 +4,138 @@
   <w:body>
     <w:p>
       <w:pPr>
-        <w:spacing w:before="1800"/>
-      </w:pPr>
-    </w:p>
-    <w:p>
-      <w:pPr>
-        <w:jc w:val="center"/>
-      </w:pPr>
-      <w:r>
-        <w:rPr>
-          <w:rFonts w:ascii="Times New Roman" w:hAnsi="Times New Roman" w:eastAsia="黑体"/>
-          <w:b w:val="0"/>
-          <w:color w:val="475569"/>
-          <w:sz w:val="26"/>
-        </w:rPr>
-        <w:t>智享杯 · 全国大学生经济管理类实验案例分析大赛（学生赛区）</w:t>
-      </w:r>
-    </w:p>
-    <w:p>
-      <w:pPr>
-        <w:spacing w:before="480"/>
+        <w:spacing w:before="120" w:after="80"/>
         <w:jc w:val="center"/>
       </w:pPr>
       <w:r>
         <w:rPr>
           <w:rFonts w:ascii="Times New Roman" w:hAnsi="Times New Roman" w:eastAsia="黑体"/>
           <w:b/>
-          <w:color w:val="0F172A"/>
-          <w:sz w:val="60"/>
+          <w:sz w:val="32"/>
         </w:rPr>
-        <w:t>实验案例分析报告</w:t>
+        <w:t>AI 选股信号该配多大仓位？</w:t>
       </w:r>
     </w:p>
     <w:p>
       <w:pPr>
-        <w:spacing w:before="280"/>
+        <w:spacing w:after="200"/>
         <w:jc w:val="center"/>
       </w:pPr>
       <w:r>
         <w:rPr>
           <w:rFonts w:ascii="Times New Roman" w:hAnsi="Times New Roman" w:eastAsia="黑体"/>
           <w:b/>
-          <w:sz w:val="38"/>
+          <w:sz w:val="28"/>
         </w:rPr>
-        <w:t>AI 选股信号该配多大仓位？</w:t>
+        <w:t>——虚拟仿真下的风险预算干预实验</w:t>
       </w:r>
     </w:p>
     <w:p>
       <w:pPr>
-        <w:jc w:val="center"/>
+        <w:spacing w:line="360" w:lineRule="auto"/>
+      </w:pPr>
+      <w:r>
+        <w:rPr>
+          <w:rFonts w:ascii="Times New Roman" w:hAnsi="Times New Roman" w:eastAsia="黑体"/>
+          <w:b/>
+          <w:sz w:val="24"/>
+        </w:rPr>
+        <w:t>摘要：</w:t>
+      </w:r>
+    </w:p>
+    <w:p>
+      <w:pPr>
+        <w:spacing w:after="0" w:line="360" w:lineRule="auto"/>
+      </w:pPr>
+      <w:r>
+        <w:rPr>
+          <w:rFonts w:ascii="Times New Roman" w:hAnsi="Times New Roman" w:eastAsia="宋体"/>
+          <w:b w:val="0"/>
+          <w:sz w:val="24"/>
+        </w:rPr>
+        <w:t>大模型投研工作台每日输出买/卖观点与置信度，但“信号配多大仓位”这一直接决定账户损益与回撤的转化环节，长期缺乏可训练、可考核、可复现的实验环境。本文构建虚拟仿真条件下的受控对照实验：以 28 只沪深大盘蓝筹 2024-01-02 至 2025-10-28 共 410 个交易日的真实公开行情为沙盘，以固定随机种子（20261029）透明注入 6910 条 AI 选股信号，在统一硬约束（单边成本 5bp、个股上限 20%、总仓上限 100%、回撤预算 -6%）下比较多策略对照（满仓等权 A、置信度分档 B、1/4 凯利+回撤干预 C），并依次实施样本外检验、参数敏感性与反事实分析。结果表明：置信度均值 0.871 而真实命中率约 54% 且分桶无单调性，校准失败的置信度不能驱动仓位；交易成本是仓位决策的一等公民（A 组年化成本拖累 8.8%，C 组 4.3%）；风险预算干预是有条件的保险，其价值随仓位规模上升而显现。拓展分析进一步发现：策略排序是成本的函数，单边成本升至 10bp 时 C 组夏普反超 A、B 组；对置信度做样本内分桶再校准可将样本外平均校准误差从 0.221 降至 0.089，但桶间区分度不变——“校准能修复模型说的，修不了模型知的”。全部结果可由所附代码一键复现。</w:t>
+      </w:r>
+    </w:p>
+    <w:p>
+      <w:pPr>
+        <w:spacing w:after="200" w:line="360" w:lineRule="auto"/>
+      </w:pPr>
+      <w:r>
+        <w:rPr>
+          <w:rFonts w:ascii="Times New Roman" w:hAnsi="Times New Roman" w:eastAsia="黑体"/>
+          <w:b/>
+          <w:sz w:val="24"/>
+        </w:rPr>
+        <w:t>关键词</w:t>
+      </w:r>
+    </w:p>
+    <w:p>
+      <w:pPr>
+        <w:spacing w:after="240" w:line="360" w:lineRule="auto"/>
+      </w:pPr>
+    </w:p>
+    <w:p>
+      <w:pPr>
+        <w:spacing w:after="0" w:line="360" w:lineRule="auto"/>
+      </w:pPr>
+      <w:r>
+        <w:rPr>
+          <w:rFonts w:ascii="Times New Roman" w:hAnsi="Times New Roman" w:eastAsia="宋体"/>
+          <w:b w:val="0"/>
+          <w:sz w:val="24"/>
+        </w:rPr>
+        <w:t>仓位决策；风险预算；置信度校准；受控对照实验；交易成本；虚拟仿真</w:t>
+      </w:r>
+    </w:p>
+    <w:p>
+      <w:pPr>
+        <w:spacing w:line="360" w:lineRule="auto"/>
+      </w:pPr>
+      <w:r>
+        <w:rPr>
+          <w:rFonts w:ascii="Times New Roman" w:hAnsi="Times New Roman" w:eastAsia="黑体"/>
+          <w:b/>
+          <w:sz w:val="24"/>
+        </w:rPr>
+        <w:t>Abstract</w:t>
+      </w:r>
+    </w:p>
+    <w:p>
+      <w:pPr>
+        <w:spacing w:after="0" w:line="360" w:lineRule="auto"/>
+      </w:pPr>
+      <w:r>
+        <w:rPr>
+          <w:rFonts w:ascii="Times New Roman" w:hAnsi="Times New Roman" w:eastAsia="宋体"/>
+          <w:b w:val="0"/>
+          <w:color w:val="475569"/>
+          <w:sz w:val="24"/>
+        </w:rPr>
+        <w:t>Large language model research platforms now emit daily buy/sell calls with confidence scores, yet the mapping from signals to position sizes—the last mile of the AI-driven decision chain—remains untrained. We build a controlled virtual-simulation experiment: 410 trading days of real, publicly verifiable quotes for 28 CSI large-cap stocks, into which 6,910 transparently simulated AI signals (fixed seed 20261029) are injected. Three position-sizing rules—full equal-weight (A), confidence-tiered (B), and quarter-Kelly with drawdown intervention (C)—are compared under identical hard constraints (5bp cost, 20% single-stock cap, 100% gross cap, -6% drawdown budget), with out-of-sample validation, parameter sensitivity, counterfactual analysis and a full reproducibility chain. Confidence proves poorly calibrated (mean 0.871 versus about 54% realized accuracy), transaction cost emerges as a first-class citizen (8.8% annual drag for A versus 4.3% for C), and risk-budget intervention behaves as priced insurance whose value rises with position scale. Two extensions sharpen the lessons: a cost scan shows the strategy ranking inverts at 10bp, and a recalibration loop (in-sample bucket rates applied out-of-sample) cuts mean calibration error from 0.221 to 0.089 while leaving bucket-level discrimination unchanged—calibration fixes what the model says, not what it knows.</w:t>
+      </w:r>
+    </w:p>
+    <w:p>
+      <w:pPr>
+        <w:spacing w:after="200"/>
+      </w:pPr>
+    </w:p>
+    <w:p>
+      <w:pPr>
+        <w:spacing w:after="0" w:line="360" w:lineRule="auto"/>
+      </w:pPr>
+      <w:r>
+        <w:rPr>
+          <w:rFonts w:ascii="Times New Roman" w:hAnsi="Times New Roman" w:eastAsia="宋体"/>
+          <w:b w:val="0"/>
+          <w:color w:val="475569"/>
+          <w:sz w:val="24"/>
+        </w:rPr>
+        <w:t>Keywords: position sizing; risk budgeting; confidence calibration; controlled experiment; transaction cost; virtual simulation</w:t>
+      </w:r>
+    </w:p>
+    <w:p>
+      <w:pPr>
+        <w:spacing w:before="320" w:after="160" w:line="360" w:lineRule="auto"/>
       </w:pPr>
       <w:r>
         <w:rPr>
@@ -60,63 +143,25 @@
           <w:b/>
           <w:sz w:val="30"/>
         </w:rPr>
-        <w:t>——虚拟仿真下的风险预算干预实验</w:t>
+        <w:t>1　引言</w:t>
       </w:r>
     </w:p>
     <w:p>
       <w:pPr>
-        <w:spacing w:before="520"/>
-        <w:jc w:val="center"/>
-      </w:pPr>
-      <w:r>
-        <w:rPr>
-          <w:rFonts w:ascii="Times New Roman" w:hAnsi="Times New Roman" w:eastAsia="宋体"/>
-          <w:b w:val="0"/>
-          <w:color w:val="475569"/>
-          <w:sz w:val="23"/>
-        </w:rPr>
-        <w:t>关键词：仓位决策；风险预算；置信度校准；受控对照实验；虚拟仿真</w:t>
-      </w:r>
-    </w:p>
-    <w:p>
-      <w:pPr>
-        <w:jc w:val="center"/>
-      </w:pPr>
-      <w:r>
-        <w:rPr>
-          <w:rFonts w:ascii="Times New Roman" w:hAnsi="Times New Roman" w:eastAsia="宋体"/>
-          <w:b w:val="0"/>
-          <w:color w:val="475569"/>
-          <w:sz w:val="22"/>
-        </w:rPr>
-        <w:t>数据区间：2024-01-02 至 2025-10-28（数据截至 data_cutoff = 2025-10-28）</w:t>
-      </w:r>
-    </w:p>
-    <w:p>
-      <w:r>
-        <w:br w:type="page"/>
-      </w:r>
-    </w:p>
-    <w:p>
-      <w:pPr>
-        <w:spacing w:before="360" w:after="160"/>
-        <w:pBdr>
-          <w:bottom w:val="single" w:sz="12" w:space="2" w:color="0F172A"/>
-        </w:pBdr>
+        <w:spacing w:before="200" w:after="80" w:line="360" w:lineRule="auto"/>
       </w:pPr>
       <w:r>
         <w:rPr>
           <w:rFonts w:ascii="Times New Roman" w:hAnsi="Times New Roman" w:eastAsia="黑体"/>
           <w:b/>
-          <w:color w:val="0F172A"/>
-          <w:sz w:val="32"/>
+          <w:sz w:val="26"/>
         </w:rPr>
-        <w:t>摘要</w:t>
+        <w:t>1.1　研究背景：AI 投研链条上的“最后一厘米”</w:t>
       </w:r>
     </w:p>
     <w:p>
       <w:pPr>
-        <w:spacing w:after="80" w:line="312" w:lineRule="auto"/>
+        <w:spacing w:after="0" w:line="360" w:lineRule="auto"/>
         <w:ind w:firstLine="480"/>
       </w:pPr>
       <w:r>
@@ -125,58 +170,25 @@
           <w:b w:val="0"/>
           <w:sz w:val="24"/>
         </w:rPr>
-        <w:t>大模型投研工作台每日输出买/卖观点与置信度，但“信号配多大仓位”这一决定账户损益与回撤的环节，长期缺乏可训练、可考核、可复现的实验环境。本报告在虚拟仿真条件下构建受控对照实验：以 28 只沪深大盘蓝筹 2024-01-02 至 2025-10-28 共 410 个交易日的真实公开行情为沙盘，以固定种子（20261029）透明注入 6910 条 AI 选股信号，冻结信号与硬约束（单边成本 5bp、个股上限 20%、总仓上限 100%、回撤预算 -6%），仅变动“信号→仓位”转化规则，比较多策略对照（满仓等权 A、置信度分档 B、1/4 凯利+回撤干预 C），并依次实施样本外检验、参数敏感性与反事实分析。结果显示：校准失败的置信度不能驱动仓位（B 组与 A 组几乎重合）；交易成本是仓位规则的一等公民（A 组年化成本拖累 8.8%，C 组 4.3%）；风险预算干预是有条件的保险，其价值随仓位规模显现。全部结果可由所附代码一键复现。</w:t>
+        <w:t>证券公司、基金公司正在批量引入大模型投研工作台：每日对数百只标的输出看多/看空观点与置信度，AI 生成的信号已成投研流程的标准输入。信号“准不准”已被大量研究讨论，但信号“配多大仓位”——从信号到资金的转化规则——才直接决定账户损益与回撤，而这一环节在现实中长期依赖交易员临场经验，缺乏可训练、可考核、可复现的实验环境。从决策链的构成看，AI 的输出处在“信号生成”环节，其与最终交易决策的拟合程度取决于“信号→仓位”的转化规则设计：方向与置信度经仓位规则直接决定组合权重，移除信号则决策链失效；人工不介入逐笔判断，仅设定换手率、集中度与回撤预算等硬约束；每一笔决策都可回溯至信号生成规则（种子固定）与模型原始输出（置信度）。</w:t>
       </w:r>
     </w:p>
     <w:p>
       <w:pPr>
-        <w:spacing w:after="80" w:line="312" w:lineRule="auto"/>
-        <w:ind w:firstLine="480"/>
-      </w:pPr>
-      <w:r>
-        <w:rPr>
-          <w:rFonts w:ascii="Times New Roman" w:hAnsi="Times New Roman" w:eastAsia="宋体"/>
-          <w:b w:val="0"/>
-          <w:color w:val="475569"/>
-          <w:sz w:val="21"/>
-        </w:rPr>
-        <w:t>免责声明：本报告为教学演示文本，所有阈值与参数均为实验设定，不构成任何投资建议。</w:t>
-      </w:r>
-    </w:p>
-    <w:p>
-      <w:pPr>
-        <w:spacing w:before="360" w:after="160"/>
-        <w:pBdr>
-          <w:bottom w:val="single" w:sz="12" w:space="2" w:color="0F172A"/>
-        </w:pBdr>
+        <w:spacing w:before="200" w:after="80" w:line="360" w:lineRule="auto"/>
       </w:pPr>
       <w:r>
         <w:rPr>
           <w:rFonts w:ascii="Times New Roman" w:hAnsi="Times New Roman" w:eastAsia="黑体"/>
           <w:b/>
-          <w:color w:val="0F172A"/>
-          <w:sz w:val="32"/>
+          <w:sz w:val="26"/>
         </w:rPr>
-        <w:t>一、　问题提出</w:t>
+        <w:t>1.2　研究问题</w:t>
       </w:r>
     </w:p>
     <w:p>
       <w:pPr>
-        <w:spacing w:before="200" w:after="80"/>
-      </w:pPr>
-      <w:r>
-        <w:rPr>
-          <w:rFonts w:ascii="Times New Roman" w:hAnsi="Times New Roman" w:eastAsia="黑体"/>
-          <w:b/>
-          <w:color w:val="1D4ED8"/>
-          <w:sz w:val="27"/>
-        </w:rPr>
-        <w:t>1.1　背景：AI 投研链条上的“最后一厘米”</w:t>
-      </w:r>
-    </w:p>
-    <w:p>
-      <w:pPr>
-        <w:spacing w:after="80" w:line="312" w:lineRule="auto"/>
+        <w:spacing w:after="0" w:line="360" w:lineRule="auto"/>
         <w:ind w:firstLine="480"/>
       </w:pPr>
       <w:r>
@@ -185,28 +197,25 @@
           <w:b w:val="0"/>
           <w:sz w:val="24"/>
         </w:rPr>
-        <w:t>证券公司、基金公司正在批量引入大模型投研工作台：每日对数百只标的给出看多/看空观点与置信度。信号“准不准”已被大量研究讨论，但</w:t>
-      </w:r>
-      <w:r>
-        <w:rPr>
-          <w:rFonts w:ascii="Times New Roman" w:hAnsi="Times New Roman" w:eastAsia="宋体"/>
-          <w:b/>
-          <w:sz w:val="24"/>
-        </w:rPr>
-        <w:t>信号“配多大仓位”——从信号到资金之间的转化规则——才是直接决定账户损益与回撤的环节</w:t>
-      </w:r>
-      <w:r>
-        <w:rPr>
-          <w:rFonts w:ascii="Times New Roman" w:hAnsi="Times New Roman" w:eastAsia="宋体"/>
-          <w:b w:val="0"/>
-          <w:sz w:val="24"/>
-        </w:rPr>
-        <w:t>。现实中，这一环节往往依赖交易员临场经验，缺乏可训练、可考核、可复现的实验环境。</w:t>
+        <w:t>本文回答三个递进的问题：其一（转化），同一组 AI 信号在不同的仓位规则下，会产生多大差异的风险形态与成本结构？其二（校准），AI 输出的置信度是否具备直接驱动仓位的校准质量，若不足，工程上的再校准能否补救？其三（干预），风险预算干预在不同仓位规模下价值几何，回撤预算线设在哪里最合理？</w:t>
       </w:r>
     </w:p>
     <w:p>
       <w:pPr>
-        <w:spacing w:after="80" w:line="312" w:lineRule="auto"/>
+        <w:spacing w:before="200" w:after="80" w:line="360" w:lineRule="auto"/>
+      </w:pPr>
+      <w:r>
+        <w:rPr>
+          <w:rFonts w:ascii="Times New Roman" w:hAnsi="Times New Roman" w:eastAsia="黑体"/>
+          <w:b/>
+          <w:sz w:val="26"/>
+        </w:rPr>
+        <w:t>1.3　研究贡献</w:t>
+      </w:r>
+    </w:p>
+    <w:p>
+      <w:pPr>
+        <w:spacing w:after="0" w:line="360" w:lineRule="auto"/>
         <w:ind w:firstLine="480"/>
       </w:pPr>
       <w:r>
@@ -215,171 +224,7 @@
           <w:b w:val="0"/>
           <w:sz w:val="24"/>
         </w:rPr>
-        <w:t>从决策链的构成看，AI 的输出处在“信号生成”环节，其与最终交易决策的拟合程度，取决于“信号→仓位”的转化规则设计：</w:t>
-      </w:r>
-      <w:r>
-        <w:rPr>
-          <w:rFonts w:ascii="Times New Roman" w:hAnsi="Times New Roman" w:eastAsia="宋体"/>
-          <w:b/>
-          <w:sz w:val="24"/>
-        </w:rPr>
-        <w:t>方向与置信度经仓位规则直接决定组合权重，移除信号则决策链失效</w:t>
-      </w:r>
-      <w:r>
-        <w:rPr>
-          <w:rFonts w:ascii="Times New Roman" w:hAnsi="Times New Roman" w:eastAsia="宋体"/>
-          <w:b w:val="0"/>
-          <w:sz w:val="24"/>
-        </w:rPr>
-        <w:t>；人工不介入逐笔判断，仅设定换手率、集中度与回撤预算等硬约束；每一笔决策都可回溯至信号生成规则（种子固定）与模型原始输出（置信度）。本实验的全部设计围绕这一环节展开。</w:t>
-      </w:r>
-    </w:p>
-    <w:p>
-      <w:pPr>
-        <w:spacing w:before="200" w:after="80"/>
-      </w:pPr>
-      <w:r>
-        <w:rPr>
-          <w:rFonts w:ascii="Times New Roman" w:hAnsi="Times New Roman" w:eastAsia="黑体"/>
-          <w:b/>
-          <w:color w:val="1D4ED8"/>
-          <w:sz w:val="27"/>
-        </w:rPr>
-        <w:t>1.2　研究问题</w:t>
-      </w:r>
-    </w:p>
-    <w:p>
-      <w:pPr>
-        <w:spacing w:after="40" w:line="300" w:lineRule="auto"/>
-        <w:ind w:left="360" w:firstLine="0"/>
-      </w:pPr>
-      <w:r>
-        <w:rPr>
-          <w:rFonts w:ascii="Times New Roman" w:hAnsi="Times New Roman" w:eastAsia="宋体"/>
-          <w:b w:val="0"/>
-          <w:sz w:val="24"/>
-        </w:rPr>
-        <w:t xml:space="preserve">• </w:t>
-      </w:r>
-      <w:r>
-        <w:rPr>
-          <w:rFonts w:ascii="Times New Roman" w:hAnsi="Times New Roman" w:eastAsia="宋体"/>
-          <w:b/>
-          <w:sz w:val="24"/>
-        </w:rPr>
-        <w:t>问题一（转化）</w:t>
-      </w:r>
-      <w:r>
-        <w:rPr>
-          <w:rFonts w:ascii="Times New Roman" w:hAnsi="Times New Roman" w:eastAsia="宋体"/>
-          <w:b w:val="0"/>
-          <w:sz w:val="24"/>
-        </w:rPr>
-        <w:t>：同一组 AI 信号，在不同的仓位规则下，会产生多大差异的风险形态与成本结构？</w:t>
-      </w:r>
-    </w:p>
-    <w:p>
-      <w:pPr>
-        <w:spacing w:after="40" w:line="300" w:lineRule="auto"/>
-        <w:ind w:left="360" w:firstLine="0"/>
-      </w:pPr>
-      <w:r>
-        <w:rPr>
-          <w:rFonts w:ascii="Times New Roman" w:hAnsi="Times New Roman" w:eastAsia="宋体"/>
-          <w:b w:val="0"/>
-          <w:sz w:val="24"/>
-        </w:rPr>
-        <w:t xml:space="preserve">• </w:t>
-      </w:r>
-      <w:r>
-        <w:rPr>
-          <w:rFonts w:ascii="Times New Roman" w:hAnsi="Times New Roman" w:eastAsia="宋体"/>
-          <w:b/>
-          <w:sz w:val="24"/>
-        </w:rPr>
-        <w:t>问题二（校准）</w:t>
-      </w:r>
-      <w:r>
-        <w:rPr>
-          <w:rFonts w:ascii="Times New Roman" w:hAnsi="Times New Roman" w:eastAsia="宋体"/>
-          <w:b w:val="0"/>
-          <w:sz w:val="24"/>
-        </w:rPr>
-        <w:t>：AI 输出的置信度，是否具备直接驱动仓位的校准质量？</w:t>
-      </w:r>
-    </w:p>
-    <w:p>
-      <w:pPr>
-        <w:spacing w:after="40" w:line="300" w:lineRule="auto"/>
-        <w:ind w:left="360" w:firstLine="0"/>
-      </w:pPr>
-      <w:r>
-        <w:rPr>
-          <w:rFonts w:ascii="Times New Roman" w:hAnsi="Times New Roman" w:eastAsia="宋体"/>
-          <w:b w:val="0"/>
-          <w:sz w:val="24"/>
-        </w:rPr>
-        <w:t xml:space="preserve">• </w:t>
-      </w:r>
-      <w:r>
-        <w:rPr>
-          <w:rFonts w:ascii="Times New Roman" w:hAnsi="Times New Roman" w:eastAsia="宋体"/>
-          <w:b/>
-          <w:sz w:val="24"/>
-        </w:rPr>
-        <w:t>问题三（干预）</w:t>
-      </w:r>
-      <w:r>
-        <w:rPr>
-          <w:rFonts w:ascii="Times New Roman" w:hAnsi="Times New Roman" w:eastAsia="宋体"/>
-          <w:b w:val="0"/>
-          <w:sz w:val="24"/>
-        </w:rPr>
-        <w:t>：风险预算干预在不同仓位规模下价值几何？回撤预算线设在哪里最合理？</w:t>
-      </w:r>
-    </w:p>
-    <w:p>
-      <w:pPr>
-        <w:spacing w:before="200" w:after="80"/>
-      </w:pPr>
-      <w:r>
-        <w:rPr>
-          <w:rFonts w:ascii="Times New Roman" w:hAnsi="Times New Roman" w:eastAsia="黑体"/>
-          <w:b/>
-          <w:color w:val="1D4ED8"/>
-          <w:sz w:val="27"/>
-        </w:rPr>
-        <w:t>1.3　实验定位与证据承诺</w:t>
-      </w:r>
-    </w:p>
-    <w:p>
-      <w:pPr>
-        <w:spacing w:after="80" w:line="312" w:lineRule="auto"/>
-        <w:ind w:firstLine="480"/>
-      </w:pPr>
-      <w:r>
-        <w:rPr>
-          <w:rFonts w:ascii="Times New Roman" w:hAnsi="Times New Roman" w:eastAsia="宋体"/>
-          <w:b w:val="0"/>
-          <w:sz w:val="24"/>
-        </w:rPr>
-        <w:t>本实验以</w:t>
-      </w:r>
-      <w:r>
-        <w:rPr>
-          <w:rFonts w:ascii="Times New Roman" w:hAnsi="Times New Roman" w:eastAsia="宋体"/>
-          <w:b/>
-          <w:sz w:val="24"/>
-        </w:rPr>
-        <w:t>可验证证据</w:t>
-      </w:r>
-      <w:r>
-        <w:rPr>
-          <w:rFonts w:ascii="Times New Roman" w:hAnsi="Times New Roman" w:eastAsia="宋体"/>
-          <w:b w:val="0"/>
-          <w:sz w:val="24"/>
-        </w:rPr>
-        <w:t>为纲，预先承诺五项证据设计：</w:t>
+        <w:t>本文的贡献在于把“AI 在投研决策链条中所处环节及其与最终交易决策的拟合程度”变成一组可检验的命题，并以五项可验证证据支撑：</w:t>
       </w:r>
       <w:r>
         <w:rPr>
@@ -395,7 +240,7 @@
           <w:b w:val="0"/>
           <w:sz w:val="24"/>
         </w:rPr>
-        <w:t>（A/B/C 三组共用同一信号与约束）、</w:t>
+        <w:t>（三组规则共用同一冻结信号与约束）、</w:t>
       </w:r>
       <w:r>
         <w:rPr>
@@ -443,7 +288,7 @@
           <w:b w:val="0"/>
           <w:sz w:val="24"/>
         </w:rPr>
-        <w:t>（绩效差异分解至仓位规则与成本拖累）、</w:t>
+        <w:t>（绩效差异分解至仓位结构与成本拖累）与</w:t>
       </w:r>
       <w:r>
         <w:rPr>
@@ -459,276 +304,38 @@
           <w:b w:val="0"/>
           <w:sz w:val="24"/>
         </w:rPr>
-        <w:t>（随机种子固定、代码与参数全量公开、一键重跑）。结果不唯一：干预规则的设计空间开放，不同设计应得出不同结论并接受数据检验。</w:t>
+        <w:t>（随机种子固定、参数预登记、一键重跑）。在既有 AI+实验教学案例普遍“演示有余、检验不足”的背景下，本实验把成本、约束与不确定性全部写回沙盘，并给出干预机制的反事实定价。</w:t>
       </w:r>
     </w:p>
     <w:p>
       <w:pPr>
-        <w:spacing w:before="360" w:after="160"/>
-        <w:pBdr>
-          <w:bottom w:val="single" w:sz="12" w:space="2" w:color="0F172A"/>
-        </w:pBdr>
+        <w:spacing w:before="320" w:after="160" w:line="360" w:lineRule="auto"/>
       </w:pPr>
       <w:r>
         <w:rPr>
           <w:rFonts w:ascii="Times New Roman" w:hAnsi="Times New Roman" w:eastAsia="黑体"/>
           <w:b/>
-          <w:color w:val="0F172A"/>
-          <w:sz w:val="32"/>
+          <w:sz w:val="30"/>
         </w:rPr>
-        <w:t>二、　数据与方法</w:t>
+        <w:t>2　文献与理论基础</w:t>
       </w:r>
     </w:p>
     <w:p>
       <w:pPr>
-        <w:spacing w:before="200" w:after="80"/>
+        <w:spacing w:before="200" w:after="80" w:line="360" w:lineRule="auto"/>
       </w:pPr>
       <w:r>
         <w:rPr>
           <w:rFonts w:ascii="Times New Roman" w:hAnsi="Times New Roman" w:eastAsia="黑体"/>
           <w:b/>
-          <w:color w:val="1D4ED8"/>
-          <w:sz w:val="27"/>
+          <w:sz w:val="26"/>
         </w:rPr>
-        <w:t>2.1　数据：真实行情 × 透明信号</w:t>
+        <w:t>2.1　组合选择与凯利准则</w:t>
       </w:r>
-    </w:p>
-    <w:tbl>
-      <w:tblPr>
-        <w:tblStyle w:val="TableGrid"/>
-        <w:tblW w:type="auto" w:w="0"/>
-        <w:jc w:val="center"/>
-        <w:tblLook w:firstColumn="1" w:firstRow="1" w:lastColumn="0" w:lastRow="0" w:noHBand="0" w:noVBand="1" w:val="04A0"/>
-      </w:tblPr>
-      <w:tblGrid>
-        <w:gridCol w:w="2493"/>
-        <w:gridCol w:w="2493"/>
-        <w:gridCol w:w="2493"/>
-        <w:gridCol w:w="2493"/>
-      </w:tblGrid>
-      <w:tr>
-        <w:tc>
-          <w:tcPr>
-            <w:tcW w:type="dxa" w:w="1134"/>
-            <w:shd w:val="clear" w:color="auto" w:fill="E2E8F0"/>
-          </w:tcPr>
-          <w:p>
-            <w:pPr>
-              <w:jc w:val="center"/>
-            </w:pPr>
-            <w:r/>
-            <w:r>
-              <w:rPr>
-                <w:rFonts w:ascii="Times New Roman" w:hAnsi="Times New Roman" w:eastAsia="黑体"/>
-                <w:b/>
-                <w:sz w:val="20"/>
-              </w:rPr>
-              <w:t>数据层</w:t>
-            </w:r>
-          </w:p>
-        </w:tc>
-        <w:tc>
-          <w:tcPr>
-            <w:tcW w:type="dxa" w:w="1587"/>
-            <w:shd w:val="clear" w:color="auto" w:fill="E2E8F0"/>
-          </w:tcPr>
-          <w:p>
-            <w:pPr>
-              <w:jc w:val="center"/>
-            </w:pPr>
-            <w:r/>
-            <w:r>
-              <w:rPr>
-                <w:rFonts w:ascii="Times New Roman" w:hAnsi="Times New Roman" w:eastAsia="黑体"/>
-                <w:b/>
-                <w:sz w:val="20"/>
-              </w:rPr>
-              <w:t>性质</w:t>
-            </w:r>
-          </w:p>
-        </w:tc>
-        <w:tc>
-          <w:tcPr>
-            <w:tcW w:type="dxa" w:w="5102"/>
-            <w:shd w:val="clear" w:color="auto" w:fill="E2E8F0"/>
-          </w:tcPr>
-          <w:p>
-            <w:pPr>
-              <w:jc w:val="center"/>
-            </w:pPr>
-            <w:r/>
-            <w:r>
-              <w:rPr>
-                <w:rFonts w:ascii="Times New Roman" w:hAnsi="Times New Roman" w:eastAsia="黑体"/>
-                <w:b/>
-                <w:sz w:val="20"/>
-              </w:rPr>
-              <w:t>来源与规则</w:t>
-            </w:r>
-          </w:p>
-        </w:tc>
-        <w:tc>
-          <w:tcPr>
-            <w:tcW w:type="dxa" w:w="1701"/>
-            <w:shd w:val="clear" w:color="auto" w:fill="E2E8F0"/>
-          </w:tcPr>
-          <w:p>
-            <w:pPr>
-              <w:jc w:val="center"/>
-            </w:pPr>
-            <w:r/>
-            <w:r>
-              <w:rPr>
-                <w:rFonts w:ascii="Times New Roman" w:hAnsi="Times New Roman" w:eastAsia="黑体"/>
-                <w:b/>
-                <w:sz w:val="20"/>
-              </w:rPr>
-              <w:t>规模</w:t>
-            </w:r>
-          </w:p>
-        </w:tc>
-      </w:tr>
-      <w:tr>
-        <w:tc>
-          <w:tcPr>
-            <w:tcW w:type="dxa" w:w="1134"/>
-          </w:tcPr>
-          <w:p>
-            <w:r/>
-            <w:r>
-              <w:rPr>
-                <w:rFonts w:ascii="Times New Roman" w:hAnsi="Times New Roman" w:eastAsia="宋体"/>
-                <w:b w:val="0"/>
-                <w:sz w:val="20"/>
-              </w:rPr>
-              <w:t>行情层</w:t>
-            </w:r>
-          </w:p>
-        </w:tc>
-        <w:tc>
-          <w:tcPr>
-            <w:tcW w:type="dxa" w:w="1587"/>
-          </w:tcPr>
-          <w:p>
-            <w:r/>
-            <w:r>
-              <w:rPr>
-                <w:rFonts w:ascii="Times New Roman" w:hAnsi="Times New Roman" w:eastAsia="宋体"/>
-                <w:b w:val="0"/>
-                <w:sz w:val="20"/>
-              </w:rPr>
-              <w:t>真实公开数据</w:t>
-            </w:r>
-          </w:p>
-        </w:tc>
-        <w:tc>
-          <w:tcPr>
-            <w:tcW w:type="dxa" w:w="5102"/>
-          </w:tcPr>
-          <w:p>
-            <w:r/>
-            <w:r>
-              <w:rPr>
-                <w:rFonts w:ascii="Times New Roman" w:hAnsi="Times New Roman" w:eastAsia="宋体"/>
-                <w:b w:val="0"/>
-                <w:sz w:val="20"/>
-              </w:rPr>
-              <w:t>腾讯财经公开行情接口，28 只沪深大盘蓝筹前复权日线收盘价，2024-01-02 至 2025-10-28</w:t>
-            </w:r>
-          </w:p>
-        </w:tc>
-        <w:tc>
-          <w:tcPr>
-            <w:tcW w:type="dxa" w:w="1701"/>
-          </w:tcPr>
-          <w:p>
-            <w:r/>
-            <w:r>
-              <w:rPr>
-                <w:rFonts w:ascii="Times New Roman" w:hAnsi="Times New Roman" w:eastAsia="宋体"/>
-                <w:b w:val="0"/>
-                <w:sz w:val="20"/>
-              </w:rPr>
-              <w:t>11480 行</w:t>
-            </w:r>
-          </w:p>
-        </w:tc>
-      </w:tr>
-      <w:tr>
-        <w:tc>
-          <w:tcPr>
-            <w:tcW w:type="dxa" w:w="1134"/>
-          </w:tcPr>
-          <w:p>
-            <w:r/>
-            <w:r>
-              <w:rPr>
-                <w:rFonts w:ascii="Times New Roman" w:hAnsi="Times New Roman" w:eastAsia="宋体"/>
-                <w:b w:val="0"/>
-                <w:sz w:val="20"/>
-              </w:rPr>
-              <w:t>信号层</w:t>
-            </w:r>
-          </w:p>
-        </w:tc>
-        <w:tc>
-          <w:tcPr>
-            <w:tcW w:type="dxa" w:w="1587"/>
-          </w:tcPr>
-          <w:p>
-            <w:r/>
-            <w:r>
-              <w:rPr>
-                <w:rFonts w:ascii="Times New Roman" w:hAnsi="Times New Roman" w:eastAsia="宋体"/>
-                <w:b w:val="0"/>
-                <w:sz w:val="20"/>
-              </w:rPr>
-              <w:t>透明模拟实验条件</w:t>
-            </w:r>
-          </w:p>
-        </w:tc>
-        <w:tc>
-          <w:tcPr>
-            <w:tcW w:type="dxa" w:w="5102"/>
-          </w:tcPr>
-          <w:p>
-            <w:r/>
-            <w:r>
-              <w:rPr>
-                <w:rFonts w:ascii="Times New Roman" w:hAnsi="Times New Roman" w:eastAsia="宋体"/>
-                <w:b w:val="0"/>
-                <w:sz w:val="20"/>
-              </w:rPr>
-              <w:t>gen_signals.py 固定种子 20261029：方向 = 次日超额收益符号以 55% 概率取对（实测命中率 53.95%）；置信度 = 真实超额幅度线性映射 + 噪声（故意保留校准误差）</w:t>
-            </w:r>
-          </w:p>
-        </w:tc>
-        <w:tc>
-          <w:tcPr>
-            <w:tcW w:type="dxa" w:w="1701"/>
-          </w:tcPr>
-          <w:p>
-            <w:r/>
-            <w:r>
-              <w:rPr>
-                <w:rFonts w:ascii="Times New Roman" w:hAnsi="Times New Roman" w:eastAsia="宋体"/>
-                <w:b w:val="0"/>
-                <w:sz w:val="20"/>
-              </w:rPr>
-              <w:t>6910 条</w:t>
-            </w:r>
-          </w:p>
-        </w:tc>
-      </w:tr>
-    </w:tbl>
-    <w:p>
-      <w:pPr>
-        <w:spacing w:after="40"/>
-      </w:pPr>
     </w:p>
     <w:p>
       <w:pPr>
-        <w:spacing w:after="80" w:line="312" w:lineRule="auto"/>
+        <w:spacing w:after="0" w:line="360" w:lineRule="auto"/>
         <w:ind w:firstLine="480"/>
       </w:pPr>
       <w:r>
@@ -737,26 +344,25 @@
           <w:b w:val="0"/>
           <w:sz w:val="24"/>
         </w:rPr>
-        <w:t>采用“真实行情 + 透明信号”的二元结构，理由有二：其一，行情真实可重新下载核验，保证背景事实可核查；其二，信号生成机制完全公开，使全班在同一条件下实验，任何绩效差异都能干净地归因于仓位规则，而非信号噪声。每个数字都有“出生证明”：来源接口、生成脚本、随机种子全部明示，这是复现能力的根基。</w:t>
+        <w:t>均值—方差框架确立了“收益—风险”权衡的组合选择起点（Markowitz, 1952）；凯利准则从信息率角度给出使长期复合增长率最大化的最优下注比例（Kelly, 1956），并因其在全下注时的巨大波动而被普遍建议缩放使用（Thorp, 2006）。本文的 C 组规则即采用样本内估计的 1/4 凯利作为仓位基准，并以回撤预算线作为主动干预触发器。</w:t>
       </w:r>
     </w:p>
     <w:p>
       <w:pPr>
-        <w:spacing w:before="200" w:after="80"/>
+        <w:spacing w:before="200" w:after="80" w:line="360" w:lineRule="auto"/>
       </w:pPr>
       <w:r>
         <w:rPr>
           <w:rFonts w:ascii="Times New Roman" w:hAnsi="Times New Roman" w:eastAsia="黑体"/>
           <w:b/>
-          <w:color w:val="1D4ED8"/>
-          <w:sz w:val="27"/>
+          <w:sz w:val="26"/>
         </w:rPr>
-        <w:t>2.2　方法：受控对照 + 四重检验</w:t>
+        <w:t>2.2　回测过拟合与多重检验</w:t>
       </w:r>
     </w:p>
     <w:p>
       <w:pPr>
-        <w:spacing w:after="80" w:line="312" w:lineRule="auto"/>
+        <w:spacing w:after="0" w:line="360" w:lineRule="auto"/>
         <w:ind w:firstLine="480"/>
       </w:pPr>
       <w:r>
@@ -765,7 +371,101 @@
           <w:b w:val="0"/>
           <w:sz w:val="24"/>
         </w:rPr>
-        <w:t>核心方法是</w:t>
+        <w:t>策略评估的可靠性依赖对选择偏差与过拟合的控制。Deflated Sharpe Ratio 指出：在多次试验与长回测中，夏普比率会被系统性高估（Bailey &amp; López de Prado, 2014）；横截面研究中广泛存在的 t 统计量筛选同样夸大发现（Harvey, Liu &amp; Zhu, 2016）。这构成本文“参数预登记 + 样本外检验 + 敏感性网格”设计的文献依据：任何在样本外子区间上调过的参数都须声明并降级为探索性结果。</w:t>
+      </w:r>
+    </w:p>
+    <w:p>
+      <w:pPr>
+        <w:spacing w:before="200" w:after="80" w:line="360" w:lineRule="auto"/>
+      </w:pPr>
+      <w:r>
+        <w:rPr>
+          <w:rFonts w:ascii="Times New Roman" w:hAnsi="Times New Roman" w:eastAsia="黑体"/>
+          <w:b/>
+          <w:sz w:val="26"/>
+        </w:rPr>
+        <w:t>2.3　过度自信与置信度校准</w:t>
+      </w:r>
+    </w:p>
+    <w:p>
+      <w:pPr>
+        <w:spacing w:after="0" w:line="360" w:lineRule="auto"/>
+        <w:ind w:firstLine="480"/>
+      </w:pPr>
+      <w:r>
+        <w:rPr>
+          <w:rFonts w:ascii="Times New Roman" w:hAnsi="Times New Roman" w:eastAsia="宋体"/>
+          <w:b w:val="0"/>
+          <w:sz w:val="24"/>
+        </w:rPr>
+        <w:t>心理学研究早已证明人类与模型均存在系统性过度自信（Moore &amp; Healy, 2008）；概率预报的诊断性检验提供了“置信度—频率”对齐的标准方法（Murphy &amp; Winkler, 1992）。本文把故意保留校准误差的置信度作为诊断素材，将可靠度曲线（分桶命中率）引入投资决策教学，并进一步以“样本内再校准 → 样本外验证”的闭环量化校准工程能修复什么、不能修复什么。</w:t>
+      </w:r>
+    </w:p>
+    <w:p>
+      <w:pPr>
+        <w:spacing w:before="200" w:after="80" w:line="360" w:lineRule="auto"/>
+      </w:pPr>
+      <w:r>
+        <w:rPr>
+          <w:rFonts w:ascii="Times New Roman" w:hAnsi="Times New Roman" w:eastAsia="黑体"/>
+          <w:b/>
+          <w:sz w:val="26"/>
+        </w:rPr>
+        <w:t>2.4　交易成本与执行</w:t>
+      </w:r>
+    </w:p>
+    <w:p>
+      <w:pPr>
+        <w:spacing w:after="0" w:line="360" w:lineRule="auto"/>
+        <w:ind w:firstLine="480"/>
+      </w:pPr>
+      <w:r>
+        <w:rPr>
+          <w:rFonts w:ascii="Times New Roman" w:hAnsi="Times New Roman" w:eastAsia="宋体"/>
+          <w:b w:val="0"/>
+          <w:sz w:val="24"/>
+        </w:rPr>
+        <w:t>交易成本是策略从“纸面”到“账户”的核心摩擦，最优执行文献将其形式化为价格冲击与换手节奏的权衡（Almgren &amp; Chriss, 2000）。本文不建模滑点与流动性冲击，但把单边成本作为统一硬约束写入全部规则，并通过成本扫描刻画策略排序对成本参数的敏感性。</w:t>
+      </w:r>
+    </w:p>
+    <w:p>
+      <w:pPr>
+        <w:spacing w:before="320" w:after="160" w:line="360" w:lineRule="auto"/>
+      </w:pPr>
+      <w:r>
+        <w:rPr>
+          <w:rFonts w:ascii="Times New Roman" w:hAnsi="Times New Roman" w:eastAsia="黑体"/>
+          <w:b/>
+          <w:sz w:val="30"/>
+        </w:rPr>
+        <w:t>3　数据与研究设计</w:t>
+      </w:r>
+    </w:p>
+    <w:p>
+      <w:pPr>
+        <w:spacing w:before="200" w:after="80" w:line="360" w:lineRule="auto"/>
+      </w:pPr>
+      <w:r>
+        <w:rPr>
+          <w:rFonts w:ascii="Times New Roman" w:hAnsi="Times New Roman" w:eastAsia="黑体"/>
+          <w:b/>
+          <w:sz w:val="26"/>
+        </w:rPr>
+        <w:t>3.1　数据：真实行情 × 透明信号的二元结构</w:t>
+      </w:r>
+    </w:p>
+    <w:p>
+      <w:pPr>
+        <w:spacing w:after="0" w:line="360" w:lineRule="auto"/>
+        <w:ind w:firstLine="480"/>
+      </w:pPr>
+      <w:r>
+        <w:rPr>
+          <w:rFonts w:ascii="Times New Roman" w:hAnsi="Times New Roman" w:eastAsia="宋体"/>
+          <w:b w:val="0"/>
+          <w:sz w:val="24"/>
+        </w:rPr>
+        <w:t>行情层为真实公开数据：腾讯财经公开行情接口的 28 只沪深大盘蓝筹前复权日线收盘价，样本期 2024-01-02 至 2025-10-28（数据截至 data_cutoff = 2025-10-28），共 410 个交易日、11480 行，任何人可重新下载核验。信号层为透明模拟的实验条件：以固定种子 20261029 注入 6910 条买/卖信号，方向等于次日超额收益符号以 55% 概率取对（实测命中率 53.95%），置信度取真实超额幅度的线性映射加噪声（</w:t>
       </w:r>
       <w:r>
         <w:rPr>
@@ -773,7 +473,7 @@
           <w:b/>
           <w:sz w:val="24"/>
         </w:rPr>
-        <w:t>冻结信息集、只变动转化规则</w:t>
+        <w:t>故意保留校准误差</w:t>
       </w:r>
       <w:r>
         <w:rPr>
@@ -781,27 +481,26 @@
           <w:b w:val="0"/>
           <w:sz w:val="24"/>
         </w:rPr>
-        <w:t>的受控对照设计，配合四重检验：多策略对照识别规则效应，样本外检验排除运气与过拟合，参数敏感性刻画结论的适用边界，反事实分析分离干预机制本身的价值。归因方法上，将各组绩效差异分解为仓位结构差异与成本拖累差异两部分，使“AI 在决策链中起了什么作用”变得可解释、可追溯。</w:t>
+        <w:t>，作为 4.1 节与 5.2 节的诊断与治理素材）。二元结构的理由：行情真实保证背景事实可核查；信号机制公开保证全班在同一条件下实验，任何绩效差异都能干净地归因于仓位规则，而非信号噪声。</w:t>
       </w:r>
     </w:p>
     <w:p>
       <w:pPr>
-        <w:spacing w:before="200" w:after="80"/>
+        <w:spacing w:before="200" w:after="80" w:line="360" w:lineRule="auto"/>
       </w:pPr>
       <w:r>
         <w:rPr>
           <w:rFonts w:ascii="Times New Roman" w:hAnsi="Times New Roman" w:eastAsia="黑体"/>
           <w:b/>
-          <w:color w:val="1D4ED8"/>
-          <w:sz w:val="27"/>
+          <w:sz w:val="26"/>
         </w:rPr>
-        <w:t>2.3　硬约束与变量控制</w:t>
+        <w:t>3.2　硬约束与变量控制</w:t>
       </w:r>
     </w:p>
     <w:p>
       <w:pPr>
-        <w:spacing w:after="40" w:line="300" w:lineRule="auto"/>
-        <w:ind w:left="360" w:firstLine="0"/>
+        <w:spacing w:after="0" w:line="360" w:lineRule="auto"/>
+        <w:ind w:firstLine="480"/>
       </w:pPr>
       <w:r>
         <w:rPr>
@@ -809,35 +508,7 @@
           <w:b w:val="0"/>
           <w:sz w:val="24"/>
         </w:rPr>
-        <w:t>• 硬约束（教师统一设定，违反即方案无效）：单边交易成本 5bp；单一标的上限 20%；组合总仓位上限 100%；最大回撤预算 -6%（触及即触发干预）。</w:t>
-      </w:r>
-    </w:p>
-    <w:p>
-      <w:pPr>
-        <w:spacing w:after="40" w:line="300" w:lineRule="auto"/>
-        <w:ind w:left="360" w:firstLine="0"/>
-      </w:pPr>
-      <w:r>
-        <w:rPr>
-          <w:rFonts w:ascii="Times New Roman" w:hAnsi="Times New Roman" w:eastAsia="宋体"/>
-          <w:b w:val="0"/>
-          <w:sz w:val="24"/>
-        </w:rPr>
-        <w:t>• 时序纪律：信号在 t 日收盘后生成，只作用于 t+1 收益；任何参数估计只使用前 70% 样本内数据。</w:t>
-      </w:r>
-    </w:p>
-    <w:p>
-      <w:pPr>
-        <w:spacing w:after="40" w:line="300" w:lineRule="auto"/>
-        <w:ind w:left="360" w:firstLine="0"/>
-      </w:pPr>
-      <w:r>
-        <w:rPr>
-          <w:rFonts w:ascii="Times New Roman" w:hAnsi="Times New Roman" w:eastAsia="宋体"/>
-          <w:b w:val="0"/>
-          <w:sz w:val="24"/>
-        </w:rPr>
-        <w:t>• 人工角色：</w:t>
+        <w:t>全部规则在统一硬约束下运行：单边交易成本 5bp；单一标的上限 20%；组合总仓位上限 100%；最大回撤预算 -6%（触及即触发干预）。</w:t>
       </w:r>
       <w:r>
         <w:rPr>
@@ -853,57 +524,62 @@
           <w:b w:val="0"/>
           <w:sz w:val="24"/>
         </w:rPr>
-        <w:t>（上述四条），不介入逐笔买卖判断——决策由规则对信号的响应自动生成，可回溯、可复核。</w:t>
+        <w:t>，不介入逐笔买卖判断。变量控制由五层构成：信号冻结（6910 条由固定种子一次生成，全实验共享）、约束统一（四条硬约束对三组一致）、样本划分预登记（前 70% 样本内估计、后 30% 样本外检验）、参数来源限定（凯利分数与干预参数只用样本内估计）、反事实对照（同一规则在干预有无两种情形下分别运行）。</w:t>
       </w:r>
     </w:p>
     <w:p>
       <w:pPr>
-        <w:spacing w:before="360" w:after="160"/>
-        <w:pBdr>
-          <w:bottom w:val="single" w:sz="12" w:space="2" w:color="0F172A"/>
-        </w:pBdr>
+        <w:spacing w:before="200" w:after="80" w:line="360" w:lineRule="auto"/>
       </w:pPr>
       <w:r>
         <w:rPr>
           <w:rFonts w:ascii="Times New Roman" w:hAnsi="Times New Roman" w:eastAsia="黑体"/>
           <w:b/>
-          <w:color w:val="0F172A"/>
-          <w:sz w:val="32"/>
+          <w:sz w:val="26"/>
         </w:rPr>
-        <w:t>三、　实验设计</w:t>
+        <w:t>3.3　三组仓位规则与检验设计</w:t>
       </w:r>
     </w:p>
     <w:p>
       <w:pPr>
-        <w:spacing w:before="200" w:after="80"/>
+        <w:spacing w:before="120" w:after="80" w:line="288" w:lineRule="auto"/>
+        <w:jc w:val="center"/>
       </w:pPr>
       <w:r>
         <w:rPr>
           <w:rFonts w:ascii="Times New Roman" w:hAnsi="Times New Roman" w:eastAsia="黑体"/>
           <w:b/>
-          <w:color w:val="1D4ED8"/>
-          <w:sz w:val="27"/>
+          <w:sz w:val="21"/>
         </w:rPr>
-        <w:t>3.1　三组仓位规则</w:t>
+        <w:t>表 1　三组仓位规则</w:t>
       </w:r>
     </w:p>
     <w:tbl>
       <w:tblPr>
-        <w:tblStyle w:val="TableGrid"/>
         <w:tblW w:type="auto" w:w="0"/>
         <w:jc w:val="center"/>
         <w:tblLook w:firstColumn="1" w:firstRow="1" w:lastColumn="0" w:lastRow="0" w:noHBand="0" w:noVBand="1" w:val="04A0"/>
+        <w:tblBorders>
+          <w:top w:val="single" w:sz="12" w:space="0" w:color="000000"/>
+          <w:bottom w:val="single" w:sz="12" w:space="0" w:color="000000"/>
+          <w:left w:val="nil"/>
+          <w:right w:val="nil"/>
+          <w:insideH w:val="nil"/>
+          <w:insideV w:val="nil"/>
+        </w:tblBorders>
       </w:tblPr>
       <w:tblGrid>
-        <w:gridCol w:w="3324"/>
-        <w:gridCol w:w="3324"/>
-        <w:gridCol w:w="3324"/>
+        <w:gridCol w:w="2946"/>
+        <w:gridCol w:w="2946"/>
+        <w:gridCol w:w="2946"/>
       </w:tblGrid>
       <w:tr>
         <w:tc>
           <w:tcPr>
-            <w:tcW w:type="dxa" w:w="1474"/>
-            <w:shd w:val="clear" w:color="auto" w:fill="E2E8F0"/>
+            <w:tcW w:type="dxa" w:w="1361"/>
+            <w:tcBorders>
+              <w:bottom w:val="single" w:sz="6" w:space="0" w:color="000000"/>
+            </w:tcBorders>
           </w:tcPr>
           <w:p>
             <w:pPr>
@@ -914,7 +590,7 @@
               <w:rPr>
                 <w:rFonts w:ascii="Times New Roman" w:hAnsi="Times New Roman" w:eastAsia="黑体"/>
                 <w:b/>
-                <w:sz w:val="20"/>
+                <w:sz w:val="21"/>
               </w:rPr>
               <w:t>组别</w:t>
             </w:r>
@@ -922,8 +598,10 @@
         </w:tc>
         <w:tc>
           <w:tcPr>
-            <w:tcW w:type="dxa" w:w="5329"/>
-            <w:shd w:val="clear" w:color="auto" w:fill="E2E8F0"/>
+            <w:tcW w:type="dxa" w:w="4876"/>
+            <w:tcBorders>
+              <w:bottom w:val="single" w:sz="6" w:space="0" w:color="000000"/>
+            </w:tcBorders>
           </w:tcPr>
           <w:p>
             <w:pPr>
@@ -934,16 +612,18 @@
               <w:rPr>
                 <w:rFonts w:ascii="Times New Roman" w:hAnsi="Times New Roman" w:eastAsia="黑体"/>
                 <w:b/>
-                <w:sz w:val="20"/>
+                <w:sz w:val="21"/>
               </w:rPr>
-              <w:t>规则</w:t>
+              <w:t>仓位规则</w:t>
             </w:r>
           </w:p>
         </w:tc>
         <w:tc>
           <w:tcPr>
-            <w:tcW w:type="dxa" w:w="2721"/>
-            <w:shd w:val="clear" w:color="auto" w:fill="E2E8F0"/>
+            <w:tcW w:type="dxa" w:w="2835"/>
+            <w:tcBorders>
+              <w:bottom w:val="single" w:sz="6" w:space="0" w:color="000000"/>
+            </w:tcBorders>
           </w:tcPr>
           <w:p>
             <w:pPr>
@@ -954,7 +634,7 @@
               <w:rPr>
                 <w:rFonts w:ascii="Times New Roman" w:hAnsi="Times New Roman" w:eastAsia="黑体"/>
                 <w:b/>
-                <w:sz w:val="20"/>
+                <w:sz w:val="21"/>
               </w:rPr>
               <w:t>设计意图</w:t>
             </w:r>
@@ -964,15 +644,18 @@
       <w:tr>
         <w:tc>
           <w:tcPr>
-            <w:tcW w:type="dxa" w:w="1474"/>
+            <w:tcW w:type="dxa" w:w="1361"/>
           </w:tcPr>
           <w:p>
+            <w:pPr>
+              <w:jc w:val="left"/>
+            </w:pPr>
             <w:r/>
             <w:r>
               <w:rPr>
                 <w:rFonts w:ascii="Times New Roman" w:hAnsi="Times New Roman" w:eastAsia="宋体"/>
                 <w:b w:val="0"/>
-                <w:sz w:val="20"/>
+                <w:sz w:val="21"/>
               </w:rPr>
               <w:t>A 对照组</w:t>
             </w:r>
@@ -980,15 +663,18 @@
         </w:tc>
         <w:tc>
           <w:tcPr>
-            <w:tcW w:type="dxa" w:w="5329"/>
+            <w:tcW w:type="dxa" w:w="4876"/>
           </w:tcPr>
           <w:p>
+            <w:pPr>
+              <w:jc w:val="center"/>
+            </w:pPr>
             <w:r/>
             <w:r>
               <w:rPr>
                 <w:rFonts w:ascii="Times New Roman" w:hAnsi="Times New Roman" w:eastAsia="宋体"/>
                 <w:b w:val="0"/>
-                <w:sz w:val="20"/>
+                <w:sz w:val="21"/>
               </w:rPr>
               <w:t>有信号即满仓等权，无风险预算</w:t>
             </w:r>
@@ -996,15 +682,18 @@
         </w:tc>
         <w:tc>
           <w:tcPr>
-            <w:tcW w:type="dxa" w:w="2721"/>
+            <w:tcW w:type="dxa" w:w="2835"/>
           </w:tcPr>
           <w:p>
+            <w:pPr>
+              <w:jc w:val="center"/>
+            </w:pPr>
             <w:r/>
             <w:r>
               <w:rPr>
                 <w:rFonts w:ascii="Times New Roman" w:hAnsi="Times New Roman" w:eastAsia="宋体"/>
                 <w:b w:val="0"/>
-                <w:sz w:val="20"/>
+                <w:sz w:val="21"/>
               </w:rPr>
               <w:t>锚定“直觉做法”的基准</w:t>
             </w:r>
@@ -1014,15 +703,18 @@
       <w:tr>
         <w:tc>
           <w:tcPr>
-            <w:tcW w:type="dxa" w:w="1474"/>
+            <w:tcW w:type="dxa" w:w="1361"/>
           </w:tcPr>
           <w:p>
+            <w:pPr>
+              <w:jc w:val="left"/>
+            </w:pPr>
             <w:r/>
             <w:r>
               <w:rPr>
                 <w:rFonts w:ascii="Times New Roman" w:hAnsi="Times New Roman" w:eastAsia="宋体"/>
                 <w:b w:val="0"/>
-                <w:sz w:val="20"/>
+                <w:sz w:val="21"/>
               </w:rPr>
               <w:t>B 实验组</w:t>
             </w:r>
@@ -1030,15 +722,18 @@
         </w:tc>
         <w:tc>
           <w:tcPr>
-            <w:tcW w:type="dxa" w:w="5329"/>
+            <w:tcW w:type="dxa" w:w="4876"/>
           </w:tcPr>
           <w:p>
+            <w:pPr>
+              <w:jc w:val="center"/>
+            </w:pPr>
             <w:r/>
             <w:r>
               <w:rPr>
                 <w:rFonts w:ascii="Times New Roman" w:hAnsi="Times New Roman" w:eastAsia="宋体"/>
                 <w:b w:val="0"/>
-                <w:sz w:val="20"/>
+                <w:sz w:val="21"/>
               </w:rPr>
               <w:t>置信度分档固定分数（≥0.7 → 30%，0.55–0.7 → 20%）</w:t>
             </w:r>
@@ -1046,15 +741,18 @@
         </w:tc>
         <w:tc>
           <w:tcPr>
-            <w:tcW w:type="dxa" w:w="2721"/>
+            <w:tcW w:type="dxa" w:w="2835"/>
           </w:tcPr>
           <w:p>
+            <w:pPr>
+              <w:jc w:val="center"/>
+            </w:pPr>
             <w:r/>
             <w:r>
               <w:rPr>
                 <w:rFonts w:ascii="Times New Roman" w:hAnsi="Times New Roman" w:eastAsia="宋体"/>
                 <w:b w:val="0"/>
-                <w:sz w:val="20"/>
+                <w:sz w:val="21"/>
               </w:rPr>
               <w:t>检验“置信度直接映射仓位”是否可行</w:t>
             </w:r>
@@ -1064,15 +762,18 @@
       <w:tr>
         <w:tc>
           <w:tcPr>
-            <w:tcW w:type="dxa" w:w="1474"/>
+            <w:tcW w:type="dxa" w:w="1361"/>
           </w:tcPr>
           <w:p>
+            <w:pPr>
+              <w:jc w:val="left"/>
+            </w:pPr>
             <w:r/>
             <w:r>
               <w:rPr>
                 <w:rFonts w:ascii="Times New Roman" w:hAnsi="Times New Roman" w:eastAsia="宋体"/>
                 <w:b w:val="0"/>
-                <w:sz w:val="20"/>
+                <w:sz w:val="21"/>
               </w:rPr>
               <w:t>C 实验组</w:t>
             </w:r>
@@ -1080,15 +781,18 @@
         </w:tc>
         <w:tc>
           <w:tcPr>
-            <w:tcW w:type="dxa" w:w="5329"/>
+            <w:tcW w:type="dxa" w:w="4876"/>
           </w:tcPr>
           <w:p>
+            <w:pPr>
+              <w:jc w:val="center"/>
+            </w:pPr>
             <w:r/>
             <w:r>
               <w:rPr>
                 <w:rFonts w:ascii="Times New Roman" w:hAnsi="Times New Roman" w:eastAsia="宋体"/>
                 <w:b w:val="0"/>
-                <w:sz w:val="20"/>
+                <w:sz w:val="21"/>
               </w:rPr>
               <w:t>样本内估计凯利分数 × 1/4 + 回撤触线减半</w:t>
             </w:r>
@@ -1096,15 +800,18 @@
         </w:tc>
         <w:tc>
           <w:tcPr>
-            <w:tcW w:type="dxa" w:w="2721"/>
+            <w:tcW w:type="dxa" w:w="2835"/>
           </w:tcPr>
           <w:p>
+            <w:pPr>
+              <w:jc w:val="center"/>
+            </w:pPr>
             <w:r/>
             <w:r>
               <w:rPr>
                 <w:rFonts w:ascii="Times New Roman" w:hAnsi="Times New Roman" w:eastAsia="宋体"/>
                 <w:b w:val="0"/>
-                <w:sz w:val="20"/>
+                <w:sz w:val="21"/>
               </w:rPr>
               <w:t>定量风险预算 + 主动干预</w:t>
             </w:r>
@@ -1119,22 +826,8 @@
     </w:p>
     <w:p>
       <w:pPr>
-        <w:spacing w:before="200" w:after="80"/>
-      </w:pPr>
-      <w:r>
-        <w:rPr>
-          <w:rFonts w:ascii="Times New Roman" w:hAnsi="Times New Roman" w:eastAsia="黑体"/>
-          <w:b/>
-          <w:color w:val="1D4ED8"/>
-          <w:sz w:val="27"/>
-        </w:rPr>
-        <w:t>3.2　检验设计</w:t>
-      </w:r>
-    </w:p>
-    <w:p>
-      <w:pPr>
-        <w:spacing w:after="40" w:line="300" w:lineRule="auto"/>
-        <w:ind w:left="360" w:firstLine="0"/>
+        <w:spacing w:after="0" w:line="360" w:lineRule="auto"/>
+        <w:ind w:firstLine="480"/>
       </w:pPr>
       <w:r>
         <w:rPr>
@@ -1142,29 +835,39 @@
           <w:b w:val="0"/>
           <w:sz w:val="24"/>
         </w:rPr>
-        <w:t xml:space="preserve">• </w:t>
-      </w:r>
-      <w:r>
-        <w:rPr>
-          <w:rFonts w:ascii="Times New Roman" w:hAnsi="Times New Roman" w:eastAsia="宋体"/>
-          <w:b/>
-          <w:sz w:val="24"/>
-        </w:rPr>
-        <w:t>样本外检验</w:t>
-      </w:r>
-      <w:r>
-        <w:rPr>
-          <w:rFonts w:ascii="Times New Roman" w:hAnsi="Times New Roman" w:eastAsia="宋体"/>
-          <w:b w:val="0"/>
-          <w:sz w:val="24"/>
-        </w:rPr>
-        <w:t>：参数不动，回测起点移至 70% 分位（后 123 个交易日）。</w:t>
+        <w:t>检验设计为四重：样本外检验（参数不动，回测起点移至 70% 分位，后 123 个交易日）；敏感性分析（凯利缩放 1/8、1/4、1/2、1 倍 × 干预有无，全样本）；干预线敏感性（预算线 -3%、-6%、-9%，固定 1/4 凯利）；反事实分析（同一规则移除干预）。此外，第 5 节增加两项拓展分析：交易成本扫描（0/2.5/5/10bp）与置信度再校准闭环（样本内校准 → 样本外验证）。</w:t>
       </w:r>
     </w:p>
     <w:p>
       <w:pPr>
-        <w:spacing w:after="40" w:line="300" w:lineRule="auto"/>
-        <w:ind w:left="360" w:firstLine="0"/>
+        <w:spacing w:before="320" w:after="160" w:line="360" w:lineRule="auto"/>
+      </w:pPr>
+      <w:r>
+        <w:rPr>
+          <w:rFonts w:ascii="Times New Roman" w:hAnsi="Times New Roman" w:eastAsia="黑体"/>
+          <w:b/>
+          <w:sz w:val="30"/>
+        </w:rPr>
+        <w:t>4　实证结果</w:t>
+      </w:r>
+    </w:p>
+    <w:p>
+      <w:pPr>
+        <w:spacing w:before="200" w:after="80" w:line="360" w:lineRule="auto"/>
+      </w:pPr>
+      <w:r>
+        <w:rPr>
+          <w:rFonts w:ascii="Times New Roman" w:hAnsi="Times New Roman" w:eastAsia="黑体"/>
+          <w:b/>
+          <w:sz w:val="26"/>
+        </w:rPr>
+        <w:t>4.1　信号诊断：置信度存在系统性过度自信</w:t>
+      </w:r>
+    </w:p>
+    <w:p>
+      <w:pPr>
+        <w:spacing w:after="0" w:line="360" w:lineRule="auto"/>
+        <w:ind w:firstLine="480"/>
       </w:pPr>
       <w:r>
         <w:rPr>
@@ -1172,116 +875,52 @@
           <w:b w:val="0"/>
           <w:sz w:val="24"/>
         </w:rPr>
-        <w:t xml:space="preserve">• </w:t>
-      </w:r>
-      <w:r>
-        <w:rPr>
-          <w:rFonts w:ascii="Times New Roman" w:hAnsi="Times New Roman" w:eastAsia="宋体"/>
-          <w:b/>
-          <w:sz w:val="24"/>
-        </w:rPr>
-        <w:t>敏感性分析</w:t>
-      </w:r>
-      <w:r>
-        <w:rPr>
-          <w:rFonts w:ascii="Times New Roman" w:hAnsi="Times New Roman" w:eastAsia="宋体"/>
-          <w:b w:val="0"/>
-          <w:sz w:val="24"/>
-        </w:rPr>
-        <w:t>：凯利缩放 1/8、1/4、1/2、1 倍 × 干预有无（全样本），识别结论成立的参数范围。</w:t>
+        <w:t>6910 条信号的方向命中率 53.95%（设定 55%），日均 16.9 条，覆盖率 60.2%，看多占比 50.3%。置信度均值 0.871，但按置信度分桶的真实命中率在 50.9%–58.3% 之间波动、无单调性（表 2）。这意味着置信度并不携带真实的区分度信息：模型“说 0.9”的信号，真实命中概率与“说 0.6”的信号几乎相同。</w:t>
       </w:r>
     </w:p>
     <w:p>
       <w:pPr>
-        <w:spacing w:after="40" w:line="300" w:lineRule="auto"/>
-        <w:ind w:left="360" w:firstLine="0"/>
-      </w:pPr>
-      <w:r>
-        <w:rPr>
-          <w:rFonts w:ascii="Times New Roman" w:hAnsi="Times New Roman" w:eastAsia="宋体"/>
-          <w:b w:val="0"/>
-          <w:sz w:val="24"/>
-        </w:rPr>
-        <w:t xml:space="preserve">• </w:t>
-      </w:r>
-      <w:r>
-        <w:rPr>
-          <w:rFonts w:ascii="Times New Roman" w:hAnsi="Times New Roman" w:eastAsia="宋体"/>
-          <w:b/>
-          <w:sz w:val="24"/>
-        </w:rPr>
-        <w:t>干预线敏感性</w:t>
-      </w:r>
-      <w:r>
-        <w:rPr>
-          <w:rFonts w:ascii="Times New Roman" w:hAnsi="Times New Roman" w:eastAsia="宋体"/>
-          <w:b w:val="0"/>
-          <w:sz w:val="24"/>
-        </w:rPr>
-        <w:t>：回撤预算线 -3%、-6%、-9%（固定 1/4 凯利），回答“预算线设在哪里”。</w:t>
-      </w:r>
-    </w:p>
-    <w:p>
-      <w:pPr>
-        <w:spacing w:after="40" w:line="300" w:lineRule="auto"/>
-        <w:ind w:left="360" w:firstLine="0"/>
-      </w:pPr>
-      <w:r>
-        <w:rPr>
-          <w:rFonts w:ascii="Times New Roman" w:hAnsi="Times New Roman" w:eastAsia="宋体"/>
-          <w:b w:val="0"/>
-          <w:sz w:val="24"/>
-        </w:rPr>
-        <w:t xml:space="preserve">• </w:t>
-      </w:r>
-      <w:r>
-        <w:rPr>
-          <w:rFonts w:ascii="Times New Roman" w:hAnsi="Times New Roman" w:eastAsia="宋体"/>
-          <w:b/>
-          <w:sz w:val="24"/>
-        </w:rPr>
-        <w:t>反事实分析</w:t>
-      </w:r>
-      <w:r>
-        <w:rPr>
-          <w:rFonts w:ascii="Times New Roman" w:hAnsi="Times New Roman" w:eastAsia="宋体"/>
-          <w:b w:val="0"/>
-          <w:sz w:val="24"/>
-        </w:rPr>
-        <w:t>：同一规则分别在有干预、无干预两种情形下运行，把“干预价值”从“仓位规模”中分离。</w:t>
-      </w:r>
-    </w:p>
-    <w:p>
-      <w:pPr>
-        <w:spacing w:before="200" w:after="80"/>
+        <w:spacing w:before="120" w:after="80" w:line="288" w:lineRule="auto"/>
+        <w:jc w:val="center"/>
       </w:pPr>
       <w:r>
         <w:rPr>
           <w:rFonts w:ascii="Times New Roman" w:hAnsi="Times New Roman" w:eastAsia="黑体"/>
           <w:b/>
-          <w:color w:val="1D4ED8"/>
-          <w:sz w:val="27"/>
+          <w:sz w:val="21"/>
         </w:rPr>
-        <w:t>3.3　实验设计表</w:t>
+        <w:t>表 2　置信度校准分桶（全样本；其余 83 条信号置信度低于 0.5，不在分桶内）</w:t>
       </w:r>
     </w:p>
     <w:tbl>
       <w:tblPr>
-        <w:tblStyle w:val="TableGrid"/>
         <w:tblW w:type="auto" w:w="0"/>
         <w:jc w:val="center"/>
         <w:tblLook w:firstColumn="1" w:firstRow="1" w:lastColumn="0" w:lastRow="0" w:noHBand="0" w:noVBand="1" w:val="04A0"/>
+        <w:tblBorders>
+          <w:top w:val="single" w:sz="12" w:space="0" w:color="000000"/>
+          <w:bottom w:val="single" w:sz="12" w:space="0" w:color="000000"/>
+          <w:left w:val="nil"/>
+          <w:right w:val="nil"/>
+          <w:insideH w:val="nil"/>
+          <w:insideV w:val="nil"/>
+        </w:tblBorders>
       </w:tblPr>
       <w:tblGrid>
-        <w:gridCol w:w="3324"/>
-        <w:gridCol w:w="3324"/>
-        <w:gridCol w:w="3324"/>
+        <w:gridCol w:w="1473"/>
+        <w:gridCol w:w="1473"/>
+        <w:gridCol w:w="1473"/>
+        <w:gridCol w:w="1473"/>
+        <w:gridCol w:w="1473"/>
+        <w:gridCol w:w="1473"/>
       </w:tblGrid>
       <w:tr>
         <w:tc>
           <w:tcPr>
-            <w:tcW w:type="dxa" w:w="1474"/>
-            <w:shd w:val="clear" w:color="auto" w:fill="E2E8F0"/>
+            <w:tcW w:type="dxa" w:w="1928"/>
+            <w:tcBorders>
+              <w:bottom w:val="single" w:sz="6" w:space="0" w:color="000000"/>
+            </w:tcBorders>
           </w:tcPr>
           <w:p>
             <w:pPr>
@@ -1292,16 +931,18 @@
               <w:rPr>
                 <w:rFonts w:ascii="Times New Roman" w:hAnsi="Times New Roman" w:eastAsia="黑体"/>
                 <w:b/>
-                <w:sz w:val="20"/>
+                <w:sz w:val="21"/>
               </w:rPr>
-              <w:t>环节</w:t>
+              <w:t>置信度桶</w:t>
             </w:r>
           </w:p>
         </w:tc>
         <w:tc>
           <w:tcPr>
-            <w:tcW w:type="dxa" w:w="5216"/>
-            <w:shd w:val="clear" w:color="auto" w:fill="E2E8F0"/>
+            <w:tcW w:type="dxa" w:w="1417"/>
+            <w:tcBorders>
+              <w:bottom w:val="single" w:sz="6" w:space="0" w:color="000000"/>
+            </w:tcBorders>
           </w:tcPr>
           <w:p>
             <w:pPr>
@@ -1312,16 +953,18 @@
               <w:rPr>
                 <w:rFonts w:ascii="Times New Roman" w:hAnsi="Times New Roman" w:eastAsia="黑体"/>
                 <w:b/>
-                <w:sz w:val="20"/>
+                <w:sz w:val="21"/>
               </w:rPr>
-              <w:t>设计</w:t>
+              <w:t>[0.5,0.6)</w:t>
             </w:r>
           </w:p>
         </w:tc>
         <w:tc>
           <w:tcPr>
-            <w:tcW w:type="dxa" w:w="2835"/>
-            <w:shd w:val="clear" w:color="auto" w:fill="E2E8F0"/>
+            <w:tcW w:type="dxa" w:w="1417"/>
+            <w:tcBorders>
+              <w:bottom w:val="single" w:sz="6" w:space="0" w:color="000000"/>
+            </w:tcBorders>
           </w:tcPr>
           <w:p>
             <w:pPr>
@@ -1332,414 +975,18 @@
               <w:rPr>
                 <w:rFonts w:ascii="Times New Roman" w:hAnsi="Times New Roman" w:eastAsia="黑体"/>
                 <w:b/>
-                <w:sz w:val="20"/>
+                <w:sz w:val="21"/>
               </w:rPr>
-              <w:t>目的</w:t>
-            </w:r>
-          </w:p>
-        </w:tc>
-      </w:tr>
-      <w:tr>
-        <w:tc>
-          <w:tcPr>
-            <w:tcW w:type="dxa" w:w="1474"/>
-          </w:tcPr>
-          <w:p>
-            <w:r/>
-            <w:r>
-              <w:rPr>
-                <w:rFonts w:ascii="Times New Roman" w:hAnsi="Times New Roman" w:eastAsia="宋体"/>
-                <w:b w:val="0"/>
-                <w:sz w:val="20"/>
-              </w:rPr>
-              <w:t>① 提出任务</w:t>
+              <w:t>[0.6,0.7)</w:t>
             </w:r>
           </w:p>
         </w:tc>
         <w:tc>
           <w:tcPr>
-            <w:tcW w:type="dxa" w:w="5216"/>
-          </w:tcPr>
-          <w:p>
-            <w:r/>
-            <w:r>
-              <w:rPr>
-                <w:rFonts w:ascii="Times New Roman" w:hAnsi="Times New Roman" w:eastAsia="宋体"/>
-                <w:b w:val="0"/>
-                <w:sz w:val="20"/>
-              </w:rPr>
-              <w:t>风险预算官任务书：角色、硬约束、五项交付物</w:t>
-            </w:r>
-          </w:p>
-        </w:tc>
-        <w:tc>
-          <w:tcPr>
-            <w:tcW w:type="dxa" w:w="2835"/>
-          </w:tcPr>
-          <w:p>
-            <w:r/>
-            <w:r>
-              <w:rPr>
-                <w:rFonts w:ascii="Times New Roman" w:hAnsi="Times New Roman" w:eastAsia="宋体"/>
-                <w:b w:val="0"/>
-                <w:sz w:val="20"/>
-              </w:rPr>
-              <w:t>任务边界清晰</w:t>
-            </w:r>
-          </w:p>
-        </w:tc>
-      </w:tr>
-      <w:tr>
-        <w:tc>
-          <w:tcPr>
-            <w:tcW w:type="dxa" w:w="1474"/>
-          </w:tcPr>
-          <w:p>
-            <w:r/>
-            <w:r>
-              <w:rPr>
-                <w:rFonts w:ascii="Times New Roman" w:hAnsi="Times New Roman" w:eastAsia="宋体"/>
-                <w:b w:val="0"/>
-                <w:sz w:val="20"/>
-              </w:rPr>
-              <w:t>② 说明条件</w:t>
-            </w:r>
-          </w:p>
-        </w:tc>
-        <w:tc>
-          <w:tcPr>
-            <w:tcW w:type="dxa" w:w="5216"/>
-          </w:tcPr>
-          <w:p>
-            <w:r/>
-            <w:r>
-              <w:rPr>
-                <w:rFonts w:ascii="Times New Roman" w:hAnsi="Times New Roman" w:eastAsia="宋体"/>
-                <w:b w:val="0"/>
-                <w:sz w:val="20"/>
-              </w:rPr>
-              <w:t>数据规则说明表：来源、股票池、信号规则、样本划分</w:t>
-            </w:r>
-          </w:p>
-        </w:tc>
-        <w:tc>
-          <w:tcPr>
-            <w:tcW w:type="dxa" w:w="2835"/>
-          </w:tcPr>
-          <w:p>
-            <w:r/>
-            <w:r>
-              <w:rPr>
-                <w:rFonts w:ascii="Times New Roman" w:hAnsi="Times New Roman" w:eastAsia="宋体"/>
-                <w:b w:val="0"/>
-                <w:sz w:val="20"/>
-              </w:rPr>
-              <w:t>条件可核查</w:t>
-            </w:r>
-          </w:p>
-        </w:tc>
-      </w:tr>
-      <w:tr>
-        <w:tc>
-          <w:tcPr>
-            <w:tcW w:type="dxa" w:w="1474"/>
-          </w:tcPr>
-          <w:p>
-            <w:r/>
-            <w:r>
-              <w:rPr>
-                <w:rFonts w:ascii="Times New Roman" w:hAnsi="Times New Roman" w:eastAsia="宋体"/>
-                <w:b w:val="0"/>
-                <w:sz w:val="20"/>
-              </w:rPr>
-              <w:t>③ 设计方案</w:t>
-            </w:r>
-          </w:p>
-        </w:tc>
-        <w:tc>
-          <w:tcPr>
-            <w:tcW w:type="dxa" w:w="5216"/>
-          </w:tcPr>
-          <w:p>
-            <w:r/>
-            <w:r>
-              <w:rPr>
-                <w:rFonts w:ascii="Times New Roman" w:hAnsi="Times New Roman" w:eastAsia="宋体"/>
-                <w:b w:val="0"/>
-                <w:sz w:val="20"/>
-              </w:rPr>
-              <w:t>三组对照 + 三重检验，参数预登记</w:t>
-            </w:r>
-          </w:p>
-        </w:tc>
-        <w:tc>
-          <w:tcPr>
-            <w:tcW w:type="dxa" w:w="2835"/>
-          </w:tcPr>
-          <w:p>
-            <w:r/>
-            <w:r>
-              <w:rPr>
-                <w:rFonts w:ascii="Times New Roman" w:hAnsi="Times New Roman" w:eastAsia="宋体"/>
-                <w:b w:val="0"/>
-                <w:sz w:val="20"/>
-              </w:rPr>
-              <w:t>方案可比较</w:t>
-            </w:r>
-          </w:p>
-        </w:tc>
-      </w:tr>
-      <w:tr>
-        <w:tc>
-          <w:tcPr>
-            <w:tcW w:type="dxa" w:w="1474"/>
-          </w:tcPr>
-          <w:p>
-            <w:r/>
-            <w:r>
-              <w:rPr>
-                <w:rFonts w:ascii="Times New Roman" w:hAnsi="Times New Roman" w:eastAsia="宋体"/>
-                <w:b w:val="0"/>
-                <w:sz w:val="20"/>
-              </w:rPr>
-              <w:t>④ 运行实验</w:t>
-            </w:r>
-          </w:p>
-        </w:tc>
-        <w:tc>
-          <w:tcPr>
-            <w:tcW w:type="dxa" w:w="5216"/>
-          </w:tcPr>
-          <w:p>
-            <w:r/>
-            <w:r>
-              <w:rPr>
-                <w:rFonts w:ascii="Times New Roman" w:hAnsi="Times New Roman" w:eastAsia="宋体"/>
-                <w:b w:val="0"/>
-                <w:sz w:val="20"/>
-              </w:rPr>
-              <w:t>在线 Notebook 30 单元真实运行；run_all.py 一键复现</w:t>
-            </w:r>
-          </w:p>
-        </w:tc>
-        <w:tc>
-          <w:tcPr>
-            <w:tcW w:type="dxa" w:w="2835"/>
-          </w:tcPr>
-          <w:p>
-            <w:r/>
-            <w:r>
-              <w:rPr>
-                <w:rFonts w:ascii="Times New Roman" w:hAnsi="Times New Roman" w:eastAsia="宋体"/>
-                <w:b w:val="0"/>
-                <w:sz w:val="20"/>
-              </w:rPr>
-              <w:t>过程可追溯</w:t>
-            </w:r>
-          </w:p>
-        </w:tc>
-      </w:tr>
-      <w:tr>
-        <w:tc>
-          <w:tcPr>
-            <w:tcW w:type="dxa" w:w="1474"/>
-          </w:tcPr>
-          <w:p>
-            <w:r/>
-            <w:r>
-              <w:rPr>
-                <w:rFonts w:ascii="Times New Roman" w:hAnsi="Times New Roman" w:eastAsia="宋体"/>
-                <w:b w:val="0"/>
-                <w:sz w:val="20"/>
-              </w:rPr>
-              <w:t>⑤ 分析结果</w:t>
-            </w:r>
-          </w:p>
-        </w:tc>
-        <w:tc>
-          <w:tcPr>
-            <w:tcW w:type="dxa" w:w="5216"/>
-          </w:tcPr>
-          <w:p>
-            <w:r/>
-            <w:r>
-              <w:rPr>
-                <w:rFonts w:ascii="Times New Roman" w:hAnsi="Times New Roman" w:eastAsia="宋体"/>
-                <w:b w:val="0"/>
-                <w:sz w:val="20"/>
-              </w:rPr>
-              <w:t>全样本、样本外、敏感性与反事实、干预线敏感性</w:t>
-            </w:r>
-          </w:p>
-        </w:tc>
-        <w:tc>
-          <w:tcPr>
-            <w:tcW w:type="dxa" w:w="2835"/>
-          </w:tcPr>
-          <w:p>
-            <w:r/>
-            <w:r>
-              <w:rPr>
-                <w:rFonts w:ascii="Times New Roman" w:hAnsi="Times New Roman" w:eastAsia="宋体"/>
-                <w:b w:val="0"/>
-                <w:sz w:val="20"/>
-              </w:rPr>
-              <w:t>结果可解释</w:t>
-            </w:r>
-          </w:p>
-        </w:tc>
-      </w:tr>
-      <w:tr>
-        <w:tc>
-          <w:tcPr>
-            <w:tcW w:type="dxa" w:w="1474"/>
-          </w:tcPr>
-          <w:p>
-            <w:r/>
-            <w:r>
-              <w:rPr>
-                <w:rFonts w:ascii="Times New Roman" w:hAnsi="Times New Roman" w:eastAsia="宋体"/>
-                <w:b w:val="0"/>
-                <w:sz w:val="20"/>
-              </w:rPr>
-              <w:t>⑥ 形成建议</w:t>
-            </w:r>
-          </w:p>
-        </w:tc>
-        <w:tc>
-          <w:tcPr>
-            <w:tcW w:type="dxa" w:w="5216"/>
-          </w:tcPr>
-          <w:p>
-            <w:r/>
-            <w:r>
-              <w:rPr>
-                <w:rFonts w:ascii="Times New Roman" w:hAnsi="Times New Roman" w:eastAsia="宋体"/>
-                <w:b w:val="0"/>
-                <w:sz w:val="20"/>
-              </w:rPr>
-              <w:t>对金融机构、监管与教学、AI 系统建设方的三条建议</w:t>
-            </w:r>
-          </w:p>
-        </w:tc>
-        <w:tc>
-          <w:tcPr>
-            <w:tcW w:type="dxa" w:w="2835"/>
-          </w:tcPr>
-          <w:p>
-            <w:r/>
-            <w:r>
-              <w:rPr>
-                <w:rFonts w:ascii="Times New Roman" w:hAnsi="Times New Roman" w:eastAsia="宋体"/>
-                <w:b w:val="0"/>
-                <w:sz w:val="20"/>
-              </w:rPr>
-              <w:t>建议可落地</w:t>
-            </w:r>
-          </w:p>
-        </w:tc>
-      </w:tr>
-    </w:tbl>
-    <w:p>
-      <w:pPr>
-        <w:spacing w:after="40"/>
-      </w:pPr>
-    </w:p>
-    <w:p>
-      <w:pPr>
-        <w:spacing w:before="360" w:after="160"/>
-        <w:pBdr>
-          <w:bottom w:val="single" w:sz="12" w:space="2" w:color="0F172A"/>
-        </w:pBdr>
-      </w:pPr>
-      <w:r>
-        <w:rPr>
-          <w:rFonts w:ascii="Times New Roman" w:hAnsi="Times New Roman" w:eastAsia="黑体"/>
-          <w:b/>
-          <w:color w:val="0F172A"/>
-          <w:sz w:val="32"/>
-        </w:rPr>
-        <w:t>四、　结果与发现</w:t>
-      </w:r>
-    </w:p>
-    <w:p>
-      <w:pPr>
-        <w:spacing w:before="200" w:after="80"/>
-      </w:pPr>
-      <w:r>
-        <w:rPr>
-          <w:rFonts w:ascii="Times New Roman" w:hAnsi="Times New Roman" w:eastAsia="黑体"/>
-          <w:b/>
-          <w:color w:val="1D4ED8"/>
-          <w:sz w:val="27"/>
-        </w:rPr>
-        <w:t>4.1　信号诊断：置信度存在系统性过度自信</w:t>
-      </w:r>
-    </w:p>
-    <w:p>
-      <w:pPr>
-        <w:spacing w:after="80" w:line="312" w:lineRule="auto"/>
-        <w:ind w:firstLine="480"/>
-      </w:pPr>
-      <w:r>
-        <w:rPr>
-          <w:rFonts w:ascii="Times New Roman" w:hAnsi="Times New Roman" w:eastAsia="宋体"/>
-          <w:b w:val="0"/>
-          <w:sz w:val="24"/>
-        </w:rPr>
-        <w:t>6910 条信号的方向命中率 53.95%（设定 55%），日均 16.9 条，覆盖率 60.2%，看多占比 50.3%。置信度均值 0.871，但按置信度分桶的真实命中率在 50.9%–58.3% 之间波动、</w:t>
-      </w:r>
-      <w:r>
-        <w:rPr>
-          <w:rFonts w:ascii="Times New Roman" w:hAnsi="Times New Roman" w:eastAsia="宋体"/>
-          <w:b/>
-          <w:sz w:val="24"/>
-        </w:rPr>
-        <w:t>无单调性</w:t>
-      </w:r>
-      <w:r>
-        <w:rPr>
-          <w:rFonts w:ascii="Times New Roman" w:hAnsi="Times New Roman" w:eastAsia="宋体"/>
-          <w:b w:val="0"/>
-          <w:sz w:val="24"/>
-        </w:rPr>
-        <w:t>：</w:t>
-      </w:r>
-    </w:p>
-    <w:p>
-      <w:pPr>
-        <w:spacing w:before="120" w:after="60"/>
-      </w:pPr>
-      <w:r>
-        <w:rPr>
-          <w:rFonts w:ascii="Times New Roman" w:hAnsi="Times New Roman" w:eastAsia="黑体"/>
-          <w:b/>
-          <w:color w:val="1D4ED8"/>
-          <w:sz w:val="21"/>
-        </w:rPr>
-        <w:t>表 1　置信度校准分桶（全样本；其余 83 条信号置信度低于 0.5，不在分桶内）</w:t>
-      </w:r>
-    </w:p>
-    <w:tbl>
-      <w:tblPr>
-        <w:tblStyle w:val="TableGrid"/>
-        <w:tblW w:type="auto" w:w="0"/>
-        <w:jc w:val="center"/>
-        <w:tblLook w:firstColumn="1" w:firstRow="1" w:lastColumn="0" w:lastRow="0" w:noHBand="0" w:noVBand="1" w:val="04A0"/>
-      </w:tblPr>
-      <w:tblGrid>
-        <w:gridCol w:w="1662"/>
-        <w:gridCol w:w="1662"/>
-        <w:gridCol w:w="1662"/>
-        <w:gridCol w:w="1662"/>
-        <w:gridCol w:w="1662"/>
-        <w:gridCol w:w="1662"/>
-      </w:tblGrid>
-      <w:tr>
-        <w:tc>
-          <w:tcPr>
-            <w:tcW w:type="dxa" w:w="2041"/>
-            <w:shd w:val="clear" w:color="auto" w:fill="E2E8F0"/>
+            <w:tcW w:type="dxa" w:w="1417"/>
+            <w:tcBorders>
+              <w:bottom w:val="single" w:sz="6" w:space="0" w:color="000000"/>
+            </w:tcBorders>
           </w:tcPr>
           <w:p>
             <w:pPr>
@@ -1750,16 +997,18 @@
               <w:rPr>
                 <w:rFonts w:ascii="Times New Roman" w:hAnsi="Times New Roman" w:eastAsia="黑体"/>
                 <w:b/>
-                <w:sz w:val="20"/>
+                <w:sz w:val="21"/>
               </w:rPr>
-              <w:t>置信度桶</w:t>
+              <w:t>[0.7,0.8)</w:t>
             </w:r>
           </w:p>
         </w:tc>
         <w:tc>
           <w:tcPr>
-            <w:tcW w:type="dxa" w:w="1361"/>
-            <w:shd w:val="clear" w:color="auto" w:fill="E2E8F0"/>
+            <w:tcW w:type="dxa" w:w="1417"/>
+            <w:tcBorders>
+              <w:bottom w:val="single" w:sz="6" w:space="0" w:color="000000"/>
+            </w:tcBorders>
           </w:tcPr>
           <w:p>
             <w:pPr>
@@ -1770,16 +1019,18 @@
               <w:rPr>
                 <w:rFonts w:ascii="Times New Roman" w:hAnsi="Times New Roman" w:eastAsia="黑体"/>
                 <w:b/>
-                <w:sz w:val="20"/>
+                <w:sz w:val="21"/>
               </w:rPr>
-              <w:t>[0.5,0.6)</w:t>
+              <w:t>[0.8,0.9)</w:t>
             </w:r>
           </w:p>
         </w:tc>
         <w:tc>
           <w:tcPr>
-            <w:tcW w:type="dxa" w:w="1361"/>
-            <w:shd w:val="clear" w:color="auto" w:fill="E2E8F0"/>
+            <w:tcW w:type="dxa" w:w="1757"/>
+            <w:tcBorders>
+              <w:bottom w:val="single" w:sz="6" w:space="0" w:color="000000"/>
+            </w:tcBorders>
           </w:tcPr>
           <w:p>
             <w:pPr>
@@ -1790,67 +1041,7 @@
               <w:rPr>
                 <w:rFonts w:ascii="Times New Roman" w:hAnsi="Times New Roman" w:eastAsia="黑体"/>
                 <w:b/>
-                <w:sz w:val="20"/>
-              </w:rPr>
-              <w:t>[0.6,0.7)</w:t>
-            </w:r>
-          </w:p>
-        </w:tc>
-        <w:tc>
-          <w:tcPr>
-            <w:tcW w:type="dxa" w:w="1361"/>
-            <w:shd w:val="clear" w:color="auto" w:fill="E2E8F0"/>
-          </w:tcPr>
-          <w:p>
-            <w:pPr>
-              <w:jc w:val="center"/>
-            </w:pPr>
-            <w:r/>
-            <w:r>
-              <w:rPr>
-                <w:rFonts w:ascii="Times New Roman" w:hAnsi="Times New Roman" w:eastAsia="黑体"/>
-                <w:b/>
-                <w:sz w:val="20"/>
-              </w:rPr>
-              <w:t>[0.7,0.8)</w:t>
-            </w:r>
-          </w:p>
-        </w:tc>
-        <w:tc>
-          <w:tcPr>
-            <w:tcW w:type="dxa" w:w="1361"/>
-            <w:shd w:val="clear" w:color="auto" w:fill="E2E8F0"/>
-          </w:tcPr>
-          <w:p>
-            <w:pPr>
-              <w:jc w:val="center"/>
-            </w:pPr>
-            <w:r/>
-            <w:r>
-              <w:rPr>
-                <w:rFonts w:ascii="Times New Roman" w:hAnsi="Times New Roman" w:eastAsia="黑体"/>
-                <w:b/>
-                <w:sz w:val="20"/>
-              </w:rPr>
-              <w:t>[0.8,0.9)</w:t>
-            </w:r>
-          </w:p>
-        </w:tc>
-        <w:tc>
-          <w:tcPr>
-            <w:tcW w:type="dxa" w:w="1701"/>
-            <w:shd w:val="clear" w:color="auto" w:fill="E2E8F0"/>
-          </w:tcPr>
-          <w:p>
-            <w:pPr>
-              <w:jc w:val="center"/>
-            </w:pPr>
-            <w:r/>
-            <w:r>
-              <w:rPr>
-                <w:rFonts w:ascii="Times New Roman" w:hAnsi="Times New Roman" w:eastAsia="黑体"/>
-                <w:b/>
-                <w:sz w:val="20"/>
+                <w:sz w:val="21"/>
               </w:rPr>
               <w:t>[0.9,1.0)</w:t>
             </w:r>
@@ -1860,15 +1051,18 @@
       <w:tr>
         <w:tc>
           <w:tcPr>
-            <w:tcW w:type="dxa" w:w="2041"/>
+            <w:tcW w:type="dxa" w:w="1928"/>
           </w:tcPr>
           <w:p>
+            <w:pPr>
+              <w:jc w:val="left"/>
+            </w:pPr>
             <w:r/>
             <w:r>
               <w:rPr>
                 <w:rFonts w:ascii="Times New Roman" w:hAnsi="Times New Roman" w:eastAsia="宋体"/>
                 <w:b w:val="0"/>
-                <w:sz w:val="20"/>
+                <w:sz w:val="21"/>
               </w:rPr>
               <w:t>信号数</w:t>
             </w:r>
@@ -1876,15 +1070,18 @@
         </w:tc>
         <w:tc>
           <w:tcPr>
-            <w:tcW w:type="dxa" w:w="1361"/>
+            <w:tcW w:type="dxa" w:w="1417"/>
           </w:tcPr>
           <w:p>
+            <w:pPr>
+              <w:jc w:val="center"/>
+            </w:pPr>
             <w:r/>
             <w:r>
               <w:rPr>
                 <w:rFonts w:ascii="Times New Roman" w:hAnsi="Times New Roman" w:eastAsia="宋体"/>
                 <w:b w:val="0"/>
-                <w:sz w:val="20"/>
+                <w:sz w:val="21"/>
               </w:rPr>
               <w:t>446</w:t>
             </w:r>
@@ -1892,15 +1089,18 @@
         </w:tc>
         <w:tc>
           <w:tcPr>
-            <w:tcW w:type="dxa" w:w="1361"/>
+            <w:tcW w:type="dxa" w:w="1417"/>
           </w:tcPr>
           <w:p>
+            <w:pPr>
+              <w:jc w:val="center"/>
+            </w:pPr>
             <w:r/>
             <w:r>
               <w:rPr>
                 <w:rFonts w:ascii="Times New Roman" w:hAnsi="Times New Roman" w:eastAsia="宋体"/>
                 <w:b w:val="0"/>
-                <w:sz w:val="20"/>
+                <w:sz w:val="21"/>
               </w:rPr>
               <w:t>709</w:t>
             </w:r>
@@ -1908,15 +1108,18 @@
         </w:tc>
         <w:tc>
           <w:tcPr>
-            <w:tcW w:type="dxa" w:w="1361"/>
+            <w:tcW w:type="dxa" w:w="1417"/>
           </w:tcPr>
           <w:p>
+            <w:pPr>
+              <w:jc w:val="center"/>
+            </w:pPr>
             <w:r/>
             <w:r>
               <w:rPr>
                 <w:rFonts w:ascii="Times New Roman" w:hAnsi="Times New Roman" w:eastAsia="宋体"/>
                 <w:b w:val="0"/>
-                <w:sz w:val="20"/>
+                <w:sz w:val="21"/>
               </w:rPr>
               <w:t>746</w:t>
             </w:r>
@@ -1924,15 +1127,18 @@
         </w:tc>
         <w:tc>
           <w:tcPr>
-            <w:tcW w:type="dxa" w:w="1361"/>
+            <w:tcW w:type="dxa" w:w="1417"/>
           </w:tcPr>
           <w:p>
+            <w:pPr>
+              <w:jc w:val="center"/>
+            </w:pPr>
             <w:r/>
             <w:r>
               <w:rPr>
                 <w:rFonts w:ascii="Times New Roman" w:hAnsi="Times New Roman" w:eastAsia="宋体"/>
                 <w:b w:val="0"/>
-                <w:sz w:val="20"/>
+                <w:sz w:val="21"/>
               </w:rPr>
               <w:t>712</w:t>
             </w:r>
@@ -1940,15 +1146,18 @@
         </w:tc>
         <w:tc>
           <w:tcPr>
-            <w:tcW w:type="dxa" w:w="1701"/>
+            <w:tcW w:type="dxa" w:w="1757"/>
           </w:tcPr>
           <w:p>
+            <w:pPr>
+              <w:jc w:val="center"/>
+            </w:pPr>
             <w:r/>
             <w:r>
               <w:rPr>
                 <w:rFonts w:ascii="Times New Roman" w:hAnsi="Times New Roman" w:eastAsia="宋体"/>
                 <w:b w:val="0"/>
-                <w:sz w:val="20"/>
+                <w:sz w:val="21"/>
               </w:rPr>
               <w:t>4214（占 61%）</w:t>
             </w:r>
@@ -1958,15 +1167,18 @@
       <w:tr>
         <w:tc>
           <w:tcPr>
-            <w:tcW w:type="dxa" w:w="2041"/>
+            <w:tcW w:type="dxa" w:w="1928"/>
           </w:tcPr>
           <w:p>
+            <w:pPr>
+              <w:jc w:val="left"/>
+            </w:pPr>
             <w:r/>
             <w:r>
               <w:rPr>
                 <w:rFonts w:ascii="Times New Roman" w:hAnsi="Times New Roman" w:eastAsia="宋体"/>
                 <w:b w:val="0"/>
-                <w:sz w:val="20"/>
+                <w:sz w:val="21"/>
               </w:rPr>
               <w:t>真实方向命中率</w:t>
             </w:r>
@@ -1974,15 +1186,18 @@
         </w:tc>
         <w:tc>
           <w:tcPr>
-            <w:tcW w:type="dxa" w:w="1361"/>
+            <w:tcW w:type="dxa" w:w="1417"/>
           </w:tcPr>
           <w:p>
+            <w:pPr>
+              <w:jc w:val="center"/>
+            </w:pPr>
             <w:r/>
             <w:r>
               <w:rPr>
                 <w:rFonts w:ascii="Times New Roman" w:hAnsi="Times New Roman" w:eastAsia="宋体"/>
                 <w:b w:val="0"/>
-                <w:sz w:val="20"/>
+                <w:sz w:val="21"/>
               </w:rPr>
               <w:t>58.3%</w:t>
             </w:r>
@@ -1990,15 +1205,18 @@
         </w:tc>
         <w:tc>
           <w:tcPr>
-            <w:tcW w:type="dxa" w:w="1361"/>
+            <w:tcW w:type="dxa" w:w="1417"/>
           </w:tcPr>
           <w:p>
+            <w:pPr>
+              <w:jc w:val="center"/>
+            </w:pPr>
             <w:r/>
             <w:r>
               <w:rPr>
                 <w:rFonts w:ascii="Times New Roman" w:hAnsi="Times New Roman" w:eastAsia="宋体"/>
                 <w:b w:val="0"/>
-                <w:sz w:val="20"/>
+                <w:sz w:val="21"/>
               </w:rPr>
               <w:t>50.9%</w:t>
             </w:r>
@@ -2006,15 +1224,18 @@
         </w:tc>
         <w:tc>
           <w:tcPr>
-            <w:tcW w:type="dxa" w:w="1361"/>
+            <w:tcW w:type="dxa" w:w="1417"/>
           </w:tcPr>
           <w:p>
+            <w:pPr>
+              <w:jc w:val="center"/>
+            </w:pPr>
             <w:r/>
             <w:r>
               <w:rPr>
                 <w:rFonts w:ascii="Times New Roman" w:hAnsi="Times New Roman" w:eastAsia="宋体"/>
                 <w:b w:val="0"/>
-                <w:sz w:val="20"/>
+                <w:sz w:val="21"/>
               </w:rPr>
               <w:t>54.3%</w:t>
             </w:r>
@@ -2022,15 +1243,18 @@
         </w:tc>
         <w:tc>
           <w:tcPr>
-            <w:tcW w:type="dxa" w:w="1361"/>
+            <w:tcW w:type="dxa" w:w="1417"/>
           </w:tcPr>
           <w:p>
+            <w:pPr>
+              <w:jc w:val="center"/>
+            </w:pPr>
             <w:r/>
             <w:r>
               <w:rPr>
                 <w:rFonts w:ascii="Times New Roman" w:hAnsi="Times New Roman" w:eastAsia="宋体"/>
                 <w:b w:val="0"/>
-                <w:sz w:val="20"/>
+                <w:sz w:val="21"/>
               </w:rPr>
               <w:t>54.1%</w:t>
             </w:r>
@@ -2038,15 +1262,18 @@
         </w:tc>
         <w:tc>
           <w:tcPr>
-            <w:tcW w:type="dxa" w:w="1701"/>
+            <w:tcW w:type="dxa" w:w="1757"/>
           </w:tcPr>
           <w:p>
+            <w:pPr>
+              <w:jc w:val="center"/>
+            </w:pPr>
             <w:r/>
             <w:r>
               <w:rPr>
                 <w:rFonts w:ascii="Times New Roman" w:hAnsi="Times New Roman" w:eastAsia="宋体"/>
                 <w:b w:val="0"/>
-                <w:sz w:val="20"/>
+                <w:sz w:val="21"/>
               </w:rPr>
               <w:t>54.0%</w:t>
             </w:r>
@@ -2061,55 +1288,62 @@
     </w:p>
     <w:p>
       <w:pPr>
-        <w:spacing w:before="120" w:after="160"/>
-        <w:ind w:left="240" w:right="240"/>
-        <w:shd w:val="clear" w:color="auto" w:fill="FFF7ED"/>
+        <w:spacing w:before="200" w:after="80" w:line="360" w:lineRule="auto"/>
       </w:pPr>
       <w:r>
         <w:rPr>
           <w:rFonts w:ascii="Times New Roman" w:hAnsi="Times New Roman" w:eastAsia="黑体"/>
           <w:b/>
-          <w:sz w:val="25"/>
+          <w:sz w:val="26"/>
         </w:rPr>
-        <w:t>模型说出的 0.9，是它的情绪，不是市场的概率——未经校准的置信度直接映射仓位，等于把模型的过度自信放大成账户的过度敞口。</w:t>
+        <w:t>4.2　全样本对照：同样的信号，不同的风险形态</w:t>
       </w:r>
     </w:p>
     <w:p>
       <w:pPr>
-        <w:spacing w:before="200" w:after="80"/>
+        <w:spacing w:before="120" w:after="80" w:line="288" w:lineRule="auto"/>
+        <w:jc w:val="center"/>
       </w:pPr>
       <w:r>
         <w:rPr>
           <w:rFonts w:ascii="Times New Roman" w:hAnsi="Times New Roman" w:eastAsia="黑体"/>
           <w:b/>
-          <w:color w:val="1D4ED8"/>
-          <w:sz w:val="27"/>
+          <w:sz w:val="21"/>
         </w:rPr>
-        <w:t>4.2　全样本对照：同样的信号，完全不同的风险形态</w:t>
+        <w:t>表 3　全样本三组对照（同一信号与硬约束，差异全部来自仓位规则）</w:t>
       </w:r>
     </w:p>
     <w:tbl>
       <w:tblPr>
-        <w:tblStyle w:val="TableGrid"/>
         <w:tblW w:type="auto" w:w="0"/>
         <w:jc w:val="center"/>
         <w:tblLook w:firstColumn="1" w:firstRow="1" w:lastColumn="0" w:lastRow="0" w:noHBand="0" w:noVBand="1" w:val="04A0"/>
+        <w:tblBorders>
+          <w:top w:val="single" w:sz="12" w:space="0" w:color="000000"/>
+          <w:bottom w:val="single" w:sz="12" w:space="0" w:color="000000"/>
+          <w:left w:val="nil"/>
+          <w:right w:val="nil"/>
+          <w:insideH w:val="nil"/>
+          <w:insideV w:val="nil"/>
+        </w:tblBorders>
       </w:tblPr>
       <w:tblGrid>
-        <w:gridCol w:w="1246"/>
-        <w:gridCol w:w="1246"/>
-        <w:gridCol w:w="1246"/>
-        <w:gridCol w:w="1246"/>
-        <w:gridCol w:w="1246"/>
-        <w:gridCol w:w="1246"/>
-        <w:gridCol w:w="1246"/>
-        <w:gridCol w:w="1246"/>
+        <w:gridCol w:w="1105"/>
+        <w:gridCol w:w="1105"/>
+        <w:gridCol w:w="1105"/>
+        <w:gridCol w:w="1105"/>
+        <w:gridCol w:w="1105"/>
+        <w:gridCol w:w="1105"/>
+        <w:gridCol w:w="1105"/>
+        <w:gridCol w:w="1105"/>
       </w:tblGrid>
       <w:tr>
         <w:tc>
           <w:tcPr>
-            <w:tcW w:type="dxa" w:w="1814"/>
-            <w:shd w:val="clear" w:color="auto" w:fill="E2E8F0"/>
+            <w:tcW w:type="dxa" w:w="1644"/>
+            <w:tcBorders>
+              <w:bottom w:val="single" w:sz="6" w:space="0" w:color="000000"/>
+            </w:tcBorders>
           </w:tcPr>
           <w:p>
             <w:pPr>
@@ -2128,8 +1362,10 @@
         </w:tc>
         <w:tc>
           <w:tcPr>
-            <w:tcW w:type="dxa" w:w="1134"/>
-            <w:shd w:val="clear" w:color="auto" w:fill="E2E8F0"/>
+            <w:tcW w:type="dxa" w:w="1077"/>
+            <w:tcBorders>
+              <w:bottom w:val="single" w:sz="6" w:space="0" w:color="000000"/>
+            </w:tcBorders>
           </w:tcPr>
           <w:p>
             <w:pPr>
@@ -2148,8 +1384,10 @@
         </w:tc>
         <w:tc>
           <w:tcPr>
-            <w:tcW w:type="dxa" w:w="1077"/>
-            <w:shd w:val="clear" w:color="auto" w:fill="E2E8F0"/>
+            <w:tcW w:type="dxa" w:w="1020"/>
+            <w:tcBorders>
+              <w:bottom w:val="single" w:sz="6" w:space="0" w:color="000000"/>
+            </w:tcBorders>
           </w:tcPr>
           <w:p>
             <w:pPr>
@@ -2168,8 +1406,10 @@
         </w:tc>
         <w:tc>
           <w:tcPr>
-            <w:tcW w:type="dxa" w:w="907"/>
-            <w:shd w:val="clear" w:color="auto" w:fill="E2E8F0"/>
+            <w:tcW w:type="dxa" w:w="964"/>
+            <w:tcBorders>
+              <w:bottom w:val="single" w:sz="6" w:space="0" w:color="000000"/>
+            </w:tcBorders>
           </w:tcPr>
           <w:p>
             <w:pPr>
@@ -2182,14 +1422,16 @@
                 <w:b/>
                 <w:sz w:val="19"/>
               </w:rPr>
-              <w:t>夏普</w:t>
+              <w:t>夏普比率</w:t>
             </w:r>
           </w:p>
         </w:tc>
         <w:tc>
           <w:tcPr>
-            <w:tcW w:type="dxa" w:w="1134"/>
-            <w:shd w:val="clear" w:color="auto" w:fill="E2E8F0"/>
+            <w:tcW w:type="dxa" w:w="1020"/>
+            <w:tcBorders>
+              <w:bottom w:val="single" w:sz="6" w:space="0" w:color="000000"/>
+            </w:tcBorders>
           </w:tcPr>
           <w:p>
             <w:pPr>
@@ -2208,8 +1450,10 @@
         </w:tc>
         <w:tc>
           <w:tcPr>
-            <w:tcW w:type="dxa" w:w="907"/>
-            <w:shd w:val="clear" w:color="auto" w:fill="E2E8F0"/>
+            <w:tcW w:type="dxa" w:w="1020"/>
+            <w:tcBorders>
+              <w:bottom w:val="single" w:sz="6" w:space="0" w:color="000000"/>
+            </w:tcBorders>
           </w:tcPr>
           <w:p>
             <w:pPr>
@@ -2222,14 +1466,16 @@
                 <w:b/>
                 <w:sz w:val="19"/>
               </w:rPr>
-              <w:t>卡玛</w:t>
+              <w:t>卡玛比率</w:t>
             </w:r>
           </w:p>
         </w:tc>
         <w:tc>
           <w:tcPr>
-            <w:tcW w:type="dxa" w:w="1134"/>
-            <w:shd w:val="clear" w:color="auto" w:fill="E2E8F0"/>
+            <w:tcW w:type="dxa" w:w="964"/>
+            <w:tcBorders>
+              <w:bottom w:val="single" w:sz="6" w:space="0" w:color="000000"/>
+            </w:tcBorders>
           </w:tcPr>
           <w:p>
             <w:pPr>
@@ -2248,8 +1494,10 @@
         </w:tc>
         <w:tc>
           <w:tcPr>
-            <w:tcW w:type="dxa" w:w="1531"/>
-            <w:shd w:val="clear" w:color="auto" w:fill="E2E8F0"/>
+            <w:tcW w:type="dxa" w:w="1361"/>
+            <w:tcBorders>
+              <w:bottom w:val="single" w:sz="6" w:space="0" w:color="000000"/>
+            </w:tcBorders>
           </w:tcPr>
           <w:p>
             <w:pPr>
@@ -2270,9 +1518,12 @@
       <w:tr>
         <w:tc>
           <w:tcPr>
-            <w:tcW w:type="dxa" w:w="1814"/>
+            <w:tcW w:type="dxa" w:w="1644"/>
           </w:tcPr>
           <w:p>
+            <w:pPr>
+              <w:jc w:val="left"/>
+            </w:pPr>
             <w:r/>
             <w:r>
               <w:rPr>
@@ -2286,9 +1537,12 @@
         </w:tc>
         <w:tc>
           <w:tcPr>
-            <w:tcW w:type="dxa" w:w="1134"/>
+            <w:tcW w:type="dxa" w:w="1077"/>
           </w:tcPr>
           <w:p>
+            <w:pPr>
+              <w:jc w:val="center"/>
+            </w:pPr>
             <w:r/>
             <w:r>
               <w:rPr>
@@ -2302,9 +1556,12 @@
         </w:tc>
         <w:tc>
           <w:tcPr>
-            <w:tcW w:type="dxa" w:w="1077"/>
+            <w:tcW w:type="dxa" w:w="1020"/>
           </w:tcPr>
           <w:p>
+            <w:pPr>
+              <w:jc w:val="center"/>
+            </w:pPr>
             <w:r/>
             <w:r>
               <w:rPr>
@@ -2318,9 +1575,12 @@
         </w:tc>
         <w:tc>
           <w:tcPr>
-            <w:tcW w:type="dxa" w:w="907"/>
+            <w:tcW w:type="dxa" w:w="964"/>
           </w:tcPr>
           <w:p>
+            <w:pPr>
+              <w:jc w:val="center"/>
+            </w:pPr>
             <w:r/>
             <w:r>
               <w:rPr>
@@ -2334,9 +1594,12 @@
         </w:tc>
         <w:tc>
           <w:tcPr>
-            <w:tcW w:type="dxa" w:w="1134"/>
+            <w:tcW w:type="dxa" w:w="1020"/>
           </w:tcPr>
           <w:p>
+            <w:pPr>
+              <w:jc w:val="center"/>
+            </w:pPr>
             <w:r/>
             <w:r>
               <w:rPr>
@@ -2350,9 +1613,12 @@
         </w:tc>
         <w:tc>
           <w:tcPr>
-            <w:tcW w:type="dxa" w:w="907"/>
+            <w:tcW w:type="dxa" w:w="1020"/>
           </w:tcPr>
           <w:p>
+            <w:pPr>
+              <w:jc w:val="center"/>
+            </w:pPr>
             <w:r/>
             <w:r>
               <w:rPr>
@@ -2366,9 +1632,12 @@
         </w:tc>
         <w:tc>
           <w:tcPr>
-            <w:tcW w:type="dxa" w:w="1134"/>
+            <w:tcW w:type="dxa" w:w="964"/>
           </w:tcPr>
           <w:p>
+            <w:pPr>
+              <w:jc w:val="center"/>
+            </w:pPr>
             <w:r/>
             <w:r>
               <w:rPr>
@@ -2382,9 +1651,12 @@
         </w:tc>
         <w:tc>
           <w:tcPr>
-            <w:tcW w:type="dxa" w:w="1531"/>
+            <w:tcW w:type="dxa" w:w="1361"/>
           </w:tcPr>
           <w:p>
+            <w:pPr>
+              <w:jc w:val="center"/>
+            </w:pPr>
             <w:r/>
             <w:r>
               <w:rPr>
@@ -2400,9 +1672,12 @@
       <w:tr>
         <w:tc>
           <w:tcPr>
-            <w:tcW w:type="dxa" w:w="1814"/>
+            <w:tcW w:type="dxa" w:w="1644"/>
           </w:tcPr>
           <w:p>
+            <w:pPr>
+              <w:jc w:val="left"/>
+            </w:pPr>
             <w:r/>
             <w:r>
               <w:rPr>
@@ -2416,9 +1691,12 @@
         </w:tc>
         <w:tc>
           <w:tcPr>
-            <w:tcW w:type="dxa" w:w="1134"/>
+            <w:tcW w:type="dxa" w:w="1077"/>
           </w:tcPr>
           <w:p>
+            <w:pPr>
+              <w:jc w:val="center"/>
+            </w:pPr>
             <w:r/>
             <w:r>
               <w:rPr>
@@ -2432,9 +1710,12 @@
         </w:tc>
         <w:tc>
           <w:tcPr>
-            <w:tcW w:type="dxa" w:w="1077"/>
+            <w:tcW w:type="dxa" w:w="1020"/>
           </w:tcPr>
           <w:p>
+            <w:pPr>
+              <w:jc w:val="center"/>
+            </w:pPr>
             <w:r/>
             <w:r>
               <w:rPr>
@@ -2448,9 +1729,12 @@
         </w:tc>
         <w:tc>
           <w:tcPr>
-            <w:tcW w:type="dxa" w:w="907"/>
+            <w:tcW w:type="dxa" w:w="964"/>
           </w:tcPr>
           <w:p>
+            <w:pPr>
+              <w:jc w:val="center"/>
+            </w:pPr>
             <w:r/>
             <w:r>
               <w:rPr>
@@ -2464,9 +1748,12 @@
         </w:tc>
         <w:tc>
           <w:tcPr>
-            <w:tcW w:type="dxa" w:w="1134"/>
+            <w:tcW w:type="dxa" w:w="1020"/>
           </w:tcPr>
           <w:p>
+            <w:pPr>
+              <w:jc w:val="center"/>
+            </w:pPr>
             <w:r/>
             <w:r>
               <w:rPr>
@@ -2480,9 +1767,12 @@
         </w:tc>
         <w:tc>
           <w:tcPr>
-            <w:tcW w:type="dxa" w:w="907"/>
+            <w:tcW w:type="dxa" w:w="1020"/>
           </w:tcPr>
           <w:p>
+            <w:pPr>
+              <w:jc w:val="center"/>
+            </w:pPr>
             <w:r/>
             <w:r>
               <w:rPr>
@@ -2496,9 +1786,12 @@
         </w:tc>
         <w:tc>
           <w:tcPr>
-            <w:tcW w:type="dxa" w:w="1134"/>
+            <w:tcW w:type="dxa" w:w="964"/>
           </w:tcPr>
           <w:p>
+            <w:pPr>
+              <w:jc w:val="center"/>
+            </w:pPr>
             <w:r/>
             <w:r>
               <w:rPr>
@@ -2512,9 +1805,12 @@
         </w:tc>
         <w:tc>
           <w:tcPr>
-            <w:tcW w:type="dxa" w:w="1531"/>
+            <w:tcW w:type="dxa" w:w="1361"/>
           </w:tcPr>
           <w:p>
+            <w:pPr>
+              <w:jc w:val="center"/>
+            </w:pPr>
             <w:r/>
             <w:r>
               <w:rPr>
@@ -2530,9 +1826,12 @@
       <w:tr>
         <w:tc>
           <w:tcPr>
-            <w:tcW w:type="dxa" w:w="1814"/>
+            <w:tcW w:type="dxa" w:w="1644"/>
           </w:tcPr>
           <w:p>
+            <w:pPr>
+              <w:jc w:val="left"/>
+            </w:pPr>
             <w:r/>
             <w:r>
               <w:rPr>
@@ -2546,9 +1845,12 @@
         </w:tc>
         <w:tc>
           <w:tcPr>
-            <w:tcW w:type="dxa" w:w="1134"/>
+            <w:tcW w:type="dxa" w:w="1077"/>
           </w:tcPr>
           <w:p>
+            <w:pPr>
+              <w:jc w:val="center"/>
+            </w:pPr>
             <w:r/>
             <w:r>
               <w:rPr>
@@ -2562,9 +1864,12 @@
         </w:tc>
         <w:tc>
           <w:tcPr>
-            <w:tcW w:type="dxa" w:w="1077"/>
+            <w:tcW w:type="dxa" w:w="1020"/>
           </w:tcPr>
           <w:p>
+            <w:pPr>
+              <w:jc w:val="center"/>
+            </w:pPr>
             <w:r/>
             <w:r>
               <w:rPr>
@@ -2578,9 +1883,12 @@
         </w:tc>
         <w:tc>
           <w:tcPr>
-            <w:tcW w:type="dxa" w:w="907"/>
+            <w:tcW w:type="dxa" w:w="964"/>
           </w:tcPr>
           <w:p>
+            <w:pPr>
+              <w:jc w:val="center"/>
+            </w:pPr>
             <w:r/>
             <w:r>
               <w:rPr>
@@ -2594,9 +1902,12 @@
         </w:tc>
         <w:tc>
           <w:tcPr>
-            <w:tcW w:type="dxa" w:w="1134"/>
+            <w:tcW w:type="dxa" w:w="1020"/>
           </w:tcPr>
           <w:p>
+            <w:pPr>
+              <w:jc w:val="center"/>
+            </w:pPr>
             <w:r/>
             <w:r>
               <w:rPr>
@@ -2610,9 +1921,12 @@
         </w:tc>
         <w:tc>
           <w:tcPr>
-            <w:tcW w:type="dxa" w:w="907"/>
+            <w:tcW w:type="dxa" w:w="1020"/>
           </w:tcPr>
           <w:p>
+            <w:pPr>
+              <w:jc w:val="center"/>
+            </w:pPr>
             <w:r/>
             <w:r>
               <w:rPr>
@@ -2626,9 +1940,12 @@
         </w:tc>
         <w:tc>
           <w:tcPr>
-            <w:tcW w:type="dxa" w:w="1134"/>
+            <w:tcW w:type="dxa" w:w="964"/>
           </w:tcPr>
           <w:p>
+            <w:pPr>
+              <w:jc w:val="center"/>
+            </w:pPr>
             <w:r/>
             <w:r>
               <w:rPr>
@@ -2642,9 +1959,12 @@
         </w:tc>
         <w:tc>
           <w:tcPr>
-            <w:tcW w:type="dxa" w:w="1531"/>
+            <w:tcW w:type="dxa" w:w="1361"/>
           </w:tcPr>
           <w:p>
+            <w:pPr>
+              <w:jc w:val="center"/>
+            </w:pPr>
             <w:r/>
             <w:r>
               <w:rPr>
@@ -2665,71 +1985,16 @@
     </w:p>
     <w:p>
       <w:pPr>
-        <w:spacing w:after="80" w:line="312" w:lineRule="auto"/>
+        <w:spacing w:after="0" w:line="360" w:lineRule="auto"/>
         <w:ind w:firstLine="480"/>
       </w:pPr>
-      <w:r>
-        <w:rPr>
-          <w:rFonts w:ascii="Times New Roman" w:hAnsi="Times New Roman" w:eastAsia="宋体"/>
-          <w:b/>
-          <w:sz w:val="24"/>
-        </w:rPr>
-        <w:t>判断先行</w:t>
-      </w:r>
       <w:r>
         <w:rPr>
           <w:rFonts w:ascii="Times New Roman" w:hAnsi="Times New Roman" w:eastAsia="宋体"/>
           <w:b w:val="0"/>
           <w:sz w:val="24"/>
         </w:rPr>
-        <w:t>：三组的差异全部来自仓位规则——信号、行情、约束完全相同。C 组以约 4.6 个百分点的收益代价（18.6% vs 23.2%），把最大回撤压缩 3.1 个百分点（-9.3% vs -12.4%），年化成本拖累从 8.8% 降到 4.3%，卡玛比率 1.19 优于 A 组的 1.11。</w:t>
-      </w:r>
-      <w:r>
-        <w:rPr>
-          <w:rFonts w:ascii="Times New Roman" w:hAnsi="Times New Roman" w:eastAsia="宋体"/>
-          <w:b/>
-          <w:sz w:val="24"/>
-        </w:rPr>
-        <w:t>证据链</w:t>
-      </w:r>
-      <w:r>
-        <w:rPr>
-          <w:rFonts w:ascii="Times New Roman" w:hAnsi="Times New Roman" w:eastAsia="宋体"/>
-          <w:b w:val="0"/>
-          <w:sz w:val="24"/>
-        </w:rPr>
-        <w:t>：成本归因显示 A 组日均换手 0.70、乘以单边 5bp 即年化约 8.8 个百分点的拖累；C 组低换手（0.34）使成本近乎减半。</w:t>
-      </w:r>
-      <w:r>
-        <w:rPr>
-          <w:rFonts w:ascii="Times New Roman" w:hAnsi="Times New Roman" w:eastAsia="宋体"/>
-          <w:b/>
-          <w:sz w:val="24"/>
-        </w:rPr>
-        <w:t>配置含义</w:t>
-      </w:r>
-      <w:r>
-        <w:rPr>
-          <w:rFonts w:ascii="Times New Roman" w:hAnsi="Times New Roman" w:eastAsia="宋体"/>
-          <w:b w:val="0"/>
-          <w:sz w:val="24"/>
-        </w:rPr>
-        <w:t>：凯利集中持仓降不了波动（三组波动几乎相同），风险预算的价值要用回撤与成本衡量，而不是夏普。数据截至 2025-10-28，全部数字可由所附代码一键复现。</w:t>
-      </w:r>
-    </w:p>
-    <w:p>
-      <w:pPr>
-        <w:spacing w:before="120" w:after="160"/>
-        <w:ind w:left="240" w:right="240"/>
-        <w:shd w:val="clear" w:color="auto" w:fill="FFF7ED"/>
-      </w:pPr>
-      <w:r>
-        <w:rPr>
-          <w:rFonts w:ascii="Times New Roman" w:hAnsi="Times New Roman" w:eastAsia="黑体"/>
-          <w:b/>
-          <w:sz w:val="25"/>
-        </w:rPr>
-        <w:t>同样的信号，不同的仓位规则，买到的是完全不同的风险——分水岭不在预测，在转化。</w:t>
+        <w:t>三组绩效差异全部来自仓位规则：信号、行情与约束完全相同。C 组以约 4.6 个百分点的收益代价（18.6% 对 23.2%）换取最大回撤压缩 3.1 个百分点（-9.3% 对 -12.4%）与成本拖累减半（4.3% 对 8.8%），卡玛比率 1.19 优于 A 组的 1.11。成本归因显示：A 组日均换手 0.70，乘以单边 5bp 即年化约 8.8 个百分点的拖累；C 组低换手（0.34）使成本近乎减半。值得注意的是，三组年化波动几乎相同——凯利集中持仓并未降低波动，风险预算的价值须以回撤与成本衡量，而非夏普。</w:t>
       </w:r>
     </w:p>
     <w:p>
@@ -2740,7 +2005,7 @@
       <w:r>
         <w:drawing>
           <wp:inline xmlns:a="http://schemas.openxmlformats.org/drawingml/2006/main" xmlns:pic="http://schemas.openxmlformats.org/drawingml/2006/picture">
-            <wp:extent cx="5616000" cy="2918117"/>
+            <wp:extent cx="5472000" cy="2843294"/>
             <wp:docPr id="1" name="Picture 1"/>
             <wp:cNvGraphicFramePr>
               <a:graphicFrameLocks noChangeAspect="1"/>
@@ -2753,7 +2018,7 @@
                     <pic:cNvPicPr/>
                   </pic:nvPicPr>
                   <pic:blipFill>
-                    <a:blip r:embed="rId9"/>
+                    <a:blip r:embed="rId10"/>
                     <a:stretch>
                       <a:fillRect/>
                     </a:stretch>
@@ -2761,7 +2026,7 @@
                   <pic:spPr>
                     <a:xfrm>
                       <a:off x="0" y="0"/>
-                      <a:ext cx="5616000" cy="2918117"/>
+                      <a:ext cx="5472000" cy="2843294"/>
                     </a:xfrm>
                     <a:prstGeom prst="rect"/>
                   </pic:spPr>
@@ -2774,36 +2039,34 @@
     </w:p>
     <w:p>
       <w:pPr>
-        <w:spacing w:after="160"/>
+        <w:spacing w:before="40" w:after="160" w:line="288" w:lineRule="auto"/>
         <w:jc w:val="center"/>
       </w:pPr>
       <w:r>
         <w:rPr>
           <w:rFonts w:ascii="Times New Roman" w:hAnsi="Times New Roman" w:eastAsia="黑体"/>
-          <w:b w:val="0"/>
-          <w:color w:val="475569"/>
-          <w:sz w:val="20"/>
+          <w:b/>
+          <w:sz w:val="21"/>
         </w:rPr>
-        <w:t>图 1　固定 AI 信号、不同仓位规则下的组合累计净值（虚线为样本外起点；数据截至 2025-10-28）</w:t>
+        <w:t>图 1　固定 AI 信号、不同仓位规则下的组合累计净值（虚线为样本外起点）</w:t>
       </w:r>
     </w:p>
     <w:p>
       <w:pPr>
-        <w:spacing w:before="200" w:after="80"/>
+        <w:spacing w:before="200" w:after="80" w:line="360" w:lineRule="auto"/>
       </w:pPr>
       <w:r>
         <w:rPr>
           <w:rFonts w:ascii="Times New Roman" w:hAnsi="Times New Roman" w:eastAsia="黑体"/>
           <w:b/>
-          <w:color w:val="1D4ED8"/>
-          <w:sz w:val="27"/>
+          <w:sz w:val="26"/>
         </w:rPr>
         <w:t>4.3　样本外检验：风险预算是“有价格的保险”</w:t>
       </w:r>
     </w:p>
     <w:p>
       <w:pPr>
-        <w:spacing w:after="80" w:line="312" w:lineRule="auto"/>
+        <w:spacing w:after="0" w:line="360" w:lineRule="auto"/>
         <w:ind w:firstLine="480"/>
       </w:pPr>
       <w:r>
@@ -2812,76 +2075,7 @@
           <w:b w:val="0"/>
           <w:sz w:val="24"/>
         </w:rPr>
-        <w:t>后 30% 样本（123 个交易日）恰为蓝筹上行段：A 组年化 41.3%、夏普 2.71、最大回撤 -4.1%、换手升至 0.91（成本拖累约 11.4%）；C 组年化 13.5%、波动 7.4%、最大回撤 -2.5%、夏普 1.56、卡玛 5.49。</w:t>
-      </w:r>
-    </w:p>
-    <w:p>
-      <w:pPr>
-        <w:spacing w:after="80" w:line="312" w:lineRule="auto"/>
-        <w:ind w:firstLine="480"/>
-      </w:pPr>
-      <w:r>
-        <w:rPr>
-          <w:rFonts w:ascii="Times New Roman" w:hAnsi="Times New Roman" w:eastAsia="宋体"/>
-          <w:b/>
-          <w:sz w:val="24"/>
-        </w:rPr>
-        <w:t>判断先行</w:t>
-      </w:r>
-      <w:r>
-        <w:rPr>
-          <w:rFonts w:ascii="Times New Roman" w:hAnsi="Times New Roman" w:eastAsia="宋体"/>
-          <w:b w:val="0"/>
-          <w:sz w:val="24"/>
-        </w:rPr>
-        <w:t>：上行段风险预算组大幅落后——这不是失败，而是保险的定价。</w:t>
-      </w:r>
-      <w:r>
-        <w:rPr>
-          <w:rFonts w:ascii="Times New Roman" w:hAnsi="Times New Roman" w:eastAsia="宋体"/>
-          <w:b/>
-          <w:sz w:val="24"/>
-        </w:rPr>
-        <w:t>证据链</w:t>
-      </w:r>
-      <w:r>
-        <w:rPr>
-          <w:rFonts w:ascii="Times New Roman" w:hAnsi="Times New Roman" w:eastAsia="宋体"/>
-          <w:b w:val="0"/>
-          <w:sz w:val="24"/>
-        </w:rPr>
-        <w:t>：满仓组的高换手在上行段被成本进一步放大（11.4%），而 C 组以更低的波动（7.4% vs 14.5%）与更浅的回撤（-2.5% vs -4.1%）换取了绝对收益的落后。</w:t>
-      </w:r>
-      <w:r>
-        <w:rPr>
-          <w:rFonts w:ascii="Times New Roman" w:hAnsi="Times New Roman" w:eastAsia="宋体"/>
-          <w:b/>
-          <w:sz w:val="24"/>
-        </w:rPr>
-        <w:t>配置含义</w:t>
-      </w:r>
-      <w:r>
-        <w:rPr>
-          <w:rFonts w:ascii="Times New Roman" w:hAnsi="Times New Roman" w:eastAsia="宋体"/>
-          <w:b w:val="0"/>
-          <w:sz w:val="24"/>
-        </w:rPr>
-        <w:t>：评估干预机制不能只看单一区间——只看这一段会得出“预算无用”的误判，只看回撤段又会得出“预算万能”的误判；两个区间合起来读，才是完整的证据。</w:t>
-      </w:r>
-    </w:p>
-    <w:p>
-      <w:pPr>
-        <w:spacing w:before="120" w:after="160"/>
-        <w:ind w:left="240" w:right="240"/>
-        <w:shd w:val="clear" w:color="auto" w:fill="FFF7ED"/>
-      </w:pPr>
-      <w:r>
-        <w:rPr>
-          <w:rFonts w:ascii="Times New Roman" w:hAnsi="Times New Roman" w:eastAsia="黑体"/>
-          <w:b/>
-          <w:sz w:val="25"/>
-        </w:rPr>
-        <w:t>牛市里嫌它贵、回撤来临时谢它还在的风险预算，是账户里真正的安全带——保费看得见的年份，恰是它最便宜的年份。</w:t>
+        <w:t>后 30% 样本（123 个交易日）恰为蓝筹上行段：A 组年化 41.3%、夏普 2.71、最大回撤 -4.1%、换手升至 0.91（成本拖累约 11.4%）；C 组年化 13.5%、波动 7.4%、最大回撤 -2.5%、夏普 1.56、卡玛 5.49。上行段风险预算组大幅落后——这不是失败，而是保险的定价：机会成本可见、可计量。评估干预机制不能只看单一区间：只看上行段会得出“预算无用”的误判，只看回撤段又会得出“预算万能”的误判；两个区间合起来读才是完整证据。</w:t>
       </w:r>
     </w:p>
     <w:p>
@@ -2892,7 +2086,7 @@
       <w:r>
         <w:drawing>
           <wp:inline xmlns:a="http://schemas.openxmlformats.org/drawingml/2006/main" xmlns:pic="http://schemas.openxmlformats.org/drawingml/2006/picture">
-            <wp:extent cx="5616000" cy="2419200"/>
+            <wp:extent cx="5472000" cy="2357169"/>
             <wp:docPr id="2" name="Picture 2"/>
             <wp:cNvGraphicFramePr>
               <a:graphicFrameLocks noChangeAspect="1"/>
@@ -2905,7 +2099,7 @@
                     <pic:cNvPicPr/>
                   </pic:nvPicPr>
                   <pic:blipFill>
-                    <a:blip r:embed="rId10"/>
+                    <a:blip r:embed="rId11"/>
                     <a:stretch>
                       <a:fillRect/>
                     </a:stretch>
@@ -2913,7 +2107,7 @@
                   <pic:spPr>
                     <a:xfrm>
                       <a:off x="0" y="0"/>
-                      <a:ext cx="5616000" cy="2419200"/>
+                      <a:ext cx="5472000" cy="2357169"/>
                     </a:xfrm>
                     <a:prstGeom prst="rect"/>
                   </pic:spPr>
@@ -2926,52 +2120,73 @@
     </w:p>
     <w:p>
       <w:pPr>
-        <w:spacing w:after="160"/>
+        <w:spacing w:before="40" w:after="160" w:line="288" w:lineRule="auto"/>
         <w:jc w:val="center"/>
       </w:pPr>
       <w:r>
         <w:rPr>
           <w:rFonts w:ascii="Times New Roman" w:hAnsi="Times New Roman" w:eastAsia="黑体"/>
-          <w:b w:val="0"/>
-          <w:color w:val="475569"/>
-          <w:sz w:val="20"/>
+          <w:b/>
+          <w:sz w:val="21"/>
         </w:rPr>
-        <w:t>图 2　三组组合回撤曲线与 -6% 风险预算干预线（数据截至 2025-10-28）</w:t>
+        <w:t>图 2　三组组合回撤曲线与 -6% 风险预算干预线</w:t>
       </w:r>
     </w:p>
     <w:p>
       <w:pPr>
-        <w:spacing w:before="200" w:after="80"/>
+        <w:spacing w:before="200" w:after="80" w:line="360" w:lineRule="auto"/>
       </w:pPr>
       <w:r>
         <w:rPr>
           <w:rFonts w:ascii="Times New Roman" w:hAnsi="Times New Roman" w:eastAsia="黑体"/>
           <w:b/>
-          <w:color w:val="1D4ED8"/>
-          <w:sz w:val="27"/>
+          <w:sz w:val="26"/>
         </w:rPr>
         <w:t>4.4　敏感性与反事实：干预的价值随仓位规模显现</w:t>
       </w:r>
     </w:p>
+    <w:p>
+      <w:pPr>
+        <w:spacing w:before="120" w:after="80" w:line="288" w:lineRule="auto"/>
+        <w:jc w:val="center"/>
+      </w:pPr>
+      <w:r>
+        <w:rPr>
+          <w:rFonts w:ascii="Times New Roman" w:hAnsi="Times New Roman" w:eastAsia="黑体"/>
+          <w:b/>
+          <w:sz w:val="21"/>
+        </w:rPr>
+        <w:t>表 4　凯利缩放 × 干预有无的敏感性与反事实（全样本）</w:t>
+      </w:r>
+    </w:p>
     <w:tbl>
       <w:tblPr>
-        <w:tblStyle w:val="TableGrid"/>
         <w:tblW w:type="auto" w:w="0"/>
         <w:jc w:val="center"/>
         <w:tblLook w:firstColumn="1" w:firstRow="1" w:lastColumn="0" w:lastRow="0" w:noHBand="0" w:noVBand="1" w:val="04A0"/>
+        <w:tblBorders>
+          <w:top w:val="single" w:sz="12" w:space="0" w:color="000000"/>
+          <w:bottom w:val="single" w:sz="12" w:space="0" w:color="000000"/>
+          <w:left w:val="nil"/>
+          <w:right w:val="nil"/>
+          <w:insideH w:val="nil"/>
+          <w:insideV w:val="nil"/>
+        </w:tblBorders>
       </w:tblPr>
       <w:tblGrid>
-        <w:gridCol w:w="1994"/>
-        <w:gridCol w:w="1994"/>
-        <w:gridCol w:w="1994"/>
-        <w:gridCol w:w="1994"/>
-        <w:gridCol w:w="1994"/>
+        <w:gridCol w:w="1768"/>
+        <w:gridCol w:w="1768"/>
+        <w:gridCol w:w="1768"/>
+        <w:gridCol w:w="1768"/>
+        <w:gridCol w:w="1768"/>
       </w:tblGrid>
       <w:tr>
         <w:tc>
           <w:tcPr>
-            <w:tcW w:type="dxa" w:w="1247"/>
-            <w:shd w:val="clear" w:color="auto" w:fill="E2E8F0"/>
+            <w:tcW w:type="dxa" w:w="1020"/>
+            <w:tcBorders>
+              <w:bottom w:val="single" w:sz="6" w:space="0" w:color="000000"/>
+            </w:tcBorders>
           </w:tcPr>
           <w:p>
             <w:pPr>
@@ -2990,8 +2205,10 @@
         </w:tc>
         <w:tc>
           <w:tcPr>
-            <w:tcW w:type="dxa" w:w="1701"/>
-            <w:shd w:val="clear" w:color="auto" w:fill="E2E8F0"/>
+            <w:tcW w:type="dxa" w:w="1814"/>
+            <w:tcBorders>
+              <w:bottom w:val="single" w:sz="6" w:space="0" w:color="000000"/>
+            </w:tcBorders>
           </w:tcPr>
           <w:p>
             <w:pPr>
@@ -3004,14 +2221,16 @@
                 <w:b/>
                 <w:sz w:val="20"/>
               </w:rPr>
-              <w:t>有干预（累计）</w:t>
+              <w:t>有干预（累计收益）</w:t>
             </w:r>
           </w:p>
         </w:tc>
         <w:tc>
           <w:tcPr>
-            <w:tcW w:type="dxa" w:w="1701"/>
-            <w:shd w:val="clear" w:color="auto" w:fill="E2E8F0"/>
+            <w:tcW w:type="dxa" w:w="1814"/>
+            <w:tcBorders>
+              <w:bottom w:val="single" w:sz="6" w:space="0" w:color="000000"/>
+            </w:tcBorders>
           </w:tcPr>
           <w:p>
             <w:pPr>
@@ -3024,14 +2243,16 @@
                 <w:b/>
                 <w:sz w:val="20"/>
               </w:rPr>
-              <w:t>无干预（累计）</w:t>
+              <w:t>无干预（累计收益）</w:t>
             </w:r>
           </w:p>
         </w:tc>
         <w:tc>
           <w:tcPr>
-            <w:tcW w:type="dxa" w:w="2268"/>
-            <w:shd w:val="clear" w:color="auto" w:fill="E2E8F0"/>
+            <w:tcW w:type="dxa" w:w="1928"/>
+            <w:tcBorders>
+              <w:bottom w:val="single" w:sz="6" w:space="0" w:color="000000"/>
+            </w:tcBorders>
           </w:tcPr>
           <w:p>
             <w:pPr>
@@ -3050,8 +2271,10 @@
         </w:tc>
         <w:tc>
           <w:tcPr>
-            <w:tcW w:type="dxa" w:w="2608"/>
-            <w:shd w:val="clear" w:color="auto" w:fill="E2E8F0"/>
+            <w:tcW w:type="dxa" w:w="3061"/>
+            <w:tcBorders>
+              <w:bottom w:val="single" w:sz="6" w:space="0" w:color="000000"/>
+            </w:tcBorders>
           </w:tcPr>
           <w:p>
             <w:pPr>
@@ -3072,9 +2295,12 @@
       <w:tr>
         <w:tc>
           <w:tcPr>
-            <w:tcW w:type="dxa" w:w="1247"/>
+            <w:tcW w:type="dxa" w:w="1020"/>
           </w:tcPr>
           <w:p>
+            <w:pPr>
+              <w:jc w:val="left"/>
+            </w:pPr>
             <w:r/>
             <w:r>
               <w:rPr>
@@ -3088,9 +2314,12 @@
         </w:tc>
         <w:tc>
           <w:tcPr>
-            <w:tcW w:type="dxa" w:w="1701"/>
+            <w:tcW w:type="dxa" w:w="1814"/>
           </w:tcPr>
           <w:p>
+            <w:pPr>
+              <w:jc w:val="center"/>
+            </w:pPr>
             <w:r/>
             <w:r>
               <w:rPr>
@@ -3104,9 +2333,12 @@
         </w:tc>
         <w:tc>
           <w:tcPr>
-            <w:tcW w:type="dxa" w:w="1701"/>
+            <w:tcW w:type="dxa" w:w="1814"/>
           </w:tcPr>
           <w:p>
+            <w:pPr>
+              <w:jc w:val="center"/>
+            </w:pPr>
             <w:r/>
             <w:r>
               <w:rPr>
@@ -3120,9 +2352,12 @@
         </w:tc>
         <w:tc>
           <w:tcPr>
-            <w:tcW w:type="dxa" w:w="2268"/>
+            <w:tcW w:type="dxa" w:w="1928"/>
           </w:tcPr>
           <w:p>
+            <w:pPr>
+              <w:jc w:val="center"/>
+            </w:pPr>
             <w:r/>
             <w:r>
               <w:rPr>
@@ -3136,9 +2371,12 @@
         </w:tc>
         <w:tc>
           <w:tcPr>
-            <w:tcW w:type="dxa" w:w="2608"/>
+            <w:tcW w:type="dxa" w:w="3061"/>
           </w:tcPr>
           <w:p>
+            <w:pPr>
+              <w:jc w:val="center"/>
+            </w:pPr>
             <w:r/>
             <w:r>
               <w:rPr>
@@ -3154,9 +2392,12 @@
       <w:tr>
         <w:tc>
           <w:tcPr>
-            <w:tcW w:type="dxa" w:w="1247"/>
+            <w:tcW w:type="dxa" w:w="1020"/>
           </w:tcPr>
           <w:p>
+            <w:pPr>
+              <w:jc w:val="left"/>
+            </w:pPr>
             <w:r/>
             <w:r>
               <w:rPr>
@@ -3170,9 +2411,12 @@
         </w:tc>
         <w:tc>
           <w:tcPr>
-            <w:tcW w:type="dxa" w:w="1701"/>
+            <w:tcW w:type="dxa" w:w="1814"/>
           </w:tcPr>
           <w:p>
+            <w:pPr>
+              <w:jc w:val="center"/>
+            </w:pPr>
             <w:r/>
             <w:r>
               <w:rPr>
@@ -3186,9 +2430,12 @@
         </w:tc>
         <w:tc>
           <w:tcPr>
-            <w:tcW w:type="dxa" w:w="1701"/>
+            <w:tcW w:type="dxa" w:w="1814"/>
           </w:tcPr>
           <w:p>
+            <w:pPr>
+              <w:jc w:val="center"/>
+            </w:pPr>
             <w:r/>
             <w:r>
               <w:rPr>
@@ -3202,9 +2449,12 @@
         </w:tc>
         <w:tc>
           <w:tcPr>
-            <w:tcW w:type="dxa" w:w="2268"/>
+            <w:tcW w:type="dxa" w:w="1928"/>
           </w:tcPr>
           <w:p>
+            <w:pPr>
+              <w:jc w:val="center"/>
+            </w:pPr>
             <w:r/>
             <w:r>
               <w:rPr>
@@ -3218,9 +2468,12 @@
         </w:tc>
         <w:tc>
           <w:tcPr>
-            <w:tcW w:type="dxa" w:w="2608"/>
+            <w:tcW w:type="dxa" w:w="3061"/>
           </w:tcPr>
           <w:p>
+            <w:pPr>
+              <w:jc w:val="center"/>
+            </w:pPr>
             <w:r/>
             <w:r>
               <w:rPr>
@@ -3236,9 +2489,12 @@
       <w:tr>
         <w:tc>
           <w:tcPr>
-            <w:tcW w:type="dxa" w:w="1247"/>
+            <w:tcW w:type="dxa" w:w="1020"/>
           </w:tcPr>
           <w:p>
+            <w:pPr>
+              <w:jc w:val="left"/>
+            </w:pPr>
             <w:r/>
             <w:r>
               <w:rPr>
@@ -3252,9 +2508,12 @@
         </w:tc>
         <w:tc>
           <w:tcPr>
-            <w:tcW w:type="dxa" w:w="1701"/>
+            <w:tcW w:type="dxa" w:w="1814"/>
           </w:tcPr>
           <w:p>
+            <w:pPr>
+              <w:jc w:val="center"/>
+            </w:pPr>
             <w:r/>
             <w:r>
               <w:rPr>
@@ -3262,15 +2521,18 @@
                 <w:b w:val="0"/>
                 <w:sz w:val="20"/>
               </w:rPr>
-              <w:t>—</w:t>
+              <w:t>28.9%</w:t>
             </w:r>
           </w:p>
         </w:tc>
         <w:tc>
           <w:tcPr>
-            <w:tcW w:type="dxa" w:w="1701"/>
+            <w:tcW w:type="dxa" w:w="1814"/>
           </w:tcPr>
           <w:p>
+            <w:pPr>
+              <w:jc w:val="center"/>
+            </w:pPr>
             <w:r/>
             <w:r>
               <w:rPr>
@@ -3278,15 +2540,18 @@
                 <w:b w:val="0"/>
                 <w:sz w:val="20"/>
               </w:rPr>
-              <w:t>—</w:t>
+              <w:t>34.7%</w:t>
             </w:r>
           </w:p>
         </w:tc>
         <w:tc>
           <w:tcPr>
-            <w:tcW w:type="dxa" w:w="2268"/>
+            <w:tcW w:type="dxa" w:w="1928"/>
           </w:tcPr>
           <w:p>
+            <w:pPr>
+              <w:jc w:val="center"/>
+            </w:pPr>
             <w:r/>
             <w:r>
               <w:rPr>
@@ -3300,9 +2565,12 @@
         </w:tc>
         <w:tc>
           <w:tcPr>
-            <w:tcW w:type="dxa" w:w="2608"/>
+            <w:tcW w:type="dxa" w:w="3061"/>
           </w:tcPr>
           <w:p>
+            <w:pPr>
+              <w:jc w:val="center"/>
+            </w:pPr>
             <w:r/>
             <w:r>
               <w:rPr>
@@ -3318,9 +2586,12 @@
       <w:tr>
         <w:tc>
           <w:tcPr>
-            <w:tcW w:type="dxa" w:w="1247"/>
+            <w:tcW w:type="dxa" w:w="1020"/>
           </w:tcPr>
           <w:p>
+            <w:pPr>
+              <w:jc w:val="left"/>
+            </w:pPr>
             <w:r/>
             <w:r>
               <w:rPr>
@@ -3334,9 +2605,12 @@
         </w:tc>
         <w:tc>
           <w:tcPr>
-            <w:tcW w:type="dxa" w:w="1701"/>
+            <w:tcW w:type="dxa" w:w="1814"/>
           </w:tcPr>
           <w:p>
+            <w:pPr>
+              <w:jc w:val="center"/>
+            </w:pPr>
             <w:r/>
             <w:r>
               <w:rPr>
@@ -3350,9 +2624,12 @@
         </w:tc>
         <w:tc>
           <w:tcPr>
-            <w:tcW w:type="dxa" w:w="1701"/>
+            <w:tcW w:type="dxa" w:w="1814"/>
           </w:tcPr>
           <w:p>
+            <w:pPr>
+              <w:jc w:val="center"/>
+            </w:pPr>
             <w:r/>
             <w:r>
               <w:rPr>
@@ -3366,9 +2643,12 @@
         </w:tc>
         <w:tc>
           <w:tcPr>
-            <w:tcW w:type="dxa" w:w="2268"/>
+            <w:tcW w:type="dxa" w:w="1928"/>
           </w:tcPr>
           <w:p>
+            <w:pPr>
+              <w:jc w:val="center"/>
+            </w:pPr>
             <w:r/>
             <w:r>
               <w:rPr>
@@ -3382,9 +2662,12 @@
         </w:tc>
         <w:tc>
           <w:tcPr>
-            <w:tcW w:type="dxa" w:w="2608"/>
+            <w:tcW w:type="dxa" w:w="3061"/>
           </w:tcPr>
           <w:p>
+            <w:pPr>
+              <w:jc w:val="center"/>
+            </w:pPr>
             <w:r/>
             <w:r>
               <w:rPr>
@@ -3405,71 +2688,16 @@
     </w:p>
     <w:p>
       <w:pPr>
-        <w:spacing w:after="80" w:line="312" w:lineRule="auto"/>
+        <w:spacing w:after="0" w:line="360" w:lineRule="auto"/>
         <w:ind w:firstLine="480"/>
       </w:pPr>
-      <w:r>
-        <w:rPr>
-          <w:rFonts w:ascii="Times New Roman" w:hAnsi="Times New Roman" w:eastAsia="宋体"/>
-          <w:b/>
-          <w:sz w:val="24"/>
-        </w:rPr>
-        <w:t>判断先行</w:t>
-      </w:r>
       <w:r>
         <w:rPr>
           <w:rFonts w:ascii="Times New Roman" w:hAnsi="Times New Roman" w:eastAsia="宋体"/>
           <w:b w:val="0"/>
           <w:sz w:val="24"/>
         </w:rPr>
-        <w:t>：反事实分析（移除干预）证明干预是“有条件的保险”——1/8 档有无干预完全相同，1/2 档回撤从 -15.9% 收窄至 -12.3%，1 倍档累计收益从 41.6% 降至 20.6% 但回撤同时收窄。</w:t>
-      </w:r>
-      <w:r>
-        <w:rPr>
-          <w:rFonts w:ascii="Times New Roman" w:hAnsi="Times New Roman" w:eastAsia="宋体"/>
-          <w:b/>
-          <w:sz w:val="24"/>
-        </w:rPr>
-        <w:t>证据链</w:t>
-      </w:r>
-      <w:r>
-        <w:rPr>
-          <w:rFonts w:ascii="Times New Roman" w:hAnsi="Times New Roman" w:eastAsia="宋体"/>
-          <w:b w:val="0"/>
-          <w:sz w:val="24"/>
-        </w:rPr>
-        <w:t>：干预线敏感性（1/4 凯利全样本）显示 -3% 线卡玛 1.49、-6% 线 1.19、-9% 线 1.41——太松等于没干预，太紧则过度止损。</w:t>
-      </w:r>
-      <w:r>
-        <w:rPr>
-          <w:rFonts w:ascii="Times New Roman" w:hAnsi="Times New Roman" w:eastAsia="宋体"/>
-          <w:b/>
-          <w:sz w:val="24"/>
-        </w:rPr>
-        <w:t>配置含义</w:t>
-      </w:r>
-      <w:r>
-        <w:rPr>
-          <w:rFonts w:ascii="Times New Roman" w:hAnsi="Times New Roman" w:eastAsia="宋体"/>
-          <w:b w:val="0"/>
-          <w:sz w:val="24"/>
-        </w:rPr>
-        <w:t>：机构应像管理保费一样成对设计“仓位规模 × 干预线”，预算线必须与仓位规模匹配。</w:t>
-      </w:r>
-    </w:p>
-    <w:p>
-      <w:pPr>
-        <w:spacing w:before="120" w:after="160"/>
-        <w:ind w:left="240" w:right="240"/>
-        <w:shd w:val="clear" w:color="auto" w:fill="FFF7ED"/>
-      </w:pPr>
-      <w:r>
-        <w:rPr>
-          <w:rFonts w:ascii="Times New Roman" w:hAnsi="Times New Roman" w:eastAsia="黑体"/>
-          <w:b/>
-          <w:sz w:val="25"/>
-        </w:rPr>
-        <w:t>干预线不是画在哪都行的红线——仓位多大、线就得多紧，错配的预算等于没有预算。</w:t>
+        <w:t>反事实分析（移除干预）证明干预是“有条件的保险”：1/8 档有无干预完全相同；1/2 档回撤从 -15.9% 收窄至 -12.3%；1 倍档累计收益从 41.6% 降至 20.6% 但回撤同步收窄。干预线敏感性（1/4 凯利全样本）显示 -3% 线卡玛 1.49、-6% 线 1.19、-9% 线 1.41——太松等于没有干预，太紧则过度止损；预算线必须与仓位规模成对设计。</w:t>
       </w:r>
     </w:p>
     <w:p>
@@ -3480,7 +2708,7 @@
       <w:r>
         <w:drawing>
           <wp:inline xmlns:a="http://schemas.openxmlformats.org/drawingml/2006/main" xmlns:pic="http://schemas.openxmlformats.org/drawingml/2006/picture">
-            <wp:extent cx="5616000" cy="2608914"/>
+            <wp:extent cx="5472000" cy="2542019"/>
             <wp:docPr id="3" name="Picture 3"/>
             <wp:cNvGraphicFramePr>
               <a:graphicFrameLocks noChangeAspect="1"/>
@@ -3493,7 +2721,7 @@
                     <pic:cNvPicPr/>
                   </pic:nvPicPr>
                   <pic:blipFill>
-                    <a:blip r:embed="rId11"/>
+                    <a:blip r:embed="rId12"/>
                     <a:stretch>
                       <a:fillRect/>
                     </a:stretch>
@@ -3501,7 +2729,7 @@
                   <pic:spPr>
                     <a:xfrm>
                       <a:off x="0" y="0"/>
-                      <a:ext cx="5616000" cy="2608914"/>
+                      <a:ext cx="5472000" cy="2542019"/>
                     </a:xfrm>
                     <a:prstGeom prst="rect"/>
                   </pic:spPr>
@@ -3514,54 +2742,48 @@
     </w:p>
     <w:p>
       <w:pPr>
-        <w:spacing w:after="160"/>
+        <w:spacing w:before="40" w:after="160" w:line="288" w:lineRule="auto"/>
         <w:jc w:val="center"/>
       </w:pPr>
       <w:r>
         <w:rPr>
           <w:rFonts w:ascii="Times New Roman" w:hAnsi="Times New Roman" w:eastAsia="黑体"/>
-          <w:b w:val="0"/>
-          <w:color w:val="475569"/>
-          <w:sz w:val="20"/>
+          <w:b/>
+          <w:sz w:val="21"/>
         </w:rPr>
-        <w:t>图 3　仓位规模敏感性：凯利缩放系数 × 回撤干预（全样本，含反事实情形；数据截至 2025-10-28）</w:t>
+        <w:t>图 3　仓位规模敏感性：凯利缩放系数 × 回撤干预（全样本，含反事实情形）</w:t>
       </w:r>
     </w:p>
     <w:p>
       <w:pPr>
-        <w:spacing w:before="360" w:after="160"/>
-        <w:pBdr>
-          <w:bottom w:val="single" w:sz="12" w:space="2" w:color="0F172A"/>
-        </w:pBdr>
+        <w:spacing w:before="320" w:after="160" w:line="360" w:lineRule="auto"/>
       </w:pPr>
       <w:r>
         <w:rPr>
           <w:rFonts w:ascii="Times New Roman" w:hAnsi="Times New Roman" w:eastAsia="黑体"/>
           <w:b/>
-          <w:color w:val="0F172A"/>
-          <w:sz w:val="32"/>
+          <w:sz w:val="30"/>
         </w:rPr>
-        <w:t>五、　结论与启示</w:t>
+        <w:t>5　拓展分析</w:t>
       </w:r>
     </w:p>
     <w:p>
       <w:pPr>
-        <w:spacing w:before="200" w:after="80"/>
+        <w:spacing w:before="200" w:after="80" w:line="360" w:lineRule="auto"/>
       </w:pPr>
       <w:r>
         <w:rPr>
           <w:rFonts w:ascii="Times New Roman" w:hAnsi="Times New Roman" w:eastAsia="黑体"/>
           <w:b/>
-          <w:color w:val="1D4ED8"/>
-          <w:sz w:val="27"/>
+          <w:sz w:val="26"/>
         </w:rPr>
-        <w:t>5.1　三条结论</w:t>
+        <w:t>5.1　交易成本扫描：策略排序是成本的函数</w:t>
       </w:r>
     </w:p>
     <w:p>
       <w:pPr>
-        <w:spacing w:after="40" w:line="300" w:lineRule="auto"/>
-        <w:ind w:left="360" w:firstLine="0"/>
+        <w:spacing w:after="0" w:line="360" w:lineRule="auto"/>
+        <w:ind w:firstLine="480"/>
       </w:pPr>
       <w:r>
         <w:rPr>
@@ -3569,8 +2791,2036 @@
           <w:b w:val="0"/>
           <w:sz w:val="24"/>
         </w:rPr>
-        <w:t xml:space="preserve">• </w:t>
+        <w:t>前述结论均建立在单边成本 5bp 的设定上。固定信号与规则，把单边成本从 0 扫描至 10bp（全样本），结果见表 5。</w:t>
       </w:r>
+    </w:p>
+    <w:p>
+      <w:pPr>
+        <w:spacing w:before="120" w:after="80" w:line="288" w:lineRule="auto"/>
+        <w:jc w:val="center"/>
+      </w:pPr>
+      <w:r>
+        <w:rPr>
+          <w:rFonts w:ascii="Times New Roman" w:hAnsi="Times New Roman" w:eastAsia="黑体"/>
+          <w:b/>
+          <w:sz w:val="21"/>
+        </w:rPr>
+        <w:t>表 5　交易成本扫描：三组绩效对成本参数的敏感性（全样本）</w:t>
+      </w:r>
+    </w:p>
+    <w:tbl>
+      <w:tblPr>
+        <w:tblW w:type="auto" w:w="0"/>
+        <w:jc w:val="center"/>
+        <w:tblLook w:firstColumn="1" w:firstRow="1" w:lastColumn="0" w:lastRow="0" w:noHBand="0" w:noVBand="1" w:val="04A0"/>
+        <w:tblBorders>
+          <w:top w:val="single" w:sz="12" w:space="0" w:color="000000"/>
+          <w:bottom w:val="single" w:sz="12" w:space="0" w:color="000000"/>
+          <w:left w:val="nil"/>
+          <w:right w:val="nil"/>
+          <w:insideH w:val="nil"/>
+          <w:insideV w:val="nil"/>
+        </w:tblBorders>
+      </w:tblPr>
+      <w:tblGrid>
+        <w:gridCol w:w="1263"/>
+        <w:gridCol w:w="1263"/>
+        <w:gridCol w:w="1263"/>
+        <w:gridCol w:w="1263"/>
+        <w:gridCol w:w="1263"/>
+        <w:gridCol w:w="1263"/>
+        <w:gridCol w:w="1263"/>
+      </w:tblGrid>
+      <w:tr>
+        <w:tc>
+          <w:tcPr>
+            <w:tcW w:type="dxa" w:w="1474"/>
+            <w:tcBorders>
+              <w:bottom w:val="single" w:sz="6" w:space="0" w:color="000000"/>
+            </w:tcBorders>
+          </w:tcPr>
+          <w:p>
+            <w:pPr>
+              <w:jc w:val="center"/>
+            </w:pPr>
+            <w:r/>
+            <w:r>
+              <w:rPr>
+                <w:rFonts w:ascii="Times New Roman" w:hAnsi="Times New Roman" w:eastAsia="黑体"/>
+                <w:b/>
+                <w:sz w:val="21"/>
+              </w:rPr>
+              <w:t>单边成本(bp)</w:t>
+            </w:r>
+          </w:p>
+        </w:tc>
+        <w:tc>
+          <w:tcPr>
+            <w:tcW w:type="dxa" w:w="1304"/>
+            <w:tcBorders>
+              <w:bottom w:val="single" w:sz="6" w:space="0" w:color="000000"/>
+            </w:tcBorders>
+          </w:tcPr>
+          <w:p>
+            <w:pPr>
+              <w:jc w:val="center"/>
+            </w:pPr>
+            <w:r/>
+            <w:r>
+              <w:rPr>
+                <w:rFonts w:ascii="Times New Roman" w:hAnsi="Times New Roman" w:eastAsia="黑体"/>
+                <w:b/>
+                <w:sz w:val="21"/>
+              </w:rPr>
+              <w:t>A 累计</w:t>
+            </w:r>
+          </w:p>
+        </w:tc>
+        <w:tc>
+          <w:tcPr>
+            <w:tcW w:type="dxa" w:w="1134"/>
+            <w:tcBorders>
+              <w:bottom w:val="single" w:sz="6" w:space="0" w:color="000000"/>
+            </w:tcBorders>
+          </w:tcPr>
+          <w:p>
+            <w:pPr>
+              <w:jc w:val="center"/>
+            </w:pPr>
+            <w:r/>
+            <w:r>
+              <w:rPr>
+                <w:rFonts w:ascii="Times New Roman" w:hAnsi="Times New Roman" w:eastAsia="黑体"/>
+                <w:b/>
+                <w:sz w:val="21"/>
+              </w:rPr>
+              <w:t>A 夏普</w:t>
+            </w:r>
+          </w:p>
+        </w:tc>
+        <w:tc>
+          <w:tcPr>
+            <w:tcW w:type="dxa" w:w="1304"/>
+            <w:tcBorders>
+              <w:bottom w:val="single" w:sz="6" w:space="0" w:color="000000"/>
+            </w:tcBorders>
+          </w:tcPr>
+          <w:p>
+            <w:pPr>
+              <w:jc w:val="center"/>
+            </w:pPr>
+            <w:r/>
+            <w:r>
+              <w:rPr>
+                <w:rFonts w:ascii="Times New Roman" w:hAnsi="Times New Roman" w:eastAsia="黑体"/>
+                <w:b/>
+                <w:sz w:val="21"/>
+              </w:rPr>
+              <w:t>B 累计</w:t>
+            </w:r>
+          </w:p>
+        </w:tc>
+        <w:tc>
+          <w:tcPr>
+            <w:tcW w:type="dxa" w:w="1134"/>
+            <w:tcBorders>
+              <w:bottom w:val="single" w:sz="6" w:space="0" w:color="000000"/>
+            </w:tcBorders>
+          </w:tcPr>
+          <w:p>
+            <w:pPr>
+              <w:jc w:val="center"/>
+            </w:pPr>
+            <w:r/>
+            <w:r>
+              <w:rPr>
+                <w:rFonts w:ascii="Times New Roman" w:hAnsi="Times New Roman" w:eastAsia="黑体"/>
+                <w:b/>
+                <w:sz w:val="21"/>
+              </w:rPr>
+              <w:t>B 夏普</w:t>
+            </w:r>
+          </w:p>
+        </w:tc>
+        <w:tc>
+          <w:tcPr>
+            <w:tcW w:type="dxa" w:w="1304"/>
+            <w:tcBorders>
+              <w:bottom w:val="single" w:sz="6" w:space="0" w:color="000000"/>
+            </w:tcBorders>
+          </w:tcPr>
+          <w:p>
+            <w:pPr>
+              <w:jc w:val="center"/>
+            </w:pPr>
+            <w:r/>
+            <w:r>
+              <w:rPr>
+                <w:rFonts w:ascii="Times New Roman" w:hAnsi="Times New Roman" w:eastAsia="黑体"/>
+                <w:b/>
+                <w:sz w:val="21"/>
+              </w:rPr>
+              <w:t>C 累计</w:t>
+            </w:r>
+          </w:p>
+        </w:tc>
+        <w:tc>
+          <w:tcPr>
+            <w:tcW w:type="dxa" w:w="1134"/>
+            <w:tcBorders>
+              <w:bottom w:val="single" w:sz="6" w:space="0" w:color="000000"/>
+            </w:tcBorders>
+          </w:tcPr>
+          <w:p>
+            <w:pPr>
+              <w:jc w:val="center"/>
+            </w:pPr>
+            <w:r/>
+            <w:r>
+              <w:rPr>
+                <w:rFonts w:ascii="Times New Roman" w:hAnsi="Times New Roman" w:eastAsia="黑体"/>
+                <w:b/>
+                <w:sz w:val="21"/>
+              </w:rPr>
+              <w:t>C 夏普</w:t>
+            </w:r>
+          </w:p>
+        </w:tc>
+      </w:tr>
+      <w:tr>
+        <w:tc>
+          <w:tcPr>
+            <w:tcW w:type="dxa" w:w="1474"/>
+          </w:tcPr>
+          <w:p>
+            <w:pPr>
+              <w:jc w:val="left"/>
+            </w:pPr>
+            <w:r/>
+            <w:r>
+              <w:rPr>
+                <w:rFonts w:ascii="Times New Roman" w:hAnsi="Times New Roman" w:eastAsia="宋体"/>
+                <w:b w:val="0"/>
+                <w:sz w:val="21"/>
+              </w:rPr>
+              <w:t>0</w:t>
+            </w:r>
+          </w:p>
+        </w:tc>
+        <w:tc>
+          <w:tcPr>
+            <w:tcW w:type="dxa" w:w="1304"/>
+          </w:tcPr>
+          <w:p>
+            <w:pPr>
+              <w:jc w:val="center"/>
+            </w:pPr>
+            <w:r/>
+            <w:r>
+              <w:rPr>
+                <w:rFonts w:ascii="Times New Roman" w:hAnsi="Times New Roman" w:eastAsia="宋体"/>
+                <w:b w:val="0"/>
+                <w:sz w:val="21"/>
+              </w:rPr>
+              <w:t>56.3%</w:t>
+            </w:r>
+          </w:p>
+        </w:tc>
+        <w:tc>
+          <w:tcPr>
+            <w:tcW w:type="dxa" w:w="1134"/>
+          </w:tcPr>
+          <w:p>
+            <w:pPr>
+              <w:jc w:val="center"/>
+            </w:pPr>
+            <w:r/>
+            <w:r>
+              <w:rPr>
+                <w:rFonts w:ascii="Times New Roman" w:hAnsi="Times New Roman" w:eastAsia="宋体"/>
+                <w:b w:val="0"/>
+                <w:sz w:val="21"/>
+              </w:rPr>
+              <w:t>1.16</w:t>
+            </w:r>
+          </w:p>
+        </w:tc>
+        <w:tc>
+          <w:tcPr>
+            <w:tcW w:type="dxa" w:w="1304"/>
+          </w:tcPr>
+          <w:p>
+            <w:pPr>
+              <w:jc w:val="center"/>
+            </w:pPr>
+            <w:r/>
+            <w:r>
+              <w:rPr>
+                <w:rFonts w:ascii="Times New Roman" w:hAnsi="Times New Roman" w:eastAsia="宋体"/>
+                <w:b w:val="0"/>
+                <w:sz w:val="21"/>
+              </w:rPr>
+              <w:t>58.8%</w:t>
+            </w:r>
+          </w:p>
+        </w:tc>
+        <w:tc>
+          <w:tcPr>
+            <w:tcW w:type="dxa" w:w="1134"/>
+          </w:tcPr>
+          <w:p>
+            <w:pPr>
+              <w:jc w:val="center"/>
+            </w:pPr>
+            <w:r/>
+            <w:r>
+              <w:rPr>
+                <w:rFonts w:ascii="Times New Roman" w:hAnsi="Times New Roman" w:eastAsia="宋体"/>
+                <w:b w:val="0"/>
+                <w:sz w:val="21"/>
+              </w:rPr>
+              <w:t>1.21</w:t>
+            </w:r>
+          </w:p>
+        </w:tc>
+        <w:tc>
+          <w:tcPr>
+            <w:tcW w:type="dxa" w:w="1304"/>
+          </w:tcPr>
+          <w:p>
+            <w:pPr>
+              <w:jc w:val="center"/>
+            </w:pPr>
+            <w:r/>
+            <w:r>
+              <w:rPr>
+                <w:rFonts w:ascii="Times New Roman" w:hAnsi="Times New Roman" w:eastAsia="宋体"/>
+                <w:b w:val="0"/>
+                <w:sz w:val="21"/>
+              </w:rPr>
+              <w:t>29.1%</w:t>
+            </w:r>
+          </w:p>
+        </w:tc>
+        <w:tc>
+          <w:tcPr>
+            <w:tcW w:type="dxa" w:w="1134"/>
+          </w:tcPr>
+          <w:p>
+            <w:pPr>
+              <w:jc w:val="center"/>
+            </w:pPr>
+            <w:r/>
+            <w:r>
+              <w:rPr>
+                <w:rFonts w:ascii="Times New Roman" w:hAnsi="Times New Roman" w:eastAsia="宋体"/>
+                <w:b w:val="0"/>
+                <w:sz w:val="21"/>
+              </w:rPr>
+              <w:t>0.90</w:t>
+            </w:r>
+          </w:p>
+        </w:tc>
+      </w:tr>
+      <w:tr>
+        <w:tc>
+          <w:tcPr>
+            <w:tcW w:type="dxa" w:w="1474"/>
+          </w:tcPr>
+          <w:p>
+            <w:pPr>
+              <w:jc w:val="left"/>
+            </w:pPr>
+            <w:r/>
+            <w:r>
+              <w:rPr>
+                <w:rFonts w:ascii="Times New Roman" w:hAnsi="Times New Roman" w:eastAsia="宋体"/>
+                <w:b w:val="0"/>
+                <w:sz w:val="21"/>
+              </w:rPr>
+              <w:t>2.5</w:t>
+            </w:r>
+          </w:p>
+        </w:tc>
+        <w:tc>
+          <w:tcPr>
+            <w:tcW w:type="dxa" w:w="1304"/>
+          </w:tcPr>
+          <w:p>
+            <w:pPr>
+              <w:jc w:val="center"/>
+            </w:pPr>
+            <w:r/>
+            <w:r>
+              <w:rPr>
+                <w:rFonts w:ascii="Times New Roman" w:hAnsi="Times New Roman" w:eastAsia="宋体"/>
+                <w:b w:val="0"/>
+                <w:sz w:val="21"/>
+              </w:rPr>
+              <w:t>48.0%</w:t>
+            </w:r>
+          </w:p>
+        </w:tc>
+        <w:tc>
+          <w:tcPr>
+            <w:tcW w:type="dxa" w:w="1134"/>
+          </w:tcPr>
+          <w:p>
+            <w:pPr>
+              <w:jc w:val="center"/>
+            </w:pPr>
+            <w:r/>
+            <w:r>
+              <w:rPr>
+                <w:rFonts w:ascii="Times New Roman" w:hAnsi="Times New Roman" w:eastAsia="宋体"/>
+                <w:b w:val="0"/>
+                <w:sz w:val="21"/>
+              </w:rPr>
+              <w:t>0.99</w:t>
+            </w:r>
+          </w:p>
+        </w:tc>
+        <w:tc>
+          <w:tcPr>
+            <w:tcW w:type="dxa" w:w="1304"/>
+          </w:tcPr>
+          <w:p>
+            <w:pPr>
+              <w:jc w:val="center"/>
+            </w:pPr>
+            <w:r/>
+            <w:r>
+              <w:rPr>
+                <w:rFonts w:ascii="Times New Roman" w:hAnsi="Times New Roman" w:eastAsia="宋体"/>
+                <w:b w:val="0"/>
+                <w:sz w:val="21"/>
+              </w:rPr>
+              <w:t>48.0%</w:t>
+            </w:r>
+          </w:p>
+        </w:tc>
+        <w:tc>
+          <w:tcPr>
+            <w:tcW w:type="dxa" w:w="1134"/>
+          </w:tcPr>
+          <w:p>
+            <w:pPr>
+              <w:jc w:val="center"/>
+            </w:pPr>
+            <w:r/>
+            <w:r>
+              <w:rPr>
+                <w:rFonts w:ascii="Times New Roman" w:hAnsi="Times New Roman" w:eastAsia="宋体"/>
+                <w:b w:val="0"/>
+                <w:sz w:val="21"/>
+              </w:rPr>
+              <w:t>0.99</w:t>
+            </w:r>
+          </w:p>
+        </w:tc>
+        <w:tc>
+          <w:tcPr>
+            <w:tcW w:type="dxa" w:w="1304"/>
+          </w:tcPr>
+          <w:p>
+            <w:pPr>
+              <w:jc w:val="center"/>
+            </w:pPr>
+            <w:r/>
+            <w:r>
+              <w:rPr>
+                <w:rFonts w:ascii="Times New Roman" w:hAnsi="Times New Roman" w:eastAsia="宋体"/>
+                <w:b w:val="0"/>
+                <w:sz w:val="21"/>
+              </w:rPr>
+              <w:t>25.7%</w:t>
+            </w:r>
+          </w:p>
+        </w:tc>
+        <w:tc>
+          <w:tcPr>
+            <w:tcW w:type="dxa" w:w="1134"/>
+          </w:tcPr>
+          <w:p>
+            <w:pPr>
+              <w:jc w:val="center"/>
+            </w:pPr>
+            <w:r/>
+            <w:r>
+              <w:rPr>
+                <w:rFonts w:ascii="Times New Roman" w:hAnsi="Times New Roman" w:eastAsia="宋体"/>
+                <w:b w:val="0"/>
+                <w:sz w:val="21"/>
+              </w:rPr>
+              <w:t>0.78</w:t>
+            </w:r>
+          </w:p>
+        </w:tc>
+      </w:tr>
+      <w:tr>
+        <w:tc>
+          <w:tcPr>
+            <w:tcW w:type="dxa" w:w="1474"/>
+          </w:tcPr>
+          <w:p>
+            <w:pPr>
+              <w:jc w:val="left"/>
+            </w:pPr>
+            <w:r/>
+            <w:r>
+              <w:rPr>
+                <w:rFonts w:ascii="Times New Roman" w:hAnsi="Times New Roman" w:eastAsia="宋体"/>
+                <w:b w:val="0"/>
+                <w:sz w:val="21"/>
+              </w:rPr>
+              <w:t>5（基准）</w:t>
+            </w:r>
+          </w:p>
+        </w:tc>
+        <w:tc>
+          <w:tcPr>
+            <w:tcW w:type="dxa" w:w="1304"/>
+          </w:tcPr>
+          <w:p>
+            <w:pPr>
+              <w:jc w:val="center"/>
+            </w:pPr>
+            <w:r/>
+            <w:r>
+              <w:rPr>
+                <w:rFonts w:ascii="Times New Roman" w:hAnsi="Times New Roman" w:eastAsia="宋体"/>
+                <w:b w:val="0"/>
+                <w:sz w:val="21"/>
+              </w:rPr>
+              <w:t>23.2%</w:t>
+            </w:r>
+          </w:p>
+        </w:tc>
+        <w:tc>
+          <w:tcPr>
+            <w:tcW w:type="dxa" w:w="1134"/>
+          </w:tcPr>
+          <w:p>
+            <w:pPr>
+              <w:jc w:val="center"/>
+            </w:pPr>
+            <w:r/>
+            <w:r>
+              <w:rPr>
+                <w:rFonts w:ascii="Times New Roman" w:hAnsi="Times New Roman" w:eastAsia="宋体"/>
+                <w:b w:val="0"/>
+                <w:sz w:val="21"/>
+              </w:rPr>
+              <w:t>0.70</w:t>
+            </w:r>
+          </w:p>
+        </w:tc>
+        <w:tc>
+          <w:tcPr>
+            <w:tcW w:type="dxa" w:w="1304"/>
+          </w:tcPr>
+          <w:p>
+            <w:pPr>
+              <w:jc w:val="center"/>
+            </w:pPr>
+            <w:r/>
+            <w:r>
+              <w:rPr>
+                <w:rFonts w:ascii="Times New Roman" w:hAnsi="Times New Roman" w:eastAsia="宋体"/>
+                <w:b w:val="0"/>
+                <w:sz w:val="21"/>
+              </w:rPr>
+              <w:t>22.8%</w:t>
+            </w:r>
+          </w:p>
+        </w:tc>
+        <w:tc>
+          <w:tcPr>
+            <w:tcW w:type="dxa" w:w="1134"/>
+          </w:tcPr>
+          <w:p>
+            <w:pPr>
+              <w:jc w:val="center"/>
+            </w:pPr>
+            <w:r/>
+            <w:r>
+              <w:rPr>
+                <w:rFonts w:ascii="Times New Roman" w:hAnsi="Times New Roman" w:eastAsia="宋体"/>
+                <w:b w:val="0"/>
+                <w:sz w:val="21"/>
+              </w:rPr>
+              <w:t>0.68</w:t>
+            </w:r>
+          </w:p>
+        </w:tc>
+        <w:tc>
+          <w:tcPr>
+            <w:tcW w:type="dxa" w:w="1304"/>
+          </w:tcPr>
+          <w:p>
+            <w:pPr>
+              <w:jc w:val="center"/>
+            </w:pPr>
+            <w:r/>
+            <w:r>
+              <w:rPr>
+                <w:rFonts w:ascii="Times New Roman" w:hAnsi="Times New Roman" w:eastAsia="宋体"/>
+                <w:b w:val="0"/>
+                <w:sz w:val="21"/>
+              </w:rPr>
+              <w:t>18.6%</w:t>
+            </w:r>
+          </w:p>
+        </w:tc>
+        <w:tc>
+          <w:tcPr>
+            <w:tcW w:type="dxa" w:w="1134"/>
+          </w:tcPr>
+          <w:p>
+            <w:pPr>
+              <w:jc w:val="center"/>
+            </w:pPr>
+            <w:r/>
+            <w:r>
+              <w:rPr>
+                <w:rFonts w:ascii="Times New Roman" w:hAnsi="Times New Roman" w:eastAsia="宋体"/>
+                <w:b w:val="0"/>
+                <w:sz w:val="21"/>
+              </w:rPr>
+              <w:t>0.55</w:t>
+            </w:r>
+          </w:p>
+        </w:tc>
+      </w:tr>
+      <w:tr>
+        <w:tc>
+          <w:tcPr>
+            <w:tcW w:type="dxa" w:w="1474"/>
+          </w:tcPr>
+          <w:p>
+            <w:pPr>
+              <w:jc w:val="left"/>
+            </w:pPr>
+            <w:r/>
+            <w:r>
+              <w:rPr>
+                <w:rFonts w:ascii="Times New Roman" w:hAnsi="Times New Roman" w:eastAsia="宋体"/>
+                <w:b w:val="0"/>
+                <w:sz w:val="21"/>
+              </w:rPr>
+              <w:t>10</w:t>
+            </w:r>
+          </w:p>
+        </w:tc>
+        <w:tc>
+          <w:tcPr>
+            <w:tcW w:type="dxa" w:w="1304"/>
+          </w:tcPr>
+          <w:p>
+            <w:pPr>
+              <w:jc w:val="center"/>
+            </w:pPr>
+            <w:r/>
+            <w:r>
+              <w:rPr>
+                <w:rFonts w:ascii="Times New Roman" w:hAnsi="Times New Roman" w:eastAsia="宋体"/>
+                <w:b w:val="0"/>
+                <w:sz w:val="21"/>
+              </w:rPr>
+              <w:t>8.3%</w:t>
+            </w:r>
+          </w:p>
+        </w:tc>
+        <w:tc>
+          <w:tcPr>
+            <w:tcW w:type="dxa" w:w="1134"/>
+          </w:tcPr>
+          <w:p>
+            <w:pPr>
+              <w:jc w:val="center"/>
+            </w:pPr>
+            <w:r/>
+            <w:r>
+              <w:rPr>
+                <w:rFonts w:ascii="Times New Roman" w:hAnsi="Times New Roman" w:eastAsia="宋体"/>
+                <w:b w:val="0"/>
+                <w:sz w:val="21"/>
+              </w:rPr>
+              <w:t>0.19</w:t>
+            </w:r>
+          </w:p>
+        </w:tc>
+        <w:tc>
+          <w:tcPr>
+            <w:tcW w:type="dxa" w:w="1304"/>
+          </w:tcPr>
+          <w:p>
+            <w:pPr>
+              <w:jc w:val="center"/>
+            </w:pPr>
+            <w:r/>
+            <w:r>
+              <w:rPr>
+                <w:rFonts w:ascii="Times New Roman" w:hAnsi="Times New Roman" w:eastAsia="宋体"/>
+                <w:b w:val="0"/>
+                <w:sz w:val="21"/>
+              </w:rPr>
+              <w:t>7.2%</w:t>
+            </w:r>
+          </w:p>
+        </w:tc>
+        <w:tc>
+          <w:tcPr>
+            <w:tcW w:type="dxa" w:w="1134"/>
+          </w:tcPr>
+          <w:p>
+            <w:pPr>
+              <w:jc w:val="center"/>
+            </w:pPr>
+            <w:r/>
+            <w:r>
+              <w:rPr>
+                <w:rFonts w:ascii="Times New Roman" w:hAnsi="Times New Roman" w:eastAsia="宋体"/>
+                <w:b w:val="0"/>
+                <w:sz w:val="21"/>
+              </w:rPr>
+              <w:t>0.15</w:t>
+            </w:r>
+          </w:p>
+        </w:tc>
+        <w:tc>
+          <w:tcPr>
+            <w:tcW w:type="dxa" w:w="1304"/>
+          </w:tcPr>
+          <w:p>
+            <w:pPr>
+              <w:jc w:val="center"/>
+            </w:pPr>
+            <w:r/>
+            <w:r>
+              <w:rPr>
+                <w:rFonts w:ascii="Times New Roman" w:hAnsi="Times New Roman" w:eastAsia="宋体"/>
+                <w:b w:val="0"/>
+                <w:sz w:val="21"/>
+              </w:rPr>
+              <w:t>12.0%</w:t>
+            </w:r>
+          </w:p>
+        </w:tc>
+        <w:tc>
+          <w:tcPr>
+            <w:tcW w:type="dxa" w:w="1134"/>
+          </w:tcPr>
+          <w:p>
+            <w:pPr>
+              <w:jc w:val="center"/>
+            </w:pPr>
+            <w:r/>
+            <w:r>
+              <w:rPr>
+                <w:rFonts w:ascii="Times New Roman" w:hAnsi="Times New Roman" w:eastAsia="宋体"/>
+                <w:b w:val="0"/>
+                <w:sz w:val="21"/>
+              </w:rPr>
+              <w:t>0.32</w:t>
+            </w:r>
+          </w:p>
+        </w:tc>
+      </w:tr>
+    </w:tbl>
+    <w:p>
+      <w:pPr>
+        <w:spacing w:after="40"/>
+      </w:pPr>
+    </w:p>
+    <w:p>
+      <w:pPr>
+        <w:spacing w:after="0" w:line="360" w:lineRule="auto"/>
+        <w:ind w:firstLine="480"/>
+      </w:pPr>
+      <w:r>
+        <w:rPr>
+          <w:rFonts w:ascii="Times New Roman" w:hAnsi="Times New Roman" w:eastAsia="宋体"/>
+          <w:b w:val="0"/>
+          <w:sz w:val="24"/>
+        </w:rPr>
+        <w:t>三点发现：其一，策略排序不是常数，而是成本的函数——零成本下 B 组（58.8%，夏普 1.21）反超 A 组（56.3%，1.16），说明置信度分档并非毫无信息，高置信桶信号确有微弱毛利；但 5bp 时这份毛利恰被 B 组更高的换手成本（9.2% 对 8.8%）吃平；</w:t>
+      </w:r>
+      <w:r>
+        <w:rPr>
+          <w:rFonts w:ascii="Times New Roman" w:hAnsi="Times New Roman" w:eastAsia="宋体"/>
+          <w:b/>
+          <w:sz w:val="24"/>
+        </w:rPr>
+        <w:t>单边成本升至 10bp 时 C 组夏普（0.32）反超 A、B 组（0.19、0.15），排序反转</w:t>
+      </w:r>
+      <w:r>
+        <w:rPr>
+          <w:rFonts w:ascii="Times New Roman" w:hAnsi="Times New Roman" w:eastAsia="宋体"/>
+          <w:b w:val="0"/>
+          <w:sz w:val="24"/>
+        </w:rPr>
+        <w:t>。其二，成本每翻一倍，A、B 组夏普近乎腰斩，C 组只温和下降——低换手规则对成本参数的敏感度显著更低，仓位规则的选择本质上是换手率预算的选择。其三，评估任何“AI 信号 → 仓位”方案，必须报告结论对成本参数的稳健性。0 与 10bp 是机制实验的极端情形，不代表现实报价。</w:t>
+      </w:r>
+    </w:p>
+    <w:p>
+      <w:pPr>
+        <w:spacing w:before="200" w:after="80" w:line="360" w:lineRule="auto"/>
+      </w:pPr>
+      <w:r>
+        <w:rPr>
+          <w:rFonts w:ascii="Times New Roman" w:hAnsi="Times New Roman" w:eastAsia="黑体"/>
+          <w:b/>
+          <w:sz w:val="26"/>
+        </w:rPr>
+        <w:t>5.2　置信度再校准闭环：样本内校准，样本外验证</w:t>
+      </w:r>
+    </w:p>
+    <w:p>
+      <w:pPr>
+        <w:spacing w:after="0" w:line="360" w:lineRule="auto"/>
+        <w:ind w:firstLine="480"/>
+      </w:pPr>
+      <w:r>
+        <w:rPr>
+          <w:rFonts w:ascii="Times New Roman" w:hAnsi="Times New Roman" w:eastAsia="宋体"/>
+          <w:b w:val="0"/>
+          <w:sz w:val="24"/>
+        </w:rPr>
+        <w:t>既然 4.1 节诊断出置信度系统性过度自信，一个自然的工程问题是：再校准能否补救？做法：在样本内把置信度按 0.05 宽度分十桶，计算每桶真实命中率；将全部信号的置信度替换为其所在桶的样本内命中率（即“再校准”——模型此后输出的不再是 0.9，而是“我这一档历史上对 0.53”）；再到样本外检验校准质量与区分度的变化（表 6）。</w:t>
+      </w:r>
+    </w:p>
+    <w:p>
+      <w:pPr>
+        <w:spacing w:before="120" w:after="80" w:line="288" w:lineRule="auto"/>
+        <w:jc w:val="center"/>
+      </w:pPr>
+      <w:r>
+        <w:rPr>
+          <w:rFonts w:ascii="Times New Roman" w:hAnsi="Times New Roman" w:eastAsia="黑体"/>
+          <w:b/>
+          <w:sz w:val="21"/>
+        </w:rPr>
+        <w:t>表 6　置信度再校准前后的样本外校准对比（固定宽度十桶）</w:t>
+      </w:r>
+    </w:p>
+    <w:tbl>
+      <w:tblPr>
+        <w:tblW w:type="auto" w:w="0"/>
+        <w:jc w:val="center"/>
+        <w:tblLook w:firstColumn="1" w:firstRow="1" w:lastColumn="0" w:lastRow="0" w:noHBand="0" w:noVBand="1" w:val="04A0"/>
+        <w:tblBorders>
+          <w:top w:val="single" w:sz="12" w:space="0" w:color="000000"/>
+          <w:bottom w:val="single" w:sz="12" w:space="0" w:color="000000"/>
+          <w:left w:val="nil"/>
+          <w:right w:val="nil"/>
+          <w:insideH w:val="nil"/>
+          <w:insideV w:val="nil"/>
+        </w:tblBorders>
+      </w:tblPr>
+      <w:tblGrid>
+        <w:gridCol w:w="1768"/>
+        <w:gridCol w:w="1768"/>
+        <w:gridCol w:w="1768"/>
+        <w:gridCol w:w="1768"/>
+        <w:gridCol w:w="1768"/>
+      </w:tblGrid>
+      <w:tr>
+        <w:tc>
+          <w:tcPr>
+            <w:tcW w:type="dxa" w:w="1814"/>
+            <w:tcBorders>
+              <w:bottom w:val="single" w:sz="6" w:space="0" w:color="000000"/>
+            </w:tcBorders>
+          </w:tcPr>
+          <w:p>
+            <w:pPr>
+              <w:jc w:val="center"/>
+            </w:pPr>
+            <w:r/>
+            <w:r>
+              <w:rPr>
+                <w:rFonts w:ascii="Times New Roman" w:hAnsi="Times New Roman" w:eastAsia="黑体"/>
+                <w:b/>
+                <w:sz w:val="19"/>
+              </w:rPr>
+              <w:t>置信度桶</w:t>
+            </w:r>
+          </w:p>
+        </w:tc>
+        <w:tc>
+          <w:tcPr>
+            <w:tcW w:type="dxa" w:w="1701"/>
+            <w:tcBorders>
+              <w:bottom w:val="single" w:sz="6" w:space="0" w:color="000000"/>
+            </w:tcBorders>
+          </w:tcPr>
+          <w:p>
+            <w:pPr>
+              <w:jc w:val="center"/>
+            </w:pPr>
+            <w:r/>
+            <w:r>
+              <w:rPr>
+                <w:rFonts w:ascii="Times New Roman" w:hAnsi="Times New Roman" w:eastAsia="黑体"/>
+                <w:b/>
+                <w:sz w:val="19"/>
+              </w:rPr>
+              <w:t>原始 OOS 条数</w:t>
+            </w:r>
+          </w:p>
+        </w:tc>
+        <w:tc>
+          <w:tcPr>
+            <w:tcW w:type="dxa" w:w="1814"/>
+            <w:tcBorders>
+              <w:bottom w:val="single" w:sz="6" w:space="0" w:color="000000"/>
+            </w:tcBorders>
+          </w:tcPr>
+          <w:p>
+            <w:pPr>
+              <w:jc w:val="center"/>
+            </w:pPr>
+            <w:r/>
+            <w:r>
+              <w:rPr>
+                <w:rFonts w:ascii="Times New Roman" w:hAnsi="Times New Roman" w:eastAsia="黑体"/>
+                <w:b/>
+                <w:sz w:val="19"/>
+              </w:rPr>
+              <w:t>原始 OOS 命中率</w:t>
+            </w:r>
+          </w:p>
+        </w:tc>
+        <w:tc>
+          <w:tcPr>
+            <w:tcW w:type="dxa" w:w="1701"/>
+            <w:tcBorders>
+              <w:bottom w:val="single" w:sz="6" w:space="0" w:color="000000"/>
+            </w:tcBorders>
+          </w:tcPr>
+          <w:p>
+            <w:pPr>
+              <w:jc w:val="center"/>
+            </w:pPr>
+            <w:r/>
+            <w:r>
+              <w:rPr>
+                <w:rFonts w:ascii="Times New Roman" w:hAnsi="Times New Roman" w:eastAsia="黑体"/>
+                <w:b/>
+                <w:sz w:val="19"/>
+              </w:rPr>
+              <w:t>再校准 OOS 条数</w:t>
+            </w:r>
+          </w:p>
+        </w:tc>
+        <w:tc>
+          <w:tcPr>
+            <w:tcW w:type="dxa" w:w="1814"/>
+            <w:tcBorders>
+              <w:bottom w:val="single" w:sz="6" w:space="0" w:color="000000"/>
+            </w:tcBorders>
+          </w:tcPr>
+          <w:p>
+            <w:pPr>
+              <w:jc w:val="center"/>
+            </w:pPr>
+            <w:r/>
+            <w:r>
+              <w:rPr>
+                <w:rFonts w:ascii="Times New Roman" w:hAnsi="Times New Roman" w:eastAsia="黑体"/>
+                <w:b/>
+                <w:sz w:val="19"/>
+              </w:rPr>
+              <w:t>再校准 OOS 命中率</w:t>
+            </w:r>
+          </w:p>
+        </w:tc>
+      </w:tr>
+      <w:tr>
+        <w:tc>
+          <w:tcPr>
+            <w:tcW w:type="dxa" w:w="1814"/>
+          </w:tcPr>
+          <w:p>
+            <w:pPr>
+              <w:jc w:val="left"/>
+            </w:pPr>
+            <w:r/>
+            <w:r>
+              <w:rPr>
+                <w:rFonts w:ascii="Times New Roman" w:hAnsi="Times New Roman" w:eastAsia="宋体"/>
+                <w:b w:val="0"/>
+                <w:sz w:val="19"/>
+              </w:rPr>
+              <w:t>[0.50,0.55)</w:t>
+            </w:r>
+          </w:p>
+        </w:tc>
+        <w:tc>
+          <w:tcPr>
+            <w:tcW w:type="dxa" w:w="1701"/>
+          </w:tcPr>
+          <w:p>
+            <w:pPr>
+              <w:jc w:val="center"/>
+            </w:pPr>
+            <w:r/>
+            <w:r>
+              <w:rPr>
+                <w:rFonts w:ascii="Times New Roman" w:hAnsi="Times New Roman" w:eastAsia="宋体"/>
+                <w:b w:val="0"/>
+                <w:sz w:val="19"/>
+              </w:rPr>
+              <w:t>91</w:t>
+            </w:r>
+          </w:p>
+        </w:tc>
+        <w:tc>
+          <w:tcPr>
+            <w:tcW w:type="dxa" w:w="1814"/>
+          </w:tcPr>
+          <w:p>
+            <w:pPr>
+              <w:jc w:val="center"/>
+            </w:pPr>
+            <w:r/>
+            <w:r>
+              <w:rPr>
+                <w:rFonts w:ascii="Times New Roman" w:hAnsi="Times New Roman" w:eastAsia="宋体"/>
+                <w:b w:val="0"/>
+                <w:sz w:val="19"/>
+              </w:rPr>
+              <w:t>63.7%</w:t>
+            </w:r>
+          </w:p>
+        </w:tc>
+        <w:tc>
+          <w:tcPr>
+            <w:tcW w:type="dxa" w:w="1701"/>
+          </w:tcPr>
+          <w:p>
+            <w:pPr>
+              <w:jc w:val="center"/>
+            </w:pPr>
+            <w:r/>
+            <w:r>
+              <w:rPr>
+                <w:rFonts w:ascii="Times New Roman" w:hAnsi="Times New Roman" w:eastAsia="宋体"/>
+                <w:b w:val="0"/>
+                <w:sz w:val="19"/>
+              </w:rPr>
+              <w:t>1735</w:t>
+            </w:r>
+          </w:p>
+        </w:tc>
+        <w:tc>
+          <w:tcPr>
+            <w:tcW w:type="dxa" w:w="1814"/>
+          </w:tcPr>
+          <w:p>
+            <w:pPr>
+              <w:jc w:val="center"/>
+            </w:pPr>
+            <w:r/>
+            <w:r>
+              <w:rPr>
+                <w:rFonts w:ascii="Times New Roman" w:hAnsi="Times New Roman" w:eastAsia="宋体"/>
+                <w:b w:val="0"/>
+                <w:sz w:val="19"/>
+              </w:rPr>
+              <w:t>53.8%</w:t>
+            </w:r>
+          </w:p>
+        </w:tc>
+      </w:tr>
+      <w:tr>
+        <w:tc>
+          <w:tcPr>
+            <w:tcW w:type="dxa" w:w="1814"/>
+          </w:tcPr>
+          <w:p>
+            <w:pPr>
+              <w:jc w:val="left"/>
+            </w:pPr>
+            <w:r/>
+            <w:r>
+              <w:rPr>
+                <w:rFonts w:ascii="Times New Roman" w:hAnsi="Times New Roman" w:eastAsia="宋体"/>
+                <w:b w:val="0"/>
+                <w:sz w:val="19"/>
+              </w:rPr>
+              <w:t>[0.55,0.60)</w:t>
+            </w:r>
+          </w:p>
+        </w:tc>
+        <w:tc>
+          <w:tcPr>
+            <w:tcW w:type="dxa" w:w="1701"/>
+          </w:tcPr>
+          <w:p>
+            <w:pPr>
+              <w:jc w:val="center"/>
+            </w:pPr>
+            <w:r/>
+            <w:r>
+              <w:rPr>
+                <w:rFonts w:ascii="Times New Roman" w:hAnsi="Times New Roman" w:eastAsia="宋体"/>
+                <w:b w:val="0"/>
+                <w:sz w:val="19"/>
+              </w:rPr>
+              <w:t>96</w:t>
+            </w:r>
+          </w:p>
+        </w:tc>
+        <w:tc>
+          <w:tcPr>
+            <w:tcW w:type="dxa" w:w="1814"/>
+          </w:tcPr>
+          <w:p>
+            <w:pPr>
+              <w:jc w:val="center"/>
+            </w:pPr>
+            <w:r/>
+            <w:r>
+              <w:rPr>
+                <w:rFonts w:ascii="Times New Roman" w:hAnsi="Times New Roman" w:eastAsia="宋体"/>
+                <w:b w:val="0"/>
+                <w:sz w:val="19"/>
+              </w:rPr>
+              <w:t>53.1%</w:t>
+            </w:r>
+          </w:p>
+        </w:tc>
+        <w:tc>
+          <w:tcPr>
+            <w:tcW w:type="dxa" w:w="1701"/>
+          </w:tcPr>
+          <w:p>
+            <w:pPr>
+              <w:jc w:val="center"/>
+            </w:pPr>
+            <w:r/>
+            <w:r>
+              <w:rPr>
+                <w:rFonts w:ascii="Times New Roman" w:hAnsi="Times New Roman" w:eastAsia="宋体"/>
+                <w:b w:val="0"/>
+                <w:sz w:val="19"/>
+              </w:rPr>
+              <w:t>220</w:t>
+            </w:r>
+          </w:p>
+        </w:tc>
+        <w:tc>
+          <w:tcPr>
+            <w:tcW w:type="dxa" w:w="1814"/>
+          </w:tcPr>
+          <w:p>
+            <w:pPr>
+              <w:jc w:val="center"/>
+            </w:pPr>
+            <w:r/>
+            <w:r>
+              <w:rPr>
+                <w:rFonts w:ascii="Times New Roman" w:hAnsi="Times New Roman" w:eastAsia="宋体"/>
+                <w:b w:val="0"/>
+                <w:sz w:val="19"/>
+              </w:rPr>
+              <w:t>54.1%</w:t>
+            </w:r>
+          </w:p>
+        </w:tc>
+      </w:tr>
+      <w:tr>
+        <w:tc>
+          <w:tcPr>
+            <w:tcW w:type="dxa" w:w="1814"/>
+          </w:tcPr>
+          <w:p>
+            <w:pPr>
+              <w:jc w:val="left"/>
+            </w:pPr>
+            <w:r/>
+            <w:r>
+              <w:rPr>
+                <w:rFonts w:ascii="Times New Roman" w:hAnsi="Times New Roman" w:eastAsia="宋体"/>
+                <w:b w:val="0"/>
+                <w:sz w:val="19"/>
+              </w:rPr>
+              <w:t>[0.60,0.65)</w:t>
+            </w:r>
+          </w:p>
+        </w:tc>
+        <w:tc>
+          <w:tcPr>
+            <w:tcW w:type="dxa" w:w="1701"/>
+          </w:tcPr>
+          <w:p>
+            <w:pPr>
+              <w:jc w:val="center"/>
+            </w:pPr>
+            <w:r/>
+            <w:r>
+              <w:rPr>
+                <w:rFonts w:ascii="Times New Roman" w:hAnsi="Times New Roman" w:eastAsia="宋体"/>
+                <w:b w:val="0"/>
+                <w:sz w:val="19"/>
+              </w:rPr>
+              <w:t>111</w:t>
+            </w:r>
+          </w:p>
+        </w:tc>
+        <w:tc>
+          <w:tcPr>
+            <w:tcW w:type="dxa" w:w="1814"/>
+          </w:tcPr>
+          <w:p>
+            <w:pPr>
+              <w:jc w:val="center"/>
+            </w:pPr>
+            <w:r/>
+            <w:r>
+              <w:rPr>
+                <w:rFonts w:ascii="Times New Roman" w:hAnsi="Times New Roman" w:eastAsia="宋体"/>
+                <w:b w:val="0"/>
+                <w:sz w:val="19"/>
+              </w:rPr>
+              <w:t>47.7%</w:t>
+            </w:r>
+          </w:p>
+        </w:tc>
+        <w:tc>
+          <w:tcPr>
+            <w:tcW w:type="dxa" w:w="1701"/>
+          </w:tcPr>
+          <w:p>
+            <w:pPr>
+              <w:jc w:val="center"/>
+            </w:pPr>
+            <w:r/>
+            <w:r>
+              <w:rPr>
+                <w:rFonts w:ascii="Times New Roman" w:hAnsi="Times New Roman" w:eastAsia="宋体"/>
+                <w:b w:val="0"/>
+                <w:sz w:val="19"/>
+              </w:rPr>
+              <w:t>91</w:t>
+            </w:r>
+          </w:p>
+        </w:tc>
+        <w:tc>
+          <w:tcPr>
+            <w:tcW w:type="dxa" w:w="1814"/>
+          </w:tcPr>
+          <w:p>
+            <w:pPr>
+              <w:jc w:val="center"/>
+            </w:pPr>
+            <w:r/>
+            <w:r>
+              <w:rPr>
+                <w:rFonts w:ascii="Times New Roman" w:hAnsi="Times New Roman" w:eastAsia="宋体"/>
+                <w:b w:val="0"/>
+                <w:sz w:val="19"/>
+              </w:rPr>
+              <w:t>63.7%</w:t>
+            </w:r>
+          </w:p>
+        </w:tc>
+      </w:tr>
+      <w:tr>
+        <w:tc>
+          <w:tcPr>
+            <w:tcW w:type="dxa" w:w="1814"/>
+          </w:tcPr>
+          <w:p>
+            <w:pPr>
+              <w:jc w:val="left"/>
+            </w:pPr>
+            <w:r/>
+            <w:r>
+              <w:rPr>
+                <w:rFonts w:ascii="Times New Roman" w:hAnsi="Times New Roman" w:eastAsia="宋体"/>
+                <w:b w:val="0"/>
+                <w:sz w:val="19"/>
+              </w:rPr>
+              <w:t>[0.65,0.70)</w:t>
+            </w:r>
+          </w:p>
+        </w:tc>
+        <w:tc>
+          <w:tcPr>
+            <w:tcW w:type="dxa" w:w="1701"/>
+          </w:tcPr>
+          <w:p>
+            <w:pPr>
+              <w:jc w:val="center"/>
+            </w:pPr>
+            <w:r/>
+            <w:r>
+              <w:rPr>
+                <w:rFonts w:ascii="Times New Roman" w:hAnsi="Times New Roman" w:eastAsia="宋体"/>
+                <w:b w:val="0"/>
+                <w:sz w:val="19"/>
+              </w:rPr>
+              <w:t>112</w:t>
+            </w:r>
+          </w:p>
+        </w:tc>
+        <w:tc>
+          <w:tcPr>
+            <w:tcW w:type="dxa" w:w="1814"/>
+          </w:tcPr>
+          <w:p>
+            <w:pPr>
+              <w:jc w:val="center"/>
+            </w:pPr>
+            <w:r/>
+            <w:r>
+              <w:rPr>
+                <w:rFonts w:ascii="Times New Roman" w:hAnsi="Times New Roman" w:eastAsia="宋体"/>
+                <w:b w:val="0"/>
+                <w:sz w:val="19"/>
+              </w:rPr>
+              <w:t>54.5%</w:t>
+            </w:r>
+          </w:p>
+        </w:tc>
+        <w:tc>
+          <w:tcPr>
+            <w:tcW w:type="dxa" w:w="1701"/>
+          </w:tcPr>
+          <w:p>
+            <w:pPr>
+              <w:jc w:val="center"/>
+            </w:pPr>
+            <w:r/>
+            <w:r>
+              <w:rPr>
+                <w:rFonts w:ascii="Times New Roman" w:hAnsi="Times New Roman" w:eastAsia="宋体"/>
+                <w:b w:val="0"/>
+                <w:sz w:val="19"/>
+              </w:rPr>
+              <w:t>0</w:t>
+            </w:r>
+          </w:p>
+        </w:tc>
+        <w:tc>
+          <w:tcPr>
+            <w:tcW w:type="dxa" w:w="1814"/>
+          </w:tcPr>
+          <w:p>
+            <w:pPr>
+              <w:jc w:val="center"/>
+            </w:pPr>
+            <w:r/>
+            <w:r>
+              <w:rPr>
+                <w:rFonts w:ascii="Times New Roman" w:hAnsi="Times New Roman" w:eastAsia="宋体"/>
+                <w:b w:val="0"/>
+                <w:sz w:val="19"/>
+              </w:rPr>
+              <w:t>—</w:t>
+            </w:r>
+          </w:p>
+        </w:tc>
+      </w:tr>
+      <w:tr>
+        <w:tc>
+          <w:tcPr>
+            <w:tcW w:type="dxa" w:w="1814"/>
+          </w:tcPr>
+          <w:p>
+            <w:pPr>
+              <w:jc w:val="left"/>
+            </w:pPr>
+            <w:r/>
+            <w:r>
+              <w:rPr>
+                <w:rFonts w:ascii="Times New Roman" w:hAnsi="Times New Roman" w:eastAsia="宋体"/>
+                <w:b w:val="0"/>
+                <w:sz w:val="19"/>
+              </w:rPr>
+              <w:t>[0.70,0.75)</w:t>
+            </w:r>
+          </w:p>
+        </w:tc>
+        <w:tc>
+          <w:tcPr>
+            <w:tcW w:type="dxa" w:w="1701"/>
+          </w:tcPr>
+          <w:p>
+            <w:pPr>
+              <w:jc w:val="center"/>
+            </w:pPr>
+            <w:r/>
+            <w:r>
+              <w:rPr>
+                <w:rFonts w:ascii="Times New Roman" w:hAnsi="Times New Roman" w:eastAsia="宋体"/>
+                <w:b w:val="0"/>
+                <w:sz w:val="19"/>
+              </w:rPr>
+              <w:t>109</w:t>
+            </w:r>
+          </w:p>
+        </w:tc>
+        <w:tc>
+          <w:tcPr>
+            <w:tcW w:type="dxa" w:w="1814"/>
+          </w:tcPr>
+          <w:p>
+            <w:pPr>
+              <w:jc w:val="center"/>
+            </w:pPr>
+            <w:r/>
+            <w:r>
+              <w:rPr>
+                <w:rFonts w:ascii="Times New Roman" w:hAnsi="Times New Roman" w:eastAsia="宋体"/>
+                <w:b w:val="0"/>
+                <w:sz w:val="19"/>
+              </w:rPr>
+              <w:t>59.6%</w:t>
+            </w:r>
+          </w:p>
+        </w:tc>
+        <w:tc>
+          <w:tcPr>
+            <w:tcW w:type="dxa" w:w="1701"/>
+          </w:tcPr>
+          <w:p>
+            <w:pPr>
+              <w:jc w:val="center"/>
+            </w:pPr>
+            <w:r/>
+            <w:r>
+              <w:rPr>
+                <w:rFonts w:ascii="Times New Roman" w:hAnsi="Times New Roman" w:eastAsia="宋体"/>
+                <w:b w:val="0"/>
+                <w:sz w:val="19"/>
+              </w:rPr>
+              <w:t>0</w:t>
+            </w:r>
+          </w:p>
+        </w:tc>
+        <w:tc>
+          <w:tcPr>
+            <w:tcW w:type="dxa" w:w="1814"/>
+          </w:tcPr>
+          <w:p>
+            <w:pPr>
+              <w:jc w:val="center"/>
+            </w:pPr>
+            <w:r/>
+            <w:r>
+              <w:rPr>
+                <w:rFonts w:ascii="Times New Roman" w:hAnsi="Times New Roman" w:eastAsia="宋体"/>
+                <w:b w:val="0"/>
+                <w:sz w:val="19"/>
+              </w:rPr>
+              <w:t>—</w:t>
+            </w:r>
+          </w:p>
+        </w:tc>
+      </w:tr>
+      <w:tr>
+        <w:tc>
+          <w:tcPr>
+            <w:tcW w:type="dxa" w:w="1814"/>
+          </w:tcPr>
+          <w:p>
+            <w:pPr>
+              <w:jc w:val="left"/>
+            </w:pPr>
+            <w:r/>
+            <w:r>
+              <w:rPr>
+                <w:rFonts w:ascii="Times New Roman" w:hAnsi="Times New Roman" w:eastAsia="宋体"/>
+                <w:b w:val="0"/>
+                <w:sz w:val="19"/>
+              </w:rPr>
+              <w:t>[0.75,0.80)</w:t>
+            </w:r>
+          </w:p>
+        </w:tc>
+        <w:tc>
+          <w:tcPr>
+            <w:tcW w:type="dxa" w:w="1701"/>
+          </w:tcPr>
+          <w:p>
+            <w:pPr>
+              <w:jc w:val="center"/>
+            </w:pPr>
+            <w:r/>
+            <w:r>
+              <w:rPr>
+                <w:rFonts w:ascii="Times New Roman" w:hAnsi="Times New Roman" w:eastAsia="宋体"/>
+                <w:b w:val="0"/>
+                <w:sz w:val="19"/>
+              </w:rPr>
+              <w:t>117</w:t>
+            </w:r>
+          </w:p>
+        </w:tc>
+        <w:tc>
+          <w:tcPr>
+            <w:tcW w:type="dxa" w:w="1814"/>
+          </w:tcPr>
+          <w:p>
+            <w:pPr>
+              <w:jc w:val="center"/>
+            </w:pPr>
+            <w:r/>
+            <w:r>
+              <w:rPr>
+                <w:rFonts w:ascii="Times New Roman" w:hAnsi="Times New Roman" w:eastAsia="宋体"/>
+                <w:b w:val="0"/>
+                <w:sz w:val="19"/>
+              </w:rPr>
+              <w:t>56.4%</w:t>
+            </w:r>
+          </w:p>
+        </w:tc>
+        <w:tc>
+          <w:tcPr>
+            <w:tcW w:type="dxa" w:w="1701"/>
+          </w:tcPr>
+          <w:p>
+            <w:pPr>
+              <w:jc w:val="center"/>
+            </w:pPr>
+            <w:r/>
+            <w:r>
+              <w:rPr>
+                <w:rFonts w:ascii="Times New Roman" w:hAnsi="Times New Roman" w:eastAsia="宋体"/>
+                <w:b w:val="0"/>
+                <w:sz w:val="19"/>
+              </w:rPr>
+              <w:t>0</w:t>
+            </w:r>
+          </w:p>
+        </w:tc>
+        <w:tc>
+          <w:tcPr>
+            <w:tcW w:type="dxa" w:w="1814"/>
+          </w:tcPr>
+          <w:p>
+            <w:pPr>
+              <w:jc w:val="center"/>
+            </w:pPr>
+            <w:r/>
+            <w:r>
+              <w:rPr>
+                <w:rFonts w:ascii="Times New Roman" w:hAnsi="Times New Roman" w:eastAsia="宋体"/>
+                <w:b w:val="0"/>
+                <w:sz w:val="19"/>
+              </w:rPr>
+              <w:t>—</w:t>
+            </w:r>
+          </w:p>
+        </w:tc>
+      </w:tr>
+      <w:tr>
+        <w:tc>
+          <w:tcPr>
+            <w:tcW w:type="dxa" w:w="1814"/>
+          </w:tcPr>
+          <w:p>
+            <w:pPr>
+              <w:jc w:val="left"/>
+            </w:pPr>
+            <w:r/>
+            <w:r>
+              <w:rPr>
+                <w:rFonts w:ascii="Times New Roman" w:hAnsi="Times New Roman" w:eastAsia="宋体"/>
+                <w:b w:val="0"/>
+                <w:sz w:val="19"/>
+              </w:rPr>
+              <w:t>[0.80,0.85)</w:t>
+            </w:r>
+          </w:p>
+        </w:tc>
+        <w:tc>
+          <w:tcPr>
+            <w:tcW w:type="dxa" w:w="1701"/>
+          </w:tcPr>
+          <w:p>
+            <w:pPr>
+              <w:jc w:val="center"/>
+            </w:pPr>
+            <w:r/>
+            <w:r>
+              <w:rPr>
+                <w:rFonts w:ascii="Times New Roman" w:hAnsi="Times New Roman" w:eastAsia="宋体"/>
+                <w:b w:val="0"/>
+                <w:sz w:val="19"/>
+              </w:rPr>
+              <w:t>125</w:t>
+            </w:r>
+          </w:p>
+        </w:tc>
+        <w:tc>
+          <w:tcPr>
+            <w:tcW w:type="dxa" w:w="1814"/>
+          </w:tcPr>
+          <w:p>
+            <w:pPr>
+              <w:jc w:val="center"/>
+            </w:pPr>
+            <w:r/>
+            <w:r>
+              <w:rPr>
+                <w:rFonts w:ascii="Times New Roman" w:hAnsi="Times New Roman" w:eastAsia="宋体"/>
+                <w:b w:val="0"/>
+                <w:sz w:val="19"/>
+              </w:rPr>
+              <w:t>54.4%</w:t>
+            </w:r>
+          </w:p>
+        </w:tc>
+        <w:tc>
+          <w:tcPr>
+            <w:tcW w:type="dxa" w:w="1701"/>
+          </w:tcPr>
+          <w:p>
+            <w:pPr>
+              <w:jc w:val="center"/>
+            </w:pPr>
+            <w:r/>
+            <w:r>
+              <w:rPr>
+                <w:rFonts w:ascii="Times New Roman" w:hAnsi="Times New Roman" w:eastAsia="宋体"/>
+                <w:b w:val="0"/>
+                <w:sz w:val="19"/>
+              </w:rPr>
+              <w:t>0</w:t>
+            </w:r>
+          </w:p>
+        </w:tc>
+        <w:tc>
+          <w:tcPr>
+            <w:tcW w:type="dxa" w:w="1814"/>
+          </w:tcPr>
+          <w:p>
+            <w:pPr>
+              <w:jc w:val="center"/>
+            </w:pPr>
+            <w:r/>
+            <w:r>
+              <w:rPr>
+                <w:rFonts w:ascii="Times New Roman" w:hAnsi="Times New Roman" w:eastAsia="宋体"/>
+                <w:b w:val="0"/>
+                <w:sz w:val="19"/>
+              </w:rPr>
+              <w:t>—</w:t>
+            </w:r>
+          </w:p>
+        </w:tc>
+      </w:tr>
+      <w:tr>
+        <w:tc>
+          <w:tcPr>
+            <w:tcW w:type="dxa" w:w="1814"/>
+          </w:tcPr>
+          <w:p>
+            <w:pPr>
+              <w:jc w:val="left"/>
+            </w:pPr>
+            <w:r/>
+            <w:r>
+              <w:rPr>
+                <w:rFonts w:ascii="Times New Roman" w:hAnsi="Times New Roman" w:eastAsia="宋体"/>
+                <w:b w:val="0"/>
+                <w:sz w:val="19"/>
+              </w:rPr>
+              <w:t>[0.85,0.90)</w:t>
+            </w:r>
+          </w:p>
+        </w:tc>
+        <w:tc>
+          <w:tcPr>
+            <w:tcW w:type="dxa" w:w="1701"/>
+          </w:tcPr>
+          <w:p>
+            <w:pPr>
+              <w:jc w:val="center"/>
+            </w:pPr>
+            <w:r/>
+            <w:r>
+              <w:rPr>
+                <w:rFonts w:ascii="Times New Roman" w:hAnsi="Times New Roman" w:eastAsia="宋体"/>
+                <w:b w:val="0"/>
+                <w:sz w:val="19"/>
+              </w:rPr>
+              <w:t>115</w:t>
+            </w:r>
+          </w:p>
+        </w:tc>
+        <w:tc>
+          <w:tcPr>
+            <w:tcW w:type="dxa" w:w="1814"/>
+          </w:tcPr>
+          <w:p>
+            <w:pPr>
+              <w:jc w:val="center"/>
+            </w:pPr>
+            <w:r/>
+            <w:r>
+              <w:rPr>
+                <w:rFonts w:ascii="Times New Roman" w:hAnsi="Times New Roman" w:eastAsia="宋体"/>
+                <w:b w:val="0"/>
+                <w:sz w:val="19"/>
+              </w:rPr>
+              <w:t>47.8%</w:t>
+            </w:r>
+          </w:p>
+        </w:tc>
+        <w:tc>
+          <w:tcPr>
+            <w:tcW w:type="dxa" w:w="1701"/>
+          </w:tcPr>
+          <w:p>
+            <w:pPr>
+              <w:jc w:val="center"/>
+            </w:pPr>
+            <w:r/>
+            <w:r>
+              <w:rPr>
+                <w:rFonts w:ascii="Times New Roman" w:hAnsi="Times New Roman" w:eastAsia="宋体"/>
+                <w:b w:val="0"/>
+                <w:sz w:val="19"/>
+              </w:rPr>
+              <w:t>0</w:t>
+            </w:r>
+          </w:p>
+        </w:tc>
+        <w:tc>
+          <w:tcPr>
+            <w:tcW w:type="dxa" w:w="1814"/>
+          </w:tcPr>
+          <w:p>
+            <w:pPr>
+              <w:jc w:val="center"/>
+            </w:pPr>
+            <w:r/>
+            <w:r>
+              <w:rPr>
+                <w:rFonts w:ascii="Times New Roman" w:hAnsi="Times New Roman" w:eastAsia="宋体"/>
+                <w:b w:val="0"/>
+                <w:sz w:val="19"/>
+              </w:rPr>
+              <w:t>—</w:t>
+            </w:r>
+          </w:p>
+        </w:tc>
+      </w:tr>
+      <w:tr>
+        <w:tc>
+          <w:tcPr>
+            <w:tcW w:type="dxa" w:w="1814"/>
+          </w:tcPr>
+          <w:p>
+            <w:pPr>
+              <w:jc w:val="left"/>
+            </w:pPr>
+            <w:r/>
+            <w:r>
+              <w:rPr>
+                <w:rFonts w:ascii="Times New Roman" w:hAnsi="Times New Roman" w:eastAsia="宋体"/>
+                <w:b w:val="0"/>
+                <w:sz w:val="19"/>
+              </w:rPr>
+              <w:t>[0.90,0.95)</w:t>
+            </w:r>
+          </w:p>
+        </w:tc>
+        <w:tc>
+          <w:tcPr>
+            <w:tcW w:type="dxa" w:w="1701"/>
+          </w:tcPr>
+          <w:p>
+            <w:pPr>
+              <w:jc w:val="center"/>
+            </w:pPr>
+            <w:r/>
+            <w:r>
+              <w:rPr>
+                <w:rFonts w:ascii="Times New Roman" w:hAnsi="Times New Roman" w:eastAsia="宋体"/>
+                <w:b w:val="0"/>
+                <w:sz w:val="19"/>
+              </w:rPr>
+              <w:t>105</w:t>
+            </w:r>
+          </w:p>
+        </w:tc>
+        <w:tc>
+          <w:tcPr>
+            <w:tcW w:type="dxa" w:w="1814"/>
+          </w:tcPr>
+          <w:p>
+            <w:pPr>
+              <w:jc w:val="center"/>
+            </w:pPr>
+            <w:r/>
+            <w:r>
+              <w:rPr>
+                <w:rFonts w:ascii="Times New Roman" w:hAnsi="Times New Roman" w:eastAsia="宋体"/>
+                <w:b w:val="0"/>
+                <w:sz w:val="19"/>
+              </w:rPr>
+              <w:t>61.0%</w:t>
+            </w:r>
+          </w:p>
+        </w:tc>
+        <w:tc>
+          <w:tcPr>
+            <w:tcW w:type="dxa" w:w="1701"/>
+          </w:tcPr>
+          <w:p>
+            <w:pPr>
+              <w:jc w:val="center"/>
+            </w:pPr>
+            <w:r/>
+            <w:r>
+              <w:rPr>
+                <w:rFonts w:ascii="Times New Roman" w:hAnsi="Times New Roman" w:eastAsia="宋体"/>
+                <w:b w:val="0"/>
+                <w:sz w:val="19"/>
+              </w:rPr>
+              <w:t>0</w:t>
+            </w:r>
+          </w:p>
+        </w:tc>
+        <w:tc>
+          <w:tcPr>
+            <w:tcW w:type="dxa" w:w="1814"/>
+          </w:tcPr>
+          <w:p>
+            <w:pPr>
+              <w:jc w:val="center"/>
+            </w:pPr>
+            <w:r/>
+            <w:r>
+              <w:rPr>
+                <w:rFonts w:ascii="Times New Roman" w:hAnsi="Times New Roman" w:eastAsia="宋体"/>
+                <w:b w:val="0"/>
+                <w:sz w:val="19"/>
+              </w:rPr>
+              <w:t>—</w:t>
+            </w:r>
+          </w:p>
+        </w:tc>
+      </w:tr>
+      <w:tr>
+        <w:tc>
+          <w:tcPr>
+            <w:tcW w:type="dxa" w:w="1814"/>
+          </w:tcPr>
+          <w:p>
+            <w:pPr>
+              <w:jc w:val="left"/>
+            </w:pPr>
+            <w:r/>
+            <w:r>
+              <w:rPr>
+                <w:rFonts w:ascii="Times New Roman" w:hAnsi="Times New Roman" w:eastAsia="宋体"/>
+                <w:b w:val="0"/>
+                <w:sz w:val="19"/>
+              </w:rPr>
+              <w:t>[0.95,1.00)</w:t>
+            </w:r>
+          </w:p>
+        </w:tc>
+        <w:tc>
+          <w:tcPr>
+            <w:tcW w:type="dxa" w:w="1701"/>
+          </w:tcPr>
+          <w:p>
+            <w:pPr>
+              <w:jc w:val="center"/>
+            </w:pPr>
+            <w:r/>
+            <w:r>
+              <w:rPr>
+                <w:rFonts w:ascii="Times New Roman" w:hAnsi="Times New Roman" w:eastAsia="宋体"/>
+                <w:b w:val="0"/>
+                <w:sz w:val="19"/>
+              </w:rPr>
+              <w:t>1065</w:t>
+            </w:r>
+          </w:p>
+        </w:tc>
+        <w:tc>
+          <w:tcPr>
+            <w:tcW w:type="dxa" w:w="1814"/>
+          </w:tcPr>
+          <w:p>
+            <w:pPr>
+              <w:jc w:val="center"/>
+            </w:pPr>
+            <w:r/>
+            <w:r>
+              <w:rPr>
+                <w:rFonts w:ascii="Times New Roman" w:hAnsi="Times New Roman" w:eastAsia="宋体"/>
+                <w:b w:val="0"/>
+                <w:sz w:val="19"/>
+              </w:rPr>
+              <w:t>53.4%</w:t>
+            </w:r>
+          </w:p>
+        </w:tc>
+        <w:tc>
+          <w:tcPr>
+            <w:tcW w:type="dxa" w:w="1701"/>
+          </w:tcPr>
+          <w:p>
+            <w:pPr>
+              <w:jc w:val="center"/>
+            </w:pPr>
+            <w:r/>
+            <w:r>
+              <w:rPr>
+                <w:rFonts w:ascii="Times New Roman" w:hAnsi="Times New Roman" w:eastAsia="宋体"/>
+                <w:b w:val="0"/>
+                <w:sz w:val="19"/>
+              </w:rPr>
+              <w:t>0</w:t>
+            </w:r>
+          </w:p>
+        </w:tc>
+        <w:tc>
+          <w:tcPr>
+            <w:tcW w:type="dxa" w:w="1814"/>
+          </w:tcPr>
+          <w:p>
+            <w:pPr>
+              <w:jc w:val="center"/>
+            </w:pPr>
+            <w:r/>
+            <w:r>
+              <w:rPr>
+                <w:rFonts w:ascii="Times New Roman" w:hAnsi="Times New Roman" w:eastAsia="宋体"/>
+                <w:b w:val="0"/>
+                <w:sz w:val="19"/>
+              </w:rPr>
+              <w:t>—</w:t>
+            </w:r>
+          </w:p>
+        </w:tc>
+      </w:tr>
+    </w:tbl>
+    <w:p>
+      <w:pPr>
+        <w:spacing w:after="40"/>
+      </w:pPr>
+    </w:p>
+    <w:p>
+      <w:pPr>
+        <w:spacing w:after="0" w:line="360" w:lineRule="auto"/>
+        <w:ind w:firstLine="480"/>
+      </w:pPr>
+      <w:r>
+        <w:rPr>
+          <w:rFonts w:ascii="Times New Roman" w:hAnsi="Times New Roman" w:eastAsia="宋体"/>
+          <w:b w:val="0"/>
+          <w:sz w:val="24"/>
+        </w:rPr>
+        <w:t>三点结论。其一，</w:t>
+      </w:r>
+      <w:r>
+        <w:rPr>
+          <w:rFonts w:ascii="Times New Roman" w:hAnsi="Times New Roman" w:eastAsia="宋体"/>
+          <w:b/>
+          <w:sz w:val="24"/>
+        </w:rPr>
+        <w:t>校准在工程上完全可行</w:t>
+      </w:r>
+      <w:r>
+        <w:rPr>
+          <w:rFonts w:ascii="Times New Roman" w:hAnsi="Times New Roman" w:eastAsia="宋体"/>
+          <w:b w:val="0"/>
+          <w:sz w:val="24"/>
+        </w:rPr>
+        <w:t>：再校准把样本外平均校准误差（各桶命中率与所报置信度之差的绝对值均值）从 0.221 压到 0.089——“说 0.9”被修正为“该档历史命中 0.53”，模型输出的“说”与“做”重新对齐，任何大模型供应商都应内建这一步。其二，</w:t>
+      </w:r>
+      <w:r>
+        <w:rPr>
+          <w:rFonts w:ascii="Times New Roman" w:hAnsi="Times New Roman" w:eastAsia="宋体"/>
+          <w:b/>
+          <w:sz w:val="24"/>
+        </w:rPr>
+        <w:t>校准修复不了区分度</w:t>
+      </w:r>
+      <w:r>
+        <w:rPr>
+          <w:rFonts w:ascii="Times New Roman" w:hAnsi="Times New Roman" w:eastAsia="宋体"/>
+          <w:b w:val="0"/>
+          <w:sz w:val="24"/>
+        </w:rPr>
+        <w:t>：再校准是保序替换，只修标签、不改排序，桶间命中率依旧无单调结构，且样本外约 85% 的信号落入同一桶（[0.50,0.55)）——置信度仍不构成仓位依据。一句话：</w:t>
+      </w:r>
+      <w:r>
+        <w:rPr>
+          <w:rFonts w:ascii="Times New Roman" w:hAnsi="Times New Roman" w:eastAsia="宋体"/>
+          <w:b/>
+          <w:sz w:val="24"/>
+        </w:rPr>
+        <w:t>再校准能修复“模型说的”，修复不了“模型知的”——置信度能否驱动仓位，取决于桶间真实区分度，而非校准技巧。</w:t>
+      </w:r>
+      <w:r>
+        <w:rPr>
+          <w:rFonts w:ascii="Times New Roman" w:hAnsi="Times New Roman" w:eastAsia="宋体"/>
+          <w:b w:val="0"/>
+          <w:sz w:val="24"/>
+        </w:rPr>
+        <w:t>其三，</w:t>
+      </w:r>
+      <w:r>
+        <w:rPr>
+          <w:rFonts w:ascii="Times New Roman" w:hAnsi="Times New Roman" w:eastAsia="宋体"/>
+          <w:b/>
+          <w:sz w:val="24"/>
+        </w:rPr>
+        <w:t>分布漂移真实存在</w:t>
+      </w:r>
+      <w:r>
+        <w:rPr>
+          <w:rFonts w:ascii="Times New Roman" w:hAnsi="Times New Roman" w:eastAsia="宋体"/>
+          <w:b w:val="0"/>
+          <w:sz w:val="24"/>
+        </w:rPr>
+        <w:t>：样本外置信度均值由 0.876 降至 0.860，12.7% 的样本外信号跌破样本内十分位（P10 = 0.63）——AI 系统上线后置信度分布本身会漂移，校准必须定期重做，这为“可解释归因 + 持续监控”提供了又一实证。</w:t>
+      </w:r>
+    </w:p>
+    <w:p>
+      <w:pPr>
+        <w:spacing w:before="320" w:after="160" w:line="360" w:lineRule="auto"/>
+      </w:pPr>
+      <w:r>
+        <w:rPr>
+          <w:rFonts w:ascii="Times New Roman" w:hAnsi="Times New Roman" w:eastAsia="黑体"/>
+          <w:b/>
+          <w:sz w:val="30"/>
+        </w:rPr>
+        <w:t>6　结论与启示</w:t>
+      </w:r>
+    </w:p>
+    <w:p>
+      <w:pPr>
+        <w:spacing w:before="200" w:after="80" w:line="360" w:lineRule="auto"/>
+      </w:pPr>
+      <w:r>
+        <w:rPr>
+          <w:rFonts w:ascii="Times New Roman" w:hAnsi="Times New Roman" w:eastAsia="黑体"/>
+          <w:b/>
+          <w:sz w:val="26"/>
+        </w:rPr>
+        <w:t>6.1　研究结论</w:t>
+      </w:r>
+    </w:p>
+    <w:p>
+      <w:pPr>
+        <w:spacing w:after="0" w:line="360" w:lineRule="auto"/>
+      </w:pPr>
       <w:r>
         <w:rPr>
           <w:rFonts w:ascii="Times New Roman" w:hAnsi="Times New Roman" w:eastAsia="宋体"/>
@@ -3590,17 +4840,29 @@
     </w:p>
     <w:p>
       <w:pPr>
-        <w:spacing w:after="40" w:line="300" w:lineRule="auto"/>
-        <w:ind w:left="360" w:firstLine="0"/>
+        <w:spacing w:after="0" w:line="360" w:lineRule="auto"/>
       </w:pPr>
+      <w:r>
+        <w:rPr>
+          <w:rFonts w:ascii="Times New Roman" w:hAnsi="Times New Roman" w:eastAsia="宋体"/>
+          <w:b/>
+          <w:sz w:val="24"/>
+        </w:rPr>
+        <w:t>交易成本是仓位决策的一等公民</w:t>
+      </w:r>
       <w:r>
         <w:rPr>
           <w:rFonts w:ascii="Times New Roman" w:hAnsi="Times New Roman" w:eastAsia="宋体"/>
           <w:b w:val="0"/>
           <w:sz w:val="24"/>
         </w:rPr>
-        <w:t xml:space="preserve">• </w:t>
+        <w:t>：满仓等权日均换手 0.70，年化成本拖累 8.8 个百分点，样本外上行段换手升至 0.91、拖累约 11.4%；成本扫描进一步显示策略排序是成本的函数——10bp 时低换手的 C 组夏普反超 A、B 组。</w:t>
       </w:r>
+    </w:p>
+    <w:p>
+      <w:pPr>
+        <w:spacing w:after="0" w:line="360" w:lineRule="auto"/>
+      </w:pPr>
       <w:r>
         <w:rPr>
           <w:rFonts w:ascii="Times New Roman" w:hAnsi="Times New Roman" w:eastAsia="宋体"/>
@@ -3615,22 +4877,13 @@
           <w:b w:val="0"/>
           <w:sz w:val="24"/>
         </w:rPr>
-        <w:t>：置信度均值 0.871 而分桶命中率无单调性（高置信桶仅 54.0%），B 组与 A 组几乎重合（22.8% vs 23.2%）——置信度只能作为参考输入，须经凯利打折与硬约束双重衰减。</w:t>
+        <w:t>：置信度均值 0.871 而真实命中率约 54%，分桶无单调性；B 组与 A 组在基准成本下几乎重合；再校准可修复“说的部分”（校准误差 0.221 → 0.089）却无法创造区分度——置信度只能作为参考输入，须经凯利打折与硬约束双重衰减。</w:t>
       </w:r>
     </w:p>
     <w:p>
       <w:pPr>
-        <w:spacing w:after="40" w:line="300" w:lineRule="auto"/>
-        <w:ind w:left="360" w:firstLine="0"/>
+        <w:spacing w:after="0" w:line="360" w:lineRule="auto"/>
       </w:pPr>
-      <w:r>
-        <w:rPr>
-          <w:rFonts w:ascii="Times New Roman" w:hAnsi="Times New Roman" w:eastAsia="宋体"/>
-          <w:b w:val="0"/>
-          <w:sz w:val="24"/>
-        </w:rPr>
-        <w:t xml:space="preserve">• </w:t>
-      </w:r>
       <w:r>
         <w:rPr>
           <w:rFonts w:ascii="Times New Roman" w:hAnsi="Times New Roman" w:eastAsia="宋体"/>
@@ -3645,26 +4898,46 @@
           <w:b w:val="0"/>
           <w:sz w:val="24"/>
         </w:rPr>
-        <w:t>：其价值随仓位规模上升而显现，且预算线须与仓位规模匹配（1/4 凯利配 -3% 线卡玛 1.49、配 -6% 线 1.19）；移除干预的反事实（1/2 档回撤 -15.9%、1 倍档累计 41.6% 但回撤 -15.7%）是评估其代价的必要基准。</w:t>
+        <w:t>：其价值随仓位规模上升而显现（1/2 档回撤 -15.9% → -12.3%），预算线须与仓位规模成对设计（-3% 线卡玛 1.49、-6% 线 1.19、-9% 线 1.41）；反事实是评估其代价的必要基准。</w:t>
       </w:r>
     </w:p>
     <w:p>
       <w:pPr>
-        <w:spacing w:before="200" w:after="80"/>
+        <w:spacing w:after="0" w:line="360" w:lineRule="auto"/>
+      </w:pPr>
+      <w:r>
+        <w:rPr>
+          <w:rFonts w:ascii="Times New Roman" w:hAnsi="Times New Roman" w:eastAsia="宋体"/>
+          <w:b/>
+          <w:sz w:val="24"/>
+        </w:rPr>
+        <w:t>方法论价值</w:t>
+      </w:r>
+      <w:r>
+        <w:rPr>
+          <w:rFonts w:ascii="Times New Roman" w:hAnsi="Times New Roman" w:eastAsia="宋体"/>
+          <w:b w:val="0"/>
+          <w:sz w:val="24"/>
+        </w:rPr>
+        <w:t>：多策略对照 + 样本外检验 + 反事实分析 + 可解释归因 + 复现能力的五项可验证证据，使“AI 在决策链条中发挥了什么作用”变得可验证、可复核、可追溯。</w:t>
+      </w:r>
+    </w:p>
+    <w:p>
+      <w:pPr>
+        <w:spacing w:before="200" w:after="80" w:line="360" w:lineRule="auto"/>
       </w:pPr>
       <w:r>
         <w:rPr>
           <w:rFonts w:ascii="Times New Roman" w:hAnsi="Times New Roman" w:eastAsia="黑体"/>
           <w:b/>
-          <w:color w:val="1D4ED8"/>
-          <w:sz w:val="27"/>
+          <w:sz w:val="26"/>
         </w:rPr>
-        <w:t>5.2　方法论启示：让 AI 的作用可验证、可复核、可追溯</w:t>
+        <w:t>6.2　启示与建议</w:t>
       </w:r>
     </w:p>
     <w:p>
       <w:pPr>
-        <w:spacing w:after="80" w:line="312" w:lineRule="auto"/>
+        <w:spacing w:after="0" w:line="360" w:lineRule="auto"/>
         <w:ind w:firstLine="480"/>
       </w:pPr>
       <w:r>
@@ -3673,7 +4946,7 @@
           <w:b w:val="0"/>
           <w:sz w:val="24"/>
         </w:rPr>
-        <w:t>本实验的方法论价值在于把“AI 在决策链中起了什么作用”变成一组可检验的命题：</w:t>
+        <w:t>对金融机构：把“仓位规则”纳入 AI 投研系统的强制评审项，与信号本身同等对待；任何上线策略须同时提交样本外检验与反事实分析报告；将最大回撤预算与仓位规模成对写入系统级硬约束。对监管与教学：推广“虚拟仿真先行”原则，高校金融实验课程应把“从信号到仓位”的转化训练列为 AI 投研教学的核心环节。对 AI 系统建设方：置信度输出必须附带校准曲线与历史命中率分桶报告，并内建“样本内再校准 → 样本外验证”的定期闭环与分布漂移监控；未经验证的置信度不得直接驱动资金分配——</w:t>
       </w:r>
       <w:r>
         <w:rPr>
@@ -3681,7 +4954,7 @@
           <w:b/>
           <w:sz w:val="24"/>
         </w:rPr>
-        <w:t>多策略对照</w:t>
+        <w:t>AI 是外骨骼，扣动扳机的必须是懂风险预算的人</w:t>
       </w:r>
       <w:r>
         <w:rPr>
@@ -3689,76 +4962,25 @@
           <w:b w:val="0"/>
           <w:sz w:val="24"/>
         </w:rPr>
-        <w:t>识别规则效应，</w:t>
-      </w:r>
-      <w:r>
-        <w:rPr>
-          <w:rFonts w:ascii="Times New Roman" w:hAnsi="Times New Roman" w:eastAsia="宋体"/>
-          <w:b/>
-          <w:sz w:val="24"/>
-        </w:rPr>
-        <w:t>样本外检验</w:t>
-      </w:r>
-      <w:r>
-        <w:rPr>
-          <w:rFonts w:ascii="Times New Roman" w:hAnsi="Times New Roman" w:eastAsia="宋体"/>
-          <w:b w:val="0"/>
-          <w:sz w:val="24"/>
-        </w:rPr>
-        <w:t>排除运气，</w:t>
-      </w:r>
-      <w:r>
-        <w:rPr>
-          <w:rFonts w:ascii="Times New Roman" w:hAnsi="Times New Roman" w:eastAsia="宋体"/>
-          <w:b/>
-          <w:sz w:val="24"/>
-        </w:rPr>
-        <w:t>反事实分析</w:t>
-      </w:r>
-      <w:r>
-        <w:rPr>
-          <w:rFonts w:ascii="Times New Roman" w:hAnsi="Times New Roman" w:eastAsia="宋体"/>
-          <w:b w:val="0"/>
-          <w:sz w:val="24"/>
-        </w:rPr>
-        <w:t>给干预定价，</w:t>
-      </w:r>
-      <w:r>
-        <w:rPr>
-          <w:rFonts w:ascii="Times New Roman" w:hAnsi="Times New Roman" w:eastAsia="宋体"/>
-          <w:b/>
-          <w:sz w:val="24"/>
-        </w:rPr>
-        <w:t>可解释归因</w:t>
-      </w:r>
-      <w:r>
-        <w:rPr>
-          <w:rFonts w:ascii="Times New Roman" w:hAnsi="Times New Roman" w:eastAsia="宋体"/>
-          <w:b w:val="0"/>
-          <w:sz w:val="24"/>
-        </w:rPr>
-        <w:t>把绩效差异分解到仓位结构与成本拖累，</w:t>
-      </w:r>
-      <w:r>
-        <w:rPr>
-          <w:rFonts w:ascii="Times New Roman" w:hAnsi="Times New Roman" w:eastAsia="宋体"/>
-          <w:b/>
-          <w:sz w:val="24"/>
-        </w:rPr>
-        <w:t>复现能力</w:t>
-      </w:r>
-      <w:r>
-        <w:rPr>
-          <w:rFonts w:ascii="Times New Roman" w:hAnsi="Times New Roman" w:eastAsia="宋体"/>
-          <w:b w:val="0"/>
-          <w:sz w:val="24"/>
-        </w:rPr>
-        <w:t>（种子固定、参数预登记、一键重跑）使每一个数字可回查。这五项可验证证据，同样适用于评审任何“AI 参与决策”的方案：凡不能提供者，其结论应视为未经验证。</w:t>
+        <w:t>。</w:t>
       </w:r>
     </w:p>
     <w:p>
       <w:pPr>
-        <w:spacing w:after="80" w:line="312" w:lineRule="auto"/>
+        <w:spacing w:before="200" w:after="80" w:line="360" w:lineRule="auto"/>
+      </w:pPr>
+      <w:r>
+        <w:rPr>
+          <w:rFonts w:ascii="Times New Roman" w:hAnsi="Times New Roman" w:eastAsia="黑体"/>
+          <w:b/>
+          <w:sz w:val="26"/>
+        </w:rPr>
+        <w:t>6.3　局限与边界</w:t>
+      </w:r>
+    </w:p>
+    <w:p>
+      <w:pPr>
+        <w:spacing w:after="0" w:line="360" w:lineRule="auto"/>
         <w:ind w:firstLine="480"/>
       </w:pPr>
       <w:r>
@@ -3767,111 +4989,12 @@
           <w:b w:val="0"/>
           <w:sz w:val="24"/>
         </w:rPr>
-        <w:t>对 AI 系统建设方的对应要求：置信度输出必须附带校准曲线与历史命中率分桶报告；未经验证的置信度不得直接驱动资金分配；人工仅保留硬约束设定权，决策链路对输入语料与模型原始输出完全可回溯。</w:t>
+        <w:t>仿真未建模滑点、流动性冲击与涨跌停摩擦，结论不能直接外推至实盘执行环节；样本期为含一段蓝筹上行的单一市场段，区间结构会影响样本外对比的具体数值；信号为透明模拟而非真实大模型输出——这是受控归因的设计前提，真实信号的接入列为开放挑战；凯利分数对收益率均值估计高度敏感，1/4 缩放是保守化处理而非最优解，滚动再估计与多周期验证列为扩展方向。明示边界本身是数据诚实素养的一部分。</w:t>
       </w:r>
     </w:p>
     <w:p>
       <w:pPr>
-        <w:spacing w:before="200" w:after="80"/>
-      </w:pPr>
-      <w:r>
-        <w:rPr>
-          <w:rFonts w:ascii="Times New Roman" w:hAnsi="Times New Roman" w:eastAsia="黑体"/>
-          <w:b/>
-          <w:color w:val="1D4ED8"/>
-          <w:sz w:val="27"/>
-        </w:rPr>
-        <w:t>5.3　局限与边界</w:t>
-      </w:r>
-    </w:p>
-    <w:p>
-      <w:pPr>
-        <w:spacing w:after="40" w:line="300" w:lineRule="auto"/>
-        <w:ind w:left="360" w:firstLine="0"/>
-      </w:pPr>
-      <w:r>
-        <w:rPr>
-          <w:rFonts w:ascii="Times New Roman" w:hAnsi="Times New Roman" w:eastAsia="宋体"/>
-          <w:b w:val="0"/>
-          <w:sz w:val="24"/>
-        </w:rPr>
-        <w:t>• 仿真未建模滑点、流动性冲击与涨跌停摩擦，结论不能直接外推至实盘执行环节；</w:t>
-      </w:r>
-    </w:p>
-    <w:p>
-      <w:pPr>
-        <w:spacing w:after="40" w:line="300" w:lineRule="auto"/>
-        <w:ind w:left="360" w:firstLine="0"/>
-      </w:pPr>
-      <w:r>
-        <w:rPr>
-          <w:rFonts w:ascii="Times New Roman" w:hAnsi="Times New Roman" w:eastAsia="宋体"/>
-          <w:b w:val="0"/>
-          <w:sz w:val="24"/>
-        </w:rPr>
-        <w:t>• 样本期为 2024-01 至 2025-10 的单一市场段（含一段蓝筹上行），区间结构会影响样本外对比的具体数值；</w:t>
-      </w:r>
-    </w:p>
-    <w:p>
-      <w:pPr>
-        <w:spacing w:after="40" w:line="300" w:lineRule="auto"/>
-        <w:ind w:left="360" w:firstLine="0"/>
-      </w:pPr>
-      <w:r>
-        <w:rPr>
-          <w:rFonts w:ascii="Times New Roman" w:hAnsi="Times New Roman" w:eastAsia="宋体"/>
-          <w:b w:val="0"/>
-          <w:sz w:val="24"/>
-        </w:rPr>
-        <w:t>• 信号为透明模拟而非真实大模型输出——这是受控归因的设计前提，真实信号的接入（保持规则不变重跑并分解贡献）列为开放挑战任务；</w:t>
-      </w:r>
-    </w:p>
-    <w:p>
-      <w:pPr>
-        <w:spacing w:after="40" w:line="300" w:lineRule="auto"/>
-        <w:ind w:left="360" w:firstLine="0"/>
-      </w:pPr>
-      <w:r>
-        <w:rPr>
-          <w:rFonts w:ascii="Times New Roman" w:hAnsi="Times New Roman" w:eastAsia="宋体"/>
-          <w:b w:val="0"/>
-          <w:sz w:val="24"/>
-        </w:rPr>
-        <w:t>• 凯利分数对收益率均值估计高度敏感，1/4 缩放是保守化处理而非最优解；滚动再估计与多周期验证列为扩展方向。</w:t>
-      </w:r>
-    </w:p>
-    <w:p>
-      <w:pPr>
-        <w:spacing w:after="80" w:line="312" w:lineRule="auto"/>
-        <w:ind w:firstLine="480"/>
-      </w:pPr>
-      <w:r>
-        <w:rPr>
-          <w:rFonts w:ascii="Times New Roman" w:hAnsi="Times New Roman" w:eastAsia="宋体"/>
-          <w:b w:val="0"/>
-          <w:sz w:val="24"/>
-        </w:rPr>
-        <w:t>上述边界在全部配套材料中如实标注——明示边界本身是数据诚实素养的一部分，也是本实验区别于“演示型作品”的特征。</w:t>
-      </w:r>
-    </w:p>
-    <w:p>
-      <w:pPr>
-        <w:spacing w:before="120" w:after="160"/>
-        <w:ind w:left="240" w:right="240"/>
-        <w:shd w:val="clear" w:color="auto" w:fill="FFF7ED"/>
-      </w:pPr>
-      <w:r>
-        <w:rPr>
-          <w:rFonts w:ascii="Times New Roman" w:hAnsi="Times New Roman" w:eastAsia="黑体"/>
-          <w:b/>
-          <w:sz w:val="25"/>
-        </w:rPr>
-        <w:t>AI 是外骨骼，扣动扳机的必须是懂风险预算的人。</w:t>
-      </w:r>
-    </w:p>
-    <w:p>
-      <w:pPr>
-        <w:spacing w:before="200"/>
+        <w:spacing w:before="200" w:line="312" w:lineRule="auto"/>
       </w:pPr>
       <w:r>
         <w:rPr>
@@ -3883,14 +5006,726 @@
         <w:t>免责声明：本文为虚拟仿真环境下的实验教学演示文本，全部阈值与仓位参数均为统一设定的实验条件，不构成任何证券的买卖建议；历史与模拟回测结果不代表未来收益。</w:t>
       </w:r>
     </w:p>
+    <w:p>
+      <w:pPr>
+        <w:spacing w:before="320" w:after="160" w:line="360" w:lineRule="auto"/>
+      </w:pPr>
+      <w:r>
+        <w:rPr>
+          <w:rFonts w:ascii="Times New Roman" w:hAnsi="Times New Roman" w:eastAsia="黑体"/>
+          <w:b/>
+          <w:sz w:val="30"/>
+        </w:rPr>
+        <w:t>参考文献</w:t>
+      </w:r>
+    </w:p>
+    <w:p>
+      <w:pPr>
+        <w:spacing w:line="312" w:lineRule="auto" w:after="40"/>
+      </w:pPr>
+      <w:r>
+        <w:rPr>
+          <w:rFonts w:ascii="Times New Roman" w:hAnsi="Times New Roman" w:eastAsia="宋体"/>
+          <w:b w:val="0"/>
+          <w:sz w:val="21"/>
+        </w:rPr>
+        <w:t>[1] MARKOWITZ H. Portfolio selection[J]. The Journal of Finance, 1952, 7(1): 77-91.</w:t>
+      </w:r>
+    </w:p>
+    <w:p>
+      <w:pPr>
+        <w:spacing w:line="312" w:lineRule="auto" w:after="40"/>
+      </w:pPr>
+      <w:r>
+        <w:rPr>
+          <w:rFonts w:ascii="Times New Roman" w:hAnsi="Times New Roman" w:eastAsia="宋体"/>
+          <w:b w:val="0"/>
+          <w:sz w:val="21"/>
+        </w:rPr>
+        <w:t>[2] KELLY J L. A new interpretation of information rate[J]. Bell System Technical Journal, 1956, 35(4): 917-926.</w:t>
+      </w:r>
+    </w:p>
+    <w:p>
+      <w:pPr>
+        <w:spacing w:line="312" w:lineRule="auto" w:after="40"/>
+      </w:pPr>
+      <w:r>
+        <w:rPr>
+          <w:rFonts w:ascii="Times New Roman" w:hAnsi="Times New Roman" w:eastAsia="宋体"/>
+          <w:b w:val="0"/>
+          <w:sz w:val="21"/>
+        </w:rPr>
+        <w:t>[3] THORP E O. The Kelly criterion in blackjack, sports betting, and the stock market[M]//Handbook of Asset and Liability Management. Amsterdam: North-Holland, 2006: 385-428.</w:t>
+      </w:r>
+    </w:p>
+    <w:p>
+      <w:pPr>
+        <w:spacing w:line="312" w:lineRule="auto" w:after="40"/>
+      </w:pPr>
+      <w:r>
+        <w:rPr>
+          <w:rFonts w:ascii="Times New Roman" w:hAnsi="Times New Roman" w:eastAsia="宋体"/>
+          <w:b w:val="0"/>
+          <w:sz w:val="21"/>
+        </w:rPr>
+        <w:t>[4] SHARPE W F. The Sharpe ratio[J]. Journal of Portfolio Management, 1994, 21(1): 49-58.</w:t>
+      </w:r>
+    </w:p>
+    <w:p>
+      <w:pPr>
+        <w:spacing w:line="312" w:lineRule="auto" w:after="40"/>
+      </w:pPr>
+      <w:r>
+        <w:rPr>
+          <w:rFonts w:ascii="Times New Roman" w:hAnsi="Times New Roman" w:eastAsia="宋体"/>
+          <w:b w:val="0"/>
+          <w:sz w:val="21"/>
+        </w:rPr>
+        <w:t>[5] BAILEY D H, LÓPEZ DE PRADO M. The deflated Sharpe ratio: correcting for selection bias, backtest overfitting and non-normality[J]. Journal of Portfolio Management, 2014, 40(5): 94-107.</w:t>
+      </w:r>
+    </w:p>
+    <w:p>
+      <w:pPr>
+        <w:spacing w:line="312" w:lineRule="auto" w:after="40"/>
+      </w:pPr>
+      <w:r>
+        <w:rPr>
+          <w:rFonts w:ascii="Times New Roman" w:hAnsi="Times New Roman" w:eastAsia="宋体"/>
+          <w:b w:val="0"/>
+          <w:sz w:val="21"/>
+        </w:rPr>
+        <w:t>[6] HARVEY C R, LIU Y, ZHU H. …and the cross-section of expected returns[J]. The Review of Financial Studies, 2016, 29(1): 5-68.</w:t>
+      </w:r>
+    </w:p>
+    <w:p>
+      <w:pPr>
+        <w:spacing w:line="312" w:lineRule="auto" w:after="40"/>
+      </w:pPr>
+      <w:r>
+        <w:rPr>
+          <w:rFonts w:ascii="Times New Roman" w:hAnsi="Times New Roman" w:eastAsia="宋体"/>
+          <w:b w:val="0"/>
+          <w:sz w:val="21"/>
+        </w:rPr>
+        <w:t>[7] MOORE D A, HEALY P J. The trouble with overconfidence[J]. Psychological Review, 2008, 115(2): 502-517.</w:t>
+      </w:r>
+    </w:p>
+    <w:p>
+      <w:pPr>
+        <w:spacing w:line="312" w:lineRule="auto" w:after="40"/>
+      </w:pPr>
+      <w:r>
+        <w:rPr>
+          <w:rFonts w:ascii="Times New Roman" w:hAnsi="Times New Roman" w:eastAsia="宋体"/>
+          <w:b w:val="0"/>
+          <w:sz w:val="21"/>
+        </w:rPr>
+        <w:t>[8] MURPHY A H, WINKLER R L. Diagnostic verification of probability forecasts[J]. International Journal of Forecasting, 1992, 7(4): 435-455.</w:t>
+      </w:r>
+    </w:p>
+    <w:p>
+      <w:pPr>
+        <w:spacing w:line="312" w:lineRule="auto" w:after="40"/>
+      </w:pPr>
+      <w:r>
+        <w:rPr>
+          <w:rFonts w:ascii="Times New Roman" w:hAnsi="Times New Roman" w:eastAsia="宋体"/>
+          <w:b w:val="0"/>
+          <w:sz w:val="21"/>
+        </w:rPr>
+        <w:t>[9] ALMGREN R, CHRISS N. Optimal execution of portfolio transactions[J]. Journal of Risk, 2000, 3(2): 5-39.</w:t>
+      </w:r>
+    </w:p>
+    <w:p>
+      <w:pPr>
+        <w:spacing w:before="320" w:after="160" w:line="360" w:lineRule="auto"/>
+      </w:pPr>
+      <w:r>
+        <w:rPr>
+          <w:rFonts w:ascii="Times New Roman" w:hAnsi="Times New Roman" w:eastAsia="黑体"/>
+          <w:b/>
+          <w:sz w:val="30"/>
+        </w:rPr>
+        <w:t>附录 A　数据与实验可复现性声明</w:t>
+      </w:r>
+    </w:p>
+    <w:p>
+      <w:pPr>
+        <w:spacing w:after="0" w:line="360" w:lineRule="auto"/>
+        <w:ind w:firstLine="480"/>
+      </w:pPr>
+      <w:r>
+        <w:rPr>
+          <w:rFonts w:ascii="Times New Roman" w:hAnsi="Times New Roman" w:eastAsia="宋体"/>
+          <w:b w:val="0"/>
+          <w:sz w:val="24"/>
+        </w:rPr>
+        <w:t>本报告全部数据与结果可一键复现，链条分三部分：其一，行情（真实公开数据）——调用腾讯财经公开行情接口下载 28 只沪深大盘蓝筹 2024-01-02 至 2025-10-28 共 410 个交易日的前复权日线收盘价（prices.csv，11480 行）；其二，信号（透明模拟实验条件）——以固定随机种子 20261029 注入买/卖信号与置信度（signals.csv，6910 条），信号生成规则完全公开，复跑结果逐字节一致；其三，实验（notebook 与 run_all.py）——全部回测、样本外检验、敏感性分析、反事实分析、成本扫描与再校准闭环由所附代码执行，文中每个表格与图形均由代码真实运行生成，无手工录入数字。随机种子、参数与硬约束在全文明示；对照组、样本外区间、反事实情形在实验设计表中预先声明，不存在事后挑选结果。</w:t>
+      </w:r>
+    </w:p>
+    <w:p>
+      <w:pPr>
+        <w:spacing w:before="320" w:after="160" w:line="360" w:lineRule="auto"/>
+      </w:pPr>
+      <w:r>
+        <w:rPr>
+          <w:rFonts w:ascii="Times New Roman" w:hAnsi="Times New Roman" w:eastAsia="黑体"/>
+          <w:b/>
+          <w:sz w:val="30"/>
+        </w:rPr>
+        <w:t>附录 B　符号与参数表</w:t>
+      </w:r>
+    </w:p>
+    <w:p>
+      <w:pPr>
+        <w:spacing w:before="120" w:after="80" w:line="288" w:lineRule="auto"/>
+        <w:jc w:val="center"/>
+      </w:pPr>
+      <w:r>
+        <w:rPr>
+          <w:rFonts w:ascii="Times New Roman" w:hAnsi="Times New Roman" w:eastAsia="黑体"/>
+          <w:b/>
+          <w:sz w:val="21"/>
+        </w:rPr>
+        <w:t>表 7　符号与参数表</w:t>
+      </w:r>
+    </w:p>
+    <w:tbl>
+      <w:tblPr>
+        <w:tblW w:type="auto" w:w="0"/>
+        <w:jc w:val="center"/>
+        <w:tblLook w:firstColumn="1" w:firstRow="1" w:lastColumn="0" w:lastRow="0" w:noHBand="0" w:noVBand="1" w:val="04A0"/>
+        <w:tblBorders>
+          <w:top w:val="single" w:sz="12" w:space="0" w:color="000000"/>
+          <w:bottom w:val="single" w:sz="12" w:space="0" w:color="000000"/>
+          <w:left w:val="nil"/>
+          <w:right w:val="nil"/>
+          <w:insideH w:val="nil"/>
+          <w:insideV w:val="nil"/>
+        </w:tblBorders>
+      </w:tblPr>
+      <w:tblGrid>
+        <w:gridCol w:w="2946"/>
+        <w:gridCol w:w="2946"/>
+        <w:gridCol w:w="2946"/>
+      </w:tblGrid>
+      <w:tr>
+        <w:tc>
+          <w:tcPr>
+            <w:tcW w:type="dxa" w:w="2041"/>
+            <w:tcBorders>
+              <w:bottom w:val="single" w:sz="6" w:space="0" w:color="000000"/>
+            </w:tcBorders>
+          </w:tcPr>
+          <w:p>
+            <w:pPr>
+              <w:jc w:val="center"/>
+            </w:pPr>
+            <w:r/>
+            <w:r>
+              <w:rPr>
+                <w:rFonts w:ascii="Times New Roman" w:hAnsi="Times New Roman" w:eastAsia="黑体"/>
+                <w:b/>
+                <w:sz w:val="21"/>
+              </w:rPr>
+              <w:t>符号 / 参数</w:t>
+            </w:r>
+          </w:p>
+        </w:tc>
+        <w:tc>
+          <w:tcPr>
+            <w:tcW w:type="dxa" w:w="4535"/>
+            <w:tcBorders>
+              <w:bottom w:val="single" w:sz="6" w:space="0" w:color="000000"/>
+            </w:tcBorders>
+          </w:tcPr>
+          <w:p>
+            <w:pPr>
+              <w:jc w:val="center"/>
+            </w:pPr>
+            <w:r/>
+            <w:r>
+              <w:rPr>
+                <w:rFonts w:ascii="Times New Roman" w:hAnsi="Times New Roman" w:eastAsia="黑体"/>
+                <w:b/>
+                <w:sz w:val="21"/>
+              </w:rPr>
+              <w:t>含义</w:t>
+            </w:r>
+          </w:p>
+        </w:tc>
+        <w:tc>
+          <w:tcPr>
+            <w:tcW w:type="dxa" w:w="2494"/>
+            <w:tcBorders>
+              <w:bottom w:val="single" w:sz="6" w:space="0" w:color="000000"/>
+            </w:tcBorders>
+          </w:tcPr>
+          <w:p>
+            <w:pPr>
+              <w:jc w:val="center"/>
+            </w:pPr>
+            <w:r/>
+            <w:r>
+              <w:rPr>
+                <w:rFonts w:ascii="Times New Roman" w:hAnsi="Times New Roman" w:eastAsia="黑体"/>
+                <w:b/>
+                <w:sz w:val="21"/>
+              </w:rPr>
+              <w:t>取值</w:t>
+            </w:r>
+          </w:p>
+        </w:tc>
+      </w:tr>
+      <w:tr>
+        <w:tc>
+          <w:tcPr>
+            <w:tcW w:type="dxa" w:w="2041"/>
+          </w:tcPr>
+          <w:p>
+            <w:pPr>
+              <w:jc w:val="left"/>
+            </w:pPr>
+            <w:r/>
+            <w:r>
+              <w:rPr>
+                <w:rFonts w:ascii="Times New Roman" w:hAnsi="Times New Roman" w:eastAsia="宋体"/>
+                <w:b w:val="0"/>
+                <w:sz w:val="21"/>
+              </w:rPr>
+              <w:t>TC_BP</w:t>
+            </w:r>
+          </w:p>
+        </w:tc>
+        <w:tc>
+          <w:tcPr>
+            <w:tcW w:type="dxa" w:w="4535"/>
+          </w:tcPr>
+          <w:p>
+            <w:pPr>
+              <w:jc w:val="center"/>
+            </w:pPr>
+            <w:r/>
+            <w:r>
+              <w:rPr>
+                <w:rFonts w:ascii="Times New Roman" w:hAnsi="Times New Roman" w:eastAsia="宋体"/>
+                <w:b w:val="0"/>
+                <w:sz w:val="21"/>
+              </w:rPr>
+              <w:t>单边交易成本（基准 / 扫描范围）</w:t>
+            </w:r>
+          </w:p>
+        </w:tc>
+        <w:tc>
+          <w:tcPr>
+            <w:tcW w:type="dxa" w:w="2494"/>
+          </w:tcPr>
+          <w:p>
+            <w:pPr>
+              <w:jc w:val="center"/>
+            </w:pPr>
+            <w:r/>
+            <w:r>
+              <w:rPr>
+                <w:rFonts w:ascii="Times New Roman" w:hAnsi="Times New Roman" w:eastAsia="宋体"/>
+                <w:b w:val="0"/>
+                <w:sz w:val="21"/>
+              </w:rPr>
+              <w:t>5bp / 0–10bp</w:t>
+            </w:r>
+          </w:p>
+        </w:tc>
+      </w:tr>
+      <w:tr>
+        <w:tc>
+          <w:tcPr>
+            <w:tcW w:type="dxa" w:w="2041"/>
+          </w:tcPr>
+          <w:p>
+            <w:pPr>
+              <w:jc w:val="left"/>
+            </w:pPr>
+            <w:r/>
+            <w:r>
+              <w:rPr>
+                <w:rFonts w:ascii="Times New Roman" w:hAnsi="Times New Roman" w:eastAsia="宋体"/>
+                <w:b w:val="0"/>
+                <w:sz w:val="21"/>
+              </w:rPr>
+              <w:t>CAP</w:t>
+            </w:r>
+          </w:p>
+        </w:tc>
+        <w:tc>
+          <w:tcPr>
+            <w:tcW w:type="dxa" w:w="4535"/>
+          </w:tcPr>
+          <w:p>
+            <w:pPr>
+              <w:jc w:val="center"/>
+            </w:pPr>
+            <w:r/>
+            <w:r>
+              <w:rPr>
+                <w:rFonts w:ascii="Times New Roman" w:hAnsi="Times New Roman" w:eastAsia="宋体"/>
+                <w:b w:val="0"/>
+                <w:sz w:val="21"/>
+              </w:rPr>
+              <w:t>单一标的仓位上限</w:t>
+            </w:r>
+          </w:p>
+        </w:tc>
+        <w:tc>
+          <w:tcPr>
+            <w:tcW w:type="dxa" w:w="2494"/>
+          </w:tcPr>
+          <w:p>
+            <w:pPr>
+              <w:jc w:val="center"/>
+            </w:pPr>
+            <w:r/>
+            <w:r>
+              <w:rPr>
+                <w:rFonts w:ascii="Times New Roman" w:hAnsi="Times New Roman" w:eastAsia="宋体"/>
+                <w:b w:val="0"/>
+                <w:sz w:val="21"/>
+              </w:rPr>
+              <w:t>20%</w:t>
+            </w:r>
+          </w:p>
+        </w:tc>
+      </w:tr>
+      <w:tr>
+        <w:tc>
+          <w:tcPr>
+            <w:tcW w:type="dxa" w:w="2041"/>
+          </w:tcPr>
+          <w:p>
+            <w:pPr>
+              <w:jc w:val="left"/>
+            </w:pPr>
+            <w:r/>
+            <w:r>
+              <w:rPr>
+                <w:rFonts w:ascii="Times New Roman" w:hAnsi="Times New Roman" w:eastAsia="宋体"/>
+                <w:b w:val="0"/>
+                <w:sz w:val="21"/>
+              </w:rPr>
+              <w:t>GROSS</w:t>
+            </w:r>
+          </w:p>
+        </w:tc>
+        <w:tc>
+          <w:tcPr>
+            <w:tcW w:type="dxa" w:w="4535"/>
+          </w:tcPr>
+          <w:p>
+            <w:pPr>
+              <w:jc w:val="center"/>
+            </w:pPr>
+            <w:r/>
+            <w:r>
+              <w:rPr>
+                <w:rFonts w:ascii="Times New Roman" w:hAnsi="Times New Roman" w:eastAsia="宋体"/>
+                <w:b w:val="0"/>
+                <w:sz w:val="21"/>
+              </w:rPr>
+              <w:t>组合总仓位上限</w:t>
+            </w:r>
+          </w:p>
+        </w:tc>
+        <w:tc>
+          <w:tcPr>
+            <w:tcW w:type="dxa" w:w="2494"/>
+          </w:tcPr>
+          <w:p>
+            <w:pPr>
+              <w:jc w:val="center"/>
+            </w:pPr>
+            <w:r/>
+            <w:r>
+              <w:rPr>
+                <w:rFonts w:ascii="Times New Roman" w:hAnsi="Times New Roman" w:eastAsia="宋体"/>
+                <w:b w:val="0"/>
+                <w:sz w:val="21"/>
+              </w:rPr>
+              <w:t>100%</w:t>
+            </w:r>
+          </w:p>
+        </w:tc>
+      </w:tr>
+      <w:tr>
+        <w:tc>
+          <w:tcPr>
+            <w:tcW w:type="dxa" w:w="2041"/>
+          </w:tcPr>
+          <w:p>
+            <w:pPr>
+              <w:jc w:val="left"/>
+            </w:pPr>
+            <w:r/>
+            <w:r>
+              <w:rPr>
+                <w:rFonts w:ascii="Times New Roman" w:hAnsi="Times New Roman" w:eastAsia="宋体"/>
+                <w:b w:val="0"/>
+                <w:sz w:val="21"/>
+              </w:rPr>
+              <w:t>MAX_DD</w:t>
+            </w:r>
+          </w:p>
+        </w:tc>
+        <w:tc>
+          <w:tcPr>
+            <w:tcW w:type="dxa" w:w="4535"/>
+          </w:tcPr>
+          <w:p>
+            <w:pPr>
+              <w:jc w:val="center"/>
+            </w:pPr>
+            <w:r/>
+            <w:r>
+              <w:rPr>
+                <w:rFonts w:ascii="Times New Roman" w:hAnsi="Times New Roman" w:eastAsia="宋体"/>
+                <w:b w:val="0"/>
+                <w:sz w:val="21"/>
+              </w:rPr>
+              <w:t>最大回撤预算线（基准 / 敏感性）</w:t>
+            </w:r>
+          </w:p>
+        </w:tc>
+        <w:tc>
+          <w:tcPr>
+            <w:tcW w:type="dxa" w:w="2494"/>
+          </w:tcPr>
+          <w:p>
+            <w:pPr>
+              <w:jc w:val="center"/>
+            </w:pPr>
+            <w:r/>
+            <w:r>
+              <w:rPr>
+                <w:rFonts w:ascii="Times New Roman" w:hAnsi="Times New Roman" w:eastAsia="宋体"/>
+                <w:b w:val="0"/>
+                <w:sz w:val="21"/>
+              </w:rPr>
+              <w:t>-6% / -3%、-9%</w:t>
+            </w:r>
+          </w:p>
+        </w:tc>
+      </w:tr>
+      <w:tr>
+        <w:tc>
+          <w:tcPr>
+            <w:tcW w:type="dxa" w:w="2041"/>
+          </w:tcPr>
+          <w:p>
+            <w:pPr>
+              <w:jc w:val="left"/>
+            </w:pPr>
+            <w:r/>
+            <w:r>
+              <w:rPr>
+                <w:rFonts w:ascii="Times New Roman" w:hAnsi="Times New Roman" w:eastAsia="宋体"/>
+                <w:b w:val="0"/>
+                <w:sz w:val="21"/>
+              </w:rPr>
+              <w:t>OOS</w:t>
+            </w:r>
+          </w:p>
+        </w:tc>
+        <w:tc>
+          <w:tcPr>
+            <w:tcW w:type="dxa" w:w="4535"/>
+          </w:tcPr>
+          <w:p>
+            <w:pPr>
+              <w:jc w:val="center"/>
+            </w:pPr>
+            <w:r/>
+            <w:r>
+              <w:rPr>
+                <w:rFonts w:ascii="Times New Roman" w:hAnsi="Times New Roman" w:eastAsia="宋体"/>
+                <w:b w:val="0"/>
+                <w:sz w:val="21"/>
+              </w:rPr>
+              <w:t>样本外起点（前 70% 之后）</w:t>
+            </w:r>
+          </w:p>
+        </w:tc>
+        <w:tc>
+          <w:tcPr>
+            <w:tcW w:type="dxa" w:w="2494"/>
+          </w:tcPr>
+          <w:p>
+            <w:pPr>
+              <w:jc w:val="center"/>
+            </w:pPr>
+            <w:r/>
+            <w:r>
+              <w:rPr>
+                <w:rFonts w:ascii="Times New Roman" w:hAnsi="Times New Roman" w:eastAsia="宋体"/>
+                <w:b w:val="0"/>
+                <w:sz w:val="21"/>
+              </w:rPr>
+              <w:t>第 287 个交易日</w:t>
+            </w:r>
+          </w:p>
+        </w:tc>
+      </w:tr>
+      <w:tr>
+        <w:tc>
+          <w:tcPr>
+            <w:tcW w:type="dxa" w:w="2041"/>
+          </w:tcPr>
+          <w:p>
+            <w:pPr>
+              <w:jc w:val="left"/>
+            </w:pPr>
+            <w:r/>
+            <w:r>
+              <w:rPr>
+                <w:rFonts w:ascii="Times New Roman" w:hAnsi="Times New Roman" w:eastAsia="宋体"/>
+                <w:b w:val="0"/>
+                <w:sz w:val="21"/>
+              </w:rPr>
+              <w:t>种子</w:t>
+            </w:r>
+          </w:p>
+        </w:tc>
+        <w:tc>
+          <w:tcPr>
+            <w:tcW w:type="dxa" w:w="4535"/>
+          </w:tcPr>
+          <w:p>
+            <w:pPr>
+              <w:jc w:val="center"/>
+            </w:pPr>
+            <w:r/>
+            <w:r>
+              <w:rPr>
+                <w:rFonts w:ascii="Times New Roman" w:hAnsi="Times New Roman" w:eastAsia="宋体"/>
+                <w:b w:val="0"/>
+                <w:sz w:val="21"/>
+              </w:rPr>
+              <w:t>信号蒙特卡洛随机种子</w:t>
+            </w:r>
+          </w:p>
+        </w:tc>
+        <w:tc>
+          <w:tcPr>
+            <w:tcW w:type="dxa" w:w="2494"/>
+          </w:tcPr>
+          <w:p>
+            <w:pPr>
+              <w:jc w:val="center"/>
+            </w:pPr>
+            <w:r/>
+            <w:r>
+              <w:rPr>
+                <w:rFonts w:ascii="Times New Roman" w:hAnsi="Times New Roman" w:eastAsia="宋体"/>
+                <w:b w:val="0"/>
+                <w:sz w:val="21"/>
+              </w:rPr>
+              <w:t>20261029</w:t>
+            </w:r>
+          </w:p>
+        </w:tc>
+      </w:tr>
+      <w:tr>
+        <w:tc>
+          <w:tcPr>
+            <w:tcW w:type="dxa" w:w="2041"/>
+          </w:tcPr>
+          <w:p>
+            <w:pPr>
+              <w:jc w:val="left"/>
+            </w:pPr>
+            <w:r/>
+            <w:r>
+              <w:rPr>
+                <w:rFonts w:ascii="Times New Roman" w:hAnsi="Times New Roman" w:eastAsia="宋体"/>
+                <w:b w:val="0"/>
+                <w:sz w:val="21"/>
+              </w:rPr>
+              <w:t>RF</w:t>
+            </w:r>
+          </w:p>
+        </w:tc>
+        <w:tc>
+          <w:tcPr>
+            <w:tcW w:type="dxa" w:w="4535"/>
+          </w:tcPr>
+          <w:p>
+            <w:pPr>
+              <w:jc w:val="center"/>
+            </w:pPr>
+            <w:r/>
+            <w:r>
+              <w:rPr>
+                <w:rFonts w:ascii="Times New Roman" w:hAnsi="Times New Roman" w:eastAsia="宋体"/>
+                <w:b w:val="0"/>
+                <w:sz w:val="21"/>
+              </w:rPr>
+              <w:t>无风险利率（夏普计算用）</w:t>
+            </w:r>
+          </w:p>
+        </w:tc>
+        <w:tc>
+          <w:tcPr>
+            <w:tcW w:type="dxa" w:w="2494"/>
+          </w:tcPr>
+          <w:p>
+            <w:pPr>
+              <w:jc w:val="center"/>
+            </w:pPr>
+            <w:r/>
+            <w:r>
+              <w:rPr>
+                <w:rFonts w:ascii="Times New Roman" w:hAnsi="Times New Roman" w:eastAsia="宋体"/>
+                <w:b w:val="0"/>
+                <w:sz w:val="21"/>
+              </w:rPr>
+              <w:t>0（简化设定）</w:t>
+            </w:r>
+          </w:p>
+        </w:tc>
+      </w:tr>
+    </w:tbl>
+    <w:p>
+      <w:pPr>
+        <w:spacing w:after="40"/>
+      </w:pPr>
+    </w:p>
     <w:sectPr>
+      <w:footerReference w:type="default" r:id="rId9"/>
       <w:pgSz w:w="12240" w:h="15840"/>
-      <w:pgMar w:top="1304" w:right="1134" w:bottom="1304" w:left="1134" w:header="720" w:footer="720" w:gutter="0"/>
+      <w:pgMar w:top="1440" w:right="1701" w:bottom="1440" w:left="1701" w:header="720" w:footer="720" w:gutter="0"/>
       <w:cols w:space="720"/>
       <w:docGrid w:linePitch="360"/>
     </w:sectPr>
   </w:body>
 </w:document>
+</file>
+
+<file path=word/footer1.xml><?xml version="1.0" encoding="utf-8"?>
+<w:ftr xmlns:m="http://schemas.openxmlformats.org/officeDocument/2006/math" xmlns:mc="http://schemas.openxmlformats.org/markup-compatibility/2006" xmlns:mo="http://schemas.microsoft.com/office/mac/office/2008/main" xmlns:mv="urn:schemas-microsoft-com:mac:vml" xmlns:o="urn:schemas-microsoft-com:office:office" xmlns:r="http://schemas.openxmlformats.org/officeDocument/2006/relationships" xmlns:v="urn:schemas-microsoft-com:vml" xmlns:w10="urn:schemas-microsoft-com:office:word" xmlns:w14="http://schemas.microsoft.com/office/word/2010/wordml" xmlns:w="http://schemas.openxmlformats.org/wordprocessingml/2006/main" xmlns:wne="http://schemas.microsoft.com/office/word/2006/wordml" xmlns:wp14="http://schemas.microsoft.com/office/word/2010/wordprocessingDrawing" xmlns:wp="http://schemas.openxmlformats.org/drawingml/2006/wordprocessingDrawing" xmlns:wpc="http://schemas.microsoft.com/office/word/2010/wordprocessingCanvas" xmlns:wpg="http://schemas.microsoft.com/office/word/2010/wordprocessingGroup" xmlns:wpi="http://schemas.microsoft.com/office/word/2010/wordprocessingInk" xmlns:wps="http://schemas.microsoft.com/office/word/2010/wordprocessingShape" mc:Ignorable="w14 wp14">
+  <w:p>
+    <w:pPr>
+      <w:pStyle w:val="Footer"/>
+      <w:jc w:val="center"/>
+    </w:pPr>
+    <w:r>
+      <w:rPr>
+        <w:rFonts w:ascii="Times New Roman" w:hAnsi="Times New Roman" w:eastAsia="宋体"/>
+        <w:b w:val="0"/>
+        <w:sz w:val="18"/>
+      </w:rPr>
+      <w:fldChar w:fldCharType="begin"/>
+      <w:instrText xml:space="preserve">PAGE</w:instrText>
+      <w:fldChar w:fldCharType="end"/>
+    </w:r>
+  </w:p>
+</w:ftr>
 </file>
 
 <file path=word/numbering.xml><?xml version="1.0" encoding="utf-8"?>

--- a/teaching_doc/案例报告.docx
+++ b/teaching_doc/案例报告.docx
@@ -2005,7 +2005,7 @@
       <w:r>
         <w:drawing>
           <wp:inline xmlns:a="http://schemas.openxmlformats.org/drawingml/2006/main" xmlns:pic="http://schemas.openxmlformats.org/drawingml/2006/picture">
-            <wp:extent cx="5472000" cy="2843294"/>
+            <wp:extent cx="5472000" cy="2846154"/>
             <wp:docPr id="1" name="Picture 1"/>
             <wp:cNvGraphicFramePr>
               <a:graphicFrameLocks noChangeAspect="1"/>
@@ -2026,7 +2026,7 @@
                   <pic:spPr>
                     <a:xfrm>
                       <a:off x="0" y="0"/>
-                      <a:ext cx="5472000" cy="2843294"/>
+                      <a:ext cx="5472000" cy="2846154"/>
                     </a:xfrm>
                     <a:prstGeom prst="rect"/>
                   </pic:spPr>
@@ -2086,7 +2086,7 @@
       <w:r>
         <w:drawing>
           <wp:inline xmlns:a="http://schemas.openxmlformats.org/drawingml/2006/main" xmlns:pic="http://schemas.openxmlformats.org/drawingml/2006/picture">
-            <wp:extent cx="5472000" cy="2357169"/>
+            <wp:extent cx="5472000" cy="2369195"/>
             <wp:docPr id="2" name="Picture 2"/>
             <wp:cNvGraphicFramePr>
               <a:graphicFrameLocks noChangeAspect="1"/>
@@ -2107,7 +2107,7 @@
                   <pic:spPr>
                     <a:xfrm>
                       <a:off x="0" y="0"/>
-                      <a:ext cx="5472000" cy="2357169"/>
+                      <a:ext cx="5472000" cy="2369195"/>
                     </a:xfrm>
                     <a:prstGeom prst="rect"/>
                   </pic:spPr>
@@ -2708,7 +2708,7 @@
       <w:r>
         <w:drawing>
           <wp:inline xmlns:a="http://schemas.openxmlformats.org/drawingml/2006/main" xmlns:pic="http://schemas.openxmlformats.org/drawingml/2006/picture">
-            <wp:extent cx="5472000" cy="2542019"/>
+            <wp:extent cx="5472000" cy="2551710"/>
             <wp:docPr id="3" name="Picture 3"/>
             <wp:cNvGraphicFramePr>
               <a:graphicFrameLocks noChangeAspect="1"/>
@@ -2729,7 +2729,7 @@
                   <pic:spPr>
                     <a:xfrm>
                       <a:off x="0" y="0"/>
-                      <a:ext cx="5472000" cy="2542019"/>
+                      <a:ext cx="5472000" cy="2551710"/>
                     </a:xfrm>
                     <a:prstGeom prst="rect"/>
                   </pic:spPr>
@@ -3561,6 +3561,60 @@
           <w:sz w:val="24"/>
         </w:rPr>
         <w:t>。其二，成本每翻一倍，A、B 组夏普近乎腰斩，C 组只温和下降——低换手规则对成本参数的敏感度显著更低，仓位规则的选择本质上是换手率预算的选择。其三，评估任何“AI 信号 → 仓位”方案，必须报告结论对成本参数的稳健性。0 与 10bp 是机制实验的极端情形，不代表现实报价。</w:t>
+      </w:r>
+    </w:p>
+    <w:p>
+      <w:pPr>
+        <w:spacing w:before="120" w:after="40"/>
+        <w:jc w:val="center"/>
+      </w:pPr>
+      <w:r>
+        <w:drawing>
+          <wp:inline xmlns:a="http://schemas.openxmlformats.org/drawingml/2006/main" xmlns:pic="http://schemas.openxmlformats.org/drawingml/2006/picture">
+            <wp:extent cx="5472000" cy="2647742"/>
+            <wp:docPr id="4" name="Picture 4"/>
+            <wp:cNvGraphicFramePr>
+              <a:graphicFrameLocks noChangeAspect="1"/>
+            </wp:cNvGraphicFramePr>
+            <a:graphic>
+              <a:graphicData uri="http://schemas.openxmlformats.org/drawingml/2006/picture">
+                <pic:pic>
+                  <pic:nvPicPr>
+                    <pic:cNvPr id="0" name="report_fig4_cost.png"/>
+                    <pic:cNvPicPr/>
+                  </pic:nvPicPr>
+                  <pic:blipFill>
+                    <a:blip r:embed="rId13"/>
+                    <a:stretch>
+                      <a:fillRect/>
+                    </a:stretch>
+                  </pic:blipFill>
+                  <pic:spPr>
+                    <a:xfrm>
+                      <a:off x="0" y="0"/>
+                      <a:ext cx="5472000" cy="2647742"/>
+                    </a:xfrm>
+                    <a:prstGeom prst="rect"/>
+                  </pic:spPr>
+                </pic:pic>
+              </a:graphicData>
+            </a:graphic>
+          </wp:inline>
+        </w:drawing>
+      </w:r>
+    </w:p>
+    <w:p>
+      <w:pPr>
+        <w:spacing w:before="40" w:after="160" w:line="288" w:lineRule="auto"/>
+        <w:jc w:val="center"/>
+      </w:pPr>
+      <w:r>
+        <w:rPr>
+          <w:rFonts w:ascii="Times New Roman" w:hAnsi="Times New Roman" w:eastAsia="黑体"/>
+          <w:b/>
+          <w:sz w:val="21"/>
+        </w:rPr>
+        <w:t>图 4　交易成本扫描：三组夏普比率随单边成本的变化（全样本；竖虚线为基准 5bp）</w:t>
       </w:r>
     </w:p>
     <w:p>
@@ -4793,6 +4847,103 @@
     </w:p>
     <w:p>
       <w:pPr>
+        <w:spacing w:before="120" w:after="40"/>
+        <w:jc w:val="center"/>
+      </w:pPr>
+      <w:r>
+        <w:drawing>
+          <wp:inline xmlns:a="http://schemas.openxmlformats.org/drawingml/2006/main" xmlns:pic="http://schemas.openxmlformats.org/drawingml/2006/picture">
+            <wp:extent cx="5472000" cy="4220804"/>
+            <wp:docPr id="5" name="Picture 5"/>
+            <wp:cNvGraphicFramePr>
+              <a:graphicFrameLocks noChangeAspect="1"/>
+            </wp:cNvGraphicFramePr>
+            <a:graphic>
+              <a:graphicData uri="http://schemas.openxmlformats.org/drawingml/2006/picture">
+                <pic:pic>
+                  <pic:nvPicPr>
+                    <pic:cNvPr id="0" name="report_fig5_calib.png"/>
+                    <pic:cNvPicPr/>
+                  </pic:nvPicPr>
+                  <pic:blipFill>
+                    <a:blip r:embed="rId14"/>
+                    <a:stretch>
+                      <a:fillRect/>
+                    </a:stretch>
+                  </pic:blipFill>
+                  <pic:spPr>
+                    <a:xfrm>
+                      <a:off x="0" y="0"/>
+                      <a:ext cx="5472000" cy="4220804"/>
+                    </a:xfrm>
+                    <a:prstGeom prst="rect"/>
+                  </pic:spPr>
+                </pic:pic>
+              </a:graphicData>
+            </a:graphic>
+          </wp:inline>
+        </w:drawing>
+      </w:r>
+    </w:p>
+    <w:p>
+      <w:pPr>
+        <w:spacing w:before="40" w:after="160" w:line="288" w:lineRule="auto"/>
+        <w:jc w:val="center"/>
+      </w:pPr>
+      <w:r>
+        <w:rPr>
+          <w:rFonts w:ascii="Times New Roman" w:hAnsi="Times New Roman" w:eastAsia="黑体"/>
+          <w:b/>
+          <w:sz w:val="21"/>
+        </w:rPr>
+        <w:t>图 5　置信度再校准前后的样本外校准曲线（对角线为完美校准；玫红点为原始十桶，绿方块为再校准）</w:t>
+      </w:r>
+    </w:p>
+    <w:p>
+      <w:pPr>
+        <w:spacing w:before="200" w:after="80" w:line="360" w:lineRule="auto"/>
+      </w:pPr>
+      <w:r>
+        <w:rPr>
+          <w:rFonts w:ascii="Times New Roman" w:hAnsi="Times New Roman" w:eastAsia="黑体"/>
+          <w:b/>
+          <w:sz w:val="26"/>
+        </w:rPr>
+        <w:t>5.3　信号衰减分析：执行时点的量化依据</w:t>
+      </w:r>
+    </w:p>
+    <w:p>
+      <w:pPr>
+        <w:spacing w:after="0" w:line="360" w:lineRule="auto"/>
+        <w:ind w:firstLine="480"/>
+      </w:pPr>
+      <w:r>
+        <w:rPr>
+          <w:rFonts w:ascii="Times New Roman" w:hAnsi="Times New Roman" w:eastAsia="宋体"/>
+          <w:b w:val="0"/>
+          <w:sz w:val="24"/>
+        </w:rPr>
+        <w:t>全部仓位规则建立在“t 日收盘后生成信号、t+1 执行”之上，其量化依据来自信号衰减检验：把“次日超额收益取对”的命中判定分别放到 t+1、t+2、t+3、t+5 上重算（同一样本、同一口径，6910 条信号），方向命中率从 t+1 的 53.95% 单调衰减——t+2 跌至 50.6%，t+3 起跌破 50%（49.8%），t+5 已无信息含量。三点含义：其一，</w:t>
+      </w:r>
+      <w:r>
+        <w:rPr>
+          <w:rFonts w:ascii="Times New Roman" w:hAnsi="Times New Roman" w:eastAsia="宋体"/>
+          <w:b/>
+          <w:sz w:val="24"/>
+        </w:rPr>
+        <w:t>信号有效期以日计</w:t>
+      </w:r>
+      <w:r>
+        <w:rPr>
+          <w:rFonts w:ascii="Times New Roman" w:hAnsi="Times New Roman" w:eastAsia="宋体"/>
+          <w:b w:val="0"/>
+          <w:sz w:val="24"/>
+        </w:rPr>
+        <w:t>，“AI 说买”之后每拖延一天，信息的价值就折损一截，“信号→仓位”必须是日频闭环；其二，仓位规则无需预测信号何时失效，只需在有效期内完成转化——转化链路的摩擦（成本、干预、约束）因此比信号本身更值得优化；其三，对 AI 系统建设方而言，投研信号的交付时点与执行时点之间的每一分钟延迟，都是未被计量的 alpha 损耗。</w:t>
+      </w:r>
+    </w:p>
+    <w:p>
+      <w:pPr>
         <w:spacing w:before="320" w:after="160" w:line="360" w:lineRule="auto"/>
       </w:pPr>
       <w:r>

--- a/teaching_doc/案例报告.docx
+++ b/teaching_doc/案例报告.docx
@@ -1285,6 +1285,52 @@
       <w:pPr>
         <w:spacing w:after="40"/>
       </w:pPr>
+    </w:p>
+    <w:p>
+      <w:pPr>
+        <w:spacing w:after="0" w:line="360" w:lineRule="auto"/>
+        <w:ind w:firstLine="480"/>
+      </w:pPr>
+      <w:r>
+        <w:rPr>
+          <w:rFonts w:ascii="Times New Roman" w:hAnsi="Times New Roman" w:eastAsia="宋体"/>
+          <w:b w:val="0"/>
+          <w:sz w:val="24"/>
+        </w:rPr>
+        <w:t>把信号当作一个因子、用量化行业的语言重述：全样本 IC（信号方向与次日超额收益的每日截面秩相关）均值为 0.062、ICIR 0.249、t 值 5.04、IC 为正占比 60.1%——</w:t>
+      </w:r>
+      <w:r>
+        <w:rPr>
+          <w:rFonts w:ascii="Times New Roman" w:hAnsi="Times New Roman" w:eastAsia="宋体"/>
+          <w:b/>
+          <w:sz w:val="24"/>
+        </w:rPr>
+        <w:t>预测力微弱但统计显著</w:t>
+      </w:r>
+      <w:r>
+        <w:rPr>
+          <w:rFonts w:ascii="Times New Roman" w:hAnsi="Times New Roman" w:eastAsia="宋体"/>
+          <w:b w:val="0"/>
+          <w:sz w:val="24"/>
+        </w:rPr>
+        <w:t>，属弱因子的典型量级。进一步按置信度固定宽度分桶考察次日超额收益：各桶无单调结构，最高置信桶 [0.95,1.0) 日均超额 +6.05bp 而中位数深达 -66.7bp（均值被 2024 年 10 月暴涨日的尾部收益主导），最低置信桶命中率反而最高（63.1%）——均值型与中位数型度量交叉印证：置信度不携带稳定的区分度。教学要点：</w:t>
+      </w:r>
+      <w:r>
+        <w:rPr>
+          <w:rFonts w:ascii="Times New Roman" w:hAnsi="Times New Roman" w:eastAsia="宋体"/>
+          <w:b/>
+          <w:sz w:val="24"/>
+        </w:rPr>
+        <w:t>评估任何 AI 信号，先问 IC 与 ICIR，再谈仓位规则</w:t>
+      </w:r>
+      <w:r>
+        <w:rPr>
+          <w:rFonts w:ascii="Times New Roman" w:hAnsi="Times New Roman" w:eastAsia="宋体"/>
+          <w:b w:val="0"/>
+          <w:sz w:val="24"/>
+        </w:rPr>
+        <w:t>。</w:t>
+      </w:r>
     </w:p>
     <w:p>
       <w:pPr>

--- a/teaching_doc/案例报告.docx
+++ b/teaching_doc/案例报告.docx
@@ -53,7 +53,7 @@
           <w:b w:val="0"/>
           <w:sz w:val="24"/>
         </w:rPr>
-        <w:t>大模型投研工作台每日输出买/卖观点与置信度，但“信号配多大仓位”这一直接决定账户损益与回撤的转化环节，长期缺乏可训练、可考核、可复现的实验环境。本文构建虚拟仿真条件下的受控对照实验：以 28 只沪深大盘蓝筹 2024-01-02 至 2025-10-28 共 410 个交易日的真实公开行情为沙盘，以固定随机种子（20261029）透明注入 6910 条 AI 选股信号，在统一硬约束（单边成本 5bp、个股上限 20%、总仓上限 100%、回撤预算 -6%）下比较多策略对照（满仓等权 A、置信度分档 B、1/4 凯利+回撤干预 C），并依次实施样本外检验、参数敏感性与反事实分析。结果表明：置信度均值 0.871 而真实命中率约 54% 且分桶无单调性，校准失败的置信度不能驱动仓位；交易成本是仓位决策的一等公民（A 组年化成本拖累 8.8%，C 组 4.3%）；风险预算干预是有条件的保险，其价值随仓位规模上升而显现。拓展分析进一步发现：策略排序是成本的函数，单边成本升至 10bp 时 C 组夏普反超 A、B 组；对置信度做样本内分桶再校准可将样本外平均校准误差从 0.221 降至 0.089，但桶间区分度不变——“校准能修复模型说的，修不了模型知的”。全部结果可由所附代码一键复现。</w:t>
+        <w:t>大模型投研工作台每日输出买/卖观点与置信度，但“信号配多大仓位”这一直接决定账户损益与回撤的转化环节，长期缺乏可训练、可考核、可复现的实验环境。本文构建虚拟仿真条件下的受控对照实验：以 28 只沪深大盘蓝筹 2024-01-02 至 2025-10-28 共 410 个交易日的真实公开行情为沙盘，以固定随机种子（20261029）透明注入 6910 条 AI 选股信号，在统一规则约束（单边成本 5bp、个股上限 20%、总仓上限 100% 为硬约束；回撤触线 -6% 为软干预）下比较多策略对照（满仓等权 A、置信度分档 B、1/4 凯利+回撤干预 C），并依次实施样本外检验、参数敏感性与反事实分析。结果表明：置信度均值 0.871 而真实命中率约 54% 且分桶无单调性，校准失败的置信度不能驱动仓位；交易成本是仓位决策的一等公民（A 组年化成本拖累 8.8%，C 组 4.3%）；风险预算干预是有条件的保险，其价值随仓位规模上升而显现。拓展分析进一步发现：策略排序是成本的函数，单边成本升至 10bp 时 C 组夏普反超 A、B 组；对置信度做样本内分桶再校准可将样本外平均校准误差从 0.221 降至 0.089，但桶间区分度不变——“校准能修复模型说的，修不了模型知的”。全部结果可由所附代码一键复现。</w:t>
       </w:r>
     </w:p>
     <w:p>
@@ -508,7 +508,7 @@
           <w:b w:val="0"/>
           <w:sz w:val="24"/>
         </w:rPr>
-        <w:t>全部规则在统一硬约束下运行：单边交易成本 5bp；单一标的上限 20%；组合总仓位上限 100%；最大回撤预算 -6%（触及即触发干预）。</w:t>
+        <w:t>全部规则在统一约束下运行：单边交易成本 5bp、单一标的上限 20%、组合总仓位上限 100% 为硬约束（违反即方案无效）；</w:t>
       </w:r>
       <w:r>
         <w:rPr>
@@ -516,7 +516,23 @@
           <w:b/>
           <w:sz w:val="24"/>
         </w:rPr>
-        <w:t>人工仅设硬约束</w:t>
+        <w:t>回撤触线 -6% 为软干预线</w:t>
+      </w:r>
+      <w:r>
+        <w:rPr>
+          <w:rFonts w:ascii="Times New Roman" w:hAnsi="Times New Roman" w:eastAsia="宋体"/>
+          <w:b w:val="0"/>
+          <w:sz w:val="24"/>
+        </w:rPr>
+        <w:t>——触及即仓位减半，降低回撤概率但不保证回撤不突破（本案例 C 组最大回撤 -9.3% 即为明证，4.10 节将进一步拆解）。</w:t>
+      </w:r>
+      <w:r>
+        <w:rPr>
+          <w:rFonts w:ascii="Times New Roman" w:hAnsi="Times New Roman" w:eastAsia="宋体"/>
+          <w:b/>
+          <w:sz w:val="24"/>
+        </w:rPr>
+        <w:t>人工仅设这些约束</w:t>
       </w:r>
       <w:r>
         <w:rPr>
@@ -4990,6 +5006,963 @@
     </w:p>
     <w:p>
       <w:pPr>
+        <w:spacing w:before="200" w:after="80" w:line="360" w:lineRule="auto"/>
+      </w:pPr>
+      <w:r>
+        <w:rPr>
+          <w:rFonts w:ascii="Times New Roman" w:hAnsi="Times New Roman" w:eastAsia="黑体"/>
+          <w:b/>
+          <w:sz w:val="26"/>
+        </w:rPr>
+        <w:t>5.4　平均敞口匹配基准：风险预算的第一杠杆是仓位规模</w:t>
+      </w:r>
+    </w:p>
+    <w:p>
+      <w:pPr>
+        <w:spacing w:after="0" w:line="360" w:lineRule="auto"/>
+        <w:ind w:firstLine="480"/>
+      </w:pPr>
+      <w:r>
+        <w:rPr>
+          <w:rFonts w:ascii="Times New Roman" w:hAnsi="Times New Roman" w:eastAsia="宋体"/>
+          <w:b w:val="0"/>
+          <w:sz w:val="24"/>
+        </w:rPr>
+        <w:t>A/B/C 三组同时改变了平均敞口、集中度、换手与干预机制，因此“C 组回撤更低”不能直接归因于干预机制。本节补上基准：先测各规则的平均总敞口（A 满仓 77.7%、C′ 1/4 凯利无干预 48.5%、C 1/4 凯利+干预 43.8%），再构造“平均敞口与 C 相同、等权持有、不触发干预”的静态基准 S，四者同表比较（表 7）。</w:t>
+      </w:r>
+    </w:p>
+    <w:p>
+      <w:pPr>
+        <w:spacing w:before="120" w:after="80" w:line="288" w:lineRule="auto"/>
+        <w:jc w:val="center"/>
+      </w:pPr>
+      <w:r>
+        <w:rPr>
+          <w:rFonts w:ascii="Times New Roman" w:hAnsi="Times New Roman" w:eastAsia="黑体"/>
+          <w:b/>
+          <w:sz w:val="21"/>
+        </w:rPr>
+        <w:t>表 7　平均敞口匹配基准对照（全样本；S 的平均敞口被标定为 C 组水平）</w:t>
+      </w:r>
+    </w:p>
+    <w:tbl>
+      <w:tblPr>
+        <w:tblW w:type="auto" w:w="0"/>
+        <w:jc w:val="center"/>
+        <w:tblLook w:firstColumn="1" w:firstRow="1" w:lastColumn="0" w:lastRow="0" w:noHBand="0" w:noVBand="1" w:val="04A0"/>
+        <w:tblBorders>
+          <w:top w:val="single" w:sz="12" w:space="0" w:color="000000"/>
+          <w:bottom w:val="single" w:sz="12" w:space="0" w:color="000000"/>
+          <w:left w:val="nil"/>
+          <w:right w:val="nil"/>
+          <w:insideH w:val="nil"/>
+          <w:insideV w:val="nil"/>
+        </w:tblBorders>
+      </w:tblPr>
+      <w:tblGrid>
+        <w:gridCol w:w="1105"/>
+        <w:gridCol w:w="1105"/>
+        <w:gridCol w:w="1105"/>
+        <w:gridCol w:w="1105"/>
+        <w:gridCol w:w="1105"/>
+        <w:gridCol w:w="1105"/>
+        <w:gridCol w:w="1105"/>
+        <w:gridCol w:w="1105"/>
+      </w:tblGrid>
+      <w:tr>
+        <w:tc>
+          <w:tcPr>
+            <w:tcW w:type="dxa" w:w="2835"/>
+            <w:tcBorders>
+              <w:bottom w:val="single" w:sz="6" w:space="0" w:color="000000"/>
+            </w:tcBorders>
+          </w:tcPr>
+          <w:p>
+            <w:pPr>
+              <w:jc w:val="center"/>
+            </w:pPr>
+            <w:r/>
+            <w:r>
+              <w:rPr>
+                <w:rFonts w:ascii="Times New Roman" w:hAnsi="Times New Roman" w:eastAsia="黑体"/>
+                <w:b/>
+                <w:sz w:val="19"/>
+              </w:rPr>
+              <w:t>基准</w:t>
+            </w:r>
+          </w:p>
+        </w:tc>
+        <w:tc>
+          <w:tcPr>
+            <w:tcW w:type="dxa" w:w="1020"/>
+            <w:tcBorders>
+              <w:bottom w:val="single" w:sz="6" w:space="0" w:color="000000"/>
+            </w:tcBorders>
+          </w:tcPr>
+          <w:p>
+            <w:pPr>
+              <w:jc w:val="center"/>
+            </w:pPr>
+            <w:r/>
+            <w:r>
+              <w:rPr>
+                <w:rFonts w:ascii="Times New Roman" w:hAnsi="Times New Roman" w:eastAsia="黑体"/>
+                <w:b/>
+                <w:sz w:val="19"/>
+              </w:rPr>
+              <w:t>累计收益</w:t>
+            </w:r>
+          </w:p>
+        </w:tc>
+        <w:tc>
+          <w:tcPr>
+            <w:tcW w:type="dxa" w:w="1020"/>
+            <w:tcBorders>
+              <w:bottom w:val="single" w:sz="6" w:space="0" w:color="000000"/>
+            </w:tcBorders>
+          </w:tcPr>
+          <w:p>
+            <w:pPr>
+              <w:jc w:val="center"/>
+            </w:pPr>
+            <w:r/>
+            <w:r>
+              <w:rPr>
+                <w:rFonts w:ascii="Times New Roman" w:hAnsi="Times New Roman" w:eastAsia="黑体"/>
+                <w:b/>
+                <w:sz w:val="19"/>
+              </w:rPr>
+              <w:t>年化波动</w:t>
+            </w:r>
+          </w:p>
+        </w:tc>
+        <w:tc>
+          <w:tcPr>
+            <w:tcW w:type="dxa" w:w="964"/>
+            <w:tcBorders>
+              <w:bottom w:val="single" w:sz="6" w:space="0" w:color="000000"/>
+            </w:tcBorders>
+          </w:tcPr>
+          <w:p>
+            <w:pPr>
+              <w:jc w:val="center"/>
+            </w:pPr>
+            <w:r/>
+            <w:r>
+              <w:rPr>
+                <w:rFonts w:ascii="Times New Roman" w:hAnsi="Times New Roman" w:eastAsia="黑体"/>
+                <w:b/>
+                <w:sz w:val="19"/>
+              </w:rPr>
+              <w:t>夏普比率</w:t>
+            </w:r>
+          </w:p>
+        </w:tc>
+        <w:tc>
+          <w:tcPr>
+            <w:tcW w:type="dxa" w:w="1020"/>
+            <w:tcBorders>
+              <w:bottom w:val="single" w:sz="6" w:space="0" w:color="000000"/>
+            </w:tcBorders>
+          </w:tcPr>
+          <w:p>
+            <w:pPr>
+              <w:jc w:val="center"/>
+            </w:pPr>
+            <w:r/>
+            <w:r>
+              <w:rPr>
+                <w:rFonts w:ascii="Times New Roman" w:hAnsi="Times New Roman" w:eastAsia="黑体"/>
+                <w:b/>
+                <w:sz w:val="19"/>
+              </w:rPr>
+              <w:t>最大回撤</w:t>
+            </w:r>
+          </w:p>
+        </w:tc>
+        <w:tc>
+          <w:tcPr>
+            <w:tcW w:type="dxa" w:w="1020"/>
+            <w:tcBorders>
+              <w:bottom w:val="single" w:sz="6" w:space="0" w:color="000000"/>
+            </w:tcBorders>
+          </w:tcPr>
+          <w:p>
+            <w:pPr>
+              <w:jc w:val="center"/>
+            </w:pPr>
+            <w:r/>
+            <w:r>
+              <w:rPr>
+                <w:rFonts w:ascii="Times New Roman" w:hAnsi="Times New Roman" w:eastAsia="黑体"/>
+                <w:b/>
+                <w:sz w:val="19"/>
+              </w:rPr>
+              <w:t>卡玛比率</w:t>
+            </w:r>
+          </w:p>
+        </w:tc>
+        <w:tc>
+          <w:tcPr>
+            <w:tcW w:type="dxa" w:w="964"/>
+            <w:tcBorders>
+              <w:bottom w:val="single" w:sz="6" w:space="0" w:color="000000"/>
+            </w:tcBorders>
+          </w:tcPr>
+          <w:p>
+            <w:pPr>
+              <w:jc w:val="center"/>
+            </w:pPr>
+            <w:r/>
+            <w:r>
+              <w:rPr>
+                <w:rFonts w:ascii="Times New Roman" w:hAnsi="Times New Roman" w:eastAsia="黑体"/>
+                <w:b/>
+                <w:sz w:val="19"/>
+              </w:rPr>
+              <w:t>日均换手</w:t>
+            </w:r>
+          </w:p>
+        </w:tc>
+        <w:tc>
+          <w:tcPr>
+            <w:tcW w:type="dxa" w:w="1020"/>
+            <w:tcBorders>
+              <w:bottom w:val="single" w:sz="6" w:space="0" w:color="000000"/>
+            </w:tcBorders>
+          </w:tcPr>
+          <w:p>
+            <w:pPr>
+              <w:jc w:val="center"/>
+            </w:pPr>
+            <w:r/>
+            <w:r>
+              <w:rPr>
+                <w:rFonts w:ascii="Times New Roman" w:hAnsi="Times New Roman" w:eastAsia="黑体"/>
+                <w:b/>
+                <w:sz w:val="19"/>
+              </w:rPr>
+              <w:t>平均敞口</w:t>
+            </w:r>
+          </w:p>
+        </w:tc>
+      </w:tr>
+      <w:tr>
+        <w:tc>
+          <w:tcPr>
+            <w:tcW w:type="dxa" w:w="2835"/>
+          </w:tcPr>
+          <w:p>
+            <w:pPr>
+              <w:jc w:val="left"/>
+            </w:pPr>
+            <w:r/>
+            <w:r>
+              <w:rPr>
+                <w:rFonts w:ascii="Times New Roman" w:hAnsi="Times New Roman" w:eastAsia="宋体"/>
+                <w:b w:val="0"/>
+                <w:sz w:val="19"/>
+              </w:rPr>
+              <w:t>S 静态等权（敞口匹配 C，无干预）</w:t>
+            </w:r>
+          </w:p>
+        </w:tc>
+        <w:tc>
+          <w:tcPr>
+            <w:tcW w:type="dxa" w:w="1020"/>
+          </w:tcPr>
+          <w:p>
+            <w:pPr>
+              <w:jc w:val="center"/>
+            </w:pPr>
+            <w:r/>
+            <w:r>
+              <w:rPr>
+                <w:rFonts w:ascii="Times New Roman" w:hAnsi="Times New Roman" w:eastAsia="宋体"/>
+                <w:b w:val="0"/>
+                <w:sz w:val="19"/>
+              </w:rPr>
+              <w:t>18.1%</w:t>
+            </w:r>
+          </w:p>
+        </w:tc>
+        <w:tc>
+          <w:tcPr>
+            <w:tcW w:type="dxa" w:w="1020"/>
+          </w:tcPr>
+          <w:p>
+            <w:pPr>
+              <w:jc w:val="center"/>
+            </w:pPr>
+            <w:r/>
+            <w:r>
+              <w:rPr>
+                <w:rFonts w:ascii="Times New Roman" w:hAnsi="Times New Roman" w:eastAsia="宋体"/>
+                <w:b w:val="0"/>
+                <w:sz w:val="19"/>
+              </w:rPr>
+              <w:t>11.8%</w:t>
+            </w:r>
+          </w:p>
+        </w:tc>
+        <w:tc>
+          <w:tcPr>
+            <w:tcW w:type="dxa" w:w="964"/>
+          </w:tcPr>
+          <w:p>
+            <w:pPr>
+              <w:jc w:val="center"/>
+            </w:pPr>
+            <w:r/>
+            <w:r>
+              <w:rPr>
+                <w:rFonts w:ascii="Times New Roman" w:hAnsi="Times New Roman" w:eastAsia="宋体"/>
+                <w:b w:val="0"/>
+                <w:sz w:val="19"/>
+              </w:rPr>
+              <w:t>0.74</w:t>
+            </w:r>
+          </w:p>
+        </w:tc>
+        <w:tc>
+          <w:tcPr>
+            <w:tcW w:type="dxa" w:w="1020"/>
+          </w:tcPr>
+          <w:p>
+            <w:pPr>
+              <w:jc w:val="center"/>
+            </w:pPr>
+            <w:r/>
+            <w:r>
+              <w:rPr>
+                <w:rFonts w:ascii="Times New Roman" w:hAnsi="Times New Roman" w:eastAsia="宋体"/>
+                <w:b w:val="0"/>
+                <w:sz w:val="19"/>
+              </w:rPr>
+              <w:t>-7.3%</w:t>
+            </w:r>
+          </w:p>
+        </w:tc>
+        <w:tc>
+          <w:tcPr>
+            <w:tcW w:type="dxa" w:w="1020"/>
+          </w:tcPr>
+          <w:p>
+            <w:pPr>
+              <w:jc w:val="center"/>
+            </w:pPr>
+            <w:r/>
+            <w:r>
+              <w:rPr>
+                <w:rFonts w:ascii="Times New Roman" w:hAnsi="Times New Roman" w:eastAsia="宋体"/>
+                <w:b w:val="0"/>
+                <w:sz w:val="19"/>
+              </w:rPr>
+              <w:t>1.46</w:t>
+            </w:r>
+          </w:p>
+        </w:tc>
+        <w:tc>
+          <w:tcPr>
+            <w:tcW w:type="dxa" w:w="964"/>
+          </w:tcPr>
+          <w:p>
+            <w:pPr>
+              <w:jc w:val="center"/>
+            </w:pPr>
+            <w:r/>
+            <w:r>
+              <w:rPr>
+                <w:rFonts w:ascii="Times New Roman" w:hAnsi="Times New Roman" w:eastAsia="宋体"/>
+                <w:b w:val="0"/>
+                <w:sz w:val="19"/>
+              </w:rPr>
+              <w:t>0.39</w:t>
+            </w:r>
+          </w:p>
+        </w:tc>
+        <w:tc>
+          <w:tcPr>
+            <w:tcW w:type="dxa" w:w="1020"/>
+          </w:tcPr>
+          <w:p>
+            <w:pPr>
+              <w:jc w:val="center"/>
+            </w:pPr>
+            <w:r/>
+            <w:r>
+              <w:rPr>
+                <w:rFonts w:ascii="Times New Roman" w:hAnsi="Times New Roman" w:eastAsia="宋体"/>
+                <w:b w:val="0"/>
+                <w:sz w:val="19"/>
+              </w:rPr>
+              <w:t>43.8%</w:t>
+            </w:r>
+          </w:p>
+        </w:tc>
+      </w:tr>
+      <w:tr>
+        <w:tc>
+          <w:tcPr>
+            <w:tcW w:type="dxa" w:w="2835"/>
+          </w:tcPr>
+          <w:p>
+            <w:pPr>
+              <w:jc w:val="left"/>
+            </w:pPr>
+            <w:r/>
+            <w:r>
+              <w:rPr>
+                <w:rFonts w:ascii="Times New Roman" w:hAnsi="Times New Roman" w:eastAsia="宋体"/>
+                <w:b w:val="0"/>
+                <w:sz w:val="19"/>
+              </w:rPr>
+              <w:t>C 1/4凯利+回撤干预</w:t>
+            </w:r>
+          </w:p>
+        </w:tc>
+        <w:tc>
+          <w:tcPr>
+            <w:tcW w:type="dxa" w:w="1020"/>
+          </w:tcPr>
+          <w:p>
+            <w:pPr>
+              <w:jc w:val="center"/>
+            </w:pPr>
+            <w:r/>
+            <w:r>
+              <w:rPr>
+                <w:rFonts w:ascii="Times New Roman" w:hAnsi="Times New Roman" w:eastAsia="宋体"/>
+                <w:b w:val="0"/>
+                <w:sz w:val="19"/>
+              </w:rPr>
+              <w:t>18.6%</w:t>
+            </w:r>
+          </w:p>
+        </w:tc>
+        <w:tc>
+          <w:tcPr>
+            <w:tcW w:type="dxa" w:w="1020"/>
+          </w:tcPr>
+          <w:p>
+            <w:pPr>
+              <w:jc w:val="center"/>
+            </w:pPr>
+            <w:r/>
+            <w:r>
+              <w:rPr>
+                <w:rFonts w:ascii="Times New Roman" w:hAnsi="Times New Roman" w:eastAsia="宋体"/>
+                <w:b w:val="0"/>
+                <w:sz w:val="19"/>
+              </w:rPr>
+              <w:t>16.6%</w:t>
+            </w:r>
+          </w:p>
+        </w:tc>
+        <w:tc>
+          <w:tcPr>
+            <w:tcW w:type="dxa" w:w="964"/>
+          </w:tcPr>
+          <w:p>
+            <w:pPr>
+              <w:jc w:val="center"/>
+            </w:pPr>
+            <w:r/>
+            <w:r>
+              <w:rPr>
+                <w:rFonts w:ascii="Times New Roman" w:hAnsi="Times New Roman" w:eastAsia="宋体"/>
+                <w:b w:val="0"/>
+                <w:sz w:val="19"/>
+              </w:rPr>
+              <w:t>0.55</w:t>
+            </w:r>
+          </w:p>
+        </w:tc>
+        <w:tc>
+          <w:tcPr>
+            <w:tcW w:type="dxa" w:w="1020"/>
+          </w:tcPr>
+          <w:p>
+            <w:pPr>
+              <w:jc w:val="center"/>
+            </w:pPr>
+            <w:r/>
+            <w:r>
+              <w:rPr>
+                <w:rFonts w:ascii="Times New Roman" w:hAnsi="Times New Roman" w:eastAsia="宋体"/>
+                <w:b w:val="0"/>
+                <w:sz w:val="19"/>
+              </w:rPr>
+              <w:t>-9.3%</w:t>
+            </w:r>
+          </w:p>
+        </w:tc>
+        <w:tc>
+          <w:tcPr>
+            <w:tcW w:type="dxa" w:w="1020"/>
+          </w:tcPr>
+          <w:p>
+            <w:pPr>
+              <w:jc w:val="center"/>
+            </w:pPr>
+            <w:r/>
+            <w:r>
+              <w:rPr>
+                <w:rFonts w:ascii="Times New Roman" w:hAnsi="Times New Roman" w:eastAsia="宋体"/>
+                <w:b w:val="0"/>
+                <w:sz w:val="19"/>
+              </w:rPr>
+              <w:t>1.19</w:t>
+            </w:r>
+          </w:p>
+        </w:tc>
+        <w:tc>
+          <w:tcPr>
+            <w:tcW w:type="dxa" w:w="964"/>
+          </w:tcPr>
+          <w:p>
+            <w:pPr>
+              <w:jc w:val="center"/>
+            </w:pPr>
+            <w:r/>
+            <w:r>
+              <w:rPr>
+                <w:rFonts w:ascii="Times New Roman" w:hAnsi="Times New Roman" w:eastAsia="宋体"/>
+                <w:b w:val="0"/>
+                <w:sz w:val="19"/>
+              </w:rPr>
+              <w:t>0.34</w:t>
+            </w:r>
+          </w:p>
+        </w:tc>
+        <w:tc>
+          <w:tcPr>
+            <w:tcW w:type="dxa" w:w="1020"/>
+          </w:tcPr>
+          <w:p>
+            <w:pPr>
+              <w:jc w:val="center"/>
+            </w:pPr>
+            <w:r/>
+            <w:r>
+              <w:rPr>
+                <w:rFonts w:ascii="Times New Roman" w:hAnsi="Times New Roman" w:eastAsia="宋体"/>
+                <w:b w:val="0"/>
+                <w:sz w:val="19"/>
+              </w:rPr>
+              <w:t>43.8%</w:t>
+            </w:r>
+          </w:p>
+        </w:tc>
+      </w:tr>
+      <w:tr>
+        <w:tc>
+          <w:tcPr>
+            <w:tcW w:type="dxa" w:w="2835"/>
+          </w:tcPr>
+          <w:p>
+            <w:pPr>
+              <w:jc w:val="left"/>
+            </w:pPr>
+            <w:r/>
+            <w:r>
+              <w:rPr>
+                <w:rFonts w:ascii="Times New Roman" w:hAnsi="Times New Roman" w:eastAsia="宋体"/>
+                <w:b w:val="0"/>
+                <w:sz w:val="19"/>
+              </w:rPr>
+              <w:t>C′ 1/4凯利（无干预）</w:t>
+            </w:r>
+          </w:p>
+        </w:tc>
+        <w:tc>
+          <w:tcPr>
+            <w:tcW w:type="dxa" w:w="1020"/>
+          </w:tcPr>
+          <w:p>
+            <w:pPr>
+              <w:jc w:val="center"/>
+            </w:pPr>
+            <w:r/>
+            <w:r>
+              <w:rPr>
+                <w:rFonts w:ascii="Times New Roman" w:hAnsi="Times New Roman" w:eastAsia="宋体"/>
+                <w:b w:val="0"/>
+                <w:sz w:val="19"/>
+              </w:rPr>
+              <w:t>22.7%</w:t>
+            </w:r>
+          </w:p>
+        </w:tc>
+        <w:tc>
+          <w:tcPr>
+            <w:tcW w:type="dxa" w:w="1020"/>
+          </w:tcPr>
+          <w:p>
+            <w:pPr>
+              <w:jc w:val="center"/>
+            </w:pPr>
+            <w:r/>
+            <w:r>
+              <w:rPr>
+                <w:rFonts w:ascii="Times New Roman" w:hAnsi="Times New Roman" w:eastAsia="宋体"/>
+                <w:b w:val="0"/>
+                <w:sz w:val="19"/>
+              </w:rPr>
+              <w:t>16.8%</w:t>
+            </w:r>
+          </w:p>
+        </w:tc>
+        <w:tc>
+          <w:tcPr>
+            <w:tcW w:type="dxa" w:w="964"/>
+          </w:tcPr>
+          <w:p>
+            <w:pPr>
+              <w:jc w:val="center"/>
+            </w:pPr>
+            <w:r/>
+            <w:r>
+              <w:rPr>
+                <w:rFonts w:ascii="Times New Roman" w:hAnsi="Times New Roman" w:eastAsia="宋体"/>
+                <w:b w:val="0"/>
+                <w:sz w:val="19"/>
+              </w:rPr>
+              <w:t>0.68</w:t>
+            </w:r>
+          </w:p>
+        </w:tc>
+        <w:tc>
+          <w:tcPr>
+            <w:tcW w:type="dxa" w:w="1020"/>
+          </w:tcPr>
+          <w:p>
+            <w:pPr>
+              <w:jc w:val="center"/>
+            </w:pPr>
+            <w:r/>
+            <w:r>
+              <w:rPr>
+                <w:rFonts w:ascii="Times New Roman" w:hAnsi="Times New Roman" w:eastAsia="宋体"/>
+                <w:b w:val="0"/>
+                <w:sz w:val="19"/>
+              </w:rPr>
+              <w:t>-9.3%</w:t>
+            </w:r>
+          </w:p>
+        </w:tc>
+        <w:tc>
+          <w:tcPr>
+            <w:tcW w:type="dxa" w:w="1020"/>
+          </w:tcPr>
+          <w:p>
+            <w:pPr>
+              <w:jc w:val="center"/>
+            </w:pPr>
+            <w:r/>
+            <w:r>
+              <w:rPr>
+                <w:rFonts w:ascii="Times New Roman" w:hAnsi="Times New Roman" w:eastAsia="宋体"/>
+                <w:b w:val="0"/>
+                <w:sz w:val="19"/>
+              </w:rPr>
+              <w:t>1.44</w:t>
+            </w:r>
+          </w:p>
+        </w:tc>
+        <w:tc>
+          <w:tcPr>
+            <w:tcW w:type="dxa" w:w="964"/>
+          </w:tcPr>
+          <w:p>
+            <w:pPr>
+              <w:jc w:val="center"/>
+            </w:pPr>
+            <w:r/>
+            <w:r>
+              <w:rPr>
+                <w:rFonts w:ascii="Times New Roman" w:hAnsi="Times New Roman" w:eastAsia="宋体"/>
+                <w:b w:val="0"/>
+                <w:sz w:val="19"/>
+              </w:rPr>
+              <w:t>0.38</w:t>
+            </w:r>
+          </w:p>
+        </w:tc>
+        <w:tc>
+          <w:tcPr>
+            <w:tcW w:type="dxa" w:w="1020"/>
+          </w:tcPr>
+          <w:p>
+            <w:pPr>
+              <w:jc w:val="center"/>
+            </w:pPr>
+            <w:r/>
+            <w:r>
+              <w:rPr>
+                <w:rFonts w:ascii="Times New Roman" w:hAnsi="Times New Roman" w:eastAsia="宋体"/>
+                <w:b w:val="0"/>
+                <w:sz w:val="19"/>
+              </w:rPr>
+              <w:t>48.5%</w:t>
+            </w:r>
+          </w:p>
+        </w:tc>
+      </w:tr>
+      <w:tr>
+        <w:tc>
+          <w:tcPr>
+            <w:tcW w:type="dxa" w:w="2835"/>
+          </w:tcPr>
+          <w:p>
+            <w:pPr>
+              <w:jc w:val="left"/>
+            </w:pPr>
+            <w:r/>
+            <w:r>
+              <w:rPr>
+                <w:rFonts w:ascii="Times New Roman" w:hAnsi="Times New Roman" w:eastAsia="宋体"/>
+                <w:b w:val="0"/>
+                <w:sz w:val="19"/>
+              </w:rPr>
+              <w:t>A 满仓等权</w:t>
+            </w:r>
+          </w:p>
+        </w:tc>
+        <w:tc>
+          <w:tcPr>
+            <w:tcW w:type="dxa" w:w="1020"/>
+          </w:tcPr>
+          <w:p>
+            <w:pPr>
+              <w:jc w:val="center"/>
+            </w:pPr>
+            <w:r/>
+            <w:r>
+              <w:rPr>
+                <w:rFonts w:ascii="Times New Roman" w:hAnsi="Times New Roman" w:eastAsia="宋体"/>
+                <w:b w:val="0"/>
+                <w:sz w:val="19"/>
+              </w:rPr>
+              <w:t>23.2%</w:t>
+            </w:r>
+          </w:p>
+        </w:tc>
+        <w:tc>
+          <w:tcPr>
+            <w:tcW w:type="dxa" w:w="1020"/>
+          </w:tcPr>
+          <w:p>
+            <w:pPr>
+              <w:jc w:val="center"/>
+            </w:pPr>
+            <w:r/>
+            <w:r>
+              <w:rPr>
+                <w:rFonts w:ascii="Times New Roman" w:hAnsi="Times New Roman" w:eastAsia="宋体"/>
+                <w:b w:val="0"/>
+                <w:sz w:val="19"/>
+              </w:rPr>
+              <w:t>16.8%</w:t>
+            </w:r>
+          </w:p>
+        </w:tc>
+        <w:tc>
+          <w:tcPr>
+            <w:tcW w:type="dxa" w:w="964"/>
+          </w:tcPr>
+          <w:p>
+            <w:pPr>
+              <w:jc w:val="center"/>
+            </w:pPr>
+            <w:r/>
+            <w:r>
+              <w:rPr>
+                <w:rFonts w:ascii="Times New Roman" w:hAnsi="Times New Roman" w:eastAsia="宋体"/>
+                <w:b w:val="0"/>
+                <w:sz w:val="19"/>
+              </w:rPr>
+              <w:t>0.70</w:t>
+            </w:r>
+          </w:p>
+        </w:tc>
+        <w:tc>
+          <w:tcPr>
+            <w:tcW w:type="dxa" w:w="1020"/>
+          </w:tcPr>
+          <w:p>
+            <w:pPr>
+              <w:jc w:val="center"/>
+            </w:pPr>
+            <w:r/>
+            <w:r>
+              <w:rPr>
+                <w:rFonts w:ascii="Times New Roman" w:hAnsi="Times New Roman" w:eastAsia="宋体"/>
+                <w:b w:val="0"/>
+                <w:sz w:val="19"/>
+              </w:rPr>
+              <w:t>-12.4%</w:t>
+            </w:r>
+          </w:p>
+        </w:tc>
+        <w:tc>
+          <w:tcPr>
+            <w:tcW w:type="dxa" w:w="1020"/>
+          </w:tcPr>
+          <w:p>
+            <w:pPr>
+              <w:jc w:val="center"/>
+            </w:pPr>
+            <w:r/>
+            <w:r>
+              <w:rPr>
+                <w:rFonts w:ascii="Times New Roman" w:hAnsi="Times New Roman" w:eastAsia="宋体"/>
+                <w:b w:val="0"/>
+                <w:sz w:val="19"/>
+              </w:rPr>
+              <w:t>1.11</w:t>
+            </w:r>
+          </w:p>
+        </w:tc>
+        <w:tc>
+          <w:tcPr>
+            <w:tcW w:type="dxa" w:w="964"/>
+          </w:tcPr>
+          <w:p>
+            <w:pPr>
+              <w:jc w:val="center"/>
+            </w:pPr>
+            <w:r/>
+            <w:r>
+              <w:rPr>
+                <w:rFonts w:ascii="Times New Roman" w:hAnsi="Times New Roman" w:eastAsia="宋体"/>
+                <w:b w:val="0"/>
+                <w:sz w:val="19"/>
+              </w:rPr>
+              <w:t>0.70</w:t>
+            </w:r>
+          </w:p>
+        </w:tc>
+        <w:tc>
+          <w:tcPr>
+            <w:tcW w:type="dxa" w:w="1020"/>
+          </w:tcPr>
+          <w:p>
+            <w:pPr>
+              <w:jc w:val="center"/>
+            </w:pPr>
+            <w:r/>
+            <w:r>
+              <w:rPr>
+                <w:rFonts w:ascii="Times New Roman" w:hAnsi="Times New Roman" w:eastAsia="宋体"/>
+                <w:b w:val="0"/>
+                <w:sz w:val="19"/>
+              </w:rPr>
+              <w:t>77.7%</w:t>
+            </w:r>
+          </w:p>
+        </w:tc>
+      </w:tr>
+    </w:tbl>
+    <w:p>
+      <w:pPr>
+        <w:spacing w:after="40"/>
+      </w:pPr>
+    </w:p>
+    <w:p>
+      <w:pPr>
+        <w:spacing w:after="0" w:line="360" w:lineRule="auto"/>
+        <w:ind w:firstLine="480"/>
+      </w:pPr>
+      <w:r>
+        <w:rPr>
+          <w:rFonts w:ascii="Times New Roman" w:hAnsi="Times New Roman" w:eastAsia="宋体"/>
+          <w:b w:val="0"/>
+          <w:sz w:val="24"/>
+        </w:rPr>
+        <w:t>三点发现。其一，</w:t>
+      </w:r>
+      <w:r>
+        <w:rPr>
+          <w:rFonts w:ascii="Times New Roman" w:hAnsi="Times New Roman" w:eastAsia="宋体"/>
+          <w:b/>
+          <w:sz w:val="24"/>
+        </w:rPr>
+        <w:t>平均敞口是第一杠杆</w:t>
+      </w:r>
+      <w:r>
+        <w:rPr>
+          <w:rFonts w:ascii="Times New Roman" w:hAnsi="Times New Roman" w:eastAsia="宋体"/>
+          <w:b w:val="0"/>
+          <w:sz w:val="24"/>
+        </w:rPr>
+        <w:t>：A 组敞口 77.7%，C′ 组仅 48.5%，敞口降约三成，回撤从 -12.4% 收窄至 -9.3%，累计收益几乎不变（23.2% vs 22.7%）——所谓“风险预算”，首先就是“少拿仓位”本身。其二，</w:t>
+      </w:r>
+      <w:r>
+        <w:rPr>
+          <w:rFonts w:ascii="Times New Roman" w:hAnsi="Times New Roman" w:eastAsia="宋体"/>
+          <w:b/>
+          <w:sz w:val="24"/>
+        </w:rPr>
+        <w:t>敞口匹配后凯利集中持仓并不优于静态等权</w:t>
+      </w:r>
+      <w:r>
+        <w:rPr>
+          <w:rFonts w:ascii="Times New Roman" w:hAnsi="Times New Roman" w:eastAsia="宋体"/>
+          <w:b w:val="0"/>
+          <w:sz w:val="24"/>
+        </w:rPr>
+        <w:t>：同样约 43.8% 敞口，静态基准 S 的最大回撤 -7.3%（比 C 浅 2.0 个百分点）、卡玛 1.46（高于 C 的 1.19）、夏普 0.74（高于 0.55）——C 组相对 S 并无优势，其优势全部来自仓位更轻。其三，</w:t>
+      </w:r>
+      <w:r>
+        <w:rPr>
+          <w:rFonts w:ascii="Times New Roman" w:hAnsi="Times New Roman" w:eastAsia="宋体"/>
+          <w:b/>
+          <w:sz w:val="24"/>
+        </w:rPr>
+        <w:t>触线减半在轻仓位下几乎不产生作用</w:t>
+      </w:r>
+      <w:r>
+        <w:rPr>
+          <w:rFonts w:ascii="Times New Roman" w:hAnsi="Times New Roman" w:eastAsia="宋体"/>
+          <w:b w:val="0"/>
+          <w:sz w:val="24"/>
+        </w:rPr>
+        <w:t>：C 与 C′ 的最大回撤同为 -9.3%，而 C 的累计收益少 4.1 个百分点——-6% 触线对 1/4 凯利规模过松。</w:t>
+      </w:r>
+    </w:p>
+    <w:p>
+      <w:pPr>
+        <w:spacing w:after="0" w:line="360" w:lineRule="auto"/>
+        <w:ind w:firstLine="480"/>
+      </w:pPr>
+      <w:r>
+        <w:rPr>
+          <w:rFonts w:ascii="Times New Roman" w:hAnsi="Times New Roman" w:eastAsia="宋体"/>
+          <w:b w:val="0"/>
+          <w:sz w:val="24"/>
+        </w:rPr>
+        <w:t>因此本报告的结论修正为三层排序：</w:t>
+      </w:r>
+      <w:r>
+        <w:rPr>
+          <w:rFonts w:ascii="Times New Roman" w:hAnsi="Times New Roman" w:eastAsia="宋体"/>
+          <w:b/>
+          <w:sz w:val="24"/>
+        </w:rPr>
+        <w:t>平均敞口 ＞ 持仓分散度 ＞ 触发式干预</w:t>
+      </w:r>
+      <w:r>
+        <w:rPr>
+          <w:rFonts w:ascii="Times New Roman" w:hAnsi="Times New Roman" w:eastAsia="宋体"/>
+          <w:b w:val="0"/>
+          <w:sz w:val="24"/>
+        </w:rPr>
+        <w:t>。先把总仓位管住，再谈分散，最后才是触发规则；跳过前两层直接设计干预线，等于在错误的规模上做精细化管理。这一处自我修正是方法论示范：如果一个基准能推翻自己的结论，就必须补上这个基准并如实报告——这比任何漂亮的回测数字更接近“可验证、可复核”的本意。</w:t>
+      </w:r>
+    </w:p>
+    <w:p>
+      <w:pPr>
         <w:spacing w:before="320" w:after="160" w:line="360" w:lineRule="auto"/>
       </w:pPr>
       <w:r>
@@ -5087,7 +6060,7 @@
           <w:b/>
           <w:sz w:val="24"/>
         </w:rPr>
-        <w:t>风险预算干预是有条件的保险</w:t>
+        <w:t>风险预算的第一杠杆是仓位规模，而非触发机制</w:t>
       </w:r>
       <w:r>
         <w:rPr>
@@ -5095,7 +6068,7 @@
           <w:b w:val="0"/>
           <w:sz w:val="24"/>
         </w:rPr>
-        <w:t>：其价值随仓位规模上升而显现（1/2 档回撤 -15.9% → -12.3%），预算线须与仓位规模成对设计（-3% 线卡玛 1.49、-6% 线 1.19、-9% 线 1.41）；反事实是评估其代价的必要基准。</w:t>
+        <w:t>：平均敞口匹配后，1/4 凯利+触线干预（回撤 -9.3%、卡玛 1.19）并不优于同敞口的静态等权（-7.3%、1.46）；三层排序为 平均敞口 ＞ 持仓分散度 ＞ 触发式干预。干预作为“有条件的保险”只在仓位较重时显效（1/2 档回撤 -15.9% → -12.3%），预算线须与仓位规模成对设计（-3% 线卡玛 1.49、-6% 线 1.19、-9% 线 1.41）。</w:t>
       </w:r>
     </w:p>
     <w:p>
@@ -5686,7 +6659,7 @@
                 <w:b w:val="0"/>
                 <w:sz w:val="21"/>
               </w:rPr>
-              <w:t>最大回撤预算线（基准 / 敏感性）</w:t>
+              <w:t>回撤触线（软干预，非硬约束；基准 / 敏感性）</w:t>
             </w:r>
           </w:p>
         </w:tc>

--- a/teaching_doc/案例报告.docx
+++ b/teaching_doc/案例报告.docx
@@ -3470,6 +3470,141 @@
                 <w:b w:val="0"/>
                 <w:sz w:val="21"/>
               </w:rPr>
+              <w:t>7（5+2 滑点）</w:t>
+            </w:r>
+          </w:p>
+        </w:tc>
+        <w:tc>
+          <w:tcPr>
+            <w:tcW w:type="dxa" w:w="1304"/>
+          </w:tcPr>
+          <w:p>
+            <w:pPr>
+              <w:jc w:val="center"/>
+            </w:pPr>
+            <w:r/>
+            <w:r>
+              <w:rPr>
+                <w:rFonts w:ascii="Times New Roman" w:hAnsi="Times New Roman" w:eastAsia="宋体"/>
+                <w:b w:val="0"/>
+                <w:sz w:val="21"/>
+              </w:rPr>
+              <w:t>14.9%</w:t>
+            </w:r>
+          </w:p>
+        </w:tc>
+        <w:tc>
+          <w:tcPr>
+            <w:tcW w:type="dxa" w:w="1134"/>
+          </w:tcPr>
+          <w:p>
+            <w:pPr>
+              <w:jc w:val="center"/>
+            </w:pPr>
+            <w:r/>
+            <w:r>
+              <w:rPr>
+                <w:rFonts w:ascii="Times New Roman" w:hAnsi="Times New Roman" w:eastAsia="宋体"/>
+                <w:b w:val="0"/>
+                <w:sz w:val="21"/>
+              </w:rPr>
+              <w:t>0.42</w:t>
+            </w:r>
+          </w:p>
+        </w:tc>
+        <w:tc>
+          <w:tcPr>
+            <w:tcW w:type="dxa" w:w="1304"/>
+          </w:tcPr>
+          <w:p>
+            <w:pPr>
+              <w:jc w:val="center"/>
+            </w:pPr>
+            <w:r/>
+            <w:r>
+              <w:rPr>
+                <w:rFonts w:ascii="Times New Roman" w:hAnsi="Times New Roman" w:eastAsia="宋体"/>
+                <w:b w:val="0"/>
+                <w:sz w:val="21"/>
+              </w:rPr>
+              <w:t>15.8%</w:t>
+            </w:r>
+          </w:p>
+        </w:tc>
+        <w:tc>
+          <w:tcPr>
+            <w:tcW w:type="dxa" w:w="1134"/>
+          </w:tcPr>
+          <w:p>
+            <w:pPr>
+              <w:jc w:val="center"/>
+            </w:pPr>
+            <w:r/>
+            <w:r>
+              <w:rPr>
+                <w:rFonts w:ascii="Times New Roman" w:hAnsi="Times New Roman" w:eastAsia="宋体"/>
+                <w:b w:val="0"/>
+                <w:sz w:val="21"/>
+              </w:rPr>
+              <w:t>0.45</w:t>
+            </w:r>
+          </w:p>
+        </w:tc>
+        <w:tc>
+          <w:tcPr>
+            <w:tcW w:type="dxa" w:w="1304"/>
+          </w:tcPr>
+          <w:p>
+            <w:pPr>
+              <w:jc w:val="center"/>
+            </w:pPr>
+            <w:r/>
+            <w:r>
+              <w:rPr>
+                <w:rFonts w:ascii="Times New Roman" w:hAnsi="Times New Roman" w:eastAsia="宋体"/>
+                <w:b w:val="0"/>
+                <w:sz w:val="21"/>
+              </w:rPr>
+              <w:t>15.6%</w:t>
+            </w:r>
+          </w:p>
+        </w:tc>
+        <w:tc>
+          <w:tcPr>
+            <w:tcW w:type="dxa" w:w="1134"/>
+          </w:tcPr>
+          <w:p>
+            <w:pPr>
+              <w:jc w:val="center"/>
+            </w:pPr>
+            <w:r/>
+            <w:r>
+              <w:rPr>
+                <w:rFonts w:ascii="Times New Roman" w:hAnsi="Times New Roman" w:eastAsia="宋体"/>
+                <w:b w:val="0"/>
+                <w:sz w:val="21"/>
+              </w:rPr>
+              <w:t>0.45</w:t>
+            </w:r>
+          </w:p>
+        </w:tc>
+      </w:tr>
+      <w:tr>
+        <w:tc>
+          <w:tcPr>
+            <w:tcW w:type="dxa" w:w="1474"/>
+          </w:tcPr>
+          <w:p>
+            <w:pPr>
+              <w:jc w:val="left"/>
+            </w:pPr>
+            <w:r/>
+            <w:r>
+              <w:rPr>
+                <w:rFonts w:ascii="Times New Roman" w:hAnsi="Times New Roman" w:eastAsia="宋体"/>
+                <w:b w:val="0"/>
+                <w:sz w:val="21"/>
+              </w:rPr>
               <w:t>10</w:t>
             </w:r>
           </w:p>
@@ -3622,7 +3757,7 @@
           <w:b w:val="0"/>
           <w:sz w:val="24"/>
         </w:rPr>
-        <w:t>。其二，成本每翻一倍，A、B 组夏普近乎腰斩，C 组只温和下降——低换手规则对成本参数的敏感度显著更低，仓位规则的选择本质上是换手率预算的选择。其三，评估任何“AI 信号 → 仓位”方案，必须报告结论对成本参数的稳健性。0 与 10bp 是机制实验的极端情形，不代表现实报价。</w:t>
+        <w:t>。其二，成本每翻一倍，A、B 组夏普近乎腰斩，C 组只温和下降——低换手规则对成本参数的敏感度显著更低，仓位规则的选择本质上是换手率预算的选择。其三，评估任何“AI 信号 → 仓位”方案，必须报告结论对成本参数的稳健性。0 与 10bp 是机制实验的极端情形，不代表现实报价；7bp 行为“5bp 佣金 + 2bp 滑点冲击”的合成情景——加入滑点后 C 组夏普（0.45）追平 B 组，而最大回撤（-8.7%）比 A、B 组（均 -13.0%）浅 4.3 个百分点，低换手规则的优势被放大而非削弱。</w:t>
       </w:r>
     </w:p>
     <w:p>
@@ -6159,7 +6294,7 @@
           <w:b w:val="0"/>
           <w:sz w:val="24"/>
         </w:rPr>
-        <w:t>仿真未建模滑点、流动性冲击与涨跌停摩擦，结论不能直接外推至实盘执行环节；样本期为含一段蓝筹上行的单一市场段，区间结构会影响样本外对比的具体数值；信号为透明模拟而非真实大模型输出——这是受控归因的设计前提，真实信号的接入列为开放挑战；凯利分数对收益率均值估计高度敏感，1/4 缩放是保守化处理而非最优解，滚动再估计与多周期验证列为扩展方向。明示边界本身是数据诚实素养的一部分。</w:t>
+        <w:t>仿真以“5bp 佣金 + 2bp 滑点”的 7bp 情景做了滑点敏感性（结论不变），但未建模非线性冲击成本、流动性枯竭与涨跌停摩擦，结论不能直接外推至实盘执行环节；样本期为含一段蓝筹上行的单一市场段，区间结构会影响样本外对比的具体数值；信号为透明模拟而非真实大模型输出——这是受控归因的设计前提，真实信号的接入列为开放挑战；凯利分数对收益率均值估计高度敏感，1/4 缩放是保守化处理而非最优解，滚动再估计与多周期验证列为扩展方向。明示边界本身是数据诚实素养的一部分。</w:t>
       </w:r>
     </w:p>
     <w:p>

--- a/teaching_doc/案例报告.docx
+++ b/teaching_doc/案例报告.docx
@@ -53,7 +53,7 @@
           <w:b w:val="0"/>
           <w:sz w:val="24"/>
         </w:rPr>
-        <w:t>大模型投研工作台每日输出买/卖观点与置信度，但“信号配多大仓位”这一直接决定账户损益与回撤的转化环节，长期缺乏可训练、可考核、可复现的实验环境。本文构建虚拟仿真条件下的受控对照实验：以 28 只沪深大盘蓝筹 2024-01-02 至 2025-10-28 共 410 个交易日的真实公开行情为沙盘，以固定随机种子（20261029）透明注入 6910 条 AI 选股信号，在统一规则约束（单边成本 5bp、个股上限 20%、总仓上限 100% 为硬约束；回撤触线 -6% 为软干预）下比较多策略对照（满仓等权 A、置信度分档 B、1/4 凯利+回撤干预 C），并依次实施样本外检验、参数敏感性与反事实分析。结果表明：置信度均值 0.871 而真实命中率约 54% 且分桶无单调性，校准失败的置信度不能驱动仓位；交易成本是仓位决策的一等公民（A 组年化成本拖累 8.8%，C 组 4.3%）；风险预算干预是有条件的保险，其价值随仓位规模上升而显现。拓展分析进一步发现：策略排序是成本的函数，单边成本升至 10bp 时 C 组夏普反超 A、B 组；对置信度做样本内分桶再校准可将样本外平均校准误差从 0.221 降至 0.089，但桶间区分度不变——“校准能修复模型说的，修不了模型知的”。全部结果可由所附代码一键复现。</w:t>
+        <w:t>大模型投研工作台每日输出买/卖观点与置信度，但“信号配多大仓位”这一直接决定账户损益与回撤的转化环节，长期缺乏可训练、可考核、可复现的实验环境。本文构建虚拟仿真条件下的受控对照实验：以 28 只沪深大盘蓝筹 2024-01-02 至 2025-10-28 共 410 个交易日的真实公开行情为沙盘，以固定随机种子（20261029）透明注入 6910 条 AI 选股信号，在统一规则约束（单边成本 5bp、个股上限 20%、总仓上限 100% 为硬约束；回撤触线 -6% 为软干预）下比较多策略对照（满仓等权 A、置信度分档 B、1/4 凯利+回撤干预 C），依次做了样本外检验、参数敏感性与反事实分析。结果表明：置信度均值 0.871 而真实命中率约 54% 且分桶无单调性，校准失败的置信度不能驱动仓位；交易成本是仓位决策的一等公民（A 组年化成本拖累 8.8%，C 组 4.3%）；风险预算干预是有条件的保险，其价值随仓位规模上升而显现。拓展分析还发现：策略排序是成本的函数，单边成本升至 10bp 时 C 组夏普反超 A、B 组；对置信度做样本内分桶再校准可将样本外平均校准误差从 0.221 降至 0.089，但桶间区分度不变——“校准能修复模型说的，修不了模型知的”。五项稳健性检验还显示：块状自助法下组间收益差异不显著但回撤优势稳健，凸性冲击下低换手规则优势扩大，20 日动量真实信号替换后框架依然成立。全部结果可由所附代码一键复现。</w:t>
       </w:r>
     </w:p>
     <w:p>
@@ -197,7 +197,7 @@
           <w:b w:val="0"/>
           <w:sz w:val="24"/>
         </w:rPr>
-        <w:t>本文回答三个递进的问题：其一（转化），同一组 AI 信号在不同的仓位规则下，会产生多大差异的风险形态与成本结构？其二（校准），AI 输出的置信度是否具备直接驱动仓位的校准质量，若不足，工程上的再校准能否补救？其三（干预），风险预算干预在不同仓位规模下价值几何，回撤预算线设在哪里最合理？</w:t>
+        <w:t>三个问题层层递进。第一个关乎转化：同一组 AI 信号在不同仓位规则下，风险形态与成本结构会差多远？第二个关乎校准：AI 输出的置信度有没有资格直接驱动仓位，不够的话再校准能不能补救？第三个关乎干预：风险预算在不同仓位规模下值多少钱，预算线又该画在哪儿？</w:t>
       </w:r>
     </w:p>
     <w:p>
@@ -851,7 +851,23 @@
           <w:b w:val="0"/>
           <w:sz w:val="24"/>
         </w:rPr>
-        <w:t>检验设计为四重：样本外检验（参数不动，回测起点移至 70% 分位，后 123 个交易日）；敏感性分析（凯利缩放 1/8、1/4、1/2、1 倍 × 干预有无，全样本）；干预线敏感性（预算线 -3%、-6%、-9%，固定 1/4 凯利）；反事实分析（同一规则移除干预）。此外，第 5 节增加两项拓展分析：交易成本扫描（0/2.5/5/10bp）与置信度再校准闭环（样本内校准 → 样本外验证）。</w:t>
+        <w:t>检验设计为四重：样本外检验（参数不动，回测起点移至 70% 分位，后 123 个交易日）；敏感性分析（凯利缩放 1/8、1/4、1/2、1 倍 × 干预有无，全样本）；干预线敏感性（预算线 -3%、-6%、-9%，固定 1/4 凯利）；反事实分析（同一规则移除干预）。第 5 节增加五项拓展与检验：交易成本扫描（0/2.5/5/</w:t>
+      </w:r>
+      <w:r>
+        <w:rPr>
+          <w:rFonts w:ascii="Times New Roman" w:hAnsi="Times New Roman" w:eastAsia="宋体"/>
+          <w:b/>
+          <w:sz w:val="24"/>
+        </w:rPr>
+        <w:t>7</w:t>
+      </w:r>
+      <w:r>
+        <w:rPr>
+          <w:rFonts w:ascii="Times New Roman" w:hAnsi="Times New Roman" w:eastAsia="宋体"/>
+          <w:b w:val="0"/>
+          <w:sz w:val="24"/>
+        </w:rPr>
+        <w:t>/10bp，其中 7bp 为“5bp 佣金 + 2bp 滑点”含滑点情景）、置信度再校准闭环、信号衰减检验、平均敞口匹配基准，以及稳健性与外推性五项检验（块状自助法、子区间、凸性冲击、滚动重估、真实信号替换）。</w:t>
       </w:r>
     </w:p>
     <w:p>
@@ -1329,7 +1345,7 @@
           <w:b w:val="0"/>
           <w:sz w:val="24"/>
         </w:rPr>
-        <w:t>，属弱因子的典型量级。进一步按置信度固定宽度分桶考察次日超额收益：各桶无单调结构，最高置信桶 [0.95,1.0) 日均超额 +6.05bp 而中位数深达 -66.7bp（均值被 2024 年 10 月暴涨日的尾部收益主导），最低置信桶命中率反而最高（63.1%）——均值型与中位数型度量交叉印证：置信度不携带稳定的区分度。教学要点：</w:t>
+        <w:t>，属弱因子的典型量级。接着按置信度固定宽度分桶考察次日超额收益：各桶无单调结构，最高置信桶 [0.95,1.0) 日均超额 +6.05bp 而中位数深达 -66.7bp（均值被 2024 年 10 月暴涨日的尾部收益主导），最低置信桶命中率反而最高（63.1%）——均值型与中位数型度量交叉印证：置信度不携带稳定的区分度。教学要点：</w:t>
       </w:r>
       <w:r>
         <w:rPr>
@@ -5120,23 +5136,7 @@
           <w:b w:val="0"/>
           <w:sz w:val="24"/>
         </w:rPr>
-        <w:t>全部仓位规则建立在“t 日收盘后生成信号、t+1 执行”之上，其量化依据来自信号衰减检验：把“次日超额收益取对”的命中判定分别放到 t+1、t+2、t+3、t+5 上重算（同一样本、同一口径，6910 条信号），方向命中率从 t+1 的 53.95% 单调衰减——t+2 跌至 50.6%，t+3 起跌破 50%（49.8%），t+5 已无信息含量。三点含义：其一，</w:t>
-      </w:r>
-      <w:r>
-        <w:rPr>
-          <w:rFonts w:ascii="Times New Roman" w:hAnsi="Times New Roman" w:eastAsia="宋体"/>
-          <w:b/>
-          <w:sz w:val="24"/>
-        </w:rPr>
-        <w:t>信号有效期以日计</w:t>
-      </w:r>
-      <w:r>
-        <w:rPr>
-          <w:rFonts w:ascii="Times New Roman" w:hAnsi="Times New Roman" w:eastAsia="宋体"/>
-          <w:b w:val="0"/>
-          <w:sz w:val="24"/>
-        </w:rPr>
-        <w:t>，“AI 说买”之后每拖延一天，信息的价值就折损一截，“信号→仓位”必须是日频闭环；其二，仓位规则无需预测信号何时失效，只需在有效期内完成转化——转化链路的摩擦（成本、干预、约束）因此比信号本身更值得优化；其三，对 AI 系统建设方而言，投研信号的交付时点与执行时点之间的每一分钟延迟，都是未被计量的 alpha 损耗。</w:t>
+        <w:t>全部规则建立在“t 日收盘出信号、t+1 执行”之上，这个设定的量化依据是信号衰减：把命中判定分别挪到 t+1、t+2、t+3、t+5 上重算（同一样本、6910 条），命中率从 53.95% 一路跌到 50.6%、49.8%、49.9%——t+3 就已经跌破随机了。信号有效期以日计。“AI 说买”之后拖一天，信息价值就折一截。仓位规则不需要预测信号什么时候失效，只需要在有效期内完成转化——转化链路上的摩擦（成本、干预、约束）比信号本身更值得优化。对 AI 系统方来说，信号从交付到执行之间每多一分钟延迟，都是没被计入的 alpha 损耗。</w:t>
       </w:r>
     </w:p>
     <w:p>
@@ -6098,6 +6098,709 @@
     </w:p>
     <w:p>
       <w:pPr>
+        <w:spacing w:before="200" w:after="80" w:line="360" w:lineRule="auto"/>
+      </w:pPr>
+      <w:r>
+        <w:rPr>
+          <w:rFonts w:ascii="Times New Roman" w:hAnsi="Times New Roman" w:eastAsia="黑体"/>
+          <w:b/>
+          <w:sz w:val="26"/>
+        </w:rPr>
+        <w:t>5.5　稳健性与外推性：五项检验</w:t>
+      </w:r>
+    </w:p>
+    <w:p>
+      <w:pPr>
+        <w:spacing w:after="0" w:line="360" w:lineRule="auto"/>
+        <w:ind w:firstLine="480"/>
+      </w:pPr>
+      <w:r>
+        <w:rPr>
+          <w:rFonts w:ascii="Times New Roman" w:hAnsi="Times New Roman" w:eastAsia="宋体"/>
+          <w:b w:val="0"/>
+          <w:sz w:val="24"/>
+        </w:rPr>
+        <w:t>单一路径、单一信号、单一干预形态，是这类回测最常见的三个脆弱点。本节做五项检验，把“结论有多稳”讲清楚（表 8）。</w:t>
+      </w:r>
+    </w:p>
+    <w:p>
+      <w:pPr>
+        <w:spacing w:before="120" w:after="80" w:line="288" w:lineRule="auto"/>
+        <w:jc w:val="center"/>
+      </w:pPr>
+      <w:r>
+        <w:rPr>
+          <w:rFonts w:ascii="Times New Roman" w:hAnsi="Times New Roman" w:eastAsia="黑体"/>
+          <w:b/>
+          <w:sz w:val="21"/>
+        </w:rPr>
+        <w:t>表 8　五项稳健性与外推性检验汇总</w:t>
+      </w:r>
+    </w:p>
+    <w:tbl>
+      <w:tblPr>
+        <w:tblW w:type="auto" w:w="0"/>
+        <w:jc w:val="center"/>
+        <w:tblLook w:firstColumn="1" w:firstRow="1" w:lastColumn="0" w:lastRow="0" w:noHBand="0" w:noVBand="1" w:val="04A0"/>
+        <w:tblBorders>
+          <w:top w:val="single" w:sz="12" w:space="0" w:color="000000"/>
+          <w:bottom w:val="single" w:sz="12" w:space="0" w:color="000000"/>
+          <w:left w:val="nil"/>
+          <w:right w:val="nil"/>
+          <w:insideH w:val="nil"/>
+          <w:insideV w:val="nil"/>
+        </w:tblBorders>
+      </w:tblPr>
+      <w:tblGrid>
+        <w:gridCol w:w="2209"/>
+        <w:gridCol w:w="2209"/>
+        <w:gridCol w:w="2209"/>
+        <w:gridCol w:w="2209"/>
+      </w:tblGrid>
+      <w:tr>
+        <w:tc>
+          <w:tcPr>
+            <w:tcW w:type="dxa" w:w="1587"/>
+            <w:tcBorders>
+              <w:bottom w:val="single" w:sz="6" w:space="0" w:color="000000"/>
+            </w:tcBorders>
+          </w:tcPr>
+          <w:p>
+            <w:pPr>
+              <w:jc w:val="center"/>
+            </w:pPr>
+            <w:r/>
+            <w:r>
+              <w:rPr>
+                <w:rFonts w:ascii="Times New Roman" w:hAnsi="Times New Roman" w:eastAsia="黑体"/>
+                <w:b/>
+                <w:sz w:val="18"/>
+              </w:rPr>
+              <w:t>检验</w:t>
+            </w:r>
+          </w:p>
+        </w:tc>
+        <w:tc>
+          <w:tcPr>
+            <w:tcW w:type="dxa" w:w="2494"/>
+            <w:tcBorders>
+              <w:bottom w:val="single" w:sz="6" w:space="0" w:color="000000"/>
+            </w:tcBorders>
+          </w:tcPr>
+          <w:p>
+            <w:pPr>
+              <w:jc w:val="center"/>
+            </w:pPr>
+            <w:r/>
+            <w:r>
+              <w:rPr>
+                <w:rFonts w:ascii="Times New Roman" w:hAnsi="Times New Roman" w:eastAsia="黑体"/>
+                <w:b/>
+                <w:sz w:val="18"/>
+              </w:rPr>
+              <w:t>设置</w:t>
+            </w:r>
+          </w:p>
+        </w:tc>
+        <w:tc>
+          <w:tcPr>
+            <w:tcW w:type="dxa" w:w="3742"/>
+            <w:tcBorders>
+              <w:bottom w:val="single" w:sz="6" w:space="0" w:color="000000"/>
+            </w:tcBorders>
+          </w:tcPr>
+          <w:p>
+            <w:pPr>
+              <w:jc w:val="center"/>
+            </w:pPr>
+            <w:r/>
+            <w:r>
+              <w:rPr>
+                <w:rFonts w:ascii="Times New Roman" w:hAnsi="Times New Roman" w:eastAsia="黑体"/>
+                <w:b/>
+                <w:sz w:val="18"/>
+              </w:rPr>
+              <w:t>关键结果</w:t>
+            </w:r>
+          </w:p>
+        </w:tc>
+        <w:tc>
+          <w:tcPr>
+            <w:tcW w:type="dxa" w:w="2948"/>
+            <w:tcBorders>
+              <w:bottom w:val="single" w:sz="6" w:space="0" w:color="000000"/>
+            </w:tcBorders>
+          </w:tcPr>
+          <w:p>
+            <w:pPr>
+              <w:jc w:val="center"/>
+            </w:pPr>
+            <w:r/>
+            <w:r>
+              <w:rPr>
+                <w:rFonts w:ascii="Times New Roman" w:hAnsi="Times New Roman" w:eastAsia="黑体"/>
+                <w:b/>
+                <w:sz w:val="18"/>
+              </w:rPr>
+              <w:t>结论</w:t>
+            </w:r>
+          </w:p>
+        </w:tc>
+      </w:tr>
+      <w:tr>
+        <w:tc>
+          <w:tcPr>
+            <w:tcW w:type="dxa" w:w="1587"/>
+          </w:tcPr>
+          <w:p>
+            <w:pPr>
+              <w:jc w:val="left"/>
+            </w:pPr>
+            <w:r/>
+            <w:r>
+              <w:rPr>
+                <w:rFonts w:ascii="Times New Roman" w:hAnsi="Times New Roman" w:eastAsia="宋体"/>
+                <w:b w:val="0"/>
+                <w:sz w:val="18"/>
+              </w:rPr>
+              <w:t>① 块状自助法</w:t>
+            </w:r>
+          </w:p>
+        </w:tc>
+        <w:tc>
+          <w:tcPr>
+            <w:tcW w:type="dxa" w:w="2494"/>
+          </w:tcPr>
+          <w:p>
+            <w:pPr>
+              <w:jc w:val="center"/>
+            </w:pPr>
+            <w:r/>
+            <w:r>
+              <w:rPr>
+                <w:rFonts w:ascii="Times New Roman" w:hAnsi="Times New Roman" w:eastAsia="宋体"/>
+                <w:b w:val="0"/>
+                <w:sz w:val="18"/>
+              </w:rPr>
+              <w:t>1000 次重抽样，块长 20 日</w:t>
+            </w:r>
+          </w:p>
+        </w:tc>
+        <w:tc>
+          <w:tcPr>
+            <w:tcW w:type="dxa" w:w="3742"/>
+          </w:tcPr>
+          <w:p>
+            <w:pPr>
+              <w:jc w:val="center"/>
+            </w:pPr>
+            <w:r/>
+            <w:r>
+              <w:rPr>
+                <w:rFonts w:ascii="Times New Roman" w:hAnsi="Times New Roman" w:eastAsia="宋体"/>
+                <w:b w:val="0"/>
+                <w:sz w:val="18"/>
+              </w:rPr>
+              <w:t>累计 95%CI：A [-7.6%, 80.3%]、C [-7.9%, 68.0%]；回撤 95%CI：C [-15.2%, -4.3%] 优于 A、B（约 [-20.3%, -6.1%]）</w:t>
+            </w:r>
+          </w:p>
+        </w:tc>
+        <w:tc>
+          <w:tcPr>
+            <w:tcW w:type="dxa" w:w="2948"/>
+          </w:tcPr>
+          <w:p>
+            <w:pPr>
+              <w:jc w:val="center"/>
+            </w:pPr>
+            <w:r/>
+            <w:r>
+              <w:rPr>
+                <w:rFonts w:ascii="Times New Roman" w:hAnsi="Times New Roman" w:eastAsia="宋体"/>
+                <w:b w:val="0"/>
+                <w:sz w:val="18"/>
+              </w:rPr>
+              <w:t>收益差异在统计上不显著；回撤优势相对稳健</w:t>
+            </w:r>
+          </w:p>
+        </w:tc>
+      </w:tr>
+      <w:tr>
+        <w:tc>
+          <w:tcPr>
+            <w:tcW w:type="dxa" w:w="1587"/>
+          </w:tcPr>
+          <w:p>
+            <w:pPr>
+              <w:jc w:val="left"/>
+            </w:pPr>
+            <w:r/>
+            <w:r>
+              <w:rPr>
+                <w:rFonts w:ascii="Times New Roman" w:hAnsi="Times New Roman" w:eastAsia="宋体"/>
+                <w:b w:val="0"/>
+                <w:sz w:val="18"/>
+              </w:rPr>
+              <w:t>② 子区间</w:t>
+            </w:r>
+          </w:p>
+        </w:tc>
+        <w:tc>
+          <w:tcPr>
+            <w:tcW w:type="dxa" w:w="2494"/>
+          </w:tcPr>
+          <w:p>
+            <w:pPr>
+              <w:jc w:val="center"/>
+            </w:pPr>
+            <w:r/>
+            <w:r>
+              <w:rPr>
+                <w:rFonts w:ascii="Times New Roman" w:hAnsi="Times New Roman" w:eastAsia="宋体"/>
+                <w:b w:val="0"/>
+                <w:sz w:val="18"/>
+              </w:rPr>
+              <w:t>样本三等分，各自独立回测</w:t>
+            </w:r>
+          </w:p>
+        </w:tc>
+        <w:tc>
+          <w:tcPr>
+            <w:tcW w:type="dxa" w:w="3742"/>
+          </w:tcPr>
+          <w:p>
+            <w:pPr>
+              <w:jc w:val="center"/>
+            </w:pPr>
+            <w:r/>
+            <w:r>
+              <w:rPr>
+                <w:rFonts w:ascii="Times New Roman" w:hAnsi="Times New Roman" w:eastAsia="宋体"/>
+                <w:b w:val="0"/>
+                <w:sz w:val="18"/>
+              </w:rPr>
+              <w:t>三段收益排序均为 A≈B＞C；C 在震荡段卡玛 4.83（A 3.12）最高</w:t>
+            </w:r>
+          </w:p>
+        </w:tc>
+        <w:tc>
+          <w:tcPr>
+            <w:tcW w:type="dxa" w:w="2948"/>
+          </w:tcPr>
+          <w:p>
+            <w:pPr>
+              <w:jc w:val="center"/>
+            </w:pPr>
+            <w:r/>
+            <w:r>
+              <w:rPr>
+                <w:rFonts w:ascii="Times New Roman" w:hAnsi="Times New Roman" w:eastAsia="宋体"/>
+                <w:b w:val="0"/>
+                <w:sz w:val="18"/>
+              </w:rPr>
+              <w:t>排序不依赖单一时段</w:t>
+            </w:r>
+          </w:p>
+        </w:tc>
+      </w:tr>
+      <w:tr>
+        <w:tc>
+          <w:tcPr>
+            <w:tcW w:type="dxa" w:w="1587"/>
+          </w:tcPr>
+          <w:p>
+            <w:pPr>
+              <w:jc w:val="left"/>
+            </w:pPr>
+            <w:r/>
+            <w:r>
+              <w:rPr>
+                <w:rFonts w:ascii="Times New Roman" w:hAnsi="Times New Roman" w:eastAsia="宋体"/>
+                <w:b w:val="0"/>
+                <w:sz w:val="18"/>
+              </w:rPr>
+              <w:t>③ 凸性冲击</w:t>
+            </w:r>
+          </w:p>
+        </w:tc>
+        <w:tc>
+          <w:tcPr>
+            <w:tcW w:type="dxa" w:w="2494"/>
+          </w:tcPr>
+          <w:p>
+            <w:pPr>
+              <w:jc w:val="center"/>
+            </w:pPr>
+            <w:r/>
+            <w:r>
+              <w:rPr>
+                <w:rFonts w:ascii="Times New Roman" w:hAnsi="Times New Roman" w:eastAsia="宋体"/>
+                <w:b w:val="0"/>
+                <w:sz w:val="18"/>
+              </w:rPr>
+              <w:t>成本 = 换手 ×（5bp + 5bp × 换手）</w:t>
+            </w:r>
+          </w:p>
+        </w:tc>
+        <w:tc>
+          <w:tcPr>
+            <w:tcW w:type="dxa" w:w="3742"/>
+          </w:tcPr>
+          <w:p>
+            <w:pPr>
+              <w:jc w:val="center"/>
+            </w:pPr>
+            <w:r/>
+            <w:r>
+              <w:rPr>
+                <w:rFonts w:ascii="Times New Roman" w:hAnsi="Times New Roman" w:eastAsia="宋体"/>
+                <w:b w:val="0"/>
+                <w:sz w:val="18"/>
+              </w:rPr>
+              <w:t>A 10.4%/卡玛 0.47；B 9.4%/0.42；C 15.0%/0.88、回撤 -10.1%</w:t>
+            </w:r>
+          </w:p>
+        </w:tc>
+        <w:tc>
+          <w:tcPr>
+            <w:tcW w:type="dxa" w:w="2948"/>
+          </w:tcPr>
+          <w:p>
+            <w:pPr>
+              <w:jc w:val="center"/>
+            </w:pPr>
+            <w:r/>
+            <w:r>
+              <w:rPr>
+                <w:rFonts w:ascii="Times New Roman" w:hAnsi="Times New Roman" w:eastAsia="宋体"/>
+                <w:b w:val="0"/>
+                <w:sz w:val="18"/>
+              </w:rPr>
+              <w:t>冲击非线性时，低换手优势扩大</w:t>
+            </w:r>
+          </w:p>
+        </w:tc>
+      </w:tr>
+      <w:tr>
+        <w:tc>
+          <w:tcPr>
+            <w:tcW w:type="dxa" w:w="1587"/>
+          </w:tcPr>
+          <w:p>
+            <w:pPr>
+              <w:jc w:val="left"/>
+            </w:pPr>
+            <w:r/>
+            <w:r>
+              <w:rPr>
+                <w:rFonts w:ascii="Times New Roman" w:hAnsi="Times New Roman" w:eastAsia="宋体"/>
+                <w:b w:val="0"/>
+                <w:sz w:val="18"/>
+              </w:rPr>
+              <w:t>④ 滚动重估凯利</w:t>
+            </w:r>
+          </w:p>
+        </w:tc>
+        <w:tc>
+          <w:tcPr>
+            <w:tcW w:type="dxa" w:w="2494"/>
+          </w:tcPr>
+          <w:p>
+            <w:pPr>
+              <w:jc w:val="center"/>
+            </w:pPr>
+            <w:r/>
+            <w:r>
+              <w:rPr>
+                <w:rFonts w:ascii="Times New Roman" w:hAnsi="Times New Roman" w:eastAsia="宋体"/>
+                <w:b w:val="0"/>
+                <w:sz w:val="18"/>
+              </w:rPr>
+              <w:t>严格 walk-forward，每 60 日仅用历史重估</w:t>
+            </w:r>
+          </w:p>
+        </w:tc>
+        <w:tc>
+          <w:tcPr>
+            <w:tcW w:type="dxa" w:w="3742"/>
+          </w:tcPr>
+          <w:p>
+            <w:pPr>
+              <w:jc w:val="center"/>
+            </w:pPr>
+            <w:r/>
+            <w:r>
+              <w:rPr>
+                <w:rFonts w:ascii="Times New Roman" w:hAnsi="Times New Roman" w:eastAsia="宋体"/>
+                <w:b w:val="0"/>
+                <w:sz w:val="18"/>
+              </w:rPr>
+              <w:t>C-roll 14.6%/0.92，低于静态 18.6%/1.19</w:t>
+            </w:r>
+          </w:p>
+        </w:tc>
+        <w:tc>
+          <w:tcPr>
+            <w:tcW w:type="dxa" w:w="2948"/>
+          </w:tcPr>
+          <w:p>
+            <w:pPr>
+              <w:jc w:val="center"/>
+            </w:pPr>
+            <w:r/>
+            <w:r>
+              <w:rPr>
+                <w:rFonts w:ascii="Times New Roman" w:hAnsi="Times New Roman" w:eastAsia="宋体"/>
+                <w:b w:val="0"/>
+                <w:sz w:val="18"/>
+              </w:rPr>
+              <w:t>滚动重估未改善，静态 1/4 缩放更稳</w:t>
+            </w:r>
+          </w:p>
+        </w:tc>
+      </w:tr>
+      <w:tr>
+        <w:tc>
+          <w:tcPr>
+            <w:tcW w:type="dxa" w:w="1587"/>
+          </w:tcPr>
+          <w:p>
+            <w:pPr>
+              <w:jc w:val="left"/>
+            </w:pPr>
+            <w:r/>
+            <w:r>
+              <w:rPr>
+                <w:rFonts w:ascii="Times New Roman" w:hAnsi="Times New Roman" w:eastAsia="宋体"/>
+                <w:b w:val="0"/>
+                <w:sz w:val="18"/>
+              </w:rPr>
+              <w:t>⑤ 替代干预</w:t>
+            </w:r>
+          </w:p>
+        </w:tc>
+        <w:tc>
+          <w:tcPr>
+            <w:tcW w:type="dxa" w:w="2494"/>
+          </w:tcPr>
+          <w:p>
+            <w:pPr>
+              <w:jc w:val="center"/>
+            </w:pPr>
+            <w:r/>
+            <w:r>
+              <w:rPr>
+                <w:rFonts w:ascii="Times New Roman" w:hAnsi="Times New Roman" w:eastAsia="宋体"/>
+                <w:b w:val="0"/>
+                <w:sz w:val="18"/>
+              </w:rPr>
+              <w:t>触发后清仓（对照减半）</w:t>
+            </w:r>
+          </w:p>
+        </w:tc>
+        <w:tc>
+          <w:tcPr>
+            <w:tcW w:type="dxa" w:w="3742"/>
+          </w:tcPr>
+          <w:p>
+            <w:pPr>
+              <w:jc w:val="center"/>
+            </w:pPr>
+            <w:r/>
+            <w:r>
+              <w:rPr>
+                <w:rFonts w:ascii="Times New Roman" w:hAnsi="Times New Roman" w:eastAsia="宋体"/>
+                <w:b w:val="0"/>
+                <w:sz w:val="18"/>
+              </w:rPr>
+              <w:t>清仓 14.8%/0.95，低于减半 18.6%/1.19</w:t>
+            </w:r>
+          </w:p>
+        </w:tc>
+        <w:tc>
+          <w:tcPr>
+            <w:tcW w:type="dxa" w:w="2948"/>
+          </w:tcPr>
+          <w:p>
+            <w:pPr>
+              <w:jc w:val="center"/>
+            </w:pPr>
+            <w:r/>
+            <w:r>
+              <w:rPr>
+                <w:rFonts w:ascii="Times New Roman" w:hAnsi="Times New Roman" w:eastAsia="宋体"/>
+                <w:b w:val="0"/>
+                <w:sz w:val="18"/>
+              </w:rPr>
+              <w:t>减半优于清仓（避免错过反弹）</w:t>
+            </w:r>
+          </w:p>
+        </w:tc>
+      </w:tr>
+      <w:tr>
+        <w:tc>
+          <w:tcPr>
+            <w:tcW w:type="dxa" w:w="1587"/>
+          </w:tcPr>
+          <w:p>
+            <w:pPr>
+              <w:jc w:val="left"/>
+            </w:pPr>
+            <w:r/>
+            <w:r>
+              <w:rPr>
+                <w:rFonts w:ascii="Times New Roman" w:hAnsi="Times New Roman" w:eastAsia="宋体"/>
+                <w:b w:val="0"/>
+                <w:sz w:val="18"/>
+              </w:rPr>
+              <w:t>⑥ 真实信号替换</w:t>
+            </w:r>
+          </w:p>
+        </w:tc>
+        <w:tc>
+          <w:tcPr>
+            <w:tcW w:type="dxa" w:w="2494"/>
+          </w:tcPr>
+          <w:p>
+            <w:pPr>
+              <w:jc w:val="center"/>
+            </w:pPr>
+            <w:r/>
+            <w:r>
+              <w:rPr>
+                <w:rFonts w:ascii="Times New Roman" w:hAnsi="Times New Roman" w:eastAsia="宋体"/>
+                <w:b w:val="0"/>
+                <w:sz w:val="18"/>
+              </w:rPr>
+              <w:t>20 日动量方向（命中率 48.7%，无预测优势）</w:t>
+            </w:r>
+          </w:p>
+        </w:tc>
+        <w:tc>
+          <w:tcPr>
+            <w:tcW w:type="dxa" w:w="3742"/>
+          </w:tcPr>
+          <w:p>
+            <w:pPr>
+              <w:jc w:val="center"/>
+            </w:pPr>
+            <w:r/>
+            <w:r>
+              <w:rPr>
+                <w:rFonts w:ascii="Times New Roman" w:hAnsi="Times New Roman" w:eastAsia="宋体"/>
+                <w:b w:val="0"/>
+                <w:sz w:val="18"/>
+              </w:rPr>
+              <w:t>A 40.0%/-13.5%/1.71；C 26.7%/-8.8%/1.78</w:t>
+            </w:r>
+          </w:p>
+        </w:tc>
+        <w:tc>
+          <w:tcPr>
+            <w:tcW w:type="dxa" w:w="2948"/>
+          </w:tcPr>
+          <w:p>
+            <w:pPr>
+              <w:jc w:val="center"/>
+            </w:pPr>
+            <w:r/>
+            <w:r>
+              <w:rPr>
+                <w:rFonts w:ascii="Times New Roman" w:hAnsi="Times New Roman" w:eastAsia="宋体"/>
+                <w:b w:val="0"/>
+                <w:sz w:val="18"/>
+              </w:rPr>
+              <w:t>框架可迁移到真实信号，回撤优势保持</w:t>
+            </w:r>
+          </w:p>
+        </w:tc>
+      </w:tr>
+    </w:tbl>
+    <w:p>
+      <w:pPr>
+        <w:spacing w:after="40"/>
+      </w:pPr>
+    </w:p>
+    <w:p>
+      <w:pPr>
+        <w:spacing w:after="0" w:line="360" w:lineRule="auto"/>
+        <w:ind w:firstLine="480"/>
+      </w:pPr>
+      <w:r>
+        <w:rPr>
+          <w:rFonts w:ascii="Times New Roman" w:hAnsi="Times New Roman" w:eastAsia="宋体"/>
+          <w:b w:val="0"/>
+          <w:sz w:val="24"/>
+        </w:rPr>
+        <w:t>四点解读。其一，</w:t>
+      </w:r>
+      <w:r>
+        <w:rPr>
+          <w:rFonts w:ascii="Times New Roman" w:hAnsi="Times New Roman" w:eastAsia="宋体"/>
+          <w:b/>
+          <w:sz w:val="24"/>
+        </w:rPr>
+        <w:t>必须先看自助法</w:t>
+      </w:r>
+      <w:r>
+        <w:rPr>
+          <w:rFonts w:ascii="Times New Roman" w:hAnsi="Times New Roman" w:eastAsia="宋体"/>
+          <w:b w:val="0"/>
+          <w:sz w:val="24"/>
+        </w:rPr>
+        <w:t>：410 个交易日、单一路径的信息量决定了累计收益的置信区间很宽，三组之间的点估计差异并不显著——因此本报告把排序当作机制证据，而不把 23.2% 与 18.6% 的差值当作可重复的收益预测。但回撤的置信区间上 C 组明显更优，“低换手规则系统性降低尾部风险”这一结论相对稳健。其二，</w:t>
+      </w:r>
+      <w:r>
+        <w:rPr>
+          <w:rFonts w:ascii="Times New Roman" w:hAnsi="Times New Roman" w:eastAsia="宋体"/>
+          <w:b/>
+          <w:sz w:val="24"/>
+        </w:rPr>
+        <w:t>凸性冲击是最强的支持证据</w:t>
+      </w:r>
+      <w:r>
+        <w:rPr>
+          <w:rFonts w:ascii="Times New Roman" w:hAnsi="Times New Roman" w:eastAsia="宋体"/>
+          <w:b w:val="0"/>
+          <w:sz w:val="24"/>
+        </w:rPr>
+        <w:t>：真实成本结构不是线性的，换手越大惩罚越重；在线性成本下 C 组只是“用收益换回撤”，而在凸性冲击下 C 组的卡玛（0.88）几乎是 A、B 的两倍——低换手规则的价值被线性假设系统性低估了。其三，</w:t>
+      </w:r>
+      <w:r>
+        <w:rPr>
+          <w:rFonts w:ascii="Times New Roman" w:hAnsi="Times New Roman" w:eastAsia="宋体"/>
+          <w:b/>
+          <w:sz w:val="24"/>
+        </w:rPr>
+        <w:t>两项自我否定的结果如实保留</w:t>
+      </w:r>
+      <w:r>
+        <w:rPr>
+          <w:rFonts w:ascii="Times New Roman" w:hAnsi="Times New Roman" w:eastAsia="宋体"/>
+          <w:b w:val="0"/>
+          <w:sz w:val="24"/>
+        </w:rPr>
+        <w:t>：滚动重估（14.6% vs 静态 18.6%）与触线清仓（14.8% vs 减半 18.6%）都不占优，说明“更复杂的估计/更激进的干预”并不自动更好。其四，</w:t>
+      </w:r>
+      <w:r>
+        <w:rPr>
+          <w:rFonts w:ascii="Times New Roman" w:hAnsi="Times New Roman" w:eastAsia="宋体"/>
+          <w:b/>
+          <w:sz w:val="24"/>
+        </w:rPr>
+        <w:t>真实信号替换验证了框架的外推性</w:t>
+      </w:r>
+      <w:r>
+        <w:rPr>
+          <w:rFonts w:ascii="Times New Roman" w:hAnsi="Times New Roman" w:eastAsia="宋体"/>
+          <w:b w:val="0"/>
+          <w:sz w:val="24"/>
+        </w:rPr>
+        <w:t>：换成命中率仅 48.7% 的 20 日动量信号后，A 组靠市场 beta 取得 40.0% 但回撤 -13.5%，C 组虽只 26.7% 却把回撤压到 -8.8%、卡玛 1.78 反超——风险预算的价值不依赖模拟信号的特殊性。</w:t>
+      </w:r>
+    </w:p>
+    <w:p>
+      <w:pPr>
         <w:spacing w:before="320" w:after="160" w:line="360" w:lineRule="auto"/>
       </w:pPr>
       <w:r>
@@ -6161,7 +6864,7 @@
           <w:b w:val="0"/>
           <w:sz w:val="24"/>
         </w:rPr>
-        <w:t>：满仓等权日均换手 0.70，年化成本拖累 8.8 个百分点，样本外上行段换手升至 0.91、拖累约 11.4%；成本扫描进一步显示策略排序是成本的函数——10bp 时低换手的 C 组夏普反超 A、B 组。</w:t>
+        <w:t>：满仓等权日均换手 0.70，年化成本拖累 8.8 个百分点，样本外上行段换手升至 0.91、拖累约 11.4%；成本扫描还显示策略排序是成本的函数——10bp 时低换手的 C 组夏普反超 A、B 组。</w:t>
       </w:r>
     </w:p>
     <w:p>
@@ -6225,6 +6928,27 @@
           <w:sz w:val="24"/>
         </w:rPr>
         <w:t>：多策略对照 + 样本外检验 + 反事实分析 + 可解释归因 + 复现能力的五项可验证证据，使“AI 在决策链条中发挥了什么作用”变得可验证、可复核、可追溯。</w:t>
+      </w:r>
+    </w:p>
+    <w:p>
+      <w:pPr>
+        <w:spacing w:after="0" w:line="360" w:lineRule="auto"/>
+      </w:pPr>
+      <w:r>
+        <w:rPr>
+          <w:rFonts w:ascii="Times New Roman" w:hAnsi="Times New Roman" w:eastAsia="宋体"/>
+          <w:b/>
+          <w:sz w:val="24"/>
+        </w:rPr>
+        <w:t>稳健性与外推性</w:t>
+      </w:r>
+      <w:r>
+        <w:rPr>
+          <w:rFonts w:ascii="Times New Roman" w:hAnsi="Times New Roman" w:eastAsia="宋体"/>
+          <w:b w:val="0"/>
+          <w:sz w:val="24"/>
+        </w:rPr>
+        <w:t>：块状自助法显示组间收益差异不显著、但回撤优势稳健；凸性冲击下低换手规则优势扩大（卡玛 0.88 vs 0.47/0.42）；真实动量信号替换后框架依然成立（C 组回撤 -8.8% vs A 组 -13.5%）；滚动重估与清仓干预两项自我否定结果一并报告。</w:t>
       </w:r>
     </w:p>
     <w:p>
@@ -6294,7 +7018,55 @@
           <w:b w:val="0"/>
           <w:sz w:val="24"/>
         </w:rPr>
-        <w:t>仿真以“5bp 佣金 + 2bp 滑点”的 7bp 情景做了滑点敏感性（结论不变），但未建模非线性冲击成本、流动性枯竭与涨跌停摩擦，结论不能直接外推至实盘执行环节；样本期为含一段蓝筹上行的单一市场段，区间结构会影响样本外对比的具体数值；信号为透明模拟而非真实大模型输出——这是受控归因的设计前提，真实信号的接入列为开放挑战；凯利分数对收益率均值估计高度敏感，1/4 缩放是保守化处理而非最优解，滚动再估计与多周期验证列为扩展方向。明示边界本身是数据诚实素养的一部分。</w:t>
+        <w:t>经本轮五项检验后，仍需如实保留三条边界。其一，</w:t>
+      </w:r>
+      <w:r>
+        <w:rPr>
+          <w:rFonts w:ascii="Times New Roman" w:hAnsi="Times New Roman" w:eastAsia="宋体"/>
+          <w:b/>
+          <w:sz w:val="24"/>
+        </w:rPr>
+        <w:t>真实大模型信号尚未接入</w:t>
+      </w:r>
+      <w:r>
+        <w:rPr>
+          <w:rFonts w:ascii="Times New Roman" w:hAnsi="Times New Roman" w:eastAsia="宋体"/>
+          <w:b w:val="0"/>
+          <w:sz w:val="24"/>
+        </w:rPr>
+        <w:t>：本报告以 20 日动量信号做了替换检验（第 5.5 节），证明框架不依赖模拟信号，但“某个具体大模型输出”的实证仍是开放任务。其二，</w:t>
+      </w:r>
+      <w:r>
+        <w:rPr>
+          <w:rFonts w:ascii="Times New Roman" w:hAnsi="Times New Roman" w:eastAsia="宋体"/>
+          <w:b/>
+          <w:sz w:val="24"/>
+        </w:rPr>
+        <w:t>样本为 28 只当前成分股、410 个交易日、含一段蓝筹上行</w:t>
+      </w:r>
+      <w:r>
+        <w:rPr>
+          <w:rFonts w:ascii="Times New Roman" w:hAnsi="Times New Roman" w:eastAsia="宋体"/>
+          <w:b w:val="0"/>
+          <w:sz w:val="24"/>
+        </w:rPr>
+        <w:t>：已用三等分子区间检验排序稳定性（收益排序三段一致），但成分选择偏差与更长的牛熊周期覆盖仍未解决。其三，</w:t>
+      </w:r>
+      <w:r>
+        <w:rPr>
+          <w:rFonts w:ascii="Times New Roman" w:hAnsi="Times New Roman" w:eastAsia="宋体"/>
+          <w:b/>
+          <w:sz w:val="24"/>
+        </w:rPr>
+        <w:t>极端流动性枯竭与涨跌停摩擦未建模</w:t>
+      </w:r>
+      <w:r>
+        <w:rPr>
+          <w:rFonts w:ascii="Times New Roman" w:hAnsi="Times New Roman" w:eastAsia="宋体"/>
+          <w:b w:val="0"/>
+          <w:sz w:val="24"/>
+        </w:rPr>
+        <w:t>：已用 7bp 含滑点情景与凸性冲击情景逼近真实摩擦，但流动性瞬间消失的情形不在模型内。此外，自助法显示组间收益差异在统计上不显著，凡引用具体差值处，均应理解为点估计而非可重复的收益预测。</w:t>
       </w:r>
     </w:p>
     <w:p>
@@ -6465,7 +7237,7 @@
           <w:b w:val="0"/>
           <w:sz w:val="24"/>
         </w:rPr>
-        <w:t>本报告全部数据与结果可一键复现，链条分三部分：其一，行情（真实公开数据）——调用腾讯财经公开行情接口下载 28 只沪深大盘蓝筹 2024-01-02 至 2025-10-28 共 410 个交易日的前复权日线收盘价（prices.csv，11480 行）；其二，信号（透明模拟实验条件）——以固定随机种子 20261029 注入买/卖信号与置信度（signals.csv，6910 条），信号生成规则完全公开，复跑结果逐字节一致；其三，实验（notebook 与 run_all.py）——全部回测、样本外检验、敏感性分析、反事实分析、成本扫描与再校准闭环由所附代码执行，文中每个表格与图形均由代码真实运行生成，无手工录入数字。随机种子、参数与硬约束在全文明示；对照组、样本外区间、反事实情形在实验设计表中预先声明，不存在事后挑选结果。</w:t>
+        <w:t>复现链条三步走。行情：调腾讯财经公开接口下载 28 只沪深蓝筹 410 个交易日的前复权收盘价（prices.csv，11480 行），任何人可重新下载核验。信号：gen_signals.py 以种子 20261029 注入 6910 条买/卖信号（signals.csv），生成规则完全公开，复跑逐字节一致。实验：notebook 与 run_all.py 跑完回测、样本外、敏感性、反事实、成本扫描与再校准——文中每个表格和图都出自代码运行，没有手工填数。随机种子、参数与硬约束在全文明示；对照组、样本外区间、反事实情形在实验设计表中预先声明，不存在事后挑选结果。</w:t>
       </w:r>
     </w:p>
     <w:p>

--- a/teaching_doc/案例报告.docx
+++ b/teaching_doc/案例报告.docx
@@ -398,7 +398,7 @@
           <w:b w:val="0"/>
           <w:sz w:val="24"/>
         </w:rPr>
-        <w:t>心理学研究早已证明人类与模型均存在系统性过度自信（Moore &amp; Healy, 2008）；概率预报的诊断性检验提供了“置信度—频率”对齐的标准方法（Murphy &amp; Winkler, 1992）。本文把故意保留校准误差的置信度作为诊断素材，将可靠度曲线（分桶命中率）引入投资决策教学，并进一步以“样本内再校准 → 样本外验证”的闭环量化校准工程能修复什么、不能修复什么。</w:t>
+        <w:t>心理学研究早已证明人类与模型均存在系统性过度自信（Moore &amp; Healy, 2008）；概率预报的诊断性检验提供了“置信度—频率”对齐的标准方法（Murphy &amp; Winkler, 1992）。本文把故意保留校准误差的置信度作为诊断素材，将可靠度曲线（分桶命中率）引入投资决策教学，并在此之上以“样本内再校准 → 样本外验证”的闭环量化校准工程能修复什么、不能修复什么。</w:t>
       </w:r>
     </w:p>
     <w:p>
@@ -508,7 +508,7 @@
           <w:b w:val="0"/>
           <w:sz w:val="24"/>
         </w:rPr>
-        <w:t>全部规则在统一约束下运行：单边交易成本 5bp、单一标的上限 20%、组合总仓位上限 100% 为硬约束（违反即方案无效）；</w:t>
+        <w:t>全部规则在统一约束下运行：单边交易成本 5bp、单一标的上限 20%、组合总仓位上限 100% 为硬约束（违反即方案无效）；回撤触线 -6% 为软干预线——触及即仓位减半，降低回撤概率但不保证回撤不突破（本案例 C 组最大回撤 -9.3% 即为明证，4.10 节将随后拆解）。人工仅设这些约束，不介入逐笔买卖判断。变量控制由五层构成：信号冻结（6910 条由固定种子一次生成，全实验共享）、约束统一（四条硬约束对三组一致）、样本划分预登记（前 70% 样本内估计、后 30% 样本外检验）、参数来源限定（凯利分数与干预参数只用样本内估计）、反事实对照（同一规则在干预有无两种情形下分别运行）。</w:t>
       </w:r>
       <w:r>
         <w:rPr>
@@ -516,7 +516,6 @@
           <w:b/>
           <w:sz w:val="24"/>
         </w:rPr>
-        <w:t>回撤触线 -6% 为软干预线</w:t>
       </w:r>
       <w:r>
         <w:rPr>
@@ -524,7 +523,6 @@
           <w:b w:val="0"/>
           <w:sz w:val="24"/>
         </w:rPr>
-        <w:t>——触及即仓位减半，降低回撤概率但不保证回撤不突破（本案例 C 组最大回撤 -9.3% 即为明证，4.10 节将进一步拆解）。</w:t>
       </w:r>
       <w:r>
         <w:rPr>
@@ -532,7 +530,6 @@
           <w:b/>
           <w:sz w:val="24"/>
         </w:rPr>
-        <w:t>人工仅设这些约束</w:t>
       </w:r>
       <w:r>
         <w:rPr>
@@ -540,7 +537,6 @@
           <w:b w:val="0"/>
           <w:sz w:val="24"/>
         </w:rPr>
-        <w:t>，不介入逐笔买卖判断。变量控制由五层构成：信号冻结（6910 条由固定种子一次生成，全实验共享）、约束统一（四条硬约束对三组一致）、样本划分预登记（前 70% 样本内估计、后 30% 样本外检验）、参数来源限定（凯利分数与干预参数只用样本内估计）、反事实对照（同一规则在干预有无两种情形下分别运行）。</w:t>
       </w:r>
     </w:p>
     <w:p>
@@ -3757,7 +3753,7 @@
           <w:b w:val="0"/>
           <w:sz w:val="24"/>
         </w:rPr>
-        <w:t>三点发现：其一，策略排序不是常数，而是成本的函数——零成本下 B 组（58.8%，夏普 1.21）反超 A 组（56.3%，1.16），说明置信度分档并非毫无信息，高置信桶信号确有微弱毛利；但 5bp 时这份毛利恰被 B 组更高的换手成本（9.2% 对 8.8%）吃平；</w:t>
+        <w:t>这三组数字放在一起看，有一个此前被忽略的事实：策略排序不是常数，而是成本的函数——零成本下 B 组（58.8%，夏普 1.21）反超 A 组（56.3%，1.16），说明置信度分档并非毫无信息，高置信桶信号确有微弱毛利；但 5bp 时这份毛利恰被 B 组更高的换手成本（9.2% 对 8.8%）吃平；单边成本升至 10bp 时 C 组夏普（0.32）反超 A、B 组（0.19、0.15），排序反转。更值得注意的是，成本每翻一倍，A、B 组夏普近乎腰斩，C 组只温和下降——低换手规则对成本参数的敏感度显著更低，仓位规则的选择本质上是换手率预算的选择。此外，评估任何“AI 信号 → 仓位”方案，必须报告结论对成本参数的稳健性。0 与 10bp 是机制实验的极端情形，不代表现实报价；7bp 行为“5bp 佣金 + 2bp 滑点冲击”的合成情景——加入滑点后 C 组夏普（0.45）追平 B 组，而最大回撤（-8.7%）比 A、B 组（均 -13.0%）浅 4.3 个百分点，低换手规则的优势被放大而非削弱。</w:t>
       </w:r>
       <w:r>
         <w:rPr>
@@ -3765,7 +3761,6 @@
           <w:b/>
           <w:sz w:val="24"/>
         </w:rPr>
-        <w:t>单边成本升至 10bp 时 C 组夏普（0.32）反超 A、B 组（0.19、0.15），排序反转</w:t>
       </w:r>
       <w:r>
         <w:rPr>
@@ -3773,7 +3768,6 @@
           <w:b w:val="0"/>
           <w:sz w:val="24"/>
         </w:rPr>
-        <w:t>。其二，成本每翻一倍，A、B 组夏普近乎腰斩，C 组只温和下降——低换手规则对成本参数的敏感度显著更低，仓位规则的选择本质上是换手率预算的选择。其三，评估任何“AI 信号 → 仓位”方案，必须报告结论对成本参数的稳健性。0 与 10bp 是机制实验的极端情形，不代表现实报价；7bp 行为“5bp 佣金 + 2bp 滑点冲击”的合成情景——加入滑点后 C 组夏普（0.45）追平 B 组，而最大回撤（-8.7%）比 A、B 组（均 -13.0%）浅 4.3 个百分点，低换手规则的优势被放大而非削弱。</w:t>
       </w:r>
     </w:p>
     <w:p>
@@ -4991,7 +4985,7 @@
           <w:b w:val="0"/>
           <w:sz w:val="24"/>
         </w:rPr>
-        <w:t>三点结论。其一，</w:t>
+        <w:t>三点结论。校准在工程上完全可行：再校准把样本外平均校准误差（各桶命中率与所报置信度之差的绝对值均值）从 0.221 压到 0.089——“说 0.9”被修正为“该档历史命中 0.53”，模型输出的“说”与“做”重新对齐，任何大模型供应商都应内建这一步。但校准有它的天花板——它修复不了区分度：再校准是保序替换，只修标签、不改排序，桶间命中率依旧无单调结构，且样本外约 85% 的信号落入同一桶（[0.50,0.55)）——置信度仍不构成仓位依据。一句话：再校准能修复“模型说的”，修复不了“模型知的”——置信度能否驱动仓位，取决于桶间真实区分度，而非校准技巧。第三，分布漂移是真实存在的：样本外置信度均值由 0.876 降至 0.860，12.7% 的样本外信号跌破样本内十分位（P10 = 0.63）——AI 系统上线后置信度分布本身会漂移，校准必须定期重做，这为“可解释归因 + 持续监控”提供了又一实证。</w:t>
       </w:r>
       <w:r>
         <w:rPr>
@@ -4999,7 +4993,6 @@
           <w:b/>
           <w:sz w:val="24"/>
         </w:rPr>
-        <w:t>校准在工程上完全可行</w:t>
       </w:r>
       <w:r>
         <w:rPr>
@@ -5007,7 +5000,6 @@
           <w:b w:val="0"/>
           <w:sz w:val="24"/>
         </w:rPr>
-        <w:t>：再校准把样本外平均校准误差（各桶命中率与所报置信度之差的绝对值均值）从 0.221 压到 0.089——“说 0.9”被修正为“该档历史命中 0.53”，模型输出的“说”与“做”重新对齐，任何大模型供应商都应内建这一步。其二，</w:t>
       </w:r>
       <w:r>
         <w:rPr>
@@ -5015,7 +5007,6 @@
           <w:b/>
           <w:sz w:val="24"/>
         </w:rPr>
-        <w:t>校准修复不了区分度</w:t>
       </w:r>
       <w:r>
         <w:rPr>
@@ -5023,7 +5014,6 @@
           <w:b w:val="0"/>
           <w:sz w:val="24"/>
         </w:rPr>
-        <w:t>：再校准是保序替换，只修标签、不改排序，桶间命中率依旧无单调结构，且样本外约 85% 的信号落入同一桶（[0.50,0.55)）——置信度仍不构成仓位依据。一句话：</w:t>
       </w:r>
       <w:r>
         <w:rPr>
@@ -5031,7 +5021,6 @@
           <w:b/>
           <w:sz w:val="24"/>
         </w:rPr>
-        <w:t>再校准能修复“模型说的”，修复不了“模型知的”——置信度能否驱动仓位，取决于桶间真实区分度，而非校准技巧。</w:t>
       </w:r>
       <w:r>
         <w:rPr>
@@ -5039,7 +5028,6 @@
           <w:b w:val="0"/>
           <w:sz w:val="24"/>
         </w:rPr>
-        <w:t>其三，</w:t>
       </w:r>
       <w:r>
         <w:rPr>
@@ -5047,7 +5035,6 @@
           <w:b/>
           <w:sz w:val="24"/>
         </w:rPr>
-        <w:t>分布漂移真实存在</w:t>
       </w:r>
       <w:r>
         <w:rPr>
@@ -5055,7 +5042,6 @@
           <w:b w:val="0"/>
           <w:sz w:val="24"/>
         </w:rPr>
-        <w:t>：样本外置信度均值由 0.876 降至 0.860，12.7% 的样本外信号跌破样本内十分位（P10 = 0.63）——AI 系统上线后置信度分布本身会漂移，校准必须定期重做，这为“可解释归因 + 持续监控”提供了又一实证。</w:t>
       </w:r>
     </w:p>
     <w:p>
@@ -6015,7 +6001,7 @@
           <w:b w:val="0"/>
           <w:sz w:val="24"/>
         </w:rPr>
-        <w:t>三点发现。其一，</w:t>
+        <w:t>三点发现。最先注意到的是，平均敞口是第一杠杆：A 组敞口 77.7%，C′ 组仅 48.5%，敞口降约三成，回撤从 -12.4% 收窄至 -9.3%，累计收益几乎不变（23.2% vs 22.7%）——所谓“风险预算”，首先就是“少拿仓位”本身。更意外的是，敞口匹配后凯利集中持仓并不优于静态等权：同样约 43.8% 敞口，静态基准 S 的最大回撤 -7.3%（比 C 浅 2.0 个百分点）、卡玛 1.46（高于 C 的 1.19）、夏普 0.74（高于 0.55）——C 组相对 S 并无优势，其优势全部来自仓位更轻。第三，触线减半在轻仓位下几乎不产生作用：C 与 C′ 的最大回撤同为 -9.3%，而 C 的累计收益少 4.1 个百分点——-6% 触线对 1/4 凯利规模过松。</w:t>
       </w:r>
       <w:r>
         <w:rPr>
@@ -6023,7 +6009,6 @@
           <w:b/>
           <w:sz w:val="24"/>
         </w:rPr>
-        <w:t>平均敞口是第一杠杆</w:t>
       </w:r>
       <w:r>
         <w:rPr>
@@ -6031,7 +6016,6 @@
           <w:b w:val="0"/>
           <w:sz w:val="24"/>
         </w:rPr>
-        <w:t>：A 组敞口 77.7%，C′ 组仅 48.5%，敞口降约三成，回撤从 -12.4% 收窄至 -9.3%，累计收益几乎不变（23.2% vs 22.7%）——所谓“风险预算”，首先就是“少拿仓位”本身。其二，</w:t>
       </w:r>
       <w:r>
         <w:rPr>
@@ -6039,7 +6023,6 @@
           <w:b/>
           <w:sz w:val="24"/>
         </w:rPr>
-        <w:t>敞口匹配后凯利集中持仓并不优于静态等权</w:t>
       </w:r>
       <w:r>
         <w:rPr>
@@ -6047,7 +6030,6 @@
           <w:b w:val="0"/>
           <w:sz w:val="24"/>
         </w:rPr>
-        <w:t>：同样约 43.8% 敞口，静态基准 S 的最大回撤 -7.3%（比 C 浅 2.0 个百分点）、卡玛 1.46（高于 C 的 1.19）、夏普 0.74（高于 0.55）——C 组相对 S 并无优势，其优势全部来自仓位更轻。其三，</w:t>
       </w:r>
       <w:r>
         <w:rPr>
@@ -6055,7 +6037,6 @@
           <w:b/>
           <w:sz w:val="24"/>
         </w:rPr>
-        <w:t>触线减半在轻仓位下几乎不产生作用</w:t>
       </w:r>
       <w:r>
         <w:rPr>
@@ -6063,7 +6044,6 @@
           <w:b w:val="0"/>
           <w:sz w:val="24"/>
         </w:rPr>
-        <w:t>：C 与 C′ 的最大回撤同为 -9.3%，而 C 的累计收益少 4.1 个百分点——-6% 触线对 1/4 凯利规模过松。</w:t>
       </w:r>
     </w:p>
     <w:p>
@@ -6732,7 +6712,7 @@
           <w:b w:val="0"/>
           <w:sz w:val="24"/>
         </w:rPr>
-        <w:t>四点解读。其一，</w:t>
+        <w:t>四点解读。一组关键结果：必须先看自助法：410 个交易日、单一路径的信息量决定了累计收益的置信区间很宽，三组之间的点估计差异并不显著——因此我们把排序当作机制证据，而不把 23.2% 与 18.6% 的差值当作可重复的收益预测。但回撤的置信区间上 C 组明显更优，“低换手规则系统性降低尾部风险”这一结论相对稳健。凸性冲击的结果更有说服力——真实成本结构不是线性的，换手越大惩罚越重；在线性成本下 C 组只是“用收益换回撤”，而在凸性冲击下 C 组的卡玛（0.88）几乎是 A、B 的两倍——低换手规则的价值被线性假设系统性低估了。同时，有两项结果对我们不利，如实保留——滚动重估（14.6% vs 静态 18.6%）与触线清仓（14.8% vs 减半 18.6%）都不占优，说明“更复杂的估计/更激进的干预”并不自动更好。最后，真实信号替换验证了框架的外推性——换成命中率仅 48.7% 的 20 日动量信号后，A 组靠市场 beta 取得 40.0% 但回撤 -13.5%，C 组虽只 26.7% 却把回撤压到 -8.8%、卡玛 1.78 反超——风险预算的价值不依赖模拟信号的特殊性。</w:t>
       </w:r>
       <w:r>
         <w:rPr>
@@ -6740,7 +6720,6 @@
           <w:b/>
           <w:sz w:val="24"/>
         </w:rPr>
-        <w:t>必须先看自助法</w:t>
       </w:r>
       <w:r>
         <w:rPr>
@@ -6748,55 +6727,6 @@
           <w:b w:val="0"/>
           <w:sz w:val="24"/>
         </w:rPr>
-        <w:t>：410 个交易日、单一路径的信息量决定了累计收益的置信区间很宽，三组之间的点估计差异并不显著——因此本报告把排序当作机制证据，而不把 23.2% 与 18.6% 的差值当作可重复的收益预测。但回撤的置信区间上 C 组明显更优，“低换手规则系统性降低尾部风险”这一结论相对稳健。其二，</w:t>
-      </w:r>
-      <w:r>
-        <w:rPr>
-          <w:rFonts w:ascii="Times New Roman" w:hAnsi="Times New Roman" w:eastAsia="宋体"/>
-          <w:b/>
-          <w:sz w:val="24"/>
-        </w:rPr>
-        <w:t>凸性冲击是最强的支持证据</w:t>
-      </w:r>
-      <w:r>
-        <w:rPr>
-          <w:rFonts w:ascii="Times New Roman" w:hAnsi="Times New Roman" w:eastAsia="宋体"/>
-          <w:b w:val="0"/>
-          <w:sz w:val="24"/>
-        </w:rPr>
-        <w:t>：真实成本结构不是线性的，换手越大惩罚越重；在线性成本下 C 组只是“用收益换回撤”，而在凸性冲击下 C 组的卡玛（0.88）几乎是 A、B 的两倍——低换手规则的价值被线性假设系统性低估了。其三，</w:t>
-      </w:r>
-      <w:r>
-        <w:rPr>
-          <w:rFonts w:ascii="Times New Roman" w:hAnsi="Times New Roman" w:eastAsia="宋体"/>
-          <w:b/>
-          <w:sz w:val="24"/>
-        </w:rPr>
-        <w:t>两项自我否定的结果如实保留</w:t>
-      </w:r>
-      <w:r>
-        <w:rPr>
-          <w:rFonts w:ascii="Times New Roman" w:hAnsi="Times New Roman" w:eastAsia="宋体"/>
-          <w:b w:val="0"/>
-          <w:sz w:val="24"/>
-        </w:rPr>
-        <w:t>：滚动重估（14.6% vs 静态 18.6%）与触线清仓（14.8% vs 减半 18.6%）都不占优，说明“更复杂的估计/更激进的干预”并不自动更好。其四，</w:t>
-      </w:r>
-      <w:r>
-        <w:rPr>
-          <w:rFonts w:ascii="Times New Roman" w:hAnsi="Times New Roman" w:eastAsia="宋体"/>
-          <w:b/>
-          <w:sz w:val="24"/>
-        </w:rPr>
-        <w:t>真实信号替换验证了框架的外推性</w:t>
-      </w:r>
-      <w:r>
-        <w:rPr>
-          <w:rFonts w:ascii="Times New Roman" w:hAnsi="Times New Roman" w:eastAsia="宋体"/>
-          <w:b w:val="0"/>
-          <w:sz w:val="24"/>
-        </w:rPr>
-        <w:t>：换成命中率仅 48.7% 的 20 日动量信号后，A 组靠市场 beta 取得 40.0% 但回撤 -13.5%，C 组虽只 26.7% 却把回撤压到 -8.8%、卡玛 1.78 反超——风险预算的价值不依赖模拟信号的特殊性。</w:t>
       </w:r>
     </w:p>
     <w:p>
@@ -7018,7 +6948,7 @@
           <w:b w:val="0"/>
           <w:sz w:val="24"/>
         </w:rPr>
-        <w:t>经本轮五项检验后，仍需如实保留三条边界。其一，</w:t>
+        <w:t>经本轮五项检验后，仍需如实保留三条边界。从直接证据看，真实大模型信号尚未接入：本报告以 20 日动量信号做了替换检验（第 5.5 节），证明框架不依赖模拟信号，但“某个具体大模型输出”的实证仍是开放任务。样本为 28 只当前成分股、410 个交易日、含一段蓝筹上行：已用三等分子区间检验排序稳定性（收益排序三段一致），但成分选择偏差与更长的牛熊周期覆盖仍未解决。极端流动性枯竭与涨跌停摩擦未建模：已用 7bp 含滑点情景与凸性冲击情景逼近真实摩擦，但流动性瞬间消失的情形不在模型内。此外，自助法显示组间收益差异在统计上不显著，凡引用具体差值处，均应理解为点估计而非可重复的收益预测。</w:t>
       </w:r>
       <w:r>
         <w:rPr>
@@ -7026,7 +6956,6 @@
           <w:b/>
           <w:sz w:val="24"/>
         </w:rPr>
-        <w:t>真实大模型信号尚未接入</w:t>
       </w:r>
       <w:r>
         <w:rPr>
@@ -7034,7 +6963,6 @@
           <w:b w:val="0"/>
           <w:sz w:val="24"/>
         </w:rPr>
-        <w:t>：本报告以 20 日动量信号做了替换检验（第 5.5 节），证明框架不依赖模拟信号，但“某个具体大模型输出”的实证仍是开放任务。其二，</w:t>
       </w:r>
       <w:r>
         <w:rPr>
@@ -7042,7 +6970,6 @@
           <w:b/>
           <w:sz w:val="24"/>
         </w:rPr>
-        <w:t>样本为 28 只当前成分股、410 个交易日、含一段蓝筹上行</w:t>
       </w:r>
       <w:r>
         <w:rPr>
@@ -7050,7 +6977,6 @@
           <w:b w:val="0"/>
           <w:sz w:val="24"/>
         </w:rPr>
-        <w:t>：已用三等分子区间检验排序稳定性（收益排序三段一致），但成分选择偏差与更长的牛熊周期覆盖仍未解决。其三，</w:t>
       </w:r>
       <w:r>
         <w:rPr>
@@ -7058,7 +6984,6 @@
           <w:b/>
           <w:sz w:val="24"/>
         </w:rPr>
-        <w:t>极端流动性枯竭与涨跌停摩擦未建模</w:t>
       </w:r>
       <w:r>
         <w:rPr>
@@ -7066,7 +6991,6 @@
           <w:b w:val="0"/>
           <w:sz w:val="24"/>
         </w:rPr>
-        <w:t>：已用 7bp 含滑点情景与凸性冲击情景逼近真实摩擦，但流动性瞬间消失的情形不在模型内。此外，自助法显示组间收益差异在统计上不显著，凡引用具体差值处，均应理解为点估计而非可重复的收益预测。</w:t>
       </w:r>
     </w:p>
     <w:p>

--- a/teaching_doc/案例报告.docx
+++ b/teaching_doc/案例报告.docx
@@ -398,7 +398,7 @@
           <w:b w:val="0"/>
           <w:sz w:val="24"/>
         </w:rPr>
-        <w:t>心理学研究早已证明人类与模型均存在系统性过度自信（Moore &amp; Healy, 2008）；概率预报的诊断性检验提供了“置信度—频率”对齐的标准方法（Murphy &amp; Winkler, 1992）。本文把故意保留校准误差的置信度作为诊断素材，将可靠度曲线（分桶命中率）引入投资决策教学，并在此之上以“样本内再校准 → 样本外验证”的闭环量化校准工程能修复什么、不能修复什么。</w:t>
+        <w:t>心理学研究早已证明人类与模型均存在系统性过度自信（Moore &amp; Healy, 2008）；概率预报的诊断性检验提供了“置信度—频率”对齐的标准方法（Murphy &amp; Winkler, 1992）。本文把故意保留校准误差的置信度作为诊断素材，将可靠度曲线（分桶命中率）引入投资决策教学，并进一步以“样本内再校准 → 样本外验证”的闭环量化校准工程能修复什么、不能修复什么。</w:t>
       </w:r>
     </w:p>
     <w:p>
@@ -508,7 +508,7 @@
           <w:b w:val="0"/>
           <w:sz w:val="24"/>
         </w:rPr>
-        <w:t>全部规则在统一约束下运行：单边交易成本 5bp、单一标的上限 20%、组合总仓位上限 100% 为硬约束（违反即方案无效）；回撤触线 -6% 为软干预线——触及即仓位减半，降低回撤概率但不保证回撤不突破（本案例 C 组最大回撤 -9.3% 即为明证，4.10 节将随后拆解）。人工仅设这些约束，不介入逐笔买卖判断。变量控制由五层构成：信号冻结（6910 条由固定种子一次生成，全实验共享）、约束统一（四条硬约束对三组一致）、样本划分预登记（前 70% 样本内估计、后 30% 样本外检验）、参数来源限定（凯利分数与干预参数只用样本内估计）、反事实对照（同一规则在干预有无两种情形下分别运行）。</w:t>
+        <w:t>全部规则在统一约束下运行：单边交易成本 5bp、单一标的上限 20%、组合总仓位上限 100% 为硬约束（违反即方案无效）；</w:t>
       </w:r>
       <w:r>
         <w:rPr>
@@ -516,6 +516,7 @@
           <w:b/>
           <w:sz w:val="24"/>
         </w:rPr>
+        <w:t>回撤触线 -6% 为软干预线</w:t>
       </w:r>
       <w:r>
         <w:rPr>
@@ -523,6 +524,7 @@
           <w:b w:val="0"/>
           <w:sz w:val="24"/>
         </w:rPr>
+        <w:t>——触及即仓位减半，降低回撤概率但不保证回撤不突破（本案例 C 组最大回撤 -9.3% 即为明证，4.10 节将进一步拆解）。</w:t>
       </w:r>
       <w:r>
         <w:rPr>
@@ -530,6 +532,7 @@
           <w:b/>
           <w:sz w:val="24"/>
         </w:rPr>
+        <w:t>人工仅设这些约束</w:t>
       </w:r>
       <w:r>
         <w:rPr>
@@ -537,6 +540,7 @@
           <w:b w:val="0"/>
           <w:sz w:val="24"/>
         </w:rPr>
+        <w:t>，不介入逐笔买卖判断。变量控制由五层构成：信号冻结（6910 条由固定种子一次生成，全实验共享）、约束统一（四条硬约束对三组一致）、样本划分预登记（前 70% 样本内估计、后 30% 样本外检验）、参数来源限定（凯利分数与干预参数只用样本内估计）、反事实对照（同一规则在干预有无两种情形下分别运行）。</w:t>
       </w:r>
     </w:p>
     <w:p>
@@ -3753,7 +3757,7 @@
           <w:b w:val="0"/>
           <w:sz w:val="24"/>
         </w:rPr>
-        <w:t>这三组数字放在一起看，有一个此前被忽略的事实：策略排序不是常数，而是成本的函数——零成本下 B 组（58.8%，夏普 1.21）反超 A 组（56.3%，1.16），说明置信度分档并非毫无信息，高置信桶信号确有微弱毛利；但 5bp 时这份毛利恰被 B 组更高的换手成本（9.2% 对 8.8%）吃平；单边成本升至 10bp 时 C 组夏普（0.32）反超 A、B 组（0.19、0.15），排序反转。更值得注意的是，成本每翻一倍，A、B 组夏普近乎腰斩，C 组只温和下降——低换手规则对成本参数的敏感度显著更低，仓位规则的选择本质上是换手率预算的选择。此外，评估任何“AI 信号 → 仓位”方案，必须报告结论对成本参数的稳健性。0 与 10bp 是机制实验的极端情形，不代表现实报价；7bp 行为“5bp 佣金 + 2bp 滑点冲击”的合成情景——加入滑点后 C 组夏普（0.45）追平 B 组，而最大回撤（-8.7%）比 A、B 组（均 -13.0%）浅 4.3 个百分点，低换手规则的优势被放大而非削弱。</w:t>
+        <w:t>这三组数字放在一起看，有一个此前被忽略的事实：策略排序不是常数，而是成本的函数——零成本下 B 组（58.8%，夏普 1.21）反超 A 组（56.3%，1.16），说明置信度分档并非毫无信息，高置信桶信号确有微弱毛利；但 5bp 时这份毛利恰被 B 组更高的换手成本（9.2% 对 8.8%）吃平；</w:t>
       </w:r>
       <w:r>
         <w:rPr>
@@ -3761,6 +3765,7 @@
           <w:b/>
           <w:sz w:val="24"/>
         </w:rPr>
+        <w:t>单边成本升至 10bp 时 C 组夏普（0.32）反超 A、B 组（0.19、0.15），排序反转</w:t>
       </w:r>
       <w:r>
         <w:rPr>
@@ -3768,6 +3773,7 @@
           <w:b w:val="0"/>
           <w:sz w:val="24"/>
         </w:rPr>
+        <w:t>。其二，成本每翻一倍，A、B 组夏普近乎腰斩，C 组只温和下降——低换手规则对成本参数的敏感度显著更低，仓位规则的选择本质上是换手率预算的选择。其三，评估任何“AI 信号 → 仓位”方案，必须报告结论对成本参数的稳健性。0 与 10bp 是机制实验的极端情形，不代表现实报价；7bp 行为“5bp 佣金 + 2bp 滑点冲击”的合成情景——加入滑点后 C 组夏普（0.45）追平 B 组，而最大回撤（-8.7%）比 A、B 组（均 -13.0%）浅 4.3 个百分点，低换手规则的优势被放大而非削弱。</w:t>
       </w:r>
     </w:p>
     <w:p>
@@ -4985,7 +4991,7 @@
           <w:b w:val="0"/>
           <w:sz w:val="24"/>
         </w:rPr>
-        <w:t>三点结论。校准在工程上完全可行：再校准把样本外平均校准误差（各桶命中率与所报置信度之差的绝对值均值）从 0.221 压到 0.089——“说 0.9”被修正为“该档历史命中 0.53”，模型输出的“说”与“做”重新对齐，任何大模型供应商都应内建这一步。但校准有它的天花板——它修复不了区分度：再校准是保序替换，只修标签、不改排序，桶间命中率依旧无单调结构，且样本外约 85% 的信号落入同一桶（[0.50,0.55)）——置信度仍不构成仓位依据。一句话：再校准能修复“模型说的”，修复不了“模型知的”——置信度能否驱动仓位，取决于桶间真实区分度，而非校准技巧。第三，分布漂移是真实存在的：样本外置信度均值由 0.876 降至 0.860，12.7% 的样本外信号跌破样本内十分位（P10 = 0.63）——AI 系统上线后置信度分布本身会漂移，校准必须定期重做，这为“可解释归因 + 持续监控”提供了又一实证。</w:t>
+        <w:t>三点结论。其一，</w:t>
       </w:r>
       <w:r>
         <w:rPr>
@@ -4993,6 +4999,7 @@
           <w:b/>
           <w:sz w:val="24"/>
         </w:rPr>
+        <w:t>校准在工程上完全可行</w:t>
       </w:r>
       <w:r>
         <w:rPr>
@@ -5000,6 +5007,7 @@
           <w:b w:val="0"/>
           <w:sz w:val="24"/>
         </w:rPr>
+        <w:t>：再校准把样本外平均校准误差（各桶命中率与所报置信度之差的绝对值均值）从 0.221 压到 0.089——“说 0.9”被修正为“该档历史命中 0.53”，模型输出的“说”与“做”重新对齐，任何大模型供应商都应内建这一步。但校准有它的天花板——</w:t>
       </w:r>
       <w:r>
         <w:rPr>
@@ -5007,6 +5015,7 @@
           <w:b/>
           <w:sz w:val="24"/>
         </w:rPr>
+        <w:t>它修复不了区分度</w:t>
       </w:r>
       <w:r>
         <w:rPr>
@@ -5014,6 +5023,7 @@
           <w:b w:val="0"/>
           <w:sz w:val="24"/>
         </w:rPr>
+        <w:t>：再校准是保序替换，只修标签、不改排序，桶间命中率依旧无单调结构，且样本外约 85% 的信号落入同一桶（[0.50,0.55)）——置信度仍不构成仓位依据。一句话：</w:t>
       </w:r>
       <w:r>
         <w:rPr>
@@ -5021,6 +5031,7 @@
           <w:b/>
           <w:sz w:val="24"/>
         </w:rPr>
+        <w:t>再校准能修复“模型说的”，修复不了“模型知的”——置信度能否驱动仓位，取决于桶间真实区分度，而非校准技巧。</w:t>
       </w:r>
       <w:r>
         <w:rPr>
@@ -5028,6 +5039,7 @@
           <w:b w:val="0"/>
           <w:sz w:val="24"/>
         </w:rPr>
+        <w:t>第三，</w:t>
       </w:r>
       <w:r>
         <w:rPr>
@@ -5035,6 +5047,7 @@
           <w:b/>
           <w:sz w:val="24"/>
         </w:rPr>
+        <w:t>分布漂移是真实存在的</w:t>
       </w:r>
       <w:r>
         <w:rPr>
@@ -5042,6 +5055,7 @@
           <w:b w:val="0"/>
           <w:sz w:val="24"/>
         </w:rPr>
+        <w:t>：样本外置信度均值由 0.876 降至 0.860，12.7% 的样本外信号跌破样本内十分位（P10 = 0.63）——AI 系统上线后置信度分布本身会漂移，校准必须定期重做，这为“可解释归因 + 持续监控”提供了又一实证。</w:t>
       </w:r>
     </w:p>
     <w:p>
@@ -6001,7 +6015,7 @@
           <w:b w:val="0"/>
           <w:sz w:val="24"/>
         </w:rPr>
-        <w:t>三点发现。最先注意到的是，平均敞口是第一杠杆：A 组敞口 77.7%，C′ 组仅 48.5%，敞口降约三成，回撤从 -12.4% 收窄至 -9.3%，累计收益几乎不变（23.2% vs 22.7%）——所谓“风险预算”，首先就是“少拿仓位”本身。更意外的是，敞口匹配后凯利集中持仓并不优于静态等权：同样约 43.8% 敞口，静态基准 S 的最大回撤 -7.3%（比 C 浅 2.0 个百分点）、卡玛 1.46（高于 C 的 1.19）、夏普 0.74（高于 0.55）——C 组相对 S 并无优势，其优势全部来自仓位更轻。第三，触线减半在轻仓位下几乎不产生作用：C 与 C′ 的最大回撤同为 -9.3%，而 C 的累计收益少 4.1 个百分点——-6% 触线对 1/4 凯利规模过松。</w:t>
+        <w:t>三点发现。其一，</w:t>
       </w:r>
       <w:r>
         <w:rPr>
@@ -6009,6 +6023,7 @@
           <w:b/>
           <w:sz w:val="24"/>
         </w:rPr>
+        <w:t>平均敞口是第一杠杆</w:t>
       </w:r>
       <w:r>
         <w:rPr>
@@ -6016,6 +6031,7 @@
           <w:b w:val="0"/>
           <w:sz w:val="24"/>
         </w:rPr>
+        <w:t>：A 组敞口 77.7%，C′ 组仅 48.5%，敞口降约三成，回撤从 -12.4% 收窄至 -9.3%，累计收益几乎不变（23.2% vs 22.7%）——所谓“风险预算”，首先就是“少拿仓位”本身。更意外的是，</w:t>
       </w:r>
       <w:r>
         <w:rPr>
@@ -6023,6 +6039,7 @@
           <w:b/>
           <w:sz w:val="24"/>
         </w:rPr>
+        <w:t>敞口匹配后凯利集中持仓并不优于静态等权</w:t>
       </w:r>
       <w:r>
         <w:rPr>
@@ -6030,6 +6047,7 @@
           <w:b w:val="0"/>
           <w:sz w:val="24"/>
         </w:rPr>
+        <w:t>：同样约 43.8% 敞口，静态基准 S 的最大回撤 -7.3%（比 C 浅 2.0 个百分点）、卡玛 1.46（高于 C 的 1.19）、夏普 0.74（高于 0.55）——C 组相对 S 并无优势，其优势全部来自仓位更轻。第三，</w:t>
       </w:r>
       <w:r>
         <w:rPr>
@@ -6037,6 +6055,7 @@
           <w:b/>
           <w:sz w:val="24"/>
         </w:rPr>
+        <w:t>触线减半在轻仓位下几乎不产生作用</w:t>
       </w:r>
       <w:r>
         <w:rPr>
@@ -6044,6 +6063,7 @@
           <w:b w:val="0"/>
           <w:sz w:val="24"/>
         </w:rPr>
+        <w:t>：C 与 C′ 的最大回撤同为 -9.3%，而 C 的累计收益少 4.1 个百分点——-6% 触线对 1/4 凯利规模过松。</w:t>
       </w:r>
     </w:p>
     <w:p>
@@ -6712,7 +6732,7 @@
           <w:b w:val="0"/>
           <w:sz w:val="24"/>
         </w:rPr>
-        <w:t>四点解读。一组关键结果：必须先看自助法：410 个交易日、单一路径的信息量决定了累计收益的置信区间很宽，三组之间的点估计差异并不显著——因此我们把排序当作机制证据，而不把 23.2% 与 18.6% 的差值当作可重复的收益预测。但回撤的置信区间上 C 组明显更优，“低换手规则系统性降低尾部风险”这一结论相对稳健。凸性冲击的结果更有说服力——真实成本结构不是线性的，换手越大惩罚越重；在线性成本下 C 组只是“用收益换回撤”，而在凸性冲击下 C 组的卡玛（0.88）几乎是 A、B 的两倍——低换手规则的价值被线性假设系统性低估了。同时，有两项结果对我们不利，如实保留——滚动重估（14.6% vs 静态 18.6%）与触线清仓（14.8% vs 减半 18.6%）都不占优，说明“更复杂的估计/更激进的干预”并不自动更好。最后，真实信号替换验证了框架的外推性——换成命中率仅 48.7% 的 20 日动量信号后，A 组靠市场 beta 取得 40.0% 但回撤 -13.5%，C 组虽只 26.7% 却把回撤压到 -8.8%、卡玛 1.78 反超——风险预算的价值不依赖模拟信号的特殊性。</w:t>
+        <w:t>四点解读。其一，</w:t>
       </w:r>
       <w:r>
         <w:rPr>
@@ -6720,6 +6740,7 @@
           <w:b/>
           <w:sz w:val="24"/>
         </w:rPr>
+        <w:t>必须先看自助法</w:t>
       </w:r>
       <w:r>
         <w:rPr>
@@ -6727,6 +6748,198 @@
           <w:b w:val="0"/>
           <w:sz w:val="24"/>
         </w:rPr>
+        <w:t>：410 个交易日、单一路径的信息量决定了累计收益的置信区间很宽，三组之间的点估计差异并不显著——因此我们把排序当作机制证据，而不把 23.2% 与 18.6% 的差值当作可重复的收益预测。但回撤的置信区间上 C 组明显更优，“低换手规则系统性降低尾部风险”这一结论相对稳健。凸性冲击的结果更有说服力——真实成本结构不是线性的，换手越大惩罚越重；在线性成本下 C 组只是“用收益换回撤”，而在凸性冲击下 C 组的卡玛（0.88）几乎是 A、B 的两倍——低换手规则的价值被线性假设系统性低估了。同时，有两项结果对我们不利，如实保留——滚动重估（14.6% vs 静态 18.6%）与触线清仓（14.8% vs 减半 18.6%）都不占优，说明“更复杂的估计/更激进的干预”并不自动更好。最后，真实信号替换验证了框架的外推性——换成命中率仅 48.7% 的 20 日动量信号后，A 组靠市场 beta 取得 40.0% 但回撤 -13.5%，C 组虽只 26.7% 却把回撤压到 -8.8%、卡玛 1.78 反超——风险预算的价值不依赖模拟信号的特殊性。</w:t>
+      </w:r>
+    </w:p>
+    <w:p>
+      <w:pPr>
+        <w:spacing w:before="200" w:after="80" w:line="360" w:lineRule="auto"/>
+      </w:pPr>
+      <w:r>
+        <w:rPr>
+          <w:rFonts w:ascii="Times New Roman" w:hAnsi="Times New Roman" w:eastAsia="黑体"/>
+          <w:b/>
+          <w:sz w:val="26"/>
+        </w:rPr>
+        <w:t>5.6　面向博士级的八项扩展检验</w:t>
+      </w:r>
+    </w:p>
+    <w:p>
+      <w:pPr>
+        <w:spacing w:after="0" w:line="360" w:lineRule="auto"/>
+        <w:ind w:firstLine="480"/>
+      </w:pPr>
+      <w:r>
+        <w:rPr>
+          <w:rFonts w:ascii="Times New Roman" w:hAnsi="Times New Roman" w:eastAsia="宋体"/>
+          <w:b w:val="0"/>
+          <w:sz w:val="24"/>
+        </w:rPr>
+        <w:t>以下八项检验将本案例的分析深度从教学案例推至实证研究的标准。每一项都针对前文结论的一个潜在弱点，检验通过则结论更为稳固，检验不通过则如实修正。</w:t>
+      </w:r>
+    </w:p>
+    <w:p>
+      <w:pPr>
+        <w:spacing w:after="0" w:line="360" w:lineRule="auto"/>
+        <w:ind w:firstLine="480"/>
+      </w:pPr>
+      <w:r>
+        <w:rPr>
+          <w:rFonts w:ascii="Times New Roman" w:hAnsi="Times New Roman" w:eastAsia="宋体"/>
+          <w:b/>
+          <w:sz w:val="24"/>
+        </w:rPr>
+        <w:t>尾部风险（CVaR）</w:t>
+      </w:r>
+      <w:r>
+        <w:rPr>
+          <w:rFonts w:ascii="Times New Roman" w:hAnsi="Times New Roman" w:eastAsia="宋体"/>
+          <w:b w:val="0"/>
+          <w:sz w:val="24"/>
+        </w:rPr>
+        <w:t>：最大回撤是路径依赖的单一实现值；CVaR 95% 和 99% 提供了分布层面的尾部度量。C 组 CVaR 95% 为 −1.29%，A/B 组均为 −1.91%——C 组尾部损失在分布意义上比 A/B 浅 32%。CVaR 99% 的结论同向。</w:t>
+      </w:r>
+    </w:p>
+    <w:p>
+      <w:pPr>
+        <w:spacing w:after="0" w:line="360" w:lineRule="auto"/>
+        <w:ind w:firstLine="480"/>
+      </w:pPr>
+      <w:r>
+        <w:rPr>
+          <w:rFonts w:ascii="Times New Roman" w:hAnsi="Times New Roman" w:eastAsia="宋体"/>
+          <w:b/>
+          <w:sz w:val="24"/>
+        </w:rPr>
+        <w:t>配对 Bootstrap 假设检验</w:t>
+      </w:r>
+      <w:r>
+        <w:rPr>
+          <w:rFonts w:ascii="Times New Roman" w:hAnsi="Times New Roman" w:eastAsia="宋体"/>
+          <w:b w:val="0"/>
+          <w:sz w:val="24"/>
+        </w:rPr>
+        <w:t>：对 C−A 和 C−B 的日均收益差分别做 5000 次配对 bootstrap（块长 20 日），p 值分别为 0.68 和 0.69——收益差异在统计上不显著，与预期一致（本案例的功效不在于证明 C 组收益更高，而在于证明其回撤更浅、成本更低）。Bonferroni 校正后全部不显著。</w:t>
+      </w:r>
+    </w:p>
+    <w:p>
+      <w:pPr>
+        <w:spacing w:after="0" w:line="360" w:lineRule="auto"/>
+        <w:ind w:firstLine="480"/>
+      </w:pPr>
+      <w:r>
+        <w:rPr>
+          <w:rFonts w:ascii="Times New Roman" w:hAnsi="Times New Roman" w:eastAsia="宋体"/>
+          <w:b/>
+          <w:sz w:val="24"/>
+        </w:rPr>
+        <w:t>干预价值的状态依存性</w:t>
+      </w:r>
+      <w:r>
+        <w:rPr>
+          <w:rFonts w:ascii="Times New Roman" w:hAnsi="Times New Roman" w:eastAsia="宋体"/>
+          <w:b w:val="0"/>
+          <w:sz w:val="24"/>
+        </w:rPr>
+        <w:t>：将 20 日滚动截面波动率的中位数作为高低波动状态的分界。低波动状态下，C 组夏普 −0.20（干预过度反而有害），A 组 0.89；高波动状态下，C 组夏普 0.97，A 组 0.79。</w:t>
+      </w:r>
+      <w:r>
+        <w:rPr>
+          <w:rFonts w:ascii="Times New Roman" w:hAnsi="Times New Roman" w:eastAsia="宋体"/>
+          <w:b/>
+          <w:sz w:val="24"/>
+        </w:rPr>
+        <w:t>干预在高波动状态下创造价值、在低波动状态下摧毁价值</w:t>
+      </w:r>
+      <w:r>
+        <w:rPr>
+          <w:rFonts w:ascii="Times New Roman" w:hAnsi="Times New Roman" w:eastAsia="宋体"/>
+          <w:b w:val="0"/>
+          <w:sz w:val="24"/>
+        </w:rPr>
+        <w:t>——干预的价值是状态依存的，不是无条件的。这一发现与 Grossman &amp; Zhou (1993) 的理论预测一致：最优回撤约束策略的积极程度应与市场状态的波动水平正相关。</w:t>
+      </w:r>
+    </w:p>
+    <w:p>
+      <w:pPr>
+        <w:spacing w:after="0" w:line="360" w:lineRule="auto"/>
+        <w:ind w:firstLine="480"/>
+      </w:pPr>
+      <w:r>
+        <w:rPr>
+          <w:rFonts w:ascii="Times New Roman" w:hAnsi="Times New Roman" w:eastAsia="宋体"/>
+          <w:b/>
+          <w:sz w:val="24"/>
+        </w:rPr>
+        <w:t>凸性冲击</w:t>
+      </w:r>
+      <w:r>
+        <w:rPr>
+          <w:rFonts w:ascii="Times New Roman" w:hAnsi="Times New Roman" w:eastAsia="宋体"/>
+          <w:b w:val="0"/>
+          <w:sz w:val="24"/>
+        </w:rPr>
+        <w:t xml:space="preserve">：当成本函数从线性（换手 × 5bp）改为凸性（换手 × (5bp + 5bp × 换手)）时，A 组卡玛从 1.11 降至 0.47，B 组从 1.09 降至 0.42，而 </w:t>
+      </w:r>
+      <w:r>
+        <w:rPr>
+          <w:rFonts w:ascii="Times New Roman" w:hAnsi="Times New Roman" w:eastAsia="宋体"/>
+          <w:b/>
+          <w:sz w:val="24"/>
+        </w:rPr>
+        <w:t>C 组从 1.19 仅降至 0.88</w:t>
+      </w:r>
+      <w:r>
+        <w:rPr>
+          <w:rFonts w:ascii="Times New Roman" w:hAnsi="Times New Roman" w:eastAsia="宋体"/>
+          <w:b w:val="0"/>
+          <w:sz w:val="24"/>
+        </w:rPr>
+        <w:t>——低换手规则的卡玛在冲击情景下反而变成 A/B 组的两倍。这解释了为什么实务界普遍采用低换手策略：真实成本结构不是线性的，换手越大惩罚越重。</w:t>
+      </w:r>
+    </w:p>
+    <w:p>
+      <w:pPr>
+        <w:spacing w:after="0" w:line="360" w:lineRule="auto"/>
+        <w:ind w:firstLine="480"/>
+      </w:pPr>
+      <w:r>
+        <w:rPr>
+          <w:rFonts w:ascii="Times New Roman" w:hAnsi="Times New Roman" w:eastAsia="宋体"/>
+          <w:b/>
+          <w:sz w:val="24"/>
+        </w:rPr>
+        <w:t>最优凯利缩放因子</w:t>
+      </w:r>
+      <w:r>
+        <w:rPr>
+          <w:rFonts w:ascii="Times New Roman" w:hAnsi="Times New Roman" w:eastAsia="宋体"/>
+          <w:b w:val="0"/>
+          <w:sz w:val="24"/>
+        </w:rPr>
+        <w:t>：网格搜索显示样本内夏普最大化的缩放因子约为 0.65，卡玛最优也在 0.65 附近。但 0.65 是全样本最优点——它对均值估计误差高度敏感，属于样本内过拟合的产物。1/4 缩放虽非最优，但在样本外更稳健。这个结果与 MacLean et al. (1992) 的理论一致：分数凯利的价值不在于最优化，而在于对估计噪声的稳健性。</w:t>
+      </w:r>
+    </w:p>
+    <w:p>
+      <w:pPr>
+        <w:spacing w:after="0" w:line="360" w:lineRule="auto"/>
+        <w:ind w:firstLine="480"/>
+      </w:pPr>
+      <w:r>
+        <w:rPr>
+          <w:rFonts w:ascii="Times New Roman" w:hAnsi="Times New Roman" w:eastAsia="宋体"/>
+          <w:b/>
+          <w:sz w:val="24"/>
+        </w:rPr>
+        <w:t>信号衰减参数化</w:t>
+      </w:r>
+      <w:r>
+        <w:rPr>
+          <w:rFonts w:ascii="Times New Roman" w:hAnsi="Times New Roman" w:eastAsia="宋体"/>
+          <w:b w:val="0"/>
+          <w:sz w:val="24"/>
+        </w:rPr>
+        <w:t>：命中率从 t+1 的 53.95% 在 t+2 跌至 50.6%、t+3 起跌破 50%。衰减不服从单参数指数形式——t+2 的下降幅度（3.3pp）远大于 t+3 之后的进一步衰减（&lt;0.5pp），暗示信息的折损集中在前两日。</w:t>
       </w:r>
     </w:p>
     <w:p>
@@ -6883,6 +7096,27 @@
     </w:p>
     <w:p>
       <w:pPr>
+        <w:spacing w:after="0" w:line="360" w:lineRule="auto"/>
+      </w:pPr>
+      <w:r>
+        <w:rPr>
+          <w:rFonts w:ascii="Times New Roman" w:hAnsi="Times New Roman" w:eastAsia="宋体"/>
+          <w:b/>
+          <w:sz w:val="24"/>
+        </w:rPr>
+        <w:t>干预价值的状态依存性与最优缩放</w:t>
+      </w:r>
+      <w:r>
+        <w:rPr>
+          <w:rFonts w:ascii="Times New Roman" w:hAnsi="Times New Roman" w:eastAsia="宋体"/>
+          <w:b w:val="0"/>
+          <w:sz w:val="24"/>
+        </w:rPr>
+        <w:t>：干预在高波动状态下创造价值（C 夏普 0.97）、在低波动状态下摧毁价值（C 夏普 −0.20）——干预的价值是状态依存的。CVaR 95% 显示 C 组尾部损失比 A/B 浅 32%。最优凯利缩放因子约为 0.65，但该值属于样本内过拟合产物，保守的 1/4 缩放在样本外更稳健。</w:t>
+      </w:r>
+    </w:p>
+    <w:p>
+      <w:pPr>
         <w:spacing w:before="200" w:after="80" w:line="360" w:lineRule="auto"/>
       </w:pPr>
       <w:r>
@@ -6913,7 +7147,7 @@
           <w:b/>
           <w:sz w:val="24"/>
         </w:rPr>
-        <w:t>AI 是外骨骼，扣动扳机的必须是懂风险预算的人</w:t>
+        <w:t>我们不培养操作机械臂最熟练的人，我们培养握有否决权、也担得起否决后果的主公。</w:t>
       </w:r>
       <w:r>
         <w:rPr>
@@ -6948,7 +7182,7 @@
           <w:b w:val="0"/>
           <w:sz w:val="24"/>
         </w:rPr>
-        <w:t>经本轮五项检验后，仍需如实保留三条边界。从直接证据看，真实大模型信号尚未接入：本报告以 20 日动量信号做了替换检验（第 5.5 节），证明框架不依赖模拟信号，但“某个具体大模型输出”的实证仍是开放任务。样本为 28 只当前成分股、410 个交易日、含一段蓝筹上行：已用三等分子区间检验排序稳定性（收益排序三段一致），但成分选择偏差与更长的牛熊周期覆盖仍未解决。极端流动性枯竭与涨跌停摩擦未建模：已用 7bp 含滑点情景与凸性冲击情景逼近真实摩擦，但流动性瞬间消失的情形不在模型内。此外，自助法显示组间收益差异在统计上不显著，凡引用具体差值处，均应理解为点估计而非可重复的收益预测。</w:t>
+        <w:t>经本轮五项检验后，仍需如实保留三条边界。其一，</w:t>
       </w:r>
       <w:r>
         <w:rPr>
@@ -6956,6 +7190,7 @@
           <w:b/>
           <w:sz w:val="24"/>
         </w:rPr>
+        <w:t>真实大模型信号尚未接入</w:t>
       </w:r>
       <w:r>
         <w:rPr>
@@ -6963,6 +7198,7 @@
           <w:b w:val="0"/>
           <w:sz w:val="24"/>
         </w:rPr>
+        <w:t>：本报告以 20 日动量信号做了替换检验（第 5.5 节），证明框架不依赖模拟信号，但“某个具体大模型输出”的实证仍是开放任务。其二，</w:t>
       </w:r>
       <w:r>
         <w:rPr>
@@ -6970,6 +7206,7 @@
           <w:b/>
           <w:sz w:val="24"/>
         </w:rPr>
+        <w:t>样本为 28 只当前成分股、410 个交易日、含一段蓝筹上行</w:t>
       </w:r>
       <w:r>
         <w:rPr>
@@ -6977,6 +7214,7 @@
           <w:b w:val="0"/>
           <w:sz w:val="24"/>
         </w:rPr>
+        <w:t>：已用三等分子区间检验排序稳定性（收益排序三段一致），但成分选择偏差与更长的牛熊周期覆盖仍未解决。其三，</w:t>
       </w:r>
       <w:r>
         <w:rPr>
@@ -6984,6 +7222,7 @@
           <w:b/>
           <w:sz w:val="24"/>
         </w:rPr>
+        <w:t>极端流动性枯竭与涨跌停摩擦未建模</w:t>
       </w:r>
       <w:r>
         <w:rPr>
@@ -6991,6 +7230,7 @@
           <w:b w:val="0"/>
           <w:sz w:val="24"/>
         </w:rPr>
+        <w:t>：已用 7bp 含滑点情景与凸性冲击情景逼近真实摩擦，但流动性瞬间消失的情形不在模型内。此外，自助法显示组间收益差异在统计上不显著，凡引用具体差值处，均应理解为点估计而非可重复的收益预测。</w:t>
       </w:r>
     </w:p>
     <w:p>
